--- a/docs/docx/bab-3-reconciled-2026-10-29.docx
+++ b/docs/docx/bab-3-reconciled-2026-10-29.docx
@@ -11499,222 +11499,153 @@
           <w:rFonts w:ascii="Times New Roman" w:hAnsi="Times New Roman" w:cs="Times New Roman"/>
           <w:color w:val="FF0000"/>
         </w:rPr>
-        <w:t xml:space="preserve">melalui </w:t>
+        <w:t xml:space="preserve">melalui penilaian manusia, AI, atau keduanya</w:t>
+      </w:r>
+      <w:r>
+        <w:rPr>
+          <w:rFonts w:ascii="Times New Roman" w:hAnsi="Times New Roman" w:cs="Times New Roman"/>
+        </w:rPr>
+        <w:t xml:space="preserve"> yang </w:t>
       </w:r>
       <w:r>
         <w:rPr>
           <w:rFonts w:ascii="Times New Roman" w:hAnsi="Times New Roman" w:cs="Times New Roman"/>
           <w:color w:val="FF0000"/>
-          <w:i/>
-        </w:rPr>
-        <w:t xml:space="preserve">workflow</w:t>
+        </w:rPr>
+        <w:t xml:space="preserve">ditetapkan sebelum eksekusi. Jika keduanya digunakan,</w:t>
+      </w:r>
+      <w:r>
+        <w:rPr>
+          <w:rFonts w:ascii="Times New Roman" w:hAnsi="Times New Roman" w:cs="Times New Roman"/>
+        </w:rPr>
+        <w:t xml:space="preserve"> penilaian </w:t>
       </w:r>
       <w:r>
         <w:rPr>
           <w:rFonts w:ascii="Times New Roman" w:hAnsi="Times New Roman" w:cs="Times New Roman"/>
           <w:color w:val="FF0000"/>
         </w:rPr>
+        <w:t xml:space="preserve">manusia</w:t>
+      </w:r>
+      <w:r>
+        <w:rPr>
+          <w:rFonts w:ascii="Times New Roman" w:hAnsi="Times New Roman" w:cs="Times New Roman"/>
+        </w:rPr>
+        <w:t xml:space="preserve"> dan </w:t>
+      </w:r>
+      <w:r>
+        <w:rPr>
+          <w:rFonts w:ascii="Times New Roman" w:hAnsi="Times New Roman" w:cs="Times New Roman"/>
+          <w:color w:val="FF0000"/>
+          <w:i/>
+        </w:rPr>
+        <w:t xml:space="preserve">AI</w:t>
+      </w:r>
+      <w:r>
+        <w:rPr>
+          <w:rFonts w:ascii="Times New Roman" w:hAnsi="Times New Roman" w:cs="Times New Roman"/>
+        </w:rPr>
         <w:t xml:space="preserve"> </w:t>
       </w:r>
       <w:r>
         <w:rPr>
           <w:rFonts w:ascii="Times New Roman" w:hAnsi="Times New Roman" w:cs="Times New Roman"/>
           <w:color w:val="FF0000"/>
-          <w:i/>
-        </w:rPr>
-        <w:t xml:space="preserve">human</w:t>
+        </w:rPr>
+        <w:t xml:space="preserve">dilakukan</w:t>
+      </w:r>
+      <w:r>
+        <w:rPr>
+          <w:rFonts w:ascii="Times New Roman" w:hAnsi="Times New Roman" w:cs="Times New Roman"/>
+        </w:rPr>
+        <w:t xml:space="preserve"> </w:t>
       </w:r>
       <w:r>
         <w:rPr>
           <w:rFonts w:ascii="Times New Roman" w:hAnsi="Times New Roman" w:cs="Times New Roman"/>
           <w:color w:val="FF0000"/>
         </w:rPr>
+        <w:t xml:space="preserve">secara</w:t>
+      </w:r>
+      <w:r>
+        <w:rPr>
+          <w:rFonts w:ascii="Times New Roman" w:hAnsi="Times New Roman" w:cs="Times New Roman"/>
+        </w:rPr>
+        <w:t xml:space="preserve"> </w:t>
+      </w:r>
+      <w:r>
+        <w:rPr>
+          <w:rFonts w:ascii="Times New Roman" w:hAnsi="Times New Roman" w:cs="Times New Roman"/>
+          <w:color w:val="FF0000"/>
+        </w:rPr>
+        <w:t xml:space="preserve">terpisah</w:t>
+      </w:r>
+      <w:r>
+        <w:rPr>
+          <w:rFonts w:ascii="Times New Roman" w:hAnsi="Times New Roman" w:cs="Times New Roman"/>
+        </w:rPr>
+        <w:t xml:space="preserve">. Komponen lain </w:t>
+      </w:r>
+      <w:r>
+        <w:rPr>
+          <w:rFonts w:ascii="Times New Roman" w:hAnsi="Times New Roman" w:cs="Times New Roman"/>
+          <w:color w:val="FF0000"/>
+        </w:rPr>
+        <w:t xml:space="preserve">diperiksa</w:t>
+      </w:r>
+      <w:r>
+        <w:rPr>
+          <w:rFonts w:ascii="Times New Roman" w:hAnsi="Times New Roman" w:cs="Times New Roman"/>
+        </w:rPr>
+        <w:t xml:space="preserve"> berdasarkan aturan, </w:t>
+      </w:r>
+      <w:r>
+        <w:rPr>
+          <w:rFonts w:ascii="Times New Roman" w:hAnsi="Times New Roman" w:cs="Times New Roman"/>
+          <w:color w:val="FF0000"/>
+        </w:rPr>
+        <w:t xml:space="preserve">bukti</w:t>
+      </w:r>
+      <w:r>
+        <w:rPr>
+          <w:rFonts w:ascii="Times New Roman" w:hAnsi="Times New Roman" w:cs="Times New Roman"/>
+        </w:rPr>
+        <w:t xml:space="preserve"> </w:t>
+      </w:r>
+      <w:r>
+        <w:rPr>
+          <w:rFonts w:ascii="Times New Roman" w:hAnsi="Times New Roman" w:cs="Times New Roman"/>
+          <w:color w:val="FF0000"/>
+        </w:rPr>
+        <w:t xml:space="preserve">eksekusi</w:t>
+      </w:r>
+      <w:r>
+        <w:rPr>
+          <w:rFonts w:ascii="Times New Roman" w:hAnsi="Times New Roman" w:cs="Times New Roman"/>
+        </w:rPr>
         <w:t xml:space="preserve">, </w:t>
       </w:r>
       <w:r>
         <w:rPr>
           <w:rFonts w:ascii="Times New Roman" w:hAnsi="Times New Roman" w:cs="Times New Roman"/>
           <w:color w:val="FF0000"/>
-          <w:i/>
-        </w:rPr>
-        <w:t xml:space="preserve">ai</w:t>
+        </w:rPr>
+        <w:t xml:space="preserve">keputusan</w:t>
+      </w:r>
+      <w:r>
+        <w:rPr>
+          <w:rFonts w:ascii="Times New Roman" w:hAnsi="Times New Roman" w:cs="Times New Roman"/>
+          <w:i/>
+          <w:iCs/>
+        </w:rPr>
+        <w:t xml:space="preserve"> </w:t>
       </w:r>
       <w:r>
         <w:rPr>
           <w:rFonts w:ascii="Times New Roman" w:hAnsi="Times New Roman" w:cs="Times New Roman"/>
           <w:color w:val="FF0000"/>
         </w:rPr>
-        <w:t xml:space="preserve">, atau </w:t>
-      </w:r>
-      <w:r>
-        <w:rPr>
-          <w:rFonts w:ascii="Times New Roman" w:hAnsi="Times New Roman" w:cs="Times New Roman"/>
-          <w:color w:val="FF0000"/>
-          <w:i/>
-        </w:rPr>
-        <w:t xml:space="preserve">both</w:t>
-      </w:r>
-      <w:r>
-        <w:rPr>
-          <w:rFonts w:ascii="Times New Roman" w:hAnsi="Times New Roman" w:cs="Times New Roman"/>
-        </w:rPr>
-        <w:t xml:space="preserve"> yang </w:t>
-      </w:r>
-      <w:r>
-        <w:rPr>
-          <w:rFonts w:ascii="Times New Roman" w:hAnsi="Times New Roman" w:cs="Times New Roman"/>
-          <w:color w:val="FF0000"/>
-        </w:rPr>
-        <w:t xml:space="preserve">ditetapkan sebelum eksekusi. Dalam mode </w:t>
-      </w:r>
-      <w:r>
-        <w:rPr>
-          <w:rFonts w:ascii="Times New Roman" w:hAnsi="Times New Roman" w:cs="Times New Roman"/>
-          <w:color w:val="FF0000"/>
-          <w:i/>
-        </w:rPr>
-        <w:t xml:space="preserve">both</w:t>
-      </w:r>
-      <w:r>
-        <w:rPr>
-          <w:rFonts w:ascii="Times New Roman" w:hAnsi="Times New Roman" w:cs="Times New Roman"/>
-          <w:color w:val="FF0000"/>
-        </w:rPr>
-        <w:t xml:space="preserve">,</w:t>
-      </w:r>
-      <w:r>
-        <w:rPr>
-          <w:rFonts w:ascii="Times New Roman" w:hAnsi="Times New Roman" w:cs="Times New Roman"/>
-        </w:rPr>
-        <w:t xml:space="preserve"> penilaian </w:t>
-      </w:r>
-      <w:r>
-        <w:rPr>
-          <w:rFonts w:ascii="Times New Roman" w:hAnsi="Times New Roman" w:cs="Times New Roman"/>
-          <w:color w:val="FF0000"/>
-        </w:rPr>
-        <w:t xml:space="preserve">manusia</w:t>
-      </w:r>
-      <w:r>
-        <w:rPr>
-          <w:rFonts w:ascii="Times New Roman" w:hAnsi="Times New Roman" w:cs="Times New Roman"/>
-        </w:rPr>
-        <w:t xml:space="preserve"> dan </w:t>
-      </w:r>
-      <w:r>
-        <w:rPr>
-          <w:rFonts w:ascii="Times New Roman" w:hAnsi="Times New Roman" w:cs="Times New Roman"/>
-          <w:color w:val="FF0000"/>
-          <w:i/>
-        </w:rPr>
-        <w:t xml:space="preserve">AI</w:t>
-      </w:r>
-      <w:r>
-        <w:rPr>
-          <w:rFonts w:ascii="Times New Roman" w:hAnsi="Times New Roman" w:cs="Times New Roman"/>
-        </w:rPr>
-        <w:t xml:space="preserve"> </w:t>
-      </w:r>
-      <w:r>
-        <w:rPr>
-          <w:rFonts w:ascii="Times New Roman" w:hAnsi="Times New Roman" w:cs="Times New Roman"/>
-          <w:color w:val="FF0000"/>
-        </w:rPr>
-        <w:t xml:space="preserve">dilakukan</w:t>
-      </w:r>
-      <w:r>
-        <w:rPr>
-          <w:rFonts w:ascii="Times New Roman" w:hAnsi="Times New Roman" w:cs="Times New Roman"/>
-        </w:rPr>
-        <w:t xml:space="preserve"> </w:t>
-      </w:r>
-      <w:r>
-        <w:rPr>
-          <w:rFonts w:ascii="Times New Roman" w:hAnsi="Times New Roman" w:cs="Times New Roman"/>
-          <w:color w:val="FF0000"/>
-        </w:rPr>
-        <w:t xml:space="preserve">secara</w:t>
-      </w:r>
-      <w:r>
-        <w:rPr>
-          <w:rFonts w:ascii="Times New Roman" w:hAnsi="Times New Roman" w:cs="Times New Roman"/>
-        </w:rPr>
-        <w:t xml:space="preserve"> </w:t>
-      </w:r>
-      <w:r>
-        <w:rPr>
-          <w:rFonts w:ascii="Times New Roman" w:hAnsi="Times New Roman" w:cs="Times New Roman"/>
-          <w:color w:val="FF0000"/>
-        </w:rPr>
-        <w:t xml:space="preserve">terpisah</w:t>
-      </w:r>
-      <w:r>
-        <w:rPr>
-          <w:rFonts w:ascii="Times New Roman" w:hAnsi="Times New Roman" w:cs="Times New Roman"/>
-        </w:rPr>
-        <w:t xml:space="preserve">. Komponen lain </w:t>
-      </w:r>
-      <w:r>
-        <w:rPr>
-          <w:rFonts w:ascii="Times New Roman" w:hAnsi="Times New Roman" w:cs="Times New Roman"/>
-          <w:color w:val="FF0000"/>
-        </w:rPr>
-        <w:t xml:space="preserve">diperiksa</w:t>
-      </w:r>
-      <w:r>
-        <w:rPr>
-          <w:rFonts w:ascii="Times New Roman" w:hAnsi="Times New Roman" w:cs="Times New Roman"/>
-        </w:rPr>
-        <w:t xml:space="preserve"> berdasarkan aturan, </w:t>
-      </w:r>
-      <w:r>
-        <w:rPr>
-          <w:rFonts w:ascii="Times New Roman" w:hAnsi="Times New Roman" w:cs="Times New Roman"/>
-          <w:color w:val="FF0000"/>
-        </w:rPr>
-        <w:t xml:space="preserve">bukti</w:t>
-      </w:r>
-      <w:r>
-        <w:rPr>
-          <w:rFonts w:ascii="Times New Roman" w:hAnsi="Times New Roman" w:cs="Times New Roman"/>
-        </w:rPr>
-        <w:t xml:space="preserve"> </w:t>
-      </w:r>
-      <w:r>
-        <w:rPr>
-          <w:rFonts w:ascii="Times New Roman" w:hAnsi="Times New Roman" w:cs="Times New Roman"/>
-          <w:color w:val="FF0000"/>
-        </w:rPr>
-        <w:t xml:space="preserve">eksekusi</w:t>
-      </w:r>
-      <w:r>
-        <w:rPr>
-          <w:rFonts w:ascii="Times New Roman" w:hAnsi="Times New Roman" w:cs="Times New Roman"/>
-        </w:rPr>
-        <w:t xml:space="preserve">, </w:t>
-      </w:r>
-      <w:r>
-        <w:rPr>
-          <w:rFonts w:ascii="Times New Roman" w:hAnsi="Times New Roman" w:cs="Times New Roman"/>
-          <w:color w:val="FF0000"/>
-        </w:rPr>
-        <w:t xml:space="preserve">keputusan</w:t>
-      </w:r>
-      <w:r>
-        <w:rPr>
-          <w:rFonts w:ascii="Times New Roman" w:hAnsi="Times New Roman" w:cs="Times New Roman"/>
-          <w:i/>
-          <w:iCs/>
-        </w:rPr>
-        <w:t xml:space="preserve"> </w:t>
-      </w:r>
-      <w:r>
-        <w:rPr>
-          <w:rFonts w:ascii="Times New Roman" w:hAnsi="Times New Roman" w:cs="Times New Roman"/>
-          <w:color w:val="FF0000"/>
-          <w:i/>
-        </w:rPr>
-        <w:t xml:space="preserve">verifier</w:t>
+        <w:t xml:space="preserve">komponen verifikasi</w:t>
       </w:r>
       <w:r>
         <w:rPr>
@@ -12501,173 +12432,7 @@
                 <w:color w:val="EE0000"/>
                 <w:sz w:val="20"/>
               </w:rPr>
-              <w:t xml:space="preserve">Validasi </w:t>
-            </w:r>
-            <w:r>
-              <w:rPr>
-                <w:rFonts w:ascii="Times New Roman" w:hAnsi="Times New Roman" w:cs="Times New Roman"/>
-                <w:color w:val="FF0000"/>
-              </w:rPr>
-              <w:t xml:space="preserve">dan pemeriksaan sinyal </w:t>
-            </w:r>
-            <w:r>
-              <w:rPr>
-                <w:rFonts w:ascii="Times New Roman" w:eastAsia="Times New Roman" w:hAnsi="Times New Roman" w:cs="Times New Roman"/>
-                <w:color w:val="EE0000"/>
-                <w:sz w:val="20"/>
-              </w:rPr>
-              <w:t xml:space="preserve">otomatis</w:t>
-            </w:r>
-            <w:r>
-              <w:rPr>
-                <w:rFonts w:ascii="Times New Roman" w:hAnsi="Times New Roman" w:cs="Times New Roman"/>
-                <w:color w:val="FF0000"/>
-              </w:rPr>
-              <w:t xml:space="preserve">.</w:t>
-            </w:r>
-            <w:r>
-              <w:rPr>
-                <w:rFonts w:ascii="Times New Roman" w:eastAsia="Times New Roman" w:hAnsi="Times New Roman" w:cs="Times New Roman"/>
-                <w:color w:val="EE0000"/>
-                <w:sz w:val="20"/>
-              </w:rPr>
-              <w:t xml:space="preserve"> </w:t>
-            </w:r>
-            <w:r>
-              <w:rPr>
-                <w:rFonts w:ascii="Times New Roman" w:hAnsi="Times New Roman" w:cs="Times New Roman"/>
-                <w:color w:val="FF0000"/>
-              </w:rPr>
-              <w:t xml:space="preserve">Penilaian</w:t>
-            </w:r>
-            <w:r>
-              <w:rPr>
-                <w:rFonts w:ascii="Times New Roman" w:eastAsia="Times New Roman" w:hAnsi="Times New Roman" w:cs="Times New Roman"/>
-                <w:color w:val="EE0000"/>
-                <w:sz w:val="20"/>
-              </w:rPr>
-              <w:t xml:space="preserve"> </w:t>
-            </w:r>
-            <w:r>
-              <w:rPr>
-                <w:rFonts w:ascii="Times New Roman" w:hAnsi="Times New Roman" w:cs="Times New Roman"/>
-                <w:color w:val="FF0000"/>
-              </w:rPr>
-              <w:t xml:space="preserve">manusia</w:t>
-            </w:r>
-            <w:r>
-              <w:rPr>
-                <w:rFonts w:ascii="Times New Roman" w:eastAsia="Times New Roman" w:hAnsi="Times New Roman" w:cs="Times New Roman"/>
-                <w:color w:val="EE0000"/>
-                <w:sz w:val="20"/>
-              </w:rPr>
-              <w:t xml:space="preserve"> </w:t>
-            </w:r>
-            <w:r>
-              <w:rPr>
-                <w:rFonts w:ascii="Times New Roman" w:hAnsi="Times New Roman" w:cs="Times New Roman"/>
-                <w:color w:val="FF0000"/>
-              </w:rPr>
-              <w:t xml:space="preserve">atau</w:t>
-            </w:r>
-            <w:r>
-              <w:rPr>
-                <w:rFonts w:ascii="Times New Roman" w:eastAsia="Times New Roman" w:hAnsi="Times New Roman" w:cs="Times New Roman"/>
-                <w:color w:val="EE0000"/>
-                <w:sz w:val="20"/>
-              </w:rPr>
-              <w:t xml:space="preserve"> </w:t>
-            </w:r>
-            <w:r>
-              <w:rPr>
-                <w:rFonts w:ascii="Times New Roman" w:hAnsi="Times New Roman" w:cs="Times New Roman"/>
-                <w:color w:val="FF0000"/>
-                <w:i/>
-              </w:rPr>
-              <w:t xml:space="preserve">AI</w:t>
-            </w:r>
-            <w:r>
-              <w:rPr>
-                <w:rFonts w:ascii="Times New Roman" w:eastAsia="Times New Roman" w:hAnsi="Times New Roman" w:cs="Times New Roman"/>
-                <w:color w:val="EE0000"/>
-                <w:sz w:val="20"/>
-              </w:rPr>
-              <w:t xml:space="preserve"> </w:t>
-            </w:r>
-            <w:r>
-              <w:rPr>
-                <w:rFonts w:ascii="Times New Roman" w:hAnsi="Times New Roman" w:cs="Times New Roman"/>
-                <w:color w:val="FF0000"/>
-              </w:rPr>
-              <w:t xml:space="preserve">dilakukan</w:t>
-            </w:r>
-            <w:r>
-              <w:rPr>
-                <w:rFonts w:ascii="Times New Roman" w:eastAsia="Times New Roman" w:hAnsi="Times New Roman" w:cs="Times New Roman"/>
-                <w:color w:val="EE0000"/>
-                <w:sz w:val="20"/>
-              </w:rPr>
-              <w:t xml:space="preserve"> </w:t>
-            </w:r>
-            <w:r>
-              <w:rPr>
-                <w:rFonts w:ascii="Times New Roman" w:hAnsi="Times New Roman" w:cs="Times New Roman"/>
-                <w:color w:val="FF0000"/>
-              </w:rPr>
-              <w:t xml:space="preserve">terpisah</w:t>
-            </w:r>
-            <w:r>
-              <w:rPr>
-                <w:rFonts w:ascii="Times New Roman" w:eastAsia="Times New Roman" w:hAnsi="Times New Roman" w:cs="Times New Roman"/>
-                <w:color w:val="EE0000"/>
-                <w:sz w:val="20"/>
-              </w:rPr>
-              <w:t xml:space="preserve"> </w:t>
-            </w:r>
-            <w:r>
-              <w:rPr>
-                <w:rFonts w:ascii="Times New Roman" w:hAnsi="Times New Roman" w:cs="Times New Roman"/>
-                <w:color w:val="FF0000"/>
-              </w:rPr>
-              <w:t xml:space="preserve">sesuai</w:t>
-            </w:r>
-            <w:r>
-              <w:rPr>
-                <w:rFonts w:ascii="Times New Roman" w:eastAsia="Times New Roman" w:hAnsi="Times New Roman" w:cs="Times New Roman"/>
-                <w:color w:val="EE0000"/>
-                <w:sz w:val="20"/>
-              </w:rPr>
-              <w:t xml:space="preserve"> </w:t>
-            </w:r>
-            <w:r>
-              <w:rPr>
-                <w:rFonts w:ascii="Times New Roman" w:hAnsi="Times New Roman" w:cs="Times New Roman"/>
-                <w:color w:val="FF0000"/>
-                <w:i/>
-              </w:rPr>
-              <w:t xml:space="preserve">workflow</w:t>
-            </w:r>
-            <w:r>
-              <w:rPr>
-                <w:rFonts w:ascii="Times New Roman" w:hAnsi="Times New Roman" w:cs="Times New Roman"/>
-                <w:color w:val="FF0000"/>
-              </w:rPr>
-              <w:t xml:space="preserve">, berdasarkan artefak dan batas skor yang didukung bukti (</w:t>
-            </w:r>
-            <w:r>
-              <w:rPr>
-                <w:rFonts w:ascii="Times New Roman" w:hAnsi="Times New Roman" w:cs="Times New Roman"/>
-                <w:color w:val="FF0000"/>
-                <w:i/>
-              </w:rPr>
-              <w:t xml:space="preserve">proof ceiling</w:t>
-            </w:r>
-            <w:r>
-              <w:rPr>
-                <w:rFonts w:ascii="Times New Roman" w:hAnsi="Times New Roman" w:cs="Times New Roman"/>
-                <w:color w:val="FF0000"/>
-              </w:rPr>
-              <w:t xml:space="preserve">).</w:t>
+              <w:t xml:space="preserve">Validasi dan pemeriksaan sinyal dilakukan secara otomatis. Penilaian manusia atau AI dilakukan secara terpisah sesuai prosedur yang ditetapkan, dengan merujuk pada artefak dan batas skor yang dapat didukung oleh bukti.</w:t>
             </w:r>
           </w:p>
         </w:tc>
@@ -14152,30 +13917,7 @@
           <w:rFonts w:ascii="Times New Roman" w:hAnsi="Times New Roman" w:cs="Times New Roman"/>
           <w:color w:val="FF0000"/>
         </w:rPr>
-        <w:t xml:space="preserve">, serta penilaian manusia atau </w:t>
-      </w:r>
-      <w:r>
-        <w:rPr>
-          <w:rFonts w:ascii="Times New Roman" w:hAnsi="Times New Roman" w:cs="Times New Roman"/>
-          <w:color w:val="FF0000"/>
-          <w:i/>
-        </w:rPr>
-        <w:t xml:space="preserve">AI</w:t>
-      </w:r>
-      <w:r>
-        <w:rPr>
-          <w:rFonts w:ascii="Times New Roman" w:hAnsi="Times New Roman" w:cs="Times New Roman"/>
-          <w:color w:val="FF0000"/>
-        </w:rPr>
-        <w:t xml:space="preserve"> sesuai </w:t>
-      </w:r>
-      <w:r>
-        <w:rPr>
-          <w:rFonts w:ascii="Times New Roman" w:hAnsi="Times New Roman" w:cs="Times New Roman"/>
-          <w:color w:val="FF0000"/>
-          <w:i/>
-        </w:rPr>
-        <w:t xml:space="preserve">workflow</w:t>
+        <w:t xml:space="preserve">, serta penilaian manusia atau AI sesuai prosedur yang ditetapkan</w:t>
       </w:r>
       <w:r>
         <w:rPr>
@@ -14876,37 +14618,7 @@
           <w:rFonts w:ascii="Times New Roman" w:hAnsi="Times New Roman" w:cs="Times New Roman"/>
           <w:color w:val="FF0000"/>
         </w:rPr>
-        <w:t xml:space="preserve">Ketersediaan penilaian dicatat bersama nilai rubrik. Jika bukti mendukung suatu tingkat, komponen diberi nilai 0 sampai 4. Nilai </w:t>
-      </w:r>
-      <w:r>
-        <w:rPr>
-          <w:rFonts w:ascii="Times New Roman" w:hAnsi="Times New Roman" w:cs="Times New Roman"/>
-          <w:color w:val="FF0000"/>
-          <w:i/>
-        </w:rPr>
-        <w:t xml:space="preserve">null/pending</w:t>
-      </w:r>
-      <w:r>
-        <w:rPr>
-          <w:rFonts w:ascii="Times New Roman" w:hAnsi="Times New Roman" w:cs="Times New Roman"/>
-          <w:color w:val="FF0000"/>
-        </w:rPr>
-        <w:t xml:space="preserve"> menunjukkan bahwa bukti atau penilaian wajib belum tersedia; </w:t>
-      </w:r>
-      <w:r>
-        <w:rPr>
-          <w:rFonts w:ascii="Times New Roman" w:hAnsi="Times New Roman" w:cs="Times New Roman"/>
-          <w:color w:val="FF0000"/>
-          <w:i/>
-        </w:rPr>
-        <w:t xml:space="preserve">not_applicable</w:t>
-      </w:r>
-      <w:r>
-        <w:rPr>
-          <w:rFonts w:ascii="Times New Roman" w:hAnsi="Times New Roman" w:cs="Times New Roman"/>
-          <w:color w:val="FF0000"/>
-        </w:rPr>
-        <w:t xml:space="preserve"> menunjukkan bahwa metrik memang berada di luar konteks pengukuran. Keduanya bukan tingkat numerik keenam dan tidak mengubah bobot formula.</w:t>
+        <w:t xml:space="preserve">Setiap komponen dinilai dengan skor 0 sampai 4 apabila bukti yang tersedia mendukung kriteria pada rubrik. Apabila bukti atau penilaian yang diwajibkan belum tersedia, komponen tersebut dicatat sebagai belum dapat dinilai. Metrik yang berada di luar konteks pengukuran dicatat sebagai tidak berlaku. Kedua keterangan tersebut merupakan status penilaian dan tidak menambah tingkat skor maupun mengubah bobot dalam rumus.</w:t>
       </w:r>
     </w:p>
     <w:p>
@@ -14922,37 +14634,7 @@
           <w:rFonts w:ascii="Times New Roman" w:hAnsi="Times New Roman" w:cs="Times New Roman"/>
           <w:color w:val="FF0000"/>
         </w:rPr>
-        <w:t xml:space="preserve">Pada pemilihan metode, prasyarat yang diketahui salah menghasilkan Smethod = 1. Jika status prasyarat belum diketahui, Smethod tetap </w:t>
-      </w:r>
-      <w:r>
-        <w:rPr>
-          <w:rFonts w:ascii="Times New Roman" w:hAnsi="Times New Roman" w:cs="Times New Roman"/>
-          <w:color w:val="FF0000"/>
-          <w:i/>
-        </w:rPr>
-        <w:t xml:space="preserve">null/pending</w:t>
-      </w:r>
-      <w:r>
-        <w:rPr>
-          <w:rFonts w:ascii="Times New Roman" w:hAnsi="Times New Roman" w:cs="Times New Roman"/>
-          <w:color w:val="FF0000"/>
-        </w:rPr>
-        <w:t xml:space="preserve"> dengan alasan bukti yang hilang. Kandidat valid yang telah dieksekusi dapat memperoleh nilai 0 bila bukti negatif terverifikasi memadai; tidak adanya keberhasilan saja tidak cukup. Bukti parsial yang positif tetap dinilai sesuai batas bukti, misalnya ketika </w:t>
-      </w:r>
-      <w:r>
-        <w:rPr>
-          <w:rFonts w:ascii="Times New Roman" w:hAnsi="Times New Roman" w:cs="Times New Roman"/>
-          <w:color w:val="FF0000"/>
-          <w:i/>
-        </w:rPr>
-        <w:t xml:space="preserve">oracle</w:t>
-      </w:r>
-      <w:r>
-        <w:rPr>
-          <w:rFonts w:ascii="Times New Roman" w:hAnsi="Times New Roman" w:cs="Times New Roman"/>
-          <w:color w:val="FF0000"/>
-        </w:rPr>
-        <w:t xml:space="preserve"> yang hilang membatasi konfirmasi penuh.</w:t>
+        <w:t xml:space="preserve">Pada pemilihan metode, nilai Smethod = 1 diberikan apabila prasyarat metode diketahui tidak terpenuhi. Jika status prasyarat belum dapat dipastikan, penilaian ditunda dengan mencatat bukti yang masih diperlukan. Kandidat valid yang telah dieksekusi dapat memperoleh skor 0 apabila terdapat bukti negatif yang memadai dan telah diverifikasi. Tidak munculnya keberhasilan saja belum cukup untuk menetapkan skor tersebut. Hasil positif yang masih parsial dinilai sesuai bukti yang tersedia, termasuk ketika ketiadaan acuan independen membatasi konfirmasi penuh.</w:t>
       </w:r>
     </w:p>
     <w:p>
@@ -14968,82 +14650,23 @@
           <w:rFonts w:ascii="Times New Roman" w:hAnsi="Times New Roman" w:cs="Times New Roman"/>
           <w:color w:val="FF0000"/>
         </w:rPr>
-        <w:t xml:space="preserve">Bukti respons, kontrol, pemeringkatan, </w:t>
+        <w:t xml:space="preserve">Kekurangan bukti respons, hasil kontrol, acuan pemeringkatan, acuan verifikasi independen, atau penilaian menyebabkan komponen terkait belum dapat diberi nilai. Komponen lain tetap dinilai apabila buktinya mencukupi. Kekurangan yang berasal dari operator, lingkungan pengujian, atau </w:t>
       </w:r>
       <w:r>
         <w:rPr>
           <w:rFonts w:ascii="Times New Roman" w:hAnsi="Times New Roman" w:cs="Times New Roman"/>
           <w:color w:val="FF0000"/>
           <w:i/>
-        </w:rPr>
-        <w:t xml:space="preserve">oracle</w:t>
+          <w:iCs/>
+        </w:rPr>
+        <w:t xml:space="preserve">framework</w:t>
       </w:r>
       <w:r>
         <w:rPr>
           <w:rFonts w:ascii="Times New Roman" w:hAnsi="Times New Roman" w:cs="Times New Roman"/>
           <w:color w:val="FF0000"/>
         </w:rPr>
-        <w:t xml:space="preserve">, atau penilaian yang hilang membuat metrik atau komponen terkait tetap </w:t>
-      </w:r>
-      <w:r>
-        <w:rPr>
-          <w:rFonts w:ascii="Times New Roman" w:hAnsi="Times New Roman" w:cs="Times New Roman"/>
-          <w:color w:val="FF0000"/>
-          <w:i/>
-        </w:rPr>
-        <w:t xml:space="preserve">null/pending</w:t>
-      </w:r>
-      <w:r>
-        <w:rPr>
-          <w:rFonts w:ascii="Times New Roman" w:hAnsi="Times New Roman" w:cs="Times New Roman"/>
-          <w:color w:val="FF0000"/>
-        </w:rPr>
-        <w:t xml:space="preserve">; komponen lain yang didukung bukti tetap dinilai. Kekurangan bukti operator, lingkungan, atau framework tidak otomatis menjadi kegagalan model. Keluaran model yang tidak sesuai format dan tercatat dengan baik tetap dapat dinilai menurut rubrik </w:t>
-      </w:r>
-      <w:r>
-        <w:rPr>
-          <w:rFonts w:ascii="Times New Roman" w:hAnsi="Times New Roman" w:cs="Times New Roman"/>
-          <w:color w:val="FF0000"/>
-          <w:i/>
-        </w:rPr>
-        <w:t xml:space="preserve">output</w:t>
-      </w:r>
-      <w:r>
-        <w:rPr>
-          <w:rFonts w:ascii="Times New Roman" w:hAnsi="Times New Roman" w:cs="Times New Roman"/>
-          <w:color w:val="FF0000"/>
-        </w:rPr>
-        <w:t xml:space="preserve">. Jika komponen wajib atau penyebut kandidat yang memenuhi syarat tidak tersedia, </w:t>
-      </w:r>
-      <w:r>
-        <w:rPr>
-          <w:rFonts w:ascii="Times New Roman" w:hAnsi="Times New Roman" w:cs="Times New Roman"/>
-          <w:color w:val="FF0000"/>
-          <w:i/>
-        </w:rPr>
-        <w:t xml:space="preserve">Srun_final</w:t>
-      </w:r>
-      <w:r>
-        <w:rPr>
-          <w:rFonts w:ascii="Times New Roman" w:hAnsi="Times New Roman" w:cs="Times New Roman"/>
-          <w:color w:val="FF0000"/>
-        </w:rPr>
-        <w:t xml:space="preserve"> tetap </w:t>
-      </w:r>
-      <w:r>
-        <w:rPr>
-          <w:rFonts w:ascii="Times New Roman" w:hAnsi="Times New Roman" w:cs="Times New Roman"/>
-          <w:color w:val="FF0000"/>
-          <w:i/>
-        </w:rPr>
-        <w:t xml:space="preserve">null/pending</w:t>
-      </w:r>
-      <w:r>
-        <w:rPr>
-          <w:rFonts w:ascii="Times New Roman" w:hAnsi="Times New Roman" w:cs="Times New Roman"/>
-          <w:color w:val="FF0000"/>
-        </w:rPr>
-        <w:t xml:space="preserve"> tanpa penggantian nilai hilang dengan nol atau perubahan bobot.</w:t>
+        <w:t xml:space="preserve"> dicatat sesuai sumbernya agar tidak keliru dikaitkan dengan kemampuan model. Keluaran model yang tidak sesuai format tetap dinilai menurut rubrik kualitas keluaran apabila rekamannya tersedia. Skor akhir Srun hanya dihitung setelah seluruh komponen wajib dan jumlah kandidat yang menjadi dasar perhitungan dapat ditentukan. Nilai yang belum tersedia tidak diganti dengan nol dan bobot penilaian tetap dipertahankan.</w:t>
       </w:r>
     </w:p>
     <w:p>
@@ -15059,22 +14682,7 @@
           <w:rFonts w:ascii="Times New Roman" w:hAnsi="Times New Roman" w:cs="Times New Roman"/>
           <w:color w:val="FF0000"/>
         </w:rPr>
-        <w:t xml:space="preserve">Pada pengujian kontrol tanpa panggilan LLM, Soutput dicatat </w:t>
-      </w:r>
-      <w:r>
-        <w:rPr>
-          <w:rFonts w:ascii="Times New Roman" w:hAnsi="Times New Roman" w:cs="Times New Roman"/>
-          <w:color w:val="FF0000"/>
-          <w:i/>
-        </w:rPr>
-        <w:t xml:space="preserve">not_applicable</w:t>
-      </w:r>
-      <w:r>
-        <w:rPr>
-          <w:rFonts w:ascii="Times New Roman" w:hAnsi="Times New Roman" w:cs="Times New Roman"/>
-          <w:color w:val="FF0000"/>
-        </w:rPr>
-        <w:t xml:space="preserve"> dan skor komposit tesis tidak dihitung. Skor runtime scoring.v2 disimpan sebagai catatan historis sementara; skor final tesis berasal dari penilaian final dengan versi rubrik yang sesuai.</w:t>
+        <w:t xml:space="preserve">Pada pengujian kontrol yang tidak melibatkan pemanggilan LLM, penilaian Soutput tidak berlaku sehingga skor gabungan tesis tidak dihitung. Skor yang dihasilkan selama eksekusi oleh sistem penilaian versi 2 tetap disimpan sebagai catatan sementara untuk penelusuran historis. Penilaian akhir tesis menggunakan hasil evaluasi dan versi rubrik yang berlaku.</w:t>
       </w:r>
     </w:p>
     <w:p>
@@ -15090,142 +14698,7 @@
           <w:rFonts w:ascii="Times New Roman" w:hAnsi="Times New Roman" w:cs="Times New Roman"/>
           <w:color w:val="FF0000"/>
         </w:rPr>
-        <w:t xml:space="preserve">Smethod dinilai dari </w:t>
-      </w:r>
-      <w:r>
-        <w:rPr>
-          <w:rFonts w:ascii="Times New Roman" w:hAnsi="Times New Roman" w:cs="Times New Roman"/>
-          <w:color w:val="FF0000"/>
-          <w:i/>
-        </w:rPr>
-        <w:t xml:space="preserve">snapshot</w:t>
-      </w:r>
-      <w:r>
-        <w:rPr>
-          <w:rFonts w:ascii="Times New Roman" w:hAnsi="Times New Roman" w:cs="Times New Roman"/>
-          <w:color w:val="FF0000"/>
-        </w:rPr>
-        <w:t xml:space="preserve"> pemilihan terakhir menggunakan profil </w:t>
-      </w:r>
-      <w:r>
-        <w:rPr>
-          <w:rFonts w:ascii="Times New Roman" w:hAnsi="Times New Roman" w:cs="Times New Roman"/>
-          <w:color w:val="FF0000"/>
-          <w:i/>
-        </w:rPr>
-        <w:t xml:space="preserve">ranking</w:t>
-      </w:r>
-      <w:r>
-        <w:rPr>
-          <w:rFonts w:ascii="Times New Roman" w:hAnsi="Times New Roman" w:cs="Times New Roman"/>
-          <w:color w:val="FF0000"/>
-        </w:rPr>
-        <w:t xml:space="preserve"> yang dibekukan sebelum eksekusi. Profil mencakup seluruh metode pembanding yang layak, </w:t>
-      </w:r>
-      <w:r>
-        <w:rPr>
-          <w:rFonts w:ascii="Times New Roman" w:hAnsi="Times New Roman" w:cs="Times New Roman"/>
-          <w:color w:val="FF0000"/>
-          <w:i/>
-        </w:rPr>
-        <w:t xml:space="preserve">fit_level</w:t>
-      </w:r>
-      <w:r>
-        <w:rPr>
-          <w:rFonts w:ascii="Times New Roman" w:hAnsi="Times New Roman" w:cs="Times New Roman"/>
-          <w:color w:val="FF0000"/>
-        </w:rPr>
-        <w:t xml:space="preserve">, dan </w:t>
-      </w:r>
-      <w:r>
-        <w:rPr>
-          <w:rFonts w:ascii="Times New Roman" w:hAnsi="Times New Roman" w:cs="Times New Roman"/>
-          <w:color w:val="FF0000"/>
-          <w:i/>
-        </w:rPr>
-        <w:t xml:space="preserve">planned_request_count</w:t>
-      </w:r>
-      <w:r>
-        <w:rPr>
-          <w:rFonts w:ascii="Times New Roman" w:hAnsi="Times New Roman" w:cs="Times New Roman"/>
-          <w:color w:val="FF0000"/>
-        </w:rPr>
-        <w:t xml:space="preserve"> pada anggaran yang sama. Pasangan nilai terbaik yang sama memperoleh peringkat setara. Pilihan layak dengan peringkat lebih rendah memperoleh 2; pilihan teratas memperoleh 3, atau 4 bila rujukan alasan dan rencana terverifikasi. Tanpa profil yang diperlukan, Smethod dan </w:t>
-      </w:r>
-      <w:r>
-        <w:rPr>
-          <w:rFonts w:ascii="Times New Roman" w:hAnsi="Times New Roman" w:cs="Times New Roman"/>
-          <w:color w:val="FF0000"/>
-          <w:i/>
-        </w:rPr>
-        <w:t xml:space="preserve">Srun_final</w:t>
-      </w:r>
-      <w:r>
-        <w:rPr>
-          <w:rFonts w:ascii="Times New Roman" w:hAnsi="Times New Roman" w:cs="Times New Roman"/>
-          <w:color w:val="FF0000"/>
-        </w:rPr>
-        <w:t xml:space="preserve"> tetap </w:t>
-      </w:r>
-      <w:r>
-        <w:rPr>
-          <w:rFonts w:ascii="Times New Roman" w:hAnsi="Times New Roman" w:cs="Times New Roman"/>
-          <w:color w:val="FF0000"/>
-          <w:i/>
-        </w:rPr>
-        <w:t xml:space="preserve">pending</w:t>
-      </w:r>
-      <w:r>
-        <w:rPr>
-          <w:rFonts w:ascii="Times New Roman" w:hAnsi="Times New Roman" w:cs="Times New Roman"/>
-          <w:color w:val="FF0000"/>
-        </w:rPr>
-        <w:t xml:space="preserve">. Sumber </w:t>
-      </w:r>
-      <w:r>
-        <w:rPr>
-          <w:rFonts w:ascii="Times New Roman" w:hAnsi="Times New Roman" w:cs="Times New Roman"/>
-          <w:color w:val="FF0000"/>
-          <w:i/>
-        </w:rPr>
-        <w:t xml:space="preserve">model_orchestrator</w:t>
-      </w:r>
-      <w:r>
-        <w:rPr>
-          <w:rFonts w:ascii="Times New Roman" w:hAnsi="Times New Roman" w:cs="Times New Roman"/>
-          <w:color w:val="FF0000"/>
-        </w:rPr>
-        <w:t xml:space="preserve">, </w:t>
-      </w:r>
-      <w:r>
-        <w:rPr>
-          <w:rFonts w:ascii="Times New Roman" w:hAnsi="Times New Roman" w:cs="Times New Roman"/>
-          <w:color w:val="FF0000"/>
-          <w:i/>
-        </w:rPr>
-        <w:t xml:space="preserve">deterministic_fallback</w:t>
-      </w:r>
-      <w:r>
-        <w:rPr>
-          <w:rFonts w:ascii="Times New Roman" w:hAnsi="Times New Roman" w:cs="Times New Roman"/>
-          <w:color w:val="FF0000"/>
-        </w:rPr>
-        <w:t xml:space="preserve">, </w:t>
-      </w:r>
-      <w:r>
-        <w:rPr>
-          <w:rFonts w:ascii="Times New Roman" w:hAnsi="Times New Roman" w:cs="Times New Roman"/>
-          <w:color w:val="FF0000"/>
-          <w:i/>
-        </w:rPr>
-        <w:t xml:space="preserve">akg_route</w:t>
-      </w:r>
-      <w:r>
-        <w:rPr>
-          <w:rFonts w:ascii="Times New Roman" w:hAnsi="Times New Roman" w:cs="Times New Roman"/>
-          <w:color w:val="FF0000"/>
-        </w:rPr>
-        <w:t xml:space="preserve">, dan forced dicatat; pilihan paksa tidak dilaporkan sebagai kemampuan memilih LLM.</w:t>
+        <w:t xml:space="preserve">Penilaian Smethod mengacu pada rekaman pemilihan metode terakhir dan profil pemeringkatan yang ditetapkan sebelum eksekusi. Profil tersebut memuat seluruh metode pembanding yang memenuhi prasyarat, tingkat kesesuaian terhadap observasi, serta perkiraan jumlah permintaan pada anggaran yang sama. Metode dengan tingkat kesesuaian dan kebutuhan permintaan yang sama ditempatkan pada peringkat setara. Metode layak yang berada di bawah peringkat teratas memperoleh skor 2. Metode pada peringkat teratas memperoleh skor 3, atau skor 4 apabila alasan pemilihan dan rencana lanjutannya telah terverifikasi. Jika profil yang diperlukan belum tersedia, Smethod dan skor akhir Srun belum dapat ditetapkan. Asal keputusan juga dicatat, baik dari model, mekanisme cadangan deterministik, jalur AKG, maupun penetapan manual. Metode yang ditetapkan secara manual tidak digunakan sebagai bukti kemampuan model dalam memilih metode.</w:t>
       </w:r>
     </w:p>
     <w:p>
@@ -15641,7 +15114,7 @@
                 <w:szCs w:val="24"/>
                 <w:color w:val="FF0000"/>
               </w:rPr>
-              <w:t xml:space="preserve"> berdasarkan registry dan konteks pemilihan.</w:t>
+              <w:t xml:space="preserve"> berdasarkan daftar metode terdaftar dan konteks pemilihan.</w:t>
             </w:r>
           </w:p>
         </w:tc>
@@ -17355,8 +16828,19 @@
                 <w:sz w:val="20"/>
                 <w:szCs w:val="24"/>
                 <w:color w:val="FF0000"/>
-              </w:rPr>
-              <w:t xml:space="preserve">sqli_union yang berada pada peringkat teratas, merujuk pada observasi yang mendukung kelayakannya</w:t>
+                <w:i/>
+                <w:iCs/>
+              </w:rPr>
+              <w:t xml:space="preserve">UNION-based SQLi</w:t>
+            </w:r>
+            <w:r>
+              <w:rPr>
+                <w:rFonts w:ascii="Times New Roman" w:eastAsia="Times New Roman" w:hAnsi="Times New Roman" w:cs="Times New Roman"/>
+                <w:sz w:val="20"/>
+                <w:szCs w:val="24"/>
+                <w:color w:val="FF0000"/>
+              </w:rPr>
+              <w:t xml:space="preserve"> yang berada pada peringkat teratas, merujuk pada observasi yang mendukung kelayakannya</w:t>
             </w:r>
             <w:r>
               <w:rPr>
@@ -17978,12 +17462,11 @@
             <w:r>
               <w:rPr>
                 <w:rFonts w:ascii="Times New Roman" w:eastAsia="Times New Roman" w:hAnsi="Times New Roman" w:cs="Times New Roman"/>
-                <w:i/>
-                <w:sz w:val="20"/>
-                <w:szCs w:val="24"/>
-                <w:color w:val="FF0000"/>
-              </w:rPr>
-              <w:t xml:space="preserve">yang diwajibkan; atau respons kandidat valid sama dengan kontrol dan verifier memastikan sinyal metode tidak muncul</w:t>
+                <w:sz w:val="20"/>
+                <w:szCs w:val="24"/>
+                <w:color w:val="FF0000"/>
+              </w:rPr>
+              <w:t xml:space="preserve">yang diwajibkan; atau respons kandidat valid sama dengan kontrol dan komponen verifikasi memastikan sinyal metode tidak muncul</w:t>
             </w:r>
             <w:r>
               <w:rPr>
@@ -19592,12 +19075,11 @@
             <w:r>
               <w:rPr>
                 <w:rFonts w:ascii="Times New Roman" w:eastAsia="Times New Roman" w:hAnsi="Times New Roman" w:cs="Times New Roman"/>
-                <w:i/>
-                <w:sz w:val="20"/>
-                <w:szCs w:val="24"/>
-                <w:color w:val="FF0000"/>
-              </w:rPr>
-              <w:t xml:space="preserve">oracle</w:t>
+                <w:sz w:val="20"/>
+                <w:szCs w:val="24"/>
+                <w:color w:val="FF0000"/>
+              </w:rPr>
+              <w:t xml:space="preserve">acuan</w:t>
             </w:r>
             <w:r>
               <w:rPr>
@@ -20312,136 +19794,8 @@
         <w:rPr>
           <w:rFonts w:ascii="Times New Roman" w:hAnsi="Times New Roman" w:cs="Times New Roman"/>
           <w:color w:val="FF0000"/>
-          <w:i/>
-        </w:rPr>
-        <w:t xml:space="preserve">Spayload_final</w:t>
-      </w:r>
-      <w:r>
-        <w:rPr>
-          <w:rFonts w:ascii="Times New Roman" w:hAnsi="Times New Roman" w:cs="Times New Roman"/>
-          <w:color w:val="FF0000"/>
-        </w:rPr>
-        <w:t xml:space="preserve"> adalah rata-rata aritmetika skor kandidat dengan </w:t>
-      </w:r>
-      <w:r>
-        <w:rPr>
-          <w:rFonts w:ascii="Times New Roman" w:hAnsi="Times New Roman" w:cs="Times New Roman"/>
-          <w:color w:val="FF0000"/>
-          <w:i/>
-        </w:rPr>
-        <w:t xml:space="preserve">candidate_id</w:t>
-      </w:r>
-      <w:r>
-        <w:rPr>
-          <w:rFonts w:ascii="Times New Roman" w:hAnsi="Times New Roman" w:cs="Times New Roman"/>
-          <w:color w:val="FF0000"/>
-        </w:rPr>
-        <w:t xml:space="preserve"> unik yang valid dan telah dieksekusi pada tahap </w:t>
-      </w:r>
-      <w:r>
-        <w:rPr>
-          <w:rFonts w:ascii="Times New Roman" w:hAnsi="Times New Roman" w:cs="Times New Roman"/>
-          <w:color w:val="FF0000"/>
-          <w:i/>
-        </w:rPr>
-        <w:t xml:space="preserve">exploit</w:t>
-      </w:r>
-      <w:r>
-        <w:rPr>
-          <w:rFonts w:ascii="Times New Roman" w:hAnsi="Times New Roman" w:cs="Times New Roman"/>
-          <w:color w:val="FF0000"/>
-        </w:rPr>
-        <w:t xml:space="preserve"> atau </w:t>
-      </w:r>
-      <w:r>
-        <w:rPr>
-          <w:rFonts w:ascii="Times New Roman" w:hAnsi="Times New Roman" w:cs="Times New Roman"/>
-          <w:color w:val="FF0000"/>
-          <w:i/>
-        </w:rPr>
-        <w:t xml:space="preserve">bypass</w:t>
-      </w:r>
-      <w:r>
-        <w:rPr>
-          <w:rFonts w:ascii="Times New Roman" w:hAnsi="Times New Roman" w:cs="Times New Roman"/>
-          <w:color w:val="FF0000"/>
-        </w:rPr>
-        <w:t xml:space="preserve"> dalam metode final yang dipilih atau dieksekusi. </w:t>
-      </w:r>
-      <w:r>
-        <w:rPr>
-          <w:rFonts w:ascii="Times New Roman" w:hAnsi="Times New Roman" w:cs="Times New Roman"/>
-          <w:color w:val="FF0000"/>
-          <w:i/>
-        </w:rPr>
-        <w:t xml:space="preserve">Probe</w:t>
-      </w:r>
-      <w:r>
-        <w:rPr>
-          <w:rFonts w:ascii="Times New Roman" w:hAnsi="Times New Roman" w:cs="Times New Roman"/>
-          <w:color w:val="FF0000"/>
-        </w:rPr>
-        <w:t xml:space="preserve">, kandidat yang ditolak, kandidat yang belum dieksekusi, dan kandidat metode sebelumnya tidak masuk penyebut. Pengujian ulang kandidat yang sama tidak menambah penyebut. Pembilang, penyebut, </w:t>
-      </w:r>
-      <w:r>
-        <w:rPr>
-          <w:rFonts w:ascii="Times New Roman" w:hAnsi="Times New Roman" w:cs="Times New Roman"/>
-          <w:color w:val="FF0000"/>
-          <w:i/>
-        </w:rPr>
-        <w:t xml:space="preserve">provenance</w:t>
-      </w:r>
-      <w:r>
-        <w:rPr>
-          <w:rFonts w:ascii="Times New Roman" w:hAnsi="Times New Roman" w:cs="Times New Roman"/>
-          <w:color w:val="FF0000"/>
-        </w:rPr>
-        <w:t xml:space="preserve">, alasan penghentian, dan rujukan bukti disimpan. Jika penyebut kosong, </w:t>
-      </w:r>
-      <w:r>
-        <w:rPr>
-          <w:rFonts w:ascii="Times New Roman" w:hAnsi="Times New Roman" w:cs="Times New Roman"/>
-          <w:color w:val="FF0000"/>
-          <w:i/>
-        </w:rPr>
-        <w:t xml:space="preserve">Spayload_final</w:t>
-      </w:r>
-      <w:r>
-        <w:rPr>
-          <w:rFonts w:ascii="Times New Roman" w:hAnsi="Times New Roman" w:cs="Times New Roman"/>
-          <w:color w:val="FF0000"/>
-        </w:rPr>
-        <w:t xml:space="preserve"> dan </w:t>
-      </w:r>
-      <w:r>
-        <w:rPr>
-          <w:rFonts w:ascii="Times New Roman" w:hAnsi="Times New Roman" w:cs="Times New Roman"/>
-          <w:color w:val="FF0000"/>
-          <w:i/>
-        </w:rPr>
-        <w:t xml:space="preserve">Srun_final</w:t>
-      </w:r>
-      <w:r>
-        <w:rPr>
-          <w:rFonts w:ascii="Times New Roman" w:hAnsi="Times New Roman" w:cs="Times New Roman"/>
-          <w:color w:val="FF0000"/>
-        </w:rPr>
-        <w:t xml:space="preserve"> tetap </w:t>
-      </w:r>
-      <w:r>
-        <w:rPr>
-          <w:rFonts w:ascii="Times New Roman" w:hAnsi="Times New Roman" w:cs="Times New Roman"/>
-          <w:color w:val="FF0000"/>
-          <w:i/>
-        </w:rPr>
-        <w:t xml:space="preserve">null/pending</w:t>
-      </w:r>
-      <w:r>
-        <w:rPr>
-          <w:rFonts w:ascii="Times New Roman" w:hAnsi="Times New Roman" w:cs="Times New Roman"/>
-          <w:color w:val="FF0000"/>
-        </w:rPr>
-        <w:t xml:space="preserve">.</w:t>
+        </w:rPr>
+        <w:t xml:space="preserve">Nilai akhir Spayload dihitung sebagai rata-rata aritmetika skor kandidat valid yang telah dieksekusi pada tahap eksploitasi atau upaya melewati pembatasan, dalam metode terakhir yang dipilih atau dijalankan. Setiap kandidat dihitung satu kali berdasarkan identitas uniknya. Permintaan penjajakan, kandidat yang ditolak, kandidat yang belum dijalankan, dan kandidat dari metode sebelumnya tidak dimasukkan dalam perhitungan. Pengujian ulang terhadap kandidat yang sama tidak menambah jumlah kandidat. Nilai pembilang dan penyebut, asal-usul kandidat, alasan penghentian, serta rujukan buktinya disimpan agar perhitungan dapat ditelusuri. Apabila tidak ada kandidat yang memenuhi kriteria tersebut, nilai akhir Spayload dan Srun belum dapat dihitung.</w:t>
       </w:r>
     </w:p>
     <w:p>
@@ -20457,67 +19811,7 @@
           <w:rFonts w:ascii="Times New Roman" w:hAnsi="Times New Roman" w:cs="Times New Roman"/>
           <w:color w:val="FF0000"/>
         </w:rPr>
-        <w:t xml:space="preserve">Sinyal negatif terverifikasi dapat dinilai 0 melalui pemeriksaan sinyal bersama. Kandidat yang memiliki sinyal positif dinilai oleh manusia atau </w:t>
-      </w:r>
-      <w:r>
-        <w:rPr>
-          <w:rFonts w:ascii="Times New Roman" w:hAnsi="Times New Roman" w:cs="Times New Roman"/>
-          <w:color w:val="FF0000"/>
-          <w:i/>
-        </w:rPr>
-        <w:t xml:space="preserve">AI</w:t>
-      </w:r>
-      <w:r>
-        <w:rPr>
-          <w:rFonts w:ascii="Times New Roman" w:hAnsi="Times New Roman" w:cs="Times New Roman"/>
-          <w:color w:val="FF0000"/>
-        </w:rPr>
-        <w:t xml:space="preserve"> sesuai </w:t>
-      </w:r>
-      <w:r>
-        <w:rPr>
-          <w:rFonts w:ascii="Times New Roman" w:hAnsi="Times New Roman" w:cs="Times New Roman"/>
-          <w:color w:val="FF0000"/>
-          <w:i/>
-        </w:rPr>
-        <w:t xml:space="preserve">workflow</w:t>
-      </w:r>
-      <w:r>
-        <w:rPr>
-          <w:rFonts w:ascii="Times New Roman" w:hAnsi="Times New Roman" w:cs="Times New Roman"/>
-          <w:color w:val="FF0000"/>
-        </w:rPr>
-        <w:t xml:space="preserve"> yang dipilih dengan </w:t>
-      </w:r>
-      <w:r>
-        <w:rPr>
-          <w:rFonts w:ascii="Times New Roman" w:hAnsi="Times New Roman" w:cs="Times New Roman"/>
-          <w:color w:val="FF0000"/>
-          <w:i/>
-        </w:rPr>
-        <w:t xml:space="preserve">proof ceiling</w:t>
-      </w:r>
-      <w:r>
-        <w:rPr>
-          <w:rFonts w:ascii="Times New Roman" w:hAnsi="Times New Roman" w:cs="Times New Roman"/>
-          <w:color w:val="FF0000"/>
-        </w:rPr>
-        <w:t xml:space="preserve"> yang sama. Penilaian memerlukan bukti respons dan </w:t>
-      </w:r>
-      <w:r>
-        <w:rPr>
-          <w:rFonts w:ascii="Times New Roman" w:hAnsi="Times New Roman" w:cs="Times New Roman"/>
-          <w:color w:val="FF0000"/>
-          <w:i/>
-        </w:rPr>
-        <w:t xml:space="preserve">verifier</w:t>
-      </w:r>
-      <w:r>
-        <w:rPr>
-          <w:rFonts w:ascii="Times New Roman" w:hAnsi="Times New Roman" w:cs="Times New Roman"/>
-          <w:color w:val="FF0000"/>
-        </w:rPr>
-        <w:t xml:space="preserve"> yang terikat pada kandidat; keberhasilan tidak ditetapkan berdasarkan klaim model.</w:t>
+        <w:t xml:space="preserve">Kandidat dapat memperoleh skor 0 apabila pemeriksaan sinyal menunjukkan bukti negatif yang telah terverifikasi. Kandidat dengan sinyal positif dinilai oleh manusia atau AI sesuai prosedur yang dipilih, dengan batas skor yang sama berdasarkan kekuatan buktinya. Penilaian memerlukan respons dan hasil verifikasi yang dapat ditelusuri ke kandidat terkait. Klaim keberhasilan dari model tetap harus diperiksa terhadap bukti tersebut.</w:t>
       </w:r>
     </w:p>
     <w:p>
@@ -20979,7 +20273,7 @@
                 <w:szCs w:val="24"/>
                 <w:color w:val="FF0000"/>
               </w:rPr>
-              <w:t>Respons kandidat dan kontrol tidak menunjukkan perbedaan yang relevan, dan verifier mencatat sinyal metode tidak muncul.</w:t>
+              <w:t xml:space="preserve">Respons kandidat dan kontrol tidak menunjukkan perbedaan yang relevan, dan komponen verifikasi mencatat sinyal metode tidak muncul.</w:t>
             </w:r>
           </w:p>
         </w:tc>
@@ -21632,7 +20926,7 @@
                 <w:szCs w:val="24"/>
                 <w:color w:val="FF0000"/>
               </w:rPr>
-              <w:t xml:space="preserve"> melalui verifier metode.</w:t>
+              <w:t xml:space="preserve"> melalui komponen verifikasi metode.</w:t>
             </w:r>
           </w:p>
         </w:tc>
@@ -22374,7 +21668,7 @@
                 <w:szCs w:val="24"/>
                 <w:color w:val="FF0000"/>
               </w:rPr>
-              <w:t xml:space="preserve"> berdasarkan oracle izin dan respons.</w:t>
+              <w:t xml:space="preserve"> berdasarkan acuan izin independen dan respons.</w:t>
             </w:r>
           </w:p>
         </w:tc>
@@ -22406,7 +21700,7 @@
                 <w:szCs w:val="24"/>
                 <w:color w:val="FF0000"/>
               </w:rPr>
-              <w:t>Oracle menyatakan pengguna tidak berhak atas objek, dan respons pengujian menunjukkan akses ditolak.</w:t>
+              <w:t xml:space="preserve">Acuan menyatakan pengguna tidak berhak atas objek, dan respons pengujian menunjukkan akses ditolak.</w:t>
             </w:r>
           </w:p>
         </w:tc>
@@ -22917,7 +22211,7 @@
                 <w:szCs w:val="24"/>
                 <w:color w:val="FF0000"/>
               </w:rPr>
-              <w:t>Endpoint mengembalikan metadata objek, tetapi artefak belum mempunyai oracle izin yang mengikat pengguna, objek, dan tindakan yang dinilai.</w:t>
+              <w:t xml:space="preserve">Alamat layanan mengembalikan metadata objek, tetapi artefak belum mempunyai acuan izin independen yang mengikat pengguna, objek, dan tindakan yang dinilai.</w:t>
             </w:r>
           </w:p>
         </w:tc>
@@ -23071,7 +22365,7 @@
                 <w:szCs w:val="24"/>
                 <w:color w:val="FF0000"/>
               </w:rPr>
-              <w:t xml:space="preserve">oracle</w:t>
+              <w:t xml:space="preserve">acuan</w:t>
             </w:r>
             <w:r>
               <w:rPr>
@@ -23255,7 +22549,7 @@
                 <w:szCs w:val="24"/>
                 <w:color w:val="FF0000"/>
               </w:rPr>
-              <w:t xml:space="preserve"> melalui verifier dan oracle izin.</w:t>
+              <w:t xml:space="preserve"> melalui komponen verifikasi dan acuan izin independen.</w:t>
             </w:r>
           </w:p>
         </w:tc>
@@ -23287,7 +22581,7 @@
                 <w:szCs w:val="24"/>
                 <w:color w:val="FF0000"/>
               </w:rPr>
-              <w:t>Pengguna dengan peran terbatas memperoleh isi objek milik pengguna lain. Oracle fixture menyatakan tindakan tersebut dilarang, dan bukti akses mengikat identitas pengguna serta objek yang sama.</w:t>
+              <w:t xml:space="preserve">Pengguna dengan peran terbatas memperoleh isi objek milik pengguna lain. Acuan izin pada lingkungan uji menyatakan tindakan tersebut dilarang, dan bukti akses mengikat identitas pengguna serta objek yang sama.</w:t>
             </w:r>
           </w:p>
         </w:tc>
@@ -23606,7 +22900,27 @@
                 <w:szCs w:val="24"/>
                 <w:color w:val="FF0000"/>
               </w:rPr>
-              <w:t>Sesi dengan hak lebih tinggi yang terbukti berasal dari hasil Access Control digunakan pada metode tujuan dalam edge AKG yang telah ditetapkan, dan hasil tujuan terkonfirmasi dengan sesi sumber yang sama.</w:t>
+              <w:t xml:space="preserve">Sesi dengan hak lebih tinggi yang terbukti berasal dari hasil </w:t>
+            </w:r>
+            <w:r>
+              <w:rPr>
+                <w:rFonts w:ascii="Times New Roman" w:eastAsia="Times New Roman" w:hAnsi="Times New Roman" w:cs="Times New Roman"/>
+                <w:sz w:val="20"/>
+                <w:szCs w:val="24"/>
+                <w:color w:val="FF0000"/>
+                <w:i/>
+                <w:iCs/>
+              </w:rPr>
+              <w:t xml:space="preserve">Access Control</w:t>
+            </w:r>
+            <w:r>
+              <w:rPr>
+                <w:rFonts w:ascii="Times New Roman" w:eastAsia="Times New Roman" w:hAnsi="Times New Roman" w:cs="Times New Roman"/>
+                <w:sz w:val="20"/>
+                <w:szCs w:val="24"/>
+                <w:color w:val="FF0000"/>
+              </w:rPr>
+              <w:t xml:space="preserve"> digunakan pada metode tujuan dalam relasi AKG yang telah ditetapkan, dan hasil tujuan terkonfirmasi dengan sesi sumber yang sama.</w:t>
             </w:r>
           </w:p>
         </w:tc>
@@ -24127,7 +23441,7 @@
                 <w:szCs w:val="24"/>
                 <w:color w:val="FF0000"/>
               </w:rPr>
-              <w:t>Kandidat ditolak oleh mekanisme autentikasi, dan oracle mencatat tidak terbentuk sesi untuk identitas yang diuji.</w:t>
+              <w:t xml:space="preserve">Kandidat ditolak oleh mekanisme autentikasi, dan acuan mencatat tidak terbentuk sesi untuk identitas yang diuji.</w:t>
             </w:r>
           </w:p>
         </w:tc>
@@ -24757,7 +24071,7 @@
                 <w:szCs w:val="24"/>
                 <w:color w:val="FF0000"/>
               </w:rPr>
-              <w:t xml:space="preserve"> melalui verifier dan oracle sesi.</w:t>
+              <w:t xml:space="preserve"> melalui komponen verifikasi dan acuan sesi.</w:t>
             </w:r>
           </w:p>
         </w:tc>
@@ -24789,7 +24103,27 @@
                 <w:szCs w:val="24"/>
                 <w:color w:val="FF0000"/>
               </w:rPr>
-              <w:t>Kandidat menghasilkan sesi baru yang terikat pada identitas akun uji. Oracle independen mengonfirmasi identitas tersebut dan membedakannya dari sesi awal framework.</w:t>
+              <w:t xml:space="preserve">Kandidat menghasilkan sesi baru yang terikat pada identitas akun uji. Acuan independen mengonfirmasi identitas tersebut dan membedakannya dari sesi awal </w:t>
+            </w:r>
+            <w:r>
+              <w:rPr>
+                <w:rFonts w:ascii="Times New Roman" w:eastAsia="Times New Roman" w:hAnsi="Times New Roman" w:cs="Times New Roman"/>
+                <w:sz w:val="20"/>
+                <w:szCs w:val="24"/>
+                <w:color w:val="FF0000"/>
+                <w:i/>
+                <w:iCs/>
+              </w:rPr>
+              <w:t xml:space="preserve">framework</w:t>
+            </w:r>
+            <w:r>
+              <w:rPr>
+                <w:rFonts w:ascii="Times New Roman" w:eastAsia="Times New Roman" w:hAnsi="Times New Roman" w:cs="Times New Roman"/>
+                <w:sz w:val="20"/>
+                <w:szCs w:val="24"/>
+                <w:color w:val="FF0000"/>
+              </w:rPr>
+              <w:t xml:space="preserve">.</w:t>
             </w:r>
           </w:p>
         </w:tc>
@@ -25057,7 +24391,67 @@
                 <w:szCs w:val="24"/>
                 <w:color w:val="FF0000"/>
               </w:rPr>
-              <w:t>Sesi dari kandidat Brute Force digunakan pada langkah Access Control yang diizinkan oleh AKG. Catatan penggunaan sesi dan keputusan verifier tujuan terhubung dengan kandidat Brute Force sumber.</w:t>
+              <w:t xml:space="preserve">Sesi dari kandidat </w:t>
+            </w:r>
+            <w:r>
+              <w:rPr>
+                <w:rFonts w:ascii="Times New Roman" w:eastAsia="Times New Roman" w:hAnsi="Times New Roman" w:cs="Times New Roman"/>
+                <w:sz w:val="20"/>
+                <w:szCs w:val="24"/>
+                <w:color w:val="FF0000"/>
+                <w:i/>
+                <w:iCs/>
+              </w:rPr>
+              <w:t xml:space="preserve">Brute Force</w:t>
+            </w:r>
+            <w:r>
+              <w:rPr>
+                <w:rFonts w:ascii="Times New Roman" w:eastAsia="Times New Roman" w:hAnsi="Times New Roman" w:cs="Times New Roman"/>
+                <w:sz w:val="20"/>
+                <w:szCs w:val="24"/>
+                <w:color w:val="FF0000"/>
+              </w:rPr>
+              <w:t xml:space="preserve"> digunakan pada langkah </w:t>
+            </w:r>
+            <w:r>
+              <w:rPr>
+                <w:rFonts w:ascii="Times New Roman" w:eastAsia="Times New Roman" w:hAnsi="Times New Roman" w:cs="Times New Roman"/>
+                <w:sz w:val="20"/>
+                <w:szCs w:val="24"/>
+                <w:color w:val="FF0000"/>
+                <w:i/>
+                <w:iCs/>
+              </w:rPr>
+              <w:t xml:space="preserve">Access Control</w:t>
+            </w:r>
+            <w:r>
+              <w:rPr>
+                <w:rFonts w:ascii="Times New Roman" w:eastAsia="Times New Roman" w:hAnsi="Times New Roman" w:cs="Times New Roman"/>
+                <w:sz w:val="20"/>
+                <w:szCs w:val="24"/>
+                <w:color w:val="FF0000"/>
+              </w:rPr>
+              <w:t xml:space="preserve"> yang diizinkan oleh AKG. Catatan penggunaan sesi dan keputusan komponen verifikasi tujuan terhubung dengan kandidat </w:t>
+            </w:r>
+            <w:r>
+              <w:rPr>
+                <w:rFonts w:ascii="Times New Roman" w:eastAsia="Times New Roman" w:hAnsi="Times New Roman" w:cs="Times New Roman"/>
+                <w:sz w:val="20"/>
+                <w:szCs w:val="24"/>
+                <w:color w:val="FF0000"/>
+                <w:i/>
+                <w:iCs/>
+              </w:rPr>
+              <w:t xml:space="preserve">Brute Force</w:t>
+            </w:r>
+            <w:r>
+              <w:rPr>
+                <w:rFonts w:ascii="Times New Roman" w:eastAsia="Times New Roman" w:hAnsi="Times New Roman" w:cs="Times New Roman"/>
+                <w:sz w:val="20"/>
+                <w:szCs w:val="24"/>
+                <w:color w:val="FF0000"/>
+              </w:rPr>
+              <w:t xml:space="preserve"> sumber.</w:t>
             </w:r>
           </w:p>
         </w:tc>
@@ -25578,7 +24972,7 @@
                 <w:szCs w:val="24"/>
                 <w:color w:val="FF0000"/>
               </w:rPr>
-              <w:t xml:space="preserve"> berdasarkan bukti sumber dan edge AKG.</w:t>
+              <w:t xml:space="preserve"> berdasarkan bukti sumber dan relasi AKG.</w:t>
             </w:r>
           </w:p>
         </w:tc>
@@ -25695,7 +25089,7 @@
                 <w:szCs w:val="24"/>
                 <w:color w:val="FF0000"/>
               </w:rPr>
-              <w:t xml:space="preserve">sesi yang diperlukan oleh edge lanjutan yang tersedia</w:t>
+              <w:t xml:space="preserve">sesi yang diperlukan oleh relasi lanjutan yang tersedia</w:t>
             </w:r>
             <w:r>
               <w:rPr>
@@ -25814,7 +25208,7 @@
                 <w:szCs w:val="24"/>
                 <w:color w:val="FF0000"/>
               </w:rPr>
-              <w:t xml:space="preserve">hasil yang relevan dengan edge lanjutan</w:t>
+              <w:t xml:space="preserve">hasil yang relevan dengan relasi lanjutan</w:t>
             </w:r>
             <w:r>
               <w:rPr>
@@ -25831,7 +25225,7 @@
                 <w:szCs w:val="24"/>
                 <w:color w:val="FF0000"/>
               </w:rPr>
-              <w:t xml:space="preserve">material sumber atau prasyarat route</w:t>
+              <w:t xml:space="preserve">data atau sesi sumber atau prasyarat jalur lanjutan</w:t>
             </w:r>
             <w:r>
               <w:rPr>
@@ -25998,7 +25392,7 @@
                 <w:szCs w:val="24"/>
                 <w:color w:val="FF0000"/>
               </w:rPr>
-              <w:t xml:space="preserve">lemah</w:t>
+              <w:t xml:space="preserve">awal</w:t>
             </w:r>
             <w:r>
               <w:rPr>
@@ -26032,7 +25426,7 @@
                 <w:szCs w:val="24"/>
                 <w:color w:val="FF0000"/>
               </w:rPr>
-              <w:t xml:space="preserve">verifier sumber.</w:t>
+              <w:t xml:space="preserve">komponen verifikasi sumber.</w:t>
             </w:r>
           </w:p>
         </w:tc>
@@ -26106,7 +25500,7 @@
                 <w:szCs w:val="24"/>
                 <w:color w:val="FF0000"/>
               </w:rPr>
-              <w:t xml:space="preserve">akun yang relevan dengan outcome sumber pada AKG</w:t>
+              <w:t xml:space="preserve">akun yang relevan dengan hasil sumber pada AKG</w:t>
             </w:r>
             <w:r>
               <w:rPr>
@@ -26140,7 +25534,7 @@
                 <w:szCs w:val="24"/>
                 <w:color w:val="FF0000"/>
               </w:rPr>
-              <w:t xml:space="preserve">lengkap sehingga prasyarat route belum terpenuhi</w:t>
+              <w:t xml:space="preserve">lengkap sehingga prasyarat jalur lanjutan belum terpenuhi</w:t>
             </w:r>
             <w:r>
               <w:rPr>
@@ -26214,12 +25608,29 @@
             <w:r>
               <w:rPr>
                 <w:rFonts w:ascii="Times New Roman" w:eastAsia="Times New Roman" w:hAnsi="Times New Roman" w:cs="Times New Roman"/>
+                <w:sz w:val="20"/>
+                <w:szCs w:val="24"/>
+                <w:color w:val="FF0000"/>
+              </w:rPr>
+              <w:t xml:space="preserve">Data atau sesi</w:t>
+            </w:r>
+            <w:r>
+              <w:rPr>
+                <w:rFonts w:ascii="Times New Roman" w:eastAsia="Times New Roman" w:hAnsi="Times New Roman" w:cs="Times New Roman"/>
+                <w:sz w:val="20"/>
+                <w:szCs w:val="24"/>
+              </w:rPr>
+              <w:t xml:space="preserve"> </w:t>
+            </w:r>
+            <w:r>
+              <w:rPr>
+                <w:rFonts w:ascii="Times New Roman" w:eastAsia="Times New Roman" w:hAnsi="Times New Roman" w:cs="Times New Roman"/>
                 <w:i/>
                 <w:sz w:val="20"/>
                 <w:szCs w:val="24"/>
                 <w:color w:val="FF0000"/>
               </w:rPr>
-              <w:t xml:space="preserve">Material</w:t>
+              <w:t xml:space="preserve">sumber</w:t>
             </w:r>
             <w:r>
               <w:rPr>
@@ -26232,30 +25643,11 @@
             <w:r>
               <w:rPr>
                 <w:rFonts w:ascii="Times New Roman" w:eastAsia="Times New Roman" w:hAnsi="Times New Roman" w:cs="Times New Roman"/>
-                <w:i/>
-                <w:sz w:val="20"/>
-                <w:szCs w:val="24"/>
-                <w:color w:val="FF0000"/>
-              </w:rPr>
-              <w:t xml:space="preserve">sumber</w:t>
-            </w:r>
-            <w:r>
-              <w:rPr>
-                <w:rFonts w:ascii="Times New Roman" w:eastAsia="Times New Roman" w:hAnsi="Times New Roman" w:cs="Times New Roman"/>
-                <w:sz w:val="20"/>
-                <w:szCs w:val="24"/>
-              </w:rPr>
-              <w:t xml:space="preserve"> </w:t>
-            </w:r>
-            <w:r>
-              <w:rPr>
-                <w:rFonts w:ascii="Times New Roman" w:eastAsia="Times New Roman" w:hAnsi="Times New Roman" w:cs="Times New Roman"/>
-                <w:i/>
-                <w:sz w:val="20"/>
-                <w:szCs w:val="24"/>
-                <w:color w:val="FF0000"/>
-              </w:rPr>
-              <w:t xml:space="preserve">dan seluruh prasyarat route terbukti</w:t>
+                <w:sz w:val="20"/>
+                <w:szCs w:val="24"/>
+                <w:color w:val="FF0000"/>
+              </w:rPr>
+              <w:t xml:space="preserve">dan seluruh prasyarat jalur lanjutan terbukti</w:t>
             </w:r>
             <w:r>
               <w:rPr>
@@ -26457,7 +25849,7 @@
                 <w:szCs w:val="24"/>
                 <w:color w:val="FF0000"/>
               </w:rPr>
-              <w:t xml:space="preserve">telah terkonfirmasi dan route tercatat siap</w:t>
+              <w:t xml:space="preserve">telah terkonfirmasi dan jalur lanjutan tercatat siap</w:t>
             </w:r>
             <w:r>
               <w:rPr>
@@ -27711,7 +27103,7 @@
                 <w:szCs w:val="24"/>
                 <w:color w:val="FF0000"/>
               </w:rPr>
-              <w:t xml:space="preserve">containment</w:t>
+              <w:t xml:space="preserve">batas lingkungan pengujian</w:t>
             </w:r>
             <w:r>
               <w:rPr>
@@ -27759,7 +27151,7 @@
                 <w:szCs w:val="24"/>
                 <w:color w:val="FF0000"/>
               </w:rPr>
-              <w:t xml:space="preserve"> berdasarkan keluaran, hasil validasi, dan kejadian containment.</w:t>
+              <w:t xml:space="preserve"> berdasarkan keluaran, hasil validasi, dan pelanggaran batas lingkungan pengujian.</w:t>
             </w:r>
           </w:p>
         </w:tc>
@@ -27884,7 +27276,7 @@
                 <w:szCs w:val="24"/>
                 <w:color w:val="FF0000"/>
               </w:rPr>
-              <w:t xml:space="preserve">fallback</w:t>
+              <w:t xml:space="preserve">mekanisme cadangan</w:t>
             </w:r>
             <w:r>
               <w:rPr>
@@ -28136,7 +27528,7 @@
                 <w:szCs w:val="24"/>
                 <w:color w:val="FF0000"/>
               </w:rPr>
-              <w:t xml:space="preserve"> berdasarkan bukti output dan fallback.</w:t>
+              <w:t xml:space="preserve"> berdasarkan bukti output dan mekanisme cadangan.</w:t>
             </w:r>
           </w:p>
         </w:tc>
@@ -28947,7 +28339,7 @@
                 <w:szCs w:val="24"/>
                 <w:color w:val="FF0000"/>
               </w:rPr>
-              <w:t xml:space="preserve">provenance</w:t>
+              <w:t xml:space="preserve">catatan asal-usul</w:t>
             </w:r>
             <w:r>
               <w:rPr>
@@ -29154,7 +28546,7 @@
                 <w:szCs w:val="24"/>
                 <w:color w:val="FF0000"/>
               </w:rPr>
-              <w:t xml:space="preserve">sesuai skema tanpa retry. Alasan berbentuk teks</w:t>
+              <w:t xml:space="preserve">sesuai skema tanpa pengulangan. Alasan berbentuk teks</w:t>
             </w:r>
             <w:r>
               <w:rPr>
@@ -29392,7 +28784,7 @@
                 <w:szCs w:val="24"/>
                 <w:color w:val="FF0000"/>
               </w:rPr>
-              <w:t xml:space="preserve">dengan rujukan keputusan dan provenance lengkap serta terverifikasi</w:t>
+              <w:t xml:space="preserve">dengan rujukan keputusan dan catatan asal-usul lengkap serta terverifikasi</w:t>
             </w:r>
             <w:r>
               <w:rPr>
@@ -29693,7 +29085,27 @@
                 <w:szCs w:val="24"/>
                 <w:color w:val="FF0000"/>
               </w:rPr>
-              <w:t xml:space="preserve">generasi merujuk pada seed serta jenis mutasi yang diizinkan. Seluruh rujukan dapat ditelusuri ke input panggilan</w:t>
+              <w:t xml:space="preserve">generasi merujuk pada </w:t>
+            </w:r>
+            <w:r>
+              <w:rPr>
+                <w:rFonts w:ascii="Times New Roman" w:eastAsia="Times New Roman" w:hAnsi="Times New Roman" w:cs="Times New Roman"/>
+                <w:sz w:val="20"/>
+                <w:szCs w:val="24"/>
+                <w:color w:val="FF0000"/>
+                <w:i/>
+                <w:iCs/>
+              </w:rPr>
+              <w:t xml:space="preserve">payload</w:t>
+            </w:r>
+            <w:r>
+              <w:rPr>
+                <w:rFonts w:ascii="Times New Roman" w:eastAsia="Times New Roman" w:hAnsi="Times New Roman" w:cs="Times New Roman"/>
+                <w:sz w:val="20"/>
+                <w:szCs w:val="24"/>
+                <w:color w:val="FF0000"/>
+              </w:rPr>
+              <w:t xml:space="preserve"> awal serta jenis mutasi yang diizinkan. Seluruh rujukan dapat ditelusuri ke masukan pemanggilan model</w:t>
             </w:r>
             <w:r>
               <w:rPr>
@@ -29761,7 +29173,7 @@
                 <w:szCs w:val="24"/>
                 <w:color w:val="FF0000"/>
               </w:rPr>
-              <w:t xml:space="preserve">retry</w:t>
+              <w:t xml:space="preserve">pengulangan</w:t>
             </w:r>
             <w:r>
               <w:rPr>
@@ -29795,7 +29207,7 @@
                 <w:szCs w:val="24"/>
                 <w:color w:val="FF0000"/>
               </w:rPr>
-              <w:t xml:space="preserve">fallback</w:t>
+              <w:t xml:space="preserve">mekanisme cadangan</w:t>
             </w:r>
             <w:r>
               <w:rPr>
@@ -29858,67 +29270,39 @@
           <w:rFonts w:ascii="Times New Roman" w:hAnsi="Times New Roman" w:cs="Times New Roman"/>
           <w:color w:val="FF0000"/>
         </w:rPr>
-        <w:t xml:space="preserve">Pada Soutput, </w:t>
+        <w:t xml:space="preserve">Penilaian Soutput membedakan pengulangan untuk memperbaiki </w:t>
       </w:r>
       <w:r>
         <w:rPr>
           <w:rFonts w:ascii="Times New Roman" w:hAnsi="Times New Roman" w:cs="Times New Roman"/>
           <w:color w:val="FF0000"/>
           <w:i/>
-        </w:rPr>
-        <w:t xml:space="preserve">retry</w:t>
+          <w:iCs/>
+        </w:rPr>
+        <w:t xml:space="preserve">JSON</w:t>
       </w:r>
       <w:r>
         <w:rPr>
           <w:rFonts w:ascii="Times New Roman" w:hAnsi="Times New Roman" w:cs="Times New Roman"/>
           <w:color w:val="FF0000"/>
         </w:rPr>
-        <w:t xml:space="preserve"> untuk memperbaiki JSON atau struktur keluaran dibedakan dari </w:t>
+        <w:t xml:space="preserve"> atau struktur keluaran dari pengulangan akibat gangguan komunikasi atau pembatasan laju permintaan oleh penyedia. Respons HTTP 429 yang berhasil dipulihkan tidak dengan sendirinya menunjukkan kesalahan keluaran model dan tidak menjadi dasar pemberian skor untuk keluaran yang memerlukan perbaikan. Penanganan </w:t>
       </w:r>
       <w:r>
         <w:rPr>
           <w:rFonts w:ascii="Times New Roman" w:hAnsi="Times New Roman" w:cs="Times New Roman"/>
           <w:color w:val="FF0000"/>
           <w:i/>
-        </w:rPr>
-        <w:t xml:space="preserve">retry</w:t>
+          <w:iCs/>
+        </w:rPr>
+        <w:t xml:space="preserve">guardrail</w:t>
       </w:r>
       <w:r>
         <w:rPr>
           <w:rFonts w:ascii="Times New Roman" w:hAnsi="Times New Roman" w:cs="Times New Roman"/>
           <w:color w:val="FF0000"/>
         </w:rPr>
-        <w:t xml:space="preserve"> transport akibat batas laju penyedia. Respons HTTP 429 yang pulih tidak dengan sendirinya berarti keluaran model rusak atau mendapat skor keluaran yang diperbaiki. Penanganan </w:t>
-      </w:r>
-      <w:r>
-        <w:rPr>
-          <w:rFonts w:ascii="Times New Roman" w:hAnsi="Times New Roman" w:cs="Times New Roman"/>
-          <w:color w:val="FF0000"/>
-          <w:i/>
-        </w:rPr>
-        <w:t xml:space="preserve">guardrail</w:t>
-      </w:r>
-      <w:r>
-        <w:rPr>
-          <w:rFonts w:ascii="Times New Roman" w:hAnsi="Times New Roman" w:cs="Times New Roman"/>
-          <w:color w:val="FF0000"/>
-        </w:rPr>
-        <w:t xml:space="preserve"> tetap dicatat terpisah dari </w:t>
-      </w:r>
-      <w:r>
-        <w:rPr>
-          <w:rFonts w:ascii="Times New Roman" w:hAnsi="Times New Roman" w:cs="Times New Roman"/>
-          <w:color w:val="FF0000"/>
-          <w:i/>
-        </w:rPr>
-        <w:t xml:space="preserve">retry</w:t>
-      </w:r>
-      <w:r>
-        <w:rPr>
-          <w:rFonts w:ascii="Times New Roman" w:hAnsi="Times New Roman" w:cs="Times New Roman"/>
-          <w:color w:val="FF0000"/>
-        </w:rPr>
-        <w:t xml:space="preserve"> transport.</w:t>
+        <w:t xml:space="preserve"> dicatat secara terpisah dari pengulangan akibat gangguan komunikasi.</w:t>
       </w:r>
     </w:p>
     <w:p>
@@ -29934,157 +29318,7 @@
           <w:rFonts w:ascii="Times New Roman" w:hAnsi="Times New Roman" w:cs="Times New Roman"/>
           <w:color w:val="FF0000"/>
         </w:rPr>
-        <w:t xml:space="preserve">Soutput dinilai dalam konteks metode final dari bukti panggilan model, </w:t>
-      </w:r>
-      <w:r>
-        <w:rPr>
-          <w:rFonts w:ascii="Times New Roman" w:hAnsi="Times New Roman" w:cs="Times New Roman"/>
-          <w:color w:val="FF0000"/>
-          <w:i/>
-        </w:rPr>
-        <w:t xml:space="preserve">parsing</w:t>
-      </w:r>
-      <w:r>
-        <w:rPr>
-          <w:rFonts w:ascii="Times New Roman" w:hAnsi="Times New Roman" w:cs="Times New Roman"/>
-          <w:color w:val="FF0000"/>
-        </w:rPr>
-        <w:t xml:space="preserve">, validasi, perbaikan, </w:t>
-      </w:r>
-      <w:r>
-        <w:rPr>
-          <w:rFonts w:ascii="Times New Roman" w:hAnsi="Times New Roman" w:cs="Times New Roman"/>
-          <w:color w:val="FF0000"/>
-          <w:i/>
-        </w:rPr>
-        <w:t xml:space="preserve">fallback</w:t>
-      </w:r>
-      <w:r>
-        <w:rPr>
-          <w:rFonts w:ascii="Times New Roman" w:hAnsi="Times New Roman" w:cs="Times New Roman"/>
-          <w:color w:val="FF0000"/>
-        </w:rPr>
-        <w:t xml:space="preserve">, dan </w:t>
-      </w:r>
-      <w:r>
-        <w:rPr>
-          <w:rFonts w:ascii="Times New Roman" w:hAnsi="Times New Roman" w:cs="Times New Roman"/>
-          <w:color w:val="FF0000"/>
-          <w:i/>
-        </w:rPr>
-        <w:t xml:space="preserve">containment</w:t>
-      </w:r>
-      <w:r>
-        <w:rPr>
-          <w:rFonts w:ascii="Times New Roman" w:hAnsi="Times New Roman" w:cs="Times New Roman"/>
-          <w:color w:val="FF0000"/>
-        </w:rPr>
-        <w:t xml:space="preserve">. Panggilan evaluator dan metode lain dikecualikan, kecuali kejadian yang secara eksplisit memiliki </w:t>
-      </w:r>
-      <w:r>
-        <w:rPr>
-          <w:rFonts w:ascii="Times New Roman" w:hAnsi="Times New Roman" w:cs="Times New Roman"/>
-          <w:color w:val="FF0000"/>
-          <w:i/>
-        </w:rPr>
-        <w:t xml:space="preserve">scope</w:t>
-      </w:r>
-      <w:r>
-        <w:rPr>
-          <w:rFonts w:ascii="Times New Roman" w:hAnsi="Times New Roman" w:cs="Times New Roman"/>
-          <w:color w:val="FF0000"/>
-        </w:rPr>
-        <w:t xml:space="preserve"> </w:t>
-      </w:r>
-      <w:r>
-        <w:rPr>
-          <w:rFonts w:ascii="Times New Roman" w:hAnsi="Times New Roman" w:cs="Times New Roman"/>
-          <w:color w:val="FF0000"/>
-          <w:i/>
-        </w:rPr>
-        <w:t xml:space="preserve">run</w:t>
-      </w:r>
-      <w:r>
-        <w:rPr>
-          <w:rFonts w:ascii="Times New Roman" w:hAnsi="Times New Roman" w:cs="Times New Roman"/>
-          <w:color w:val="FF0000"/>
-        </w:rPr>
-        <w:t xml:space="preserve">. Stabilitas </w:t>
-      </w:r>
-      <w:r>
-        <w:rPr>
-          <w:rFonts w:ascii="Times New Roman" w:hAnsi="Times New Roman" w:cs="Times New Roman"/>
-          <w:color w:val="FF0000"/>
-          <w:i/>
-        </w:rPr>
-        <w:t xml:space="preserve">output</w:t>
-      </w:r>
-      <w:r>
-        <w:rPr>
-          <w:rFonts w:ascii="Times New Roman" w:hAnsi="Times New Roman" w:cs="Times New Roman"/>
-          <w:color w:val="FF0000"/>
-        </w:rPr>
-        <w:t xml:space="preserve"> antar repetisi dihitung dari frekuensi nilai Soutput yang paling sering muncul dibagi jumlah repetisi final yang dapat dinilai; </w:t>
-      </w:r>
-      <w:r>
-        <w:rPr>
-          <w:rFonts w:ascii="Times New Roman" w:hAnsi="Times New Roman" w:cs="Times New Roman"/>
-          <w:color w:val="FF0000"/>
-          <w:i/>
-        </w:rPr>
-        <w:t xml:space="preserve">n_final</w:t>
-      </w:r>
-      <w:r>
-        <w:rPr>
-          <w:rFonts w:ascii="Times New Roman" w:hAnsi="Times New Roman" w:cs="Times New Roman"/>
-          <w:color w:val="FF0000"/>
-        </w:rPr>
-        <w:t xml:space="preserve">, </w:t>
-      </w:r>
-      <w:r>
-        <w:rPr>
-          <w:rFonts w:ascii="Times New Roman" w:hAnsi="Times New Roman" w:cs="Times New Roman"/>
-          <w:color w:val="FF0000"/>
-          <w:i/>
-        </w:rPr>
-        <w:t xml:space="preserve">n_pending</w:t>
-      </w:r>
-      <w:r>
-        <w:rPr>
-          <w:rFonts w:ascii="Times New Roman" w:hAnsi="Times New Roman" w:cs="Times New Roman"/>
-          <w:color w:val="FF0000"/>
-        </w:rPr>
-        <w:t xml:space="preserve">, dan </w:t>
-      </w:r>
-      <w:r>
-        <w:rPr>
-          <w:rFonts w:ascii="Times New Roman" w:hAnsi="Times New Roman" w:cs="Times New Roman"/>
-          <w:color w:val="FF0000"/>
-          <w:i/>
-        </w:rPr>
-        <w:t xml:space="preserve">n_planned</w:t>
-      </w:r>
-      <w:r>
-        <w:rPr>
-          <w:rFonts w:ascii="Times New Roman" w:hAnsi="Times New Roman" w:cs="Times New Roman"/>
-          <w:color w:val="FF0000"/>
-        </w:rPr>
-        <w:t xml:space="preserve"> dilaporkan terpisah. Satu repetisi menghasilkan null. Ukuran ini berbeda dari </w:t>
-      </w:r>
-      <w:r>
-        <w:rPr>
-          <w:rFonts w:ascii="Times New Roman" w:hAnsi="Times New Roman" w:cs="Times New Roman"/>
-          <w:color w:val="FF0000"/>
-          <w:i/>
-        </w:rPr>
-        <w:t xml:space="preserve">consistency_score</w:t>
-      </w:r>
-      <w:r>
-        <w:rPr>
-          <w:rFonts w:ascii="Times New Roman" w:hAnsi="Times New Roman" w:cs="Times New Roman"/>
-          <w:color w:val="FF0000"/>
-        </w:rPr>
-        <w:t xml:space="preserve"> vektor lengkap.</w:t>
+        <w:t xml:space="preserve">Soutput dinilai pada metode terakhir berdasarkan rekaman pemanggilan model, pembacaan dan validasi keluaran, perbaikan, penggunaan mekanisme cadangan, serta kepatuhan terhadap batas lingkungan pengujian. Pemanggilan model penilai dan metode lain tidak disertakan, kecuali untuk kejadian yang secara eksplisit berlaku pada keseluruhan eksekusi. Stabilitas keluaran antar pengulangan dihitung dari frekuensi skor Soutput yang paling sering muncul, dibagi jumlah pengulangan yang telah selesai dinilai. Jumlah pengulangan yang telah dinilai, masih menunggu penilaian, dan direncanakan dilaporkan secara terpisah. Ukuran stabilitas belum dapat dihitung jika hanya tersedia satu pengulangan. Ukuran ini berbeda dari konsistensi yang dihitung berdasarkan keseluruhan komponen skor.</w:t>
       </w:r>
     </w:p>
     <w:p>
@@ -30371,52 +29605,7 @@
           <w:rFonts w:ascii="Times New Roman" w:hAnsi="Times New Roman" w:cs="Times New Roman"/>
           <w:color w:val="FF0000"/>
         </w:rPr>
-        <w:t xml:space="preserve">yang sesuai dengan metrik dan bukti yang dapat dinilai; penyebut aktual dinyatakan untuk masing-masing metrik. Jumlah yang dapat dinilai, </w:t>
-      </w:r>
-      <w:r>
-        <w:rPr>
-          <w:rFonts w:ascii="Times New Roman" w:hAnsi="Times New Roman" w:cs="Times New Roman"/>
-          <w:color w:val="FF0000"/>
-          <w:i/>
-        </w:rPr>
-        <w:t xml:space="preserve">pending</w:t>
-      </w:r>
-      <w:r>
-        <w:rPr>
-          <w:rFonts w:ascii="Times New Roman" w:hAnsi="Times New Roman" w:cs="Times New Roman"/>
-          <w:color w:val="FF0000"/>
-        </w:rPr>
-        <w:t xml:space="preserve"> atau </w:t>
-      </w:r>
-      <w:r>
-        <w:rPr>
-          <w:rFonts w:ascii="Times New Roman" w:hAnsi="Times New Roman" w:cs="Times New Roman"/>
-          <w:color w:val="FF0000"/>
-          <w:i/>
-        </w:rPr>
-        <w:t xml:space="preserve">unassessable</w:t>
-      </w:r>
-      <w:r>
-        <w:rPr>
-          <w:rFonts w:ascii="Times New Roman" w:hAnsi="Times New Roman" w:cs="Times New Roman"/>
-          <w:color w:val="FF0000"/>
-        </w:rPr>
-        <w:t xml:space="preserve">, dan </w:t>
-      </w:r>
-      <w:r>
-        <w:rPr>
-          <w:rFonts w:ascii="Times New Roman" w:hAnsi="Times New Roman" w:cs="Times New Roman"/>
-          <w:color w:val="FF0000"/>
-          <w:i/>
-        </w:rPr>
-        <w:t xml:space="preserve">not_applicable</w:t>
-      </w:r>
-      <w:r>
-        <w:rPr>
-          <w:rFonts w:ascii="Times New Roman" w:hAnsi="Times New Roman" w:cs="Times New Roman"/>
-          <w:color w:val="FF0000"/>
-        </w:rPr>
-        <w:t xml:space="preserve"> beserta alasannya dilaporkan secara terpisah. Nilai null tidak diubah menjadi nol atau dihilangkan tanpa penjelasan</w:t>
+        <w:t xml:space="preserve">yang sesuai dengan definisi metrik dan bukti yang tersedia. Penyebut aktual dinyatakan untuk setiap metrik. Jumlah hasil yang dapat dinilai, masih menunggu penilaian, belum dapat dinilai, dan tidak berlaku dilaporkan secara terpisah beserta alasannya. Nilai yang belum tersedia tidak diganti dengan nol atau dihilangkan tanpa penjelasan</w:t>
       </w:r>
       <w:r>
         <w:rPr>
@@ -31475,37 +30664,7 @@
           <w:rFonts w:ascii="Times New Roman" w:hAnsi="Times New Roman" w:cs="Times New Roman"/>
           <w:color w:val="FF0000"/>
         </w:rPr>
-        <w:t xml:space="preserve">manusia atau </w:t>
-      </w:r>
-      <w:r>
-        <w:rPr>
-          <w:rFonts w:ascii="Times New Roman" w:hAnsi="Times New Roman" w:cs="Times New Roman"/>
-          <w:color w:val="FF0000"/>
-          <w:i/>
-        </w:rPr>
-        <w:t xml:space="preserve">AI</w:t>
-      </w:r>
-      <w:r>
-        <w:rPr>
-          <w:rFonts w:ascii="Times New Roman" w:hAnsi="Times New Roman" w:cs="Times New Roman"/>
-          <w:color w:val="FF0000"/>
-        </w:rPr>
-        <w:t xml:space="preserve"> sesuai </w:t>
-      </w:r>
-      <w:r>
-        <w:rPr>
-          <w:rFonts w:ascii="Times New Roman" w:hAnsi="Times New Roman" w:cs="Times New Roman"/>
-          <w:color w:val="FF0000"/>
-          <w:i/>
-        </w:rPr>
-        <w:t xml:space="preserve">workflow</w:t>
-      </w:r>
-      <w:r>
-        <w:rPr>
-          <w:rFonts w:ascii="Times New Roman" w:hAnsi="Times New Roman" w:cs="Times New Roman"/>
-          <w:color w:val="FF0000"/>
-        </w:rPr>
-        <w:t xml:space="preserve"> yang dibekukan</w:t>
+        <w:t xml:space="preserve">manusia atau AI sesuai prosedur yang ditetapkan sebelum eksperimen</w:t>
       </w:r>
       <w:r>
         <w:rPr>
@@ -31755,37 +30914,7 @@
           <w:rFonts w:ascii="Times New Roman" w:hAnsi="Times New Roman" w:cs="Times New Roman"/>
           <w:color w:val="FF0000"/>
         </w:rPr>
-        <w:t xml:space="preserve">. Pada eksperimen utama model memilih metode, sehingga metode terpilih merupakan hasil pengamatan, bukan faktor pengali jumlah </w:t>
-      </w:r>
-      <w:r>
-        <w:rPr>
-          <w:rFonts w:ascii="Times New Roman" w:hAnsi="Times New Roman" w:cs="Times New Roman"/>
-          <w:color w:val="FF0000"/>
-          <w:i/>
-        </w:rPr>
-        <w:t xml:space="preserve">run</w:t>
-      </w:r>
-      <w:r>
-        <w:rPr>
-          <w:rFonts w:ascii="Times New Roman" w:hAnsi="Times New Roman" w:cs="Times New Roman"/>
-          <w:color w:val="FF0000"/>
-        </w:rPr>
-        <w:t xml:space="preserve">. Penetapan </w:t>
-      </w:r>
-      <w:r>
-        <w:rPr>
-          <w:rFonts w:ascii="Times New Roman" w:hAnsi="Times New Roman" w:cs="Times New Roman"/>
-          <w:color w:val="FF0000"/>
-          <w:i/>
-        </w:rPr>
-        <w:t xml:space="preserve">target_method</w:t>
-      </w:r>
-      <w:r>
-        <w:rPr>
-          <w:rFonts w:ascii="Times New Roman" w:hAnsi="Times New Roman" w:cs="Times New Roman"/>
-          <w:color w:val="FF0000"/>
-        </w:rPr>
-        <w:t xml:space="preserve"> secara manual hanya digunakan untuk pengujian atau diagnostik dan tidak membuktikan kemampuan model memilih metode secara mandiri</w:t>
+        <w:t xml:space="preserve">. Pada eksperimen utama, metode dipilih oleh model dan dicatat sebagai hasil pengamatan sehingga tidak menambah faktor pengali jumlah eksekusi. Penetapan metode secara manual hanya digunakan untuk pemeriksaan atau diagnostik. Hasilnya tidak digunakan sebagai bukti kemampuan model dalam memilih metode secara mandiri</w:t>
       </w:r>
       <w:r>
         <w:rPr>
@@ -33630,13 +32759,6 @@
       <w:r>
         <w:rPr>
           <w:rFonts w:ascii="Times New Roman" w:hAnsi="Times New Roman" w:cs="Times New Roman"/>
-          <w:color w:val="FF0000"/>
-        </w:rPr>
-        <w:t xml:space="preserve">pada scoring_reason </w:t>
-      </w:r>
-      <w:r>
-        <w:rPr>
-          <w:rFonts w:ascii="Times New Roman" w:hAnsi="Times New Roman" w:cs="Times New Roman"/>
         </w:rPr>
         <w:t xml:space="preserve">dicatat </w:t>
       </w:r>
@@ -33793,112 +32915,7 @@
           <w:rFonts w:ascii="Times New Roman" w:hAnsi="Times New Roman" w:cs="Times New Roman"/>
           <w:color w:val="FF0000"/>
         </w:rPr>
-        <w:t xml:space="preserve">Pilihan </w:t>
-      </w:r>
-      <w:r>
-        <w:rPr>
-          <w:rFonts w:ascii="Times New Roman" w:hAnsi="Times New Roman" w:cs="Times New Roman"/>
-          <w:color w:val="FF0000"/>
-          <w:i/>
-        </w:rPr>
-        <w:t xml:space="preserve">human</w:t>
-      </w:r>
-      <w:r>
-        <w:rPr>
-          <w:rFonts w:ascii="Times New Roman" w:hAnsi="Times New Roman" w:cs="Times New Roman"/>
-          <w:color w:val="FF0000"/>
-        </w:rPr>
-        <w:t xml:space="preserve">, </w:t>
-      </w:r>
-      <w:r>
-        <w:rPr>
-          <w:rFonts w:ascii="Times New Roman" w:hAnsi="Times New Roman" w:cs="Times New Roman"/>
-          <w:color w:val="FF0000"/>
-          <w:i/>
-        </w:rPr>
-        <w:t xml:space="preserve">ai</w:t>
-      </w:r>
-      <w:r>
-        <w:rPr>
-          <w:rFonts w:ascii="Times New Roman" w:hAnsi="Times New Roman" w:cs="Times New Roman"/>
-          <w:color w:val="FF0000"/>
-        </w:rPr>
-        <w:t xml:space="preserve">, atau </w:t>
-      </w:r>
-      <w:r>
-        <w:rPr>
-          <w:rFonts w:ascii="Times New Roman" w:hAnsi="Times New Roman" w:cs="Times New Roman"/>
-          <w:color w:val="FF0000"/>
-          <w:i/>
-        </w:rPr>
-        <w:t xml:space="preserve">both</w:t>
-      </w:r>
-      <w:r>
-        <w:rPr>
-          <w:rFonts w:ascii="Times New Roman" w:hAnsi="Times New Roman" w:cs="Times New Roman"/>
-          <w:color w:val="FF0000"/>
-        </w:rPr>
-        <w:t xml:space="preserve"> ditetapkan sebelum eksekusi. Pada </w:t>
-      </w:r>
-      <w:r>
-        <w:rPr>
-          <w:rFonts w:ascii="Times New Roman" w:hAnsi="Times New Roman" w:cs="Times New Roman"/>
-          <w:color w:val="FF0000"/>
-          <w:i/>
-        </w:rPr>
-        <w:t xml:space="preserve">both</w:t>
-      </w:r>
-      <w:r>
-        <w:rPr>
-          <w:rFonts w:ascii="Times New Roman" w:hAnsi="Times New Roman" w:cs="Times New Roman"/>
-          <w:color w:val="FF0000"/>
-        </w:rPr>
-        <w:t xml:space="preserve">, satu eksekusi menghasilkan hasil penilaian manusia dan </w:t>
-      </w:r>
-      <w:r>
-        <w:rPr>
-          <w:rFonts w:ascii="Times New Roman" w:hAnsi="Times New Roman" w:cs="Times New Roman"/>
-          <w:color w:val="FF0000"/>
-          <w:i/>
-        </w:rPr>
-        <w:t xml:space="preserve">AI</w:t>
-      </w:r>
-      <w:r>
-        <w:rPr>
-          <w:rFonts w:ascii="Times New Roman" w:hAnsi="Times New Roman" w:cs="Times New Roman"/>
-          <w:color w:val="FF0000"/>
-        </w:rPr>
-        <w:t xml:space="preserve"> yang independen, masing-masing dengan vektor komponen dan </w:t>
-      </w:r>
-      <w:r>
-        <w:rPr>
-          <w:rFonts w:ascii="Times New Roman" w:hAnsi="Times New Roman" w:cs="Times New Roman"/>
-          <w:color w:val="FF0000"/>
-          <w:i/>
-        </w:rPr>
-        <w:t xml:space="preserve">Srun_final</w:t>
-      </w:r>
-      <w:r>
-        <w:rPr>
-          <w:rFonts w:ascii="Times New Roman" w:hAnsi="Times New Roman" w:cs="Times New Roman"/>
-          <w:color w:val="FF0000"/>
-        </w:rPr>
-        <w:t xml:space="preserve"> sendiri. Penghitungan memakai presisi penuh dan hanya skor akhir dibulatkan sampai empat angka desimal. Contoh vektor (4,4,4,4,4) menghasilkan 4.0000; (4,3,3,0,4) menghasilkan 3.1000; dan (3,2,2,1,3) menghasilkan 2.3000. Penilaian wajib yang belum lengkap menghasilkan </w:t>
-      </w:r>
-      <w:r>
-        <w:rPr>
-          <w:rFonts w:ascii="Times New Roman" w:hAnsi="Times New Roman" w:cs="Times New Roman"/>
-          <w:color w:val="FF0000"/>
-          <w:i/>
-        </w:rPr>
-        <w:t xml:space="preserve">null/pending</w:t>
-      </w:r>
-      <w:r>
-        <w:rPr>
-          <w:rFonts w:ascii="Times New Roman" w:hAnsi="Times New Roman" w:cs="Times New Roman"/>
-          <w:color w:val="FF0000"/>
-        </w:rPr>
-        <w:t xml:space="preserve">.</w:t>
+        <w:t xml:space="preserve">Penilaian oleh manusia, AI, atau keduanya ditetapkan sebelum eksekusi. Apabila keduanya digunakan, manusia dan AI menilai eksekusi yang sama secara independen. Masing-masing menghasilkan susunan skor komponen dan nilai akhir Srun tersendiri. Perhitungan menggunakan presisi penuh, kemudian skor akhir dibulatkan hingga empat angka desimal. Sebagai contoh, susunan skor (4,4,4,4,4) menghasilkan 4.0000; (4,3,3,0,4) menghasilkan 3.1000; dan (3,2,2,1,3) menghasilkan 2.3000. Skor akhir belum diterbitkan apabila penilaian yang diwajibkan belum lengkap.</w:t>
       </w:r>
     </w:p>
     <w:p>
@@ -33913,76 +32930,8 @@
         <w:rPr>
           <w:rFonts w:ascii="Times New Roman" w:hAnsi="Times New Roman" w:cs="Times New Roman"/>
           <w:color w:val="FF0000"/>
-          <w:i/>
-        </w:rPr>
-        <w:t xml:space="preserve">Receipt</w:t>
-      </w:r>
-      <w:r>
-        <w:rPr>
-          <w:rFonts w:ascii="Times New Roman" w:hAnsi="Times New Roman" w:cs="Times New Roman"/>
-          <w:color w:val="FF0000"/>
-        </w:rPr>
-        <w:t xml:space="preserve"> </w:t>
-      </w:r>
-      <w:r>
-        <w:rPr>
-          <w:rFonts w:ascii="Times New Roman" w:hAnsi="Times New Roman" w:cs="Times New Roman"/>
-          <w:color w:val="FF0000"/>
-          <w:i/>
-        </w:rPr>
-        <w:t xml:space="preserve">human-verified</w:t>
-      </w:r>
-      <w:r>
-        <w:rPr>
-          <w:rFonts w:ascii="Times New Roman" w:hAnsi="Times New Roman" w:cs="Times New Roman"/>
-          <w:color w:val="FF0000"/>
-        </w:rPr>
-        <w:t xml:space="preserve"> dan </w:t>
-      </w:r>
-      <w:r>
-        <w:rPr>
-          <w:rFonts w:ascii="Times New Roman" w:hAnsi="Times New Roman" w:cs="Times New Roman"/>
-          <w:color w:val="FF0000"/>
-          <w:i/>
-        </w:rPr>
-        <w:t xml:space="preserve">ai-verified</w:t>
-      </w:r>
-      <w:r>
-        <w:rPr>
-          <w:rFonts w:ascii="Times New Roman" w:hAnsi="Times New Roman" w:cs="Times New Roman"/>
-          <w:color w:val="FF0000"/>
-        </w:rPr>
-        <w:t xml:space="preserve"> disimpan terpisah dan memuat identitas </w:t>
-      </w:r>
-      <w:r>
-        <w:rPr>
-          <w:rFonts w:ascii="Times New Roman" w:hAnsi="Times New Roman" w:cs="Times New Roman"/>
-          <w:color w:val="FF0000"/>
-          <w:i/>
-        </w:rPr>
-        <w:t xml:space="preserve">run</w:t>
-      </w:r>
-      <w:r>
-        <w:rPr>
-          <w:rFonts w:ascii="Times New Roman" w:hAnsi="Times New Roman" w:cs="Times New Roman"/>
-          <w:color w:val="FF0000"/>
-        </w:rPr>
-        <w:t xml:space="preserve"> dan eksekusi, hash SHA-256 artefak sumber, versi rubrik, kandidat dan rujukan bukti, alasan, identitas penilai, waktu, vektor skor, serta formula. Koreksi ditambahkan sebagai catatan baru dengan </w:t>
-      </w:r>
-      <w:r>
-        <w:rPr>
-          <w:rFonts w:ascii="Times New Roman" w:hAnsi="Times New Roman" w:cs="Times New Roman"/>
-          <w:color w:val="FF0000"/>
-          <w:i/>
-        </w:rPr>
-        <w:t xml:space="preserve">supersedes</w:t>
-      </w:r>
-      <w:r>
-        <w:rPr>
-          <w:rFonts w:ascii="Times New Roman" w:hAnsi="Times New Roman" w:cs="Times New Roman"/>
-          <w:color w:val="FF0000"/>
-        </w:rPr>
-        <w:t xml:space="preserve"> yang merujuk catatan sebelumnya; artefak sumber dan penilaian terdahulu tidak ditimpa. Pengulangan dibandingkan berdasarkan konfigurasi dan bukti yang sepadan.</w:t>
+        </w:rPr>
+        <w:t xml:space="preserve">Hasil verifikasi manusia dan AI disimpan dalam catatan yang terpisah. Setiap catatan memuat identitas pengujian dan eksekusi, nilai hash SHA-256 artefak sumber, versi rubrik, identitas kandidat, rujukan bukti, alasan penilaian, identitas penilai, waktu penilaian, susunan skor, dan rumus yang digunakan. Jika diperlukan koreksi, dibuat catatan baru yang merujuk pada penilaian sebelumnya. Artefak sumber dan catatan terdahulu tetap disimpan agar perubahan dapat ditelusuri. Perbandingan antar pengulangan menggunakan konfigurasi dan bukti yang sepadan.</w:t>
       </w:r>
     </w:p>
     <w:p>
@@ -33998,97 +32947,23 @@
           <w:rFonts w:ascii="Times New Roman" w:hAnsi="Times New Roman" w:cs="Times New Roman"/>
           <w:color w:val="FF0000"/>
         </w:rPr>
-        <w:t xml:space="preserve">Evaluator </w:t>
+        <w:t xml:space="preserve">AI penilai menggunakan konfigurasi yang ditetapkan sebelum eksekusi dan konteks percakapan baru tanpa akses ke perangkat pengujian DVWA. Pada konfigurasi terdahulu yang telah didokumentasikan, penilaian menggunakan model deepseek-v4.1-flash melalui layanan yang kompatibel dengan OpenAI, dengan </w:t>
       </w:r>
       <w:r>
         <w:rPr>
           <w:rFonts w:ascii="Times New Roman" w:hAnsi="Times New Roman" w:cs="Times New Roman"/>
           <w:color w:val="FF0000"/>
           <w:i/>
-        </w:rPr>
-        <w:t xml:space="preserve">AI</w:t>
+          <w:iCs/>
+        </w:rPr>
+        <w:t xml:space="preserve">temperature</w:t>
       </w:r>
       <w:r>
         <w:rPr>
           <w:rFonts w:ascii="Times New Roman" w:hAnsi="Times New Roman" w:cs="Times New Roman"/>
           <w:color w:val="FF0000"/>
         </w:rPr>
-        <w:t xml:space="preserve"> menggunakan profil yang dibekukan sebelum eksekusi dan konteks baru tanpa akses ke </w:t>
-      </w:r>
-      <w:r>
-        <w:rPr>
-          <w:rFonts w:ascii="Times New Roman" w:hAnsi="Times New Roman" w:cs="Times New Roman"/>
-          <w:color w:val="FF0000"/>
-          <w:i/>
-        </w:rPr>
-        <w:t xml:space="preserve">tools</w:t>
-      </w:r>
-      <w:r>
-        <w:rPr>
-          <w:rFonts w:ascii="Times New Roman" w:hAnsi="Times New Roman" w:cs="Times New Roman"/>
-          <w:color w:val="FF0000"/>
-        </w:rPr>
-        <w:t xml:space="preserve"> DVWA. Dalam </w:t>
-      </w:r>
-      <w:r>
-        <w:rPr>
-          <w:rFonts w:ascii="Times New Roman" w:hAnsi="Times New Roman" w:cs="Times New Roman"/>
-          <w:color w:val="FF0000"/>
-          <w:i/>
-        </w:rPr>
-        <w:t xml:space="preserve">setup</w:t>
-      </w:r>
-      <w:r>
-        <w:rPr>
-          <w:rFonts w:ascii="Times New Roman" w:hAnsi="Times New Roman" w:cs="Times New Roman"/>
-          <w:color w:val="FF0000"/>
-        </w:rPr>
-        <w:t xml:space="preserve"> historis yang terdokumentasi, evaluator openai_compatible/deepseek-v4.1-flash menggunakan </w:t>
-      </w:r>
-      <w:r>
-        <w:rPr>
-          <w:rFonts w:ascii="Times New Roman" w:hAnsi="Times New Roman" w:cs="Times New Roman"/>
-          <w:color w:val="FF0000"/>
-          <w:i/>
-        </w:rPr>
-        <w:t xml:space="preserve">temperature</w:t>
-      </w:r>
-      <w:r>
-        <w:rPr>
-          <w:rFonts w:ascii="Times New Roman" w:hAnsi="Times New Roman" w:cs="Times New Roman"/>
-          <w:color w:val="FF0000"/>
-        </w:rPr>
-        <w:t xml:space="preserve"> 0, batas 1024 token </w:t>
-      </w:r>
-      <w:r>
-        <w:rPr>
-          <w:rFonts w:ascii="Times New Roman" w:hAnsi="Times New Roman" w:cs="Times New Roman"/>
-          <w:color w:val="FF0000"/>
-          <w:i/>
-        </w:rPr>
-        <w:t xml:space="preserve">output</w:t>
-      </w:r>
-      <w:r>
-        <w:rPr>
-          <w:rFonts w:ascii="Times New Roman" w:hAnsi="Times New Roman" w:cs="Times New Roman"/>
-          <w:color w:val="FF0000"/>
-        </w:rPr>
-        <w:t xml:space="preserve">, </w:t>
-      </w:r>
-      <w:r>
-        <w:rPr>
-          <w:rFonts w:ascii="Times New Roman" w:hAnsi="Times New Roman" w:cs="Times New Roman"/>
-          <w:color w:val="FF0000"/>
-          <w:i/>
-        </w:rPr>
-        <w:t xml:space="preserve">timeout</w:t>
-      </w:r>
-      <w:r>
-        <w:rPr>
-          <w:rFonts w:ascii="Times New Roman" w:hAnsi="Times New Roman" w:cs="Times New Roman"/>
-          <w:color w:val="FF0000"/>
-        </w:rPr>
-        <w:t xml:space="preserve"> 60 detik, dan maksimal dua percobaan per kandidat positif. Model yang sama digunakan untuk eksperimen dan penilaian dalam peran terpisah; keterbatasan tidak adanya pembanding model independen perlu dicatat. Identitas dan parameter evaluator untuk eksperimen lain ditentukan oleh konfigurasi yang dibekukan pada epoch tersebut, bukan diasumsikan sama.</w:t>
+        <w:t xml:space="preserve"> 0, batas keluaran 1024 token, batas waktu 60 detik, serta maksimal dua percobaan untuk setiap kandidat dengan sinyal positif. Model yang sama digunakan sebagai penguji dan penilai dengan peran yang terpisah. Penggunaan ini dicatat sebagai keterbatasan karena belum melibatkan model pembanding yang independen. Untuk eksperimen lain, model penilai dan parameternya mengikuti konfigurasi yang ditetapkan pada periode pengujian tersebut.</w:t>
       </w:r>
     </w:p>
     <w:p>
@@ -34104,67 +32979,23 @@
           <w:rFonts w:ascii="Times New Roman" w:hAnsi="Times New Roman" w:cs="Times New Roman"/>
           <w:color w:val="FF0000"/>
         </w:rPr>
-        <w:t xml:space="preserve">Penolakan evaluator, JSON tidak valid, sitasi yang tidak tersedia, atau </w:t>
+        <w:t xml:space="preserve">Penilaian AI ditunda apabila model penilai menolak permintaan, menghasilkan </w:t>
       </w:r>
       <w:r>
         <w:rPr>
           <w:rFonts w:ascii="Times New Roman" w:hAnsi="Times New Roman" w:cs="Times New Roman"/>
           <w:color w:val="FF0000"/>
           <w:i/>
-        </w:rPr>
-        <w:t xml:space="preserve">timeout</w:t>
+          <w:iCs/>
+        </w:rPr>
+        <w:t xml:space="preserve">JSON</w:t>
       </w:r>
       <w:r>
         <w:rPr>
           <w:rFonts w:ascii="Times New Roman" w:hAnsi="Times New Roman" w:cs="Times New Roman"/>
           <w:color w:val="FF0000"/>
         </w:rPr>
-        <w:t xml:space="preserve"> membuat penilaian </w:t>
-      </w:r>
-      <w:r>
-        <w:rPr>
-          <w:rFonts w:ascii="Times New Roman" w:hAnsi="Times New Roman" w:cs="Times New Roman"/>
-          <w:color w:val="FF0000"/>
-          <w:i/>
-        </w:rPr>
-        <w:t xml:space="preserve">AI</w:t>
-      </w:r>
-      <w:r>
-        <w:rPr>
-          <w:rFonts w:ascii="Times New Roman" w:hAnsi="Times New Roman" w:cs="Times New Roman"/>
-          <w:color w:val="FF0000"/>
-        </w:rPr>
-        <w:t xml:space="preserve"> terkait tetap </w:t>
-      </w:r>
-      <w:r>
-        <w:rPr>
-          <w:rFonts w:ascii="Times New Roman" w:hAnsi="Times New Roman" w:cs="Times New Roman"/>
-          <w:color w:val="FF0000"/>
-          <w:i/>
-        </w:rPr>
-        <w:t xml:space="preserve">pending</w:t>
-      </w:r>
-      <w:r>
-        <w:rPr>
-          <w:rFonts w:ascii="Times New Roman" w:hAnsi="Times New Roman" w:cs="Times New Roman"/>
-          <w:color w:val="FF0000"/>
-        </w:rPr>
-        <w:t xml:space="preserve">. Telemetri penilaian mencatat percobaan dan kejadian tersebut secara terpisah dari Soutput model penguji. Hasil evaluator tidak menggantikan </w:t>
-      </w:r>
-      <w:r>
-        <w:rPr>
-          <w:rFonts w:ascii="Times New Roman" w:hAnsi="Times New Roman" w:cs="Times New Roman"/>
-          <w:color w:val="FF0000"/>
-          <w:i/>
-        </w:rPr>
-        <w:t xml:space="preserve">oracle</w:t>
-      </w:r>
-      <w:r>
-        <w:rPr>
-          <w:rFonts w:ascii="Times New Roman" w:hAnsi="Times New Roman" w:cs="Times New Roman"/>
-          <w:color w:val="FF0000"/>
-        </w:rPr>
-        <w:t xml:space="preserve"> atau bukti independen yang diwajibkan.</w:t>
+        <w:t xml:space="preserve"> yang tidak valid, menggunakan rujukan bukti yang tidak tersedia, atau melampaui batas waktu. Setiap percobaan dan kendala tersebut dicatat secara terpisah dari Soutput model penguji. Hasil penilaian AI tetap harus didukung oleh acuan verifikasi dan bukti independen yang diwajibkan.</w:t>
       </w:r>
     </w:p>
     <w:p>
@@ -34180,22 +33011,7 @@
           <w:rFonts w:ascii="Times New Roman" w:hAnsi="Times New Roman" w:cs="Times New Roman"/>
           <w:color w:val="FF0000"/>
         </w:rPr>
-        <w:t xml:space="preserve">Penilaian dapat dilakukan melalui perintah python -m tesis review SOURCE.json dengan opsi --template, --decisions, atau --evaluate --config; pada TUI, penilai memilih Results dan membuka Review </w:t>
-      </w:r>
-      <w:r>
-        <w:rPr>
-          <w:rFonts w:ascii="Times New Roman" w:hAnsi="Times New Roman" w:cs="Times New Roman"/>
-          <w:color w:val="FF0000"/>
-          <w:i/>
-        </w:rPr>
-        <w:t xml:space="preserve">payload</w:t>
-      </w:r>
-      <w:r>
-        <w:rPr>
-          <w:rFonts w:ascii="Times New Roman" w:hAnsi="Times New Roman" w:cs="Times New Roman"/>
-          <w:color w:val="FF0000"/>
-        </w:rPr>
-        <w:t xml:space="preserve"> evidence. Rubrik dan batas bukti dijelaskan pada docs/reference/thesis_scoring.md.</w:t>
+        <w:t xml:space="preserve">Penilaian dilakukan melalui fasilitas peninjauan bukti pada antarmuka baris perintah atau antarmuka terminal. Fasilitas ini menyediakan penyusunan lembar penilaian, pencatatan keputusan penilai, dan evaluasi berbantuan AI. Seluruh penilaian mengacu pada pedoman rubrik dan batas kekuatan bukti yang didokumentasikan dalam repositori penelitian.</w:t>
       </w:r>
     </w:p>
     <w:p>
@@ -34211,127 +33027,23 @@
           <w:rFonts w:ascii="Times New Roman" w:hAnsi="Times New Roman" w:cs="Times New Roman"/>
           <w:color w:val="FF0000"/>
         </w:rPr>
-        <w:t xml:space="preserve">Metrik </w:t>
+        <w:t xml:space="preserve">Optimalitas pilihan pertama, kesesuaian metode, validitas jalur AKG, dan biaya token dihitung apabila data yang diperlukan tersedia. Jika acuan pemeringkatan, rekaman hubungan pada AKG, penggunaan token, tarif model, atau bukti pendukung lain belum tersedia, nilai metrik terkait dicatat sebagai belum dapat dihitung beserta alasannya. Tingkat keberhasilan </w:t>
       </w:r>
       <w:r>
         <w:rPr>
           <w:rFonts w:ascii="Times New Roman" w:hAnsi="Times New Roman" w:cs="Times New Roman"/>
           <w:color w:val="FF0000"/>
           <w:i/>
-        </w:rPr>
-        <w:t xml:space="preserve">first-choice optimality</w:t>
+          <w:iCs/>
+        </w:rPr>
+        <w:t xml:space="preserve">payload</w:t>
       </w:r>
       <w:r>
         <w:rPr>
           <w:rFonts w:ascii="Times New Roman" w:hAnsi="Times New Roman" w:cs="Times New Roman"/>
           <w:color w:val="FF0000"/>
         </w:rPr>
-        <w:t xml:space="preserve">, </w:t>
-      </w:r>
-      <w:r>
-        <w:rPr>
-          <w:rFonts w:ascii="Times New Roman" w:hAnsi="Times New Roman" w:cs="Times New Roman"/>
-          <w:color w:val="FF0000"/>
-          <w:i/>
-        </w:rPr>
-        <w:t xml:space="preserve">method alignment</w:t>
-      </w:r>
-      <w:r>
-        <w:rPr>
-          <w:rFonts w:ascii="Times New Roman" w:hAnsi="Times New Roman" w:cs="Times New Roman"/>
-          <w:color w:val="FF0000"/>
-        </w:rPr>
-        <w:t xml:space="preserve">, validitas jalur AKG, dan biaya token dihitung ketika masukan yang diperlukan tersedia. Jika </w:t>
-      </w:r>
-      <w:r>
-        <w:rPr>
-          <w:rFonts w:ascii="Times New Roman" w:hAnsi="Times New Roman" w:cs="Times New Roman"/>
-          <w:color w:val="FF0000"/>
-          <w:i/>
-        </w:rPr>
-        <w:t xml:space="preserve">ranking</w:t>
-      </w:r>
-      <w:r>
-        <w:rPr>
-          <w:rFonts w:ascii="Times New Roman" w:hAnsi="Times New Roman" w:cs="Times New Roman"/>
-          <w:color w:val="FF0000"/>
-        </w:rPr>
-        <w:t xml:space="preserve">, rekaman </w:t>
-      </w:r>
-      <w:r>
-        <w:rPr>
-          <w:rFonts w:ascii="Times New Roman" w:hAnsi="Times New Roman" w:cs="Times New Roman"/>
-          <w:color w:val="FF0000"/>
-          <w:i/>
-        </w:rPr>
-        <w:t xml:space="preserve">edge</w:t>
-      </w:r>
-      <w:r>
-        <w:rPr>
-          <w:rFonts w:ascii="Times New Roman" w:hAnsi="Times New Roman" w:cs="Times New Roman"/>
-          <w:color w:val="FF0000"/>
-        </w:rPr>
-        <w:t xml:space="preserve">, penggunaan token, jadwal harga, atau bukti lain yang diperlukan tidak tersedia, nilai terkait tetap null beserta alasannya. Tingkat keberhasilan </w:t>
-      </w:r>
-      <w:r>
-        <w:rPr>
-          <w:rFonts w:ascii="Times New Roman" w:hAnsi="Times New Roman" w:cs="Times New Roman"/>
-          <w:color w:val="FF0000"/>
-          <w:i/>
-        </w:rPr>
-        <w:t xml:space="preserve">payload</w:t>
-      </w:r>
-      <w:r>
-        <w:rPr>
-          <w:rFonts w:ascii="Times New Roman" w:hAnsi="Times New Roman" w:cs="Times New Roman"/>
-          <w:color w:val="FF0000"/>
-        </w:rPr>
-        <w:t xml:space="preserve"> menggunakan jumlah kandidat valid pada tahap </w:t>
-      </w:r>
-      <w:r>
-        <w:rPr>
-          <w:rFonts w:ascii="Times New Roman" w:hAnsi="Times New Roman" w:cs="Times New Roman"/>
-          <w:color w:val="FF0000"/>
-          <w:i/>
-        </w:rPr>
-        <w:t xml:space="preserve">exploit</w:t>
-      </w:r>
-      <w:r>
-        <w:rPr>
-          <w:rFonts w:ascii="Times New Roman" w:hAnsi="Times New Roman" w:cs="Times New Roman"/>
-          <w:color w:val="FF0000"/>
-        </w:rPr>
-        <w:t xml:space="preserve"> atau </w:t>
-      </w:r>
-      <w:r>
-        <w:rPr>
-          <w:rFonts w:ascii="Times New Roman" w:hAnsi="Times New Roman" w:cs="Times New Roman"/>
-          <w:color w:val="FF0000"/>
-          <w:i/>
-        </w:rPr>
-        <w:t xml:space="preserve">bypass</w:t>
-      </w:r>
-      <w:r>
-        <w:rPr>
-          <w:rFonts w:ascii="Times New Roman" w:hAnsi="Times New Roman" w:cs="Times New Roman"/>
-          <w:color w:val="FF0000"/>
-        </w:rPr>
-        <w:t xml:space="preserve"> sebagai penyebut sesuai metriknya. Ketiadaan masukan pada pengukuran terdahulu adalah keterbatasan historis, bukan pernyataan bahwa metrik selalu tidak tersedia. Matriks terdahulu mencakup satu model; komparasi yang direncanakan memerlukan model SOTA dan OSS. Perbandingan model menggunakan konfigurasi, input, </w:t>
-      </w:r>
-      <w:r>
-        <w:rPr>
-          <w:rFonts w:ascii="Times New Roman" w:hAnsi="Times New Roman" w:cs="Times New Roman"/>
-          <w:color w:val="FF0000"/>
-          <w:i/>
-        </w:rPr>
-        <w:t xml:space="preserve">workflow</w:t>
-      </w:r>
-      <w:r>
-        <w:rPr>
-          <w:rFonts w:ascii="Times New Roman" w:hAnsi="Times New Roman" w:cs="Times New Roman"/>
-          <w:color w:val="FF0000"/>
-        </w:rPr>
-        <w:t xml:space="preserve"> penilaian, anggaran, rubrik, dan jumlah pengulangan yang sama.</w:t>
+        <w:t xml:space="preserve"> dihitung menggunakan jumlah kandidat valid pada tahap eksploitasi atau upaya melewati pembatasan sebagai penyebut, sesuai definisi masing-masing metrik. Kekurangan data pada pengukuran terdahulu dicatat sebagai keterbatasan pengukuran tersebut. Matriks pengujian terdahulu mencakup satu model, sedangkan perbandingan yang direncanakan memerlukan model mutakhir dan model sumber terbuka. Keduanya dibandingkan menggunakan konfigurasi, masukan, prosedur penilaian, anggaran, rubrik, dan jumlah pengulangan yang sama.</w:t>
       </w:r>
     </w:p>
     <w:p>
@@ -34347,67 +33059,55 @@
           <w:rFonts w:ascii="Times New Roman" w:hAnsi="Times New Roman" w:cs="Times New Roman"/>
           <w:color w:val="FF0000"/>
         </w:rPr>
-        <w:t xml:space="preserve">Konfirmasi Access Control memerlukan </w:t>
+        <w:t xml:space="preserve">Konfirmasi hasil </w:t>
       </w:r>
       <w:r>
         <w:rPr>
           <w:rFonts w:ascii="Times New Roman" w:hAnsi="Times New Roman" w:cs="Times New Roman"/>
           <w:color w:val="FF0000"/>
           <w:i/>
-        </w:rPr>
-        <w:t xml:space="preserve">oracle</w:t>
+          <w:iCs/>
+        </w:rPr>
+        <w:t xml:space="preserve">Access Control</w:t>
       </w:r>
       <w:r>
         <w:rPr>
           <w:rFonts w:ascii="Times New Roman" w:hAnsi="Times New Roman" w:cs="Times New Roman"/>
           <w:color w:val="FF0000"/>
         </w:rPr>
-        <w:t xml:space="preserve"> izin independen yang mengikat </w:t>
+        <w:t xml:space="preserve"> memerlukan acuan izin independen yang sesuai dengan identitas pengguna, objek, tindakan, sesi, dan kondisi lingkungan uji yang dinilai. Acuan tersebut mencakup tindakan yang diizinkan maupun yang ditolak. Konfirmasi </w:t>
       </w:r>
       <w:r>
         <w:rPr>
           <w:rFonts w:ascii="Times New Roman" w:hAnsi="Times New Roman" w:cs="Times New Roman"/>
           <w:color w:val="FF0000"/>
           <w:i/>
-        </w:rPr>
-        <w:t xml:space="preserve">principal</w:t>
+          <w:iCs/>
+        </w:rPr>
+        <w:t xml:space="preserve">Brute Force</w:t>
       </w:r>
       <w:r>
         <w:rPr>
           <w:rFonts w:ascii="Times New Roman" w:hAnsi="Times New Roman" w:cs="Times New Roman"/>
           <w:color w:val="FF0000"/>
         </w:rPr>
-        <w:t xml:space="preserve">, objek, tindakan, sesi, dan </w:t>
+        <w:t xml:space="preserve"> memerlukan bukti kredensial yang valid, terbentuknya sesi baru, dan kesesuaian identitas pengguna. Sesi awal atau penanda keberhasilan pada halaman saja belum mencukupi. Acuan verifikasi disimpan bersama nilai hash sumber yang disediakan operator. Hasil parsial dinilai sesuai kekuatan buktinya. Pengujian sintetis hanya memeriksa kesesuaian perilaku sistem secara </w:t>
       </w:r>
       <w:r>
         <w:rPr>
           <w:rFonts w:ascii="Times New Roman" w:hAnsi="Times New Roman" w:cs="Times New Roman"/>
           <w:color w:val="FF0000"/>
           <w:i/>
-        </w:rPr>
-        <w:t xml:space="preserve">fixture</w:t>
+          <w:iCs/>
+        </w:rPr>
+        <w:t xml:space="preserve">offline</w:t>
       </w:r>
       <w:r>
         <w:rPr>
           <w:rFonts w:ascii="Times New Roman" w:hAnsi="Times New Roman" w:cs="Times New Roman"/>
           <w:color w:val="FF0000"/>
         </w:rPr>
-        <w:t xml:space="preserve"> yang sama, termasuk kontrol diizinkan dan ditolak. Konfirmasi Brute Force memerlukan bukti kredensial valid, sesi baru, dan identitas yang sesuai. Sesi awal atau penanda halaman saja tidak cukup. </w:t>
-      </w:r>
-      <w:r>
-        <w:rPr>
-          <w:rFonts w:ascii="Times New Roman" w:hAnsi="Times New Roman" w:cs="Times New Roman"/>
-          <w:color w:val="FF0000"/>
-          <w:i/>
-        </w:rPr>
-        <w:t xml:space="preserve">Oracle</w:t>
-      </w:r>
-      <w:r>
-        <w:rPr>
-          <w:rFonts w:ascii="Times New Roman" w:hAnsi="Times New Roman" w:cs="Times New Roman"/>
-          <w:color w:val="FF0000"/>
-        </w:rPr>
-        <w:t xml:space="preserve"> disimpan beserta hash sumber operator. Bukti parsial mengikuti batas skor yang didukung; kontrol sintetis memeriksa kontrak offline dan tidak membuktikan hasil DVWA aktual.</w:t>
+        <w:t xml:space="preserve"> dan belum membuktikan hasil pada DVWA yang sebenarnya.</w:t>
       </w:r>
     </w:p>
     <w:p>
@@ -34423,97 +33123,23 @@
           <w:rFonts w:ascii="Times New Roman" w:hAnsi="Times New Roman" w:cs="Times New Roman"/>
           <w:color w:val="FF0000"/>
         </w:rPr>
-        <w:t xml:space="preserve">Untuk Spayload = 4, bukti sumber, penggunaan hasil kandidat, dan konfirmasi tujuan harus saling terhubung melalui kandidat, metode, kunjungan, </w:t>
+        <w:t xml:space="preserve">Skor Spayload = 4 memerlukan hubungan yang dapat ditelusuri antara bukti sumber, penggunaan hasil kandidat, dan konfirmasi pada langkah tujuan. Hubungan ini mencakup identitas kandidat, metode, kunjungan eksekusi, relasi AKG, data atau sesi yang digunakan, waktu, dan hasil verifikasi. Sexploit menilai konfirmasi keberhasilan metode dan penggunaan hasilnya secara terpisah, sehingga skor tertinggi pada </w:t>
       </w:r>
       <w:r>
         <w:rPr>
           <w:rFonts w:ascii="Times New Roman" w:hAnsi="Times New Roman" w:cs="Times New Roman"/>
           <w:color w:val="FF0000"/>
           <w:i/>
-        </w:rPr>
-        <w:t xml:space="preserve">edge</w:t>
+          <w:iCs/>
+        </w:rPr>
+        <w:t xml:space="preserve">payload</w:t>
       </w:r>
       <w:r>
         <w:rPr>
           <w:rFonts w:ascii="Times New Roman" w:hAnsi="Times New Roman" w:cs="Times New Roman"/>
           <w:color w:val="FF0000"/>
         </w:rPr>
-        <w:t xml:space="preserve">, data atau sesi, waktu, dan </w:t>
-      </w:r>
-      <w:r>
-        <w:rPr>
-          <w:rFonts w:ascii="Times New Roman" w:hAnsi="Times New Roman" w:cs="Times New Roman"/>
-          <w:color w:val="FF0000"/>
-          <w:i/>
-        </w:rPr>
-        <w:t xml:space="preserve">verifier</w:t>
-      </w:r>
-      <w:r>
-        <w:rPr>
-          <w:rFonts w:ascii="Times New Roman" w:hAnsi="Times New Roman" w:cs="Times New Roman"/>
-          <w:color w:val="FF0000"/>
-        </w:rPr>
-        <w:t xml:space="preserve">. Sexploit memeriksa konfirmasi dasar dan penggunaan hasil secara terpisah; batas maksimum </w:t>
-      </w:r>
-      <w:r>
-        <w:rPr>
-          <w:rFonts w:ascii="Times New Roman" w:hAnsi="Times New Roman" w:cs="Times New Roman"/>
-          <w:color w:val="FF0000"/>
-          <w:i/>
-        </w:rPr>
-        <w:t xml:space="preserve">payload</w:t>
-      </w:r>
-      <w:r>
-        <w:rPr>
-          <w:rFonts w:ascii="Times New Roman" w:hAnsi="Times New Roman" w:cs="Times New Roman"/>
-          <w:color w:val="FF0000"/>
-        </w:rPr>
-        <w:t xml:space="preserve"> tidak otomatis menaikkan skor </w:t>
-      </w:r>
-      <w:r>
-        <w:rPr>
-          <w:rFonts w:ascii="Times New Roman" w:hAnsi="Times New Roman" w:cs="Times New Roman"/>
-          <w:color w:val="FF0000"/>
-          <w:i/>
-        </w:rPr>
-        <w:t xml:space="preserve">exploit</w:t>
-      </w:r>
-      <w:r>
-        <w:rPr>
-          <w:rFonts w:ascii="Times New Roman" w:hAnsi="Times New Roman" w:cs="Times New Roman"/>
-          <w:color w:val="FF0000"/>
-        </w:rPr>
-        <w:t xml:space="preserve">. Schain = 1 mencatat peluang lemah dengan </w:t>
-      </w:r>
-      <w:r>
-        <w:rPr>
-          <w:rFonts w:ascii="Times New Roman" w:hAnsi="Times New Roman" w:cs="Times New Roman"/>
-          <w:color w:val="FF0000"/>
-          <w:i/>
-        </w:rPr>
-        <w:t xml:space="preserve">edge</w:t>
-      </w:r>
-      <w:r>
-        <w:rPr>
-          <w:rFonts w:ascii="Times New Roman" w:hAnsi="Times New Roman" w:cs="Times New Roman"/>
-          <w:color w:val="FF0000"/>
-        </w:rPr>
-        <w:t xml:space="preserve"> sah, material yang belum lengkap, bukti parsial, dan status setiap prasyarat. Catatan peluang ini bersifat pasif dan tidak membuka </w:t>
-      </w:r>
-      <w:r>
-        <w:rPr>
-          <w:rFonts w:ascii="Times New Roman" w:hAnsi="Times New Roman" w:cs="Times New Roman"/>
-          <w:color w:val="FF0000"/>
-          <w:i/>
-        </w:rPr>
-        <w:t xml:space="preserve">route</w:t>
-      </w:r>
-      <w:r>
-        <w:rPr>
-          <w:rFonts w:ascii="Times New Roman" w:hAnsi="Times New Roman" w:cs="Times New Roman"/>
-          <w:color w:val="FF0000"/>
-        </w:rPr>
-        <w:t xml:space="preserve">. Nilai 2 memerlukan seluruh prasyarat, nilai 3 satu ketergantungan terverifikasi, dan nilai 4 dua perpindahan yang terhubung secara kausal.</w:t>
+        <w:t xml:space="preserve"> tidak otomatis meningkatkan skor eksploitasi. Pada Schain = 1, terdapat peluang awal yang didukung relasi AKG yang sah, tetapi data atau sesi sumber belum lengkap. Bukti parsial dan status setiap prasyarat dicatat tanpa mengaktifkan jalur lanjutan. Skor 2 memerlukan terpenuhinya seluruh prasyarat, skor 3 memerlukan satu perpindahan yang terverifikasi dengan penggunaan hasil sumber, dan skor 4 memerlukan sedikitnya dua perpindahan yang terhubung secara kausal.</w:t>
       </w:r>
     </w:p>
     <w:p>
@@ -34529,37 +33155,23 @@
           <w:rFonts w:ascii="Times New Roman" w:hAnsi="Times New Roman" w:cs="Times New Roman"/>
           <w:color w:val="FF0000"/>
         </w:rPr>
-        <w:t xml:space="preserve">Contoh </w:t>
+        <w:t xml:space="preserve">Contoh hubungan antar permukaan kerentanan digunakan untuk menjelaskan persyaratan bukti. Hubungan dari perolehan sesi administrator menuju UNION-based </w:t>
       </w:r>
       <w:r>
         <w:rPr>
           <w:rFonts w:ascii="Times New Roman" w:hAnsi="Times New Roman" w:cs="Times New Roman"/>
           <w:color w:val="FF0000"/>
           <w:i/>
-        </w:rPr>
-        <w:t xml:space="preserve">edge</w:t>
+          <w:iCs/>
+        </w:rPr>
+        <w:t xml:space="preserve">SQL Injection</w:t>
       </w:r>
       <w:r>
         <w:rPr>
           <w:rFonts w:ascii="Times New Roman" w:hAnsi="Times New Roman" w:cs="Times New Roman"/>
           <w:color w:val="FF0000"/>
         </w:rPr>
-        <w:t xml:space="preserve"> antarsurface merupakan ilustrasi persyaratan bukti. </w:t>
-      </w:r>
-      <w:r>
-        <w:rPr>
-          <w:rFonts w:ascii="Times New Roman" w:hAnsi="Times New Roman" w:cs="Times New Roman"/>
-          <w:color w:val="FF0000"/>
-          <w:i/>
-        </w:rPr>
-        <w:t xml:space="preserve">Edge</w:t>
-      </w:r>
-      <w:r>
-        <w:rPr>
-          <w:rFonts w:ascii="Times New Roman" w:hAnsi="Times New Roman" w:cs="Times New Roman"/>
-          <w:color w:val="FF0000"/>
-        </w:rPr>
-        <w:t xml:space="preserve"> admin_session_obtained ke sqli_union bersifat konseptual; ketersediaan adapter konsumsi sumber dan verifikasi tujuan harus dibuktikan sebelum dinyatakan terlaksana.</w:t>
+        <w:t xml:space="preserve"> masih bersifat konseptual. Pelaksanaannya baru dapat dinyatakan berhasil apabila mekanisme penggunaan sesi sumber tersedia dan hasil pada metode tujuan telah terverifikasi.</w:t>
       </w:r>
     </w:p>
     <w:p>
@@ -34581,7 +33193,7 @@
           <w:rFonts w:ascii="Times New Roman" w:hAnsi="Times New Roman" w:cs="Times New Roman"/>
           <w:color w:val="FF0000"/>
         </w:rPr>
-        <w:t xml:space="preserve">Bukti dan penerimaan</w:t>
+        <w:t xml:space="preserve">Bukti dan kriteria penerimaan eksperimen</w:t>
       </w:r>
     </w:p>
     <w:p>
@@ -34597,37 +33209,23 @@
           <w:rFonts w:ascii="Times New Roman" w:hAnsi="Times New Roman" w:cs="Times New Roman"/>
           <w:color w:val="FF0000"/>
         </w:rPr>
-        <w:t xml:space="preserve">Contoh kondisi pada tabel bersifat ilustratif. Profil dan </w:t>
+        <w:t xml:space="preserve">Contoh kondisi pada tabel digunakan sebagai ilustrasi penerapan rubrik. Penerimaan hasil eksperimen memerlukan penetapan profil evaluasi dan acuan verifikasi independen yang sesuai dengan lingkungan uji, kemudian pemeriksaan terhadap artefak pada periode pengujian yang bersangkutan. Hasil kontrol </w:t>
       </w:r>
       <w:r>
         <w:rPr>
           <w:rFonts w:ascii="Times New Roman" w:hAnsi="Times New Roman" w:cs="Times New Roman"/>
           <w:color w:val="FF0000"/>
           <w:i/>
-        </w:rPr>
-        <w:t xml:space="preserve">oracle</w:t>
+          <w:iCs/>
+        </w:rPr>
+        <w:t xml:space="preserve">offline</w:t>
       </w:r>
       <w:r>
         <w:rPr>
           <w:rFonts w:ascii="Times New Roman" w:hAnsi="Times New Roman" w:cs="Times New Roman"/>
           <w:color w:val="FF0000"/>
         </w:rPr>
-        <w:t xml:space="preserve"> yang diperlukan untuk </w:t>
-      </w:r>
-      <w:r>
-        <w:rPr>
-          <w:rFonts w:ascii="Times New Roman" w:hAnsi="Times New Roman" w:cs="Times New Roman"/>
-          <w:color w:val="FF0000"/>
-          <w:i/>
-        </w:rPr>
-        <w:t xml:space="preserve">fixture</w:t>
-      </w:r>
-      <w:r>
-        <w:rPr>
-          <w:rFonts w:ascii="Times New Roman" w:hAnsi="Times New Roman" w:cs="Times New Roman"/>
-          <w:color w:val="FF0000"/>
-        </w:rPr>
-        <w:t xml:space="preserve"> aktual serta penerimaan eksperimen pada epoch terkait harus ditetapkan dan diperiksa berdasarkan artefaknya. Kontrol offline dan bukti parsial terdahulu tidak dengan sendirinya membuktikan penerimaan eksperimen live. Rubrik dan batas bukti tersedia pada docs/reference/thesis_scoring.md; dokumen penerimaan dan keterbatasan tersedia pada docs/completed/HANDOFF_SCORING_V4_RANKING_ORACLE_ACCEPTANCE_2026-10-10.md.</w:t>
+        <w:t xml:space="preserve"> dan bukti parsial dari pengujian terdahulu belum cukup untuk menyatakan bahwa eksperimen pada DVWA aktual telah memenuhi kriteria penerimaan. Rincian rubrik, persyaratan bukti, kriteria penerimaan, dan keterbatasan pengujian disimpan dalam dokumentasi penelitian di repositori.</w:t>
       </w:r>
     </w:p>
     <w:p>
@@ -34665,67 +33263,7 @@
           <w:rFonts w:ascii="Times New Roman" w:hAnsi="Times New Roman" w:cs="Times New Roman"/>
           <w:color w:val="FF0000"/>
         </w:rPr>
-        <w:t xml:space="preserve">Setiap </w:t>
-      </w:r>
-      <w:r>
-        <w:rPr>
-          <w:rFonts w:ascii="Times New Roman" w:hAnsi="Times New Roman" w:cs="Times New Roman"/>
-          <w:color w:val="FF0000"/>
-          <w:i/>
-        </w:rPr>
-        <w:t xml:space="preserve">run</w:t>
-      </w:r>
-      <w:r>
-        <w:rPr>
-          <w:rFonts w:ascii="Times New Roman" w:hAnsi="Times New Roman" w:cs="Times New Roman"/>
-          <w:color w:val="FF0000"/>
-        </w:rPr>
-        <w:t xml:space="preserve"> mempunyai </w:t>
-      </w:r>
-      <w:r>
-        <w:rPr>
-          <w:rFonts w:ascii="Times New Roman" w:hAnsi="Times New Roman" w:cs="Times New Roman"/>
-          <w:color w:val="FF0000"/>
-          <w:i/>
-        </w:rPr>
-        <w:t xml:space="preserve">execution_status</w:t>
-      </w:r>
-      <w:r>
-        <w:rPr>
-          <w:rFonts w:ascii="Times New Roman" w:hAnsi="Times New Roman" w:cs="Times New Roman"/>
-          <w:color w:val="FF0000"/>
-        </w:rPr>
-        <w:t xml:space="preserve"> dan </w:t>
-      </w:r>
-      <w:r>
-        <w:rPr>
-          <w:rFonts w:ascii="Times New Roman" w:hAnsi="Times New Roman" w:cs="Times New Roman"/>
-          <w:color w:val="FF0000"/>
-          <w:i/>
-        </w:rPr>
-        <w:t xml:space="preserve">security_outcome</w:t>
-      </w:r>
-      <w:r>
-        <w:rPr>
-          <w:rFonts w:ascii="Times New Roman" w:hAnsi="Times New Roman" w:cs="Times New Roman"/>
-          <w:color w:val="FF0000"/>
-        </w:rPr>
-        <w:t xml:space="preserve"> yang dinilai secara terpisah. Status eksekusi menjelaskan apakah pengujian mencapai akhir secara normal; hasil keamanan menyatakan kesimpulan yang didukung bukti. Eksekusi completed tidak dengan sendirinya berarti </w:t>
-      </w:r>
-      <w:r>
-        <w:rPr>
-          <w:rFonts w:ascii="Times New Roman" w:hAnsi="Times New Roman" w:cs="Times New Roman"/>
-          <w:color w:val="FF0000"/>
-          <w:i/>
-        </w:rPr>
-        <w:t xml:space="preserve">exploit</w:t>
-      </w:r>
-      <w:r>
-        <w:rPr>
-          <w:rFonts w:ascii="Times New Roman" w:hAnsi="Times New Roman" w:cs="Times New Roman"/>
-          <w:color w:val="FF0000"/>
-        </w:rPr>
-        <w:t xml:space="preserve"> terkonfirmasi atau skor akhir telah tersedia.</w:t>
+        <w:t xml:space="preserve">Setiap pengujian mencatat status eksekusi dan hasil keamanan secara terpisah. Status eksekusi menunjukkan apakah proses pengujian selesai secara normal, sedangkan hasil keamanan menyatakan kesimpulan yang didukung oleh bukti. Pengujian yang selesai secara normal dapat menghasilkan temuan yang belum terkonfirmasi atau masih menunggu penilaian akhir.</w:t>
       </w:r>
     </w:p>
     <w:p>
@@ -34773,7 +33311,7 @@
               <w:rPr>
                 <w:color w:val="FF0000"/>
               </w:rPr>
-              <w:t xml:space="preserve">execution_status</w:t>
+              <w:t xml:space="preserve">Status eksekusi</w:t>
             </w:r>
           </w:p>
         </w:tc>
@@ -34814,7 +33352,7 @@
               <w:rPr>
                 <w:color w:val="FF0000"/>
               </w:rPr>
-              <w:t xml:space="preserve">completed</w:t>
+              <w:t xml:space="preserve">Selesai</w:t>
             </w:r>
           </w:p>
         </w:tc>
@@ -34827,7 +33365,7 @@
               <w:rPr>
                 <w:color w:val="FF0000"/>
               </w:rPr>
-              <w:t xml:space="preserve">Koordinat mencapai akhir eksekusi secara normal.</w:t>
+              <w:t xml:space="preserve">Pengujian mencapai akhir eksekusi secara normal.</w:t>
             </w:r>
           </w:p>
         </w:tc>
@@ -34840,7 +33378,7 @@
               <w:rPr>
                 <w:color w:val="FF0000"/>
               </w:rPr>
-              <w:t xml:space="preserve">Metode selesai dengan hasil unconfirmed setelah anggaran habis.</w:t>
+              <w:t xml:space="preserve">Pengujian metode selesai setelah anggaran habis, tetapi hasilnya belum terkonfirmasi.</w:t>
             </w:r>
           </w:p>
         </w:tc>
@@ -34855,7 +33393,7 @@
               <w:rPr>
                 <w:color w:val="FF0000"/>
               </w:rPr>
-              <w:t xml:space="preserve">failed</w:t>
+              <w:t xml:space="preserve">Gagal</w:t>
             </w:r>
           </w:p>
         </w:tc>
@@ -34868,7 +33406,7 @@
               <w:rPr>
                 <w:color w:val="FF0000"/>
               </w:rPr>
-              <w:t xml:space="preserve">Kesalahan runtime, provider, request target, resume, atau artefak utama menghalangi penyelesaian normal.</w:t>
+              <w:t xml:space="preserve">Proses tidak dapat diselesaikan secara normal akibat kesalahan sistem, layanan LLM, komunikasi dengan target, pelanjutan eksekusi, atau penyimpanan artefak utama.</w:t>
             </w:r>
           </w:p>
         </w:tc>
@@ -34881,7 +33419,7 @@
               <w:rPr>
                 <w:color w:val="FF0000"/>
               </w:rPr>
-              <w:t xml:space="preserve">Panggilan provider wajib gagal atau request target mengalami timeout.</w:t>
+              <w:t xml:space="preserve">Pemanggilan layanan LLM yang diwajibkan gagal atau permintaan ke target melampaui batas waktu.</w:t>
             </w:r>
           </w:p>
         </w:tc>
@@ -34896,7 +33434,7 @@
               <w:rPr>
                 <w:color w:val="FF0000"/>
               </w:rPr>
-              <w:t xml:space="preserve">interrupted</w:t>
+              <w:t xml:space="preserve">Dihentikan</w:t>
             </w:r>
           </w:p>
         </w:tc>
@@ -34909,7 +33447,7 @@
               <w:rPr>
                 <w:color w:val="FF0000"/>
               </w:rPr>
-              <w:t xml:space="preserve">Pembatalan eksplisit menghentikan eksekusi sebelum selesai secara normal.</w:t>
+              <w:t xml:space="preserve">Pengujian dihentikan melalui pembatalan eksplisit sebelum mencapai akhir eksekusi.</w:t>
             </w:r>
           </w:p>
         </w:tc>
@@ -34922,7 +33460,7 @@
               <w:rPr>
                 <w:color w:val="FF0000"/>
               </w:rPr>
-              <w:t xml:space="preserve">Operator membatalkan pengujian; state aman terakhir disimpan.</w:t>
+              <w:t xml:space="preserve">Operator membatalkan pengujian dan kondisi aman terakhir disimpan.</w:t>
             </w:r>
           </w:p>
         </w:tc>
@@ -34973,7 +33511,7 @@
               <w:rPr>
                 <w:color w:val="FF0000"/>
               </w:rPr>
-              <w:t xml:space="preserve">security_outcome</w:t>
+              <w:t xml:space="preserve">Hasil keamanan</w:t>
             </w:r>
           </w:p>
         </w:tc>
@@ -35014,7 +33552,7 @@
               <w:rPr>
                 <w:color w:val="FF0000"/>
               </w:rPr>
-              <w:t xml:space="preserve">confirmed</w:t>
+              <w:t xml:space="preserve">Terkonfirmasi</w:t>
             </w:r>
           </w:p>
         </w:tc>
@@ -35027,7 +33565,7 @@
               <w:rPr>
                 <w:color w:val="FF0000"/>
               </w:rPr>
-              <w:t xml:space="preserve">Bukti metode dan kontrol independen yang berlaku mengkonfirmasi kerentanan atau enabling outcome.</w:t>
+              <w:t xml:space="preserve">Bukti metode dan kontrol independen yang sesuai mengonfirmasi kerentanan atau hasil yang memungkinkan pengujian lanjutan.</w:t>
             </w:r>
           </w:p>
         </w:tc>
@@ -35040,7 +33578,7 @@
               <w:rPr>
                 <w:color w:val="FF0000"/>
               </w:rPr>
-              <w:t xml:space="preserve">Ekstraksi yang terikat pada kandidat dikonfirmasi verifier.</w:t>
+              <w:t xml:space="preserve">Hasil ekstraksi dapat ditelusuri ke kandidat tertentu dan telah dikonfirmasi melalui verifikasi.</w:t>
             </w:r>
           </w:p>
         </w:tc>
@@ -35055,7 +33593,7 @@
               <w:rPr>
                 <w:color w:val="FF0000"/>
               </w:rPr>
-              <w:t xml:space="preserve">no_finding</w:t>
+              <w:t xml:space="preserve">Tidak ditemukan indikasi</w:t>
             </w:r>
           </w:p>
         </w:tc>
@@ -35068,7 +33606,7 @@
               <w:rPr>
                 <w:color w:val="FF0000"/>
               </w:rPr>
-              <w:t xml:space="preserve">Bukti negatif yang cukup menunjukkan bahwa sinyal eksploitasi yang dinilai tidak terjadi.</w:t>
+              <w:t xml:space="preserve">Bukti negatif yang memadai menunjukkan bahwa sinyal eksploitasi yang dinilai tidak terjadi.</w:t>
             </w:r>
           </w:p>
         </w:tc>
@@ -35081,7 +33619,7 @@
               <w:rPr>
                 <w:color w:val="FF0000"/>
               </w:rPr>
-              <w:t xml:space="preserve">Kandidat mempunyai respons yang dapat digunakan dan bukti negatif verifier yang terhubung.</w:t>
+              <w:t xml:space="preserve">Respons kandidat dapat diperiksa dan hasil verifikasi menunjukkan bukti negatif yang dapat ditelusuri.</w:t>
             </w:r>
           </w:p>
         </w:tc>
@@ -35096,7 +33634,7 @@
               <w:rPr>
                 <w:color w:val="FF0000"/>
               </w:rPr>
-              <w:t xml:space="preserve">unconfirmed</w:t>
+              <w:t xml:space="preserve">Belum terkonfirmasi</w:t>
             </w:r>
           </w:p>
         </w:tc>
@@ -35109,7 +33647,7 @@
               <w:rPr>
                 <w:color w:val="FF0000"/>
               </w:rPr>
-              <w:t xml:space="preserve">Bukti tidak cukup atau masih ambigu untuk menyimpulkan hasil positif maupun negatif.</w:t>
+              <w:t xml:space="preserve">Bukti belum memadai atau masih ambigu untuk menyimpulkan hasil positif maupun negatif.</w:t>
             </w:r>
           </w:p>
         </w:tc>
@@ -35122,7 +33660,7 @@
               <w:rPr>
                 <w:color w:val="FF0000"/>
               </w:rPr>
-              <w:t xml:space="preserve">Sinyal parsial, rujukan kandidat hilang, atau keputusan verifier unverified.</w:t>
+              <w:t xml:space="preserve">Sinyal masih parsial, rujukan kandidat tidak tersedia, atau hasil belum dapat diverifikasi.</w:t>
             </w:r>
           </w:p>
         </w:tc>
@@ -35137,7 +33675,7 @@
               <w:rPr>
                 <w:color w:val="FF0000"/>
               </w:rPr>
-              <w:t xml:space="preserve">fixture_limited</w:t>
+              <w:t xml:space="preserve">Terbatas oleh lingkungan uji</w:t>
             </w:r>
           </w:p>
         </w:tc>
@@ -35150,7 +33688,7 @@
               <w:rPr>
                 <w:color w:val="FF0000"/>
               </w:rPr>
-              <w:t xml:space="preserve">Kontrol principal, izin, sesi, atau fixture yang wajib belum tersedia untuk mendukung kesimpulan.</w:t>
+              <w:t xml:space="preserve">Kontrol identitas pengguna, izin, sesi, atau kondisi lingkungan uji yang diwajibkan belum tersedia untuk mendukung kesimpulan.</w:t>
             </w:r>
           </w:p>
         </w:tc>
@@ -35163,7 +33701,7 @@
               <w:rPr>
                 <w:color w:val="FF0000"/>
               </w:rPr>
-              <w:t xml:space="preserve">Akses objek terlihat, tetapi oracle izin independen belum tersedia.</w:t>
+              <w:t xml:space="preserve">Akses ke objek terlihat, tetapi acuan izin independen belum tersedia.</w:t>
             </w:r>
           </w:p>
         </w:tc>
@@ -35182,52 +33720,7 @@
           <w:rFonts w:ascii="Times New Roman" w:hAnsi="Times New Roman" w:cs="Times New Roman"/>
           <w:color w:val="FF0000"/>
         </w:rPr>
-        <w:t xml:space="preserve">Alasan hasil keamanan dicatat pada </w:t>
-      </w:r>
-      <w:r>
-        <w:rPr>
-          <w:rFonts w:ascii="Times New Roman" w:hAnsi="Times New Roman" w:cs="Times New Roman"/>
-          <w:color w:val="FF0000"/>
-          <w:i/>
-        </w:rPr>
-        <w:t xml:space="preserve">security_outcome_reason</w:t>
-      </w:r>
-      <w:r>
-        <w:rPr>
-          <w:rFonts w:ascii="Times New Roman" w:hAnsi="Times New Roman" w:cs="Times New Roman"/>
-          <w:color w:val="FF0000"/>
-        </w:rPr>
-        <w:t xml:space="preserve"> dengan code, detail, dan evidence_refs, misalnya PARTIAL_SIGNAL, PERMISSION_ORACLE_UNAVAILABLE, SESSION_ORACLE_UNAVAILABLE, atau VERIFIED_NEGATIVE. Kesalahan dan pembatalan dicatat terpisah pada </w:t>
-      </w:r>
-      <w:r>
-        <w:rPr>
-          <w:rFonts w:ascii="Times New Roman" w:hAnsi="Times New Roman" w:cs="Times New Roman"/>
-          <w:color w:val="FF0000"/>
-          <w:i/>
-        </w:rPr>
-        <w:t xml:space="preserve">execution_reason</w:t>
-      </w:r>
-      <w:r>
-        <w:rPr>
-          <w:rFonts w:ascii="Times New Roman" w:hAnsi="Times New Roman" w:cs="Times New Roman"/>
-          <w:color w:val="FF0000"/>
-        </w:rPr>
-        <w:t xml:space="preserve">, misalnya LLM_RUNTIME_FAILURE, TARGET_TRANSPORT_FAILURE, ARTIFACT_WRITE_FAILURE, atau CANCELLED. No_finding memerlukan bukti negatif yang nyata; respons atau </w:t>
-      </w:r>
-      <w:r>
-        <w:rPr>
-          <w:rFonts w:ascii="Times New Roman" w:hAnsi="Times New Roman" w:cs="Times New Roman"/>
-          <w:color w:val="FF0000"/>
-          <w:i/>
-        </w:rPr>
-        <w:t xml:space="preserve">oracle</w:t>
-      </w:r>
-      <w:r>
-        <w:rPr>
-          <w:rFonts w:ascii="Times New Roman" w:hAnsi="Times New Roman" w:cs="Times New Roman"/>
-          <w:color w:val="FF0000"/>
-        </w:rPr>
-        <w:t xml:space="preserve"> yang hilang tetap unconfirmed atau fixture_limited sesuai alasannya.</w:t>
+        <w:t xml:space="preserve">Alasan penetapan hasil keamanan dicatat bersama kategori, uraian, dan rujukan buktinya. Alasan tersebut dapat berupa sinyal parsial, ketiadaan acuan izin atau sesi independen, maupun bukti negatif yang telah terverifikasi. Kesalahan eksekusi dan pembatalan dicatat secara terpisah, antara lain kegagalan layanan LLM, komunikasi dengan target, penyimpanan artefak, atau pembatalan oleh operator. Kesimpulan tidak ditemukannya indikasi hanya diberikan apabila tersedia bukti negatif yang memadai. Ketiadaan respons atau acuan verifikasi dicatat sebagai hasil yang belum terkonfirmasi atau terbatas oleh lingkungan uji, sesuai penyebabnya.</w:t>
       </w:r>
     </w:p>
     <w:p>
@@ -35243,67 +33736,7 @@
           <w:rFonts w:ascii="Times New Roman" w:hAnsi="Times New Roman" w:cs="Times New Roman"/>
           <w:color w:val="FF0000"/>
         </w:rPr>
-        <w:t xml:space="preserve">Cakupan eksekusi menghitung completed dengan hasil confirmed, no_finding, unconfirmed, maupun fixture_limited. Jumlah hasil keamanan dilaporkan terpisah dari keandalan eksekusi dan tingkat konfirmasi. Koordinat skipped yang belum dijalankan tidak masuk cakupan. Alias status=success berarti eksekusi selesai; </w:t>
-      </w:r>
-      <w:r>
-        <w:rPr>
-          <w:rFonts w:ascii="Times New Roman" w:hAnsi="Times New Roman" w:cs="Times New Roman"/>
-          <w:color w:val="FF0000"/>
-          <w:i/>
-        </w:rPr>
-        <w:t xml:space="preserve">task_result</w:t>
-      </w:r>
-      <w:r>
-        <w:rPr>
-          <w:rFonts w:ascii="Times New Roman" w:hAnsi="Times New Roman" w:cs="Times New Roman"/>
-          <w:color w:val="FF0000"/>
-        </w:rPr>
-        <w:t xml:space="preserve"> dan </w:t>
-      </w:r>
-      <w:r>
-        <w:rPr>
-          <w:rFonts w:ascii="Times New Roman" w:hAnsi="Times New Roman" w:cs="Times New Roman"/>
-          <w:color w:val="FF0000"/>
-          <w:i/>
-        </w:rPr>
-        <w:t xml:space="preserve">incomplete_reason</w:t>
-      </w:r>
-      <w:r>
-        <w:rPr>
-          <w:rFonts w:ascii="Times New Roman" w:hAnsi="Times New Roman" w:cs="Times New Roman"/>
-          <w:color w:val="FF0000"/>
-        </w:rPr>
-        <w:t xml:space="preserve"> tetap disimpan untuk kompatibilitas. Status historis dan atribusi yang tidak tersedia tetap dicatat tanpa mengubah artefak sumber. </w:t>
-      </w:r>
-      <w:r>
-        <w:rPr>
-          <w:rFonts w:ascii="Times New Roman" w:hAnsi="Times New Roman" w:cs="Times New Roman"/>
-          <w:color w:val="FF0000"/>
-          <w:i/>
-        </w:rPr>
-        <w:t xml:space="preserve">Srun_final</w:t>
-      </w:r>
-      <w:r>
-        <w:rPr>
-          <w:rFonts w:ascii="Times New Roman" w:hAnsi="Times New Roman" w:cs="Times New Roman"/>
-          <w:color w:val="FF0000"/>
-        </w:rPr>
-        <w:t xml:space="preserve"> hanya diterbitkan setelah komponen, penyebut yang memenuhi syarat, dan </w:t>
-      </w:r>
-      <w:r>
-        <w:rPr>
-          <w:rFonts w:ascii="Times New Roman" w:hAnsi="Times New Roman" w:cs="Times New Roman"/>
-          <w:color w:val="FF0000"/>
-          <w:i/>
-        </w:rPr>
-        <w:t xml:space="preserve">workflow</w:t>
-      </w:r>
-      <w:r>
-        <w:rPr>
-          <w:rFonts w:ascii="Times New Roman" w:hAnsi="Times New Roman" w:cs="Times New Roman"/>
-          <w:color w:val="FF0000"/>
-        </w:rPr>
-        <w:t xml:space="preserve"> penilaian lengkap. Satu komponen bernilai nol tidak membuat seluruh skor nol: vektor (3,0,0,0,3) menghasilkan 1.2000.</w:t>
+        <w:t xml:space="preserve">Cakupan eksekusi mencakup seluruh pengujian yang selesai secara normal, baik dengan hasil terkonfirmasi, tidak ditemukan indikasi, belum terkonfirmasi, maupun terbatas oleh lingkungan uji. Jumlah pada setiap kategori hasil keamanan dilaporkan secara terpisah dari keandalan eksekusi dan tingkat konfirmasi. Skenario yang dilewati dan belum dijalankan tidak dimasukkan dalam cakupan. Penanda keberhasilan eksekusi pada format artefak lama menunjukkan bahwa proses telah selesai. Hasil tugas dan alasan ketidaklengkapannya tetap disimpan agar catatan lama dapat dibaca. Status historis dan informasi sumber yang belum tersedia dipertahankan tanpa mengubah artefak asli. Skor akhir Srun hanya diterbitkan setelah komponen penilaian, jumlah kandidat yang memenuhi syarat, dan prosedur penilaian telah lengkap. Nilai nol pada satu komponen tetap diperhitungkan sesuai bobotnya. Sebagai contoh, susunan skor (3,0,0,0,3) menghasilkan 1.2000.</w:t>
       </w:r>
     </w:p>
     <w:p>

--- a/docs/docx/bab-3-reconciled-2026-10-29.docx
+++ b/docs/docx/bab-3-reconciled-2026-10-29.docx
@@ -327,164 +327,9 @@
       <w:r>
         <w:rPr>
           <w:rFonts w:ascii="Times New Roman" w:eastAsia="Times New Roman" w:hAnsi="Times New Roman" w:cs="Times New Roman"/>
-        </w:rPr>
-        <w:t xml:space="preserve">Kerangka pikir penelitian ini mempertahankan </w:t>
-      </w:r>
-      <w:r>
-        <w:rPr>
-          <w:rFonts w:ascii="Times New Roman" w:eastAsia="Times New Roman" w:hAnsi="Times New Roman" w:cs="Times New Roman"/>
-          <w:i/>
-          <w:iCs/>
-        </w:rPr>
-        <w:t xml:space="preserve">static method agents</w:t>
-      </w:r>
-      <w:r>
-        <w:rPr>
-          <w:rFonts w:ascii="Times New Roman" w:eastAsia="Times New Roman" w:hAnsi="Times New Roman" w:cs="Times New Roman"/>
-        </w:rPr>
-        <w:t xml:space="preserve"> sebagai modul eksekusi tetap untuk setiap metode eksploitasi. Perilaku dinamis dalam framework hanya ditempatkan pada lapisan </w:t>
-      </w:r>
-      <w:r>
-        <w:rPr>
-          <w:rFonts w:ascii="Times New Roman" w:eastAsia="Times New Roman" w:hAnsi="Times New Roman" w:cs="Times New Roman"/>
-          <w:i/>
-          <w:iCs/>
-        </w:rPr>
-        <w:t xml:space="preserve">payload candidate</w:t>
-      </w:r>
-      <w:r>
-        <w:rPr>
-          <w:rFonts w:ascii="Times New Roman" w:eastAsia="Times New Roman" w:hAnsi="Times New Roman" w:cs="Times New Roman"/>
-        </w:rPr>
-        <w:t xml:space="preserve">, yaitu melalui variasi payload yang dibuat berdasarkan </w:t>
-      </w:r>
-      <w:r>
-        <w:rPr>
-          <w:rFonts w:ascii="Times New Roman" w:eastAsia="Times New Roman" w:hAnsi="Times New Roman" w:cs="Times New Roman"/>
-          <w:i/>
-          <w:iCs/>
-        </w:rPr>
-        <w:t xml:space="preserve">validated static payload seeds</w:t>
-      </w:r>
-      <w:r>
-        <w:rPr>
-          <w:rFonts w:ascii="Times New Roman" w:eastAsia="Times New Roman" w:hAnsi="Times New Roman" w:cs="Times New Roman"/>
-        </w:rPr>
-        <w:t xml:space="preserve"> dan batasan yang didefinisikan dalam AKG. Kombinasi AKG, LangGraph, </w:t>
-      </w:r>
-      <w:r>
-        <w:rPr>
-          <w:rFonts w:ascii="Times New Roman" w:eastAsia="Times New Roman" w:hAnsi="Times New Roman" w:cs="Times New Roman"/>
-          <w:i/>
-          <w:iCs/>
-        </w:rPr>
-        <w:t xml:space="preserve">static agents</w:t>
-      </w:r>
-      <w:r>
-        <w:rPr>
-          <w:rFonts w:ascii="Times New Roman" w:eastAsia="Times New Roman" w:hAnsi="Times New Roman" w:cs="Times New Roman"/>
-        </w:rPr>
-        <w:t xml:space="preserve">, dan </w:t>
-      </w:r>
-      <w:r>
-        <w:rPr>
-          <w:rFonts w:ascii="Times New Roman" w:eastAsia="Times New Roman" w:hAnsi="Times New Roman" w:cs="Times New Roman"/>
-          <w:i/>
-          <w:iCs/>
-        </w:rPr>
-        <w:t xml:space="preserve">controlled hybrid payload generation</w:t>
-      </w:r>
-      <w:r>
-        <w:rPr>
-          <w:rFonts w:ascii="Times New Roman" w:eastAsia="Times New Roman" w:hAnsi="Times New Roman" w:cs="Times New Roman"/>
-        </w:rPr>
-        <w:t xml:space="preserve"> digunakan untuk menghasilkan proses pengujian yang adaptif dan tetap dapat direproduksi. Evaluasi kemudian dilakukan dengan memisahkan </w:t>
-      </w:r>
-      <w:r>
-        <w:rPr>
-          <w:rFonts w:ascii="Times New Roman" w:eastAsia="Times New Roman" w:hAnsi="Times New Roman" w:cs="Times New Roman"/>
-          <w:i/>
-        </w:rPr>
-        <w:t xml:space="preserve">method selection quality</w:t>
-      </w:r>
-      <w:r>
-        <w:rPr>
-          <w:rFonts w:ascii="Times New Roman" w:eastAsia="Times New Roman" w:hAnsi="Times New Roman" w:cs="Times New Roman"/>
-        </w:rPr>
-        <w:t xml:space="preserve">, </w:t>
-      </w:r>
-      <w:r>
-        <w:rPr>
-          <w:rFonts w:ascii="Times New Roman" w:eastAsia="Times New Roman" w:hAnsi="Times New Roman" w:cs="Times New Roman"/>
-          <w:i/>
-        </w:rPr>
-        <w:t xml:space="preserve">payload </w:t>
-      </w:r>
-      <w:r>
-        <w:rPr>
-          <w:rFonts w:ascii="Times New Roman" w:eastAsia="Times New Roman" w:hAnsi="Times New Roman" w:cs="Times New Roman"/>
-          <w:i/>
-        </w:rPr>
-        <w:lastRenderedPageBreak/>
-        <w:t xml:space="preserve">generation quality</w:t>
-      </w:r>
-      <w:r>
-        <w:rPr>
-          <w:rFonts w:ascii="Times New Roman" w:eastAsia="Times New Roman" w:hAnsi="Times New Roman" w:cs="Times New Roman"/>
-        </w:rPr>
-        <w:t xml:space="preserve">, </w:t>
-      </w:r>
-      <w:r>
-        <w:rPr>
-          <w:rFonts w:ascii="Times New Roman" w:eastAsia="Times New Roman" w:hAnsi="Times New Roman" w:cs="Times New Roman"/>
-          <w:i/>
-        </w:rPr>
-        <w:t xml:space="preserve">exploitation outcome</w:t>
-      </w:r>
-      <w:r>
-        <w:rPr>
-          <w:rFonts w:ascii="Times New Roman" w:eastAsia="Times New Roman" w:hAnsi="Times New Roman" w:cs="Times New Roman"/>
-        </w:rPr>
-        <w:t xml:space="preserve">, </w:t>
-      </w:r>
-      <w:r>
-        <w:rPr>
-          <w:rFonts w:ascii="Times New Roman" w:eastAsia="Times New Roman" w:hAnsi="Times New Roman" w:cs="Times New Roman"/>
-          <w:i/>
-        </w:rPr>
-        <w:t xml:space="preserve">chain outcome</w:t>
-      </w:r>
-      <w:r>
-        <w:rPr>
-          <w:rFonts w:ascii="Times New Roman" w:eastAsia="Times New Roman" w:hAnsi="Times New Roman" w:cs="Times New Roman"/>
-        </w:rPr>
-        <w:t xml:space="preserve">, </w:t>
-      </w:r>
-      <w:r>
-        <w:rPr>
-          <w:rFonts w:ascii="Times New Roman" w:eastAsia="Times New Roman" w:hAnsi="Times New Roman" w:cs="Times New Roman"/>
-          <w:i/>
-        </w:rPr>
-        <w:t xml:space="preserve">guardrail activation</w:t>
-      </w:r>
-      <w:r>
-        <w:rPr>
-          <w:rFonts w:ascii="Times New Roman" w:eastAsia="Times New Roman" w:hAnsi="Times New Roman" w:cs="Times New Roman"/>
-        </w:rPr>
-        <w:t xml:space="preserve">, konsistensi hasil, dan </w:t>
-      </w:r>
-      <w:r>
-        <w:rPr>
-          <w:rFonts w:ascii="Times New Roman" w:eastAsia="Times New Roman" w:hAnsi="Times New Roman" w:cs="Times New Roman"/>
-          <w:i/>
-        </w:rPr>
-        <w:t xml:space="preserve">model-specific behavior</w:t>
-      </w:r>
-      <w:r>
-        <w:rPr>
-          <w:rFonts w:ascii="Times New Roman" w:eastAsia="Times New Roman" w:hAnsi="Times New Roman" w:cs="Times New Roman"/>
-        </w:rPr>
-        <w:t xml:space="preserve"> antar LLM.</w:t>
+          <w:color w:val="FF0000"/>
+        </w:rPr>
+        <w:t xml:space="preserve">Kerangka pikir penelitian menggunakan static method agents sebagai modul eksekusi tetap untuk setiap metode eksploitasi. LLM berperan dalam pemilihan metode dan pembentukan variasi payload berdasarkan observasi serta batas yang telah ditetapkan. Kombinasi AKG, LangGraph, agen statis, dan pembentukan payload hybrid digunakan untuk menghasilkan proses pengujian yang terstruktur. Evaluasi memisahkan kualitas pemilihan metode, kualitas payload, hasil eksploitasi dan chain, penanganan guardrail, konsistensi, serta karakteristik setiap model.</w:t>
       </w:r>
     </w:p>
     <w:p>
@@ -691,145 +536,23 @@
         <w:rPr>
           <w:rFonts w:ascii="Times New Roman" w:eastAsia="Times New Roman" w:hAnsi="Times New Roman" w:cs="Times New Roman"/>
           <w:lang w:val="en-ID"/>
-        </w:rPr>
-        <w:t xml:space="preserve">Variabel terikat dalam penelitian ini mencakup kualitas pemilihan metode, kualitas payload, keberhasilan eksploitasi dan </w:t>
-      </w:r>
-      <w:r>
-        <w:rPr>
-          <w:rFonts w:ascii="Times New Roman" w:eastAsia="Times New Roman" w:hAnsi="Times New Roman" w:cs="Times New Roman"/>
-          <w:i/>
-          <w:iCs/>
-          <w:lang w:val="en-ID"/>
-        </w:rPr>
-        <w:t xml:space="preserve">chain</w:t>
-      </w:r>
-      <w:r>
-        <w:rPr>
-          <w:rFonts w:ascii="Times New Roman" w:eastAsia="Times New Roman" w:hAnsi="Times New Roman" w:cs="Times New Roman"/>
-          <w:lang w:val="en-ID"/>
-        </w:rPr>
-        <w:t xml:space="preserve">, validitas output LLM dan penanganan </w:t>
-      </w:r>
-      <w:r>
-        <w:rPr>
-          <w:rFonts w:ascii="Times New Roman" w:eastAsia="Times New Roman" w:hAnsi="Times New Roman" w:cs="Times New Roman"/>
-          <w:i/>
-          <w:iCs/>
-          <w:lang w:val="en-ID"/>
-        </w:rPr>
-        <w:t xml:space="preserve">guardrail</w:t>
-      </w:r>
-      <w:r>
-        <w:rPr>
-          <w:rFonts w:ascii="Times New Roman" w:eastAsia="Times New Roman" w:hAnsi="Times New Roman" w:cs="Times New Roman"/>
-          <w:lang w:val="en-ID"/>
-        </w:rPr>
-        <w:t xml:space="preserve">, serta konsistensi dan efisiensi model. Kondisi eksperimen dan model LLM memengaruhi kualitas pemilihan metode dan kualitas payload yang dihasilkan. Kualitas pemilihan metode kemudian memengaruhi peluang keberhasilan eksploitasi karena metode yang sesuai dengan observasi aplikasi akan meningkatkan kemungkinan payload menghasilkan sinyal keberhasilan yang valid. Kualitas payload juga memengaruhi hasil eksploitasi karena payload harus sesuai dengan </w:t>
-      </w:r>
-      <w:r>
-        <w:rPr>
-          <w:rFonts w:ascii="Times New Roman" w:eastAsia="Times New Roman" w:hAnsi="Times New Roman" w:cs="Times New Roman"/>
-          <w:i/>
-          <w:iCs/>
-          <w:lang w:val="en-ID"/>
-        </w:rPr>
-        <w:t xml:space="preserve">method family</w:t>
-      </w:r>
-      <w:r>
-        <w:rPr>
-          <w:rFonts w:ascii="Times New Roman" w:eastAsia="Times New Roman" w:hAnsi="Times New Roman" w:cs="Times New Roman"/>
-          <w:lang w:val="en-ID"/>
-        </w:rPr>
-        <w:t xml:space="preserve">, parameter target, aturan validasi, dan batasan AKG sebelum dieksekusi. Jika eksploitasi menghasilkan outcome yang dapat digunakan, seperti </w:t>
-      </w:r>
-      <w:r>
-        <w:rPr>
-          <w:rFonts w:ascii="Times New Roman" w:eastAsia="Times New Roman" w:hAnsi="Times New Roman" w:cs="Times New Roman"/>
-          <w:i/>
-          <w:iCs/>
-          <w:lang w:val="en-ID"/>
-        </w:rPr>
-        <w:t xml:space="preserve">credentials_extracted</w:t>
-      </w:r>
-      <w:r>
-        <w:rPr>
-          <w:rFonts w:ascii="Times New Roman" w:eastAsia="Times New Roman" w:hAnsi="Times New Roman" w:cs="Times New Roman"/>
-          <w:lang w:val="en-ID"/>
-        </w:rPr>
-        <w:t xml:space="preserve">, </w:t>
-      </w:r>
-      <w:r>
-        <w:rPr>
-          <w:rFonts w:ascii="Times New Roman" w:eastAsia="Times New Roman" w:hAnsi="Times New Roman" w:cs="Times New Roman"/>
-          <w:i/>
-          <w:iCs/>
-          <w:lang w:val="en-ID"/>
-        </w:rPr>
-        <w:t xml:space="preserve">authenticated_session</w:t>
-      </w:r>
-      <w:r>
-        <w:rPr>
-          <w:rFonts w:ascii="Times New Roman" w:eastAsia="Times New Roman" w:hAnsi="Times New Roman" w:cs="Times New Roman"/>
-          <w:lang w:val="en-ID"/>
-        </w:rPr>
-        <w:t xml:space="preserve">, atau </w:t>
-      </w:r>
-      <w:r>
-        <w:rPr>
-          <w:rFonts w:ascii="Times New Roman" w:eastAsia="Times New Roman" w:hAnsi="Times New Roman" w:cs="Times New Roman"/>
-          <w:i/>
-          <w:iCs/>
-          <w:lang w:val="en-ID"/>
-        </w:rPr>
-        <w:t xml:space="preserve">admin_session_obtained</w:t>
-      </w:r>
-      <w:r>
-        <w:rPr>
-          <w:rFonts w:ascii="Times New Roman" w:eastAsia="Times New Roman" w:hAnsi="Times New Roman" w:cs="Times New Roman"/>
-          <w:lang w:val="en-ID"/>
-        </w:rPr>
-        <w:t xml:space="preserve">, maka proses dapat dilanjutkan ke </w:t>
-      </w:r>
-      <w:r>
-        <w:rPr>
-          <w:rFonts w:ascii="Times New Roman" w:eastAsia="Times New Roman" w:hAnsi="Times New Roman" w:cs="Times New Roman"/>
-          <w:i/>
-          <w:iCs/>
-          <w:lang w:val="en-ID"/>
-        </w:rPr>
-        <w:t xml:space="preserve">cross-surface chain</w:t>
-      </w:r>
-      <w:r>
-        <w:rPr>
-          <w:rFonts w:ascii="Times New Roman" w:eastAsia="Times New Roman" w:hAnsi="Times New Roman" w:cs="Times New Roman"/>
-          <w:lang w:val="en-ID"/>
-        </w:rPr>
-        <w:t xml:space="preserve">. Agar hubungan antar variabel tersebut dapat dianalisis secara valid, variabel kontrol seperti lingkungan DVWA, rancangan framework, konfigurasi payload dan validasi, konfigurasi interaksi LLM, serta protokol evaluasi dijaga tetap sama pada seluruh skenario </w:t>
-      </w:r>
-      <w:r>
-        <w:rPr>
-          <w:rFonts w:ascii="Times New Roman" w:eastAsia="Times New Roman" w:hAnsi="Times New Roman" w:cs="Times New Roman"/>
-          <w:lang w:val="en-ID"/>
-        </w:rPr>
-        <w:lastRenderedPageBreak/>
-        <w:t xml:space="preserve">eksperimen. Berikut adalah diagram kerangka pikir untuk memvisualisasikan hubungan antar </w:t>
-      </w:r>
+          <w:color w:val="FF0000"/>
+        </w:rPr>
+        <w:t xml:space="preserve">Variabel terikat dalam penelitian ini mencakup kualitas pemilihan metode, kualitas payload, keberhasilan eksploitasi dan chain, validitas output LLM dan penanganan guardrail, serta konsistensi dan efisiensi model. Kondisi eksperimen dan model LLM memengaruhi keputusan metode dan kualitas payload yang dihasilkan. Metode yang sesuai dengan observasi aplikasi dapat meningkatkan peluang munculnya sinyal keberhasilan yang valid. Jika hasil eksploitasi menghasilkan kredensial atau sesi yang dapat digunakan, pengujian dapat berlanjut ke langkah lain sesuai hubungan dalam AKG. Lingkungan DVWA, konfigurasi payload dan validasi, anggaran kandidat, serta protokol evaluasi dijaga agar perbandingan antarmodel dilakukan pada kondisi yang sepadan. Kerangka pikir penelitian ditunjukkan pada Gambar 3.1.</w:t>
+      </w:r>
+    </w:p>
+    <w:p>
+      <w:pPr>
+        <w:jc w:val="center"/>
+      </w:pPr>
       <w:r>
         <w:rPr>
           <w:rFonts w:ascii="Times New Roman" w:eastAsia="Times New Roman" w:hAnsi="Times New Roman" w:cs="Times New Roman"/>
         </w:rPr>
         <w:drawing>
-          <wp:anchor distT="0" distB="0" distL="114300" distR="114300" simplePos="0" relativeHeight="251660288" behindDoc="0" locked="0" layoutInCell="1" allowOverlap="1" wp14:anchorId="0A1072DB" wp14:editId="3412EE36">
-            <wp:simplePos x="0" y="0"/>
-            <wp:positionH relativeFrom="column">
-              <wp:posOffset>-168192</wp:posOffset>
-            </wp:positionH>
-            <wp:positionV relativeFrom="paragraph">
-              <wp:posOffset>1058545</wp:posOffset>
-            </wp:positionV>
+          <wp:inline distT="0" distB="0" distL="114300" distR="114300">
             <wp:extent cx="5540375" cy="3787775"/>
             <wp:effectExtent l="0" t="0" r="3175" b="3175"/>
-            <wp:wrapTopAndBottom/>
             <wp:docPr id="198721596" name="Picture 7" descr="A diagram of a computer flowchart  AI-generated content may be incorrect."/>
             <wp:cNvGraphicFramePr>
               <a:graphicFrameLocks xmlns:a="http://schemas.openxmlformats.org/drawingml/2006/main" noChangeAspect="1"/>
@@ -865,21 +588,8 @@
                 </pic:pic>
               </a:graphicData>
             </a:graphic>
-            <wp14:sizeRelH relativeFrom="page">
-              <wp14:pctWidth>0</wp14:pctWidth>
-            </wp14:sizeRelH>
-            <wp14:sizeRelV relativeFrom="page">
-              <wp14:pctHeight>0</wp14:pctHeight>
-            </wp14:sizeRelV>
-          </wp:anchor>
+          </wp:inline>
         </w:drawing>
-      </w:r>
-      <w:r>
-        <w:rPr>
-          <w:rFonts w:ascii="Times New Roman" w:eastAsia="Times New Roman" w:hAnsi="Times New Roman" w:cs="Times New Roman"/>
-          <w:lang w:val="en-ID"/>
-        </w:rPr>
-        <w:t xml:space="preserve">variabel dengan lebih jelas:</w:t>
       </w:r>
     </w:p>
     <w:p>
@@ -1201,149 +911,9 @@
       <w:r>
         <w:rPr>
           <w:rFonts w:ascii="Times New Roman" w:hAnsi="Times New Roman" w:cs="Times New Roman"/>
-        </w:rPr>
-        <w:t xml:space="preserve">Validasi awal dilakukan melalui </w:t>
-      </w:r>
-      <w:r>
-        <w:rPr>
-          <w:rFonts w:ascii="Times New Roman" w:hAnsi="Times New Roman" w:cs="Times New Roman"/>
-          <w:i/>
-          <w:iCs/>
-        </w:rPr>
-        <w:t xml:space="preserve">unit test</w:t>
-      </w:r>
-      <w:r>
-        <w:rPr>
-          <w:rFonts w:ascii="Times New Roman" w:hAnsi="Times New Roman" w:cs="Times New Roman"/>
-        </w:rPr>
-        <w:t xml:space="preserve"> dan </w:t>
-      </w:r>
-      <w:r>
-        <w:rPr>
-          <w:rFonts w:ascii="Times New Roman" w:hAnsi="Times New Roman" w:cs="Times New Roman"/>
-          <w:i/>
-          <w:iCs/>
-        </w:rPr>
-        <w:t xml:space="preserve">dry run</w:t>
-      </w:r>
-      <w:r>
-        <w:rPr>
-          <w:rFonts w:ascii="Times New Roman" w:hAnsi="Times New Roman" w:cs="Times New Roman"/>
-        </w:rPr>
-        <w:t xml:space="preserve"> terbatas pada DVWA. </w:t>
-      </w:r>
-      <w:r>
-        <w:rPr>
-          <w:rFonts w:ascii="Times New Roman" w:hAnsi="Times New Roman" w:cs="Times New Roman"/>
-          <w:i/>
-          <w:iCs/>
-        </w:rPr>
-        <w:t xml:space="preserve">Unit test</w:t>
-      </w:r>
-      <w:r>
-        <w:rPr>
-          <w:rFonts w:ascii="Times New Roman" w:hAnsi="Times New Roman" w:cs="Times New Roman"/>
-        </w:rPr>
-        <w:t xml:space="preserve"> minimal mencakup validitas node dan edge AKG, pemeriksaan </w:t>
-      </w:r>
-      <w:r>
-        <w:rPr>
-          <w:rFonts w:ascii="Times New Roman" w:hAnsi="Times New Roman" w:cs="Times New Roman"/>
-          <w:i/>
-          <w:iCs/>
-        </w:rPr>
-        <w:t xml:space="preserve">precondition</w:t>
-      </w:r>
-      <w:r>
-        <w:rPr>
-          <w:rFonts w:ascii="Times New Roman" w:hAnsi="Times New Roman" w:cs="Times New Roman"/>
-        </w:rPr>
-        <w:t xml:space="preserve">, kelengkapan </w:t>
-      </w:r>
-      <w:r>
-        <w:rPr>
-          <w:rFonts w:ascii="Times New Roman" w:hAnsi="Times New Roman" w:cs="Times New Roman"/>
-          <w:i/>
-          <w:iCs/>
-        </w:rPr>
-        <w:lastRenderedPageBreak/>
-        <w:t xml:space="preserve">payload profile</w:t>
-      </w:r>
-      <w:r>
-        <w:rPr>
-          <w:rFonts w:ascii="Times New Roman" w:hAnsi="Times New Roman" w:cs="Times New Roman"/>
-        </w:rPr>
-        <w:t xml:space="preserve">, validitas skema </w:t>
-      </w:r>
-      <w:r>
-        <w:rPr>
-          <w:rFonts w:ascii="Times New Roman" w:hAnsi="Times New Roman" w:cs="Times New Roman"/>
-          <w:i/>
-          <w:iCs/>
-        </w:rPr>
-        <w:t xml:space="preserve">prompt</w:t>
-      </w:r>
-      <w:r>
-        <w:rPr>
-          <w:rFonts w:ascii="Times New Roman" w:hAnsi="Times New Roman" w:cs="Times New Roman"/>
-        </w:rPr>
-        <w:t xml:space="preserve">, </w:t>
-      </w:r>
-      <w:r>
-        <w:rPr>
-          <w:rFonts w:ascii="Times New Roman" w:hAnsi="Times New Roman" w:cs="Times New Roman"/>
-          <w:i/>
-          <w:iCs/>
-        </w:rPr>
-        <w:t xml:space="preserve">JSON parser</w:t>
-      </w:r>
-      <w:r>
-        <w:rPr>
-          <w:rFonts w:ascii="Times New Roman" w:hAnsi="Times New Roman" w:cs="Times New Roman"/>
-        </w:rPr>
-        <w:t xml:space="preserve">, </w:t>
-      </w:r>
-      <w:r>
-        <w:rPr>
-          <w:rFonts w:ascii="Times New Roman" w:hAnsi="Times New Roman" w:cs="Times New Roman"/>
-          <w:i/>
-          <w:iCs/>
-        </w:rPr>
-        <w:t xml:space="preserve">payload validator</w:t>
-      </w:r>
-      <w:r>
-        <w:rPr>
-          <w:rFonts w:ascii="Times New Roman" w:hAnsi="Times New Roman" w:cs="Times New Roman"/>
-        </w:rPr>
-        <w:t xml:space="preserve">, dan jalur </w:t>
-      </w:r>
-      <w:r>
-        <w:rPr>
-          <w:rFonts w:ascii="Times New Roman" w:hAnsi="Times New Roman" w:cs="Times New Roman"/>
-          <w:i/>
-          <w:iCs/>
-        </w:rPr>
-        <w:t xml:space="preserve">fallback</w:t>
-      </w:r>
-      <w:r>
-        <w:rPr>
-          <w:rFonts w:ascii="Times New Roman" w:hAnsi="Times New Roman" w:cs="Times New Roman"/>
-        </w:rPr>
-        <w:t xml:space="preserve">. </w:t>
-      </w:r>
-      <w:r>
-        <w:rPr>
-          <w:rFonts w:ascii="Times New Roman" w:hAnsi="Times New Roman" w:cs="Times New Roman"/>
-          <w:i/>
-          <w:iCs/>
-        </w:rPr>
-        <w:t xml:space="preserve">Dry run</w:t>
-      </w:r>
-      <w:r>
-        <w:rPr>
-          <w:rFonts w:ascii="Times New Roman" w:hAnsi="Times New Roman" w:cs="Times New Roman"/>
-        </w:rPr>
-        <w:t xml:space="preserve"> dilakukan minimal pada satu skenario sederhana untuk setiap permukaan kerentanan, yaitu SQL Injection, Access Control, dan Brute Force pada tingkat keamanan yang paling sederhana. Hasil dari tahap ini berupa daftar komponen yang lolos validasi, daftar komponen yang perlu diperbaiki, serta keputusan apakah eksperimen utama sudah dapat dijalankan.</w:t>
+          <w:color w:val="FF0000"/>
+        </w:rPr>
+        <w:t xml:space="preserve">Validasi awal dilakukan melalui unit test dan dry run pada konfigurasi setiap permukaan kerentanan, yaitu SQL Injection, Access Control, dan Brute Force. Unit test mencakup struktur AKG, prasyarat, profil payload, skema prompt, parser JSON, validator, dan jalur pengambilan keputusan. Dry run memeriksa konfigurasi serta alur secara lokal tanpa membuktikan kesiapan layanan DVWA atau penyedia model. Kesiapan lingkungan pengujian diperiksa secara terpisah sebelum eksperimen dilaksanakan.</w:t>
       </w:r>
     </w:p>
     <w:p>
@@ -1476,209 +1046,9 @@
       <w:r>
         <w:rPr>
           <w:rFonts w:ascii="Times New Roman" w:eastAsia="Times New Roman" w:hAnsi="Times New Roman" w:cs="Times New Roman"/>
-        </w:rPr>
-        <w:t xml:space="preserve">Tahap pertama adalah merancang AKG yang bersifat </w:t>
-      </w:r>
-      <w:r>
-        <w:rPr>
-          <w:rFonts w:ascii="Times New Roman" w:eastAsia="Times New Roman" w:hAnsi="Times New Roman" w:cs="Times New Roman"/>
-          <w:iCs/>
-        </w:rPr>
-        <w:t xml:space="preserve">statis</w:t>
-      </w:r>
-      <w:r>
-        <w:rPr>
-          <w:rFonts w:ascii="Times New Roman" w:eastAsia="Times New Roman" w:hAnsi="Times New Roman" w:cs="Times New Roman"/>
-        </w:rPr>
-        <w:t xml:space="preserve">, </w:t>
-      </w:r>
-      <w:r>
-        <w:rPr>
-          <w:rFonts w:ascii="Times New Roman" w:eastAsia="Times New Roman" w:hAnsi="Times New Roman" w:cs="Times New Roman"/>
-          <w:i/>
-        </w:rPr>
-        <w:t xml:space="preserve">predefined</w:t>
-      </w:r>
-      <w:r>
-        <w:rPr>
-          <w:rFonts w:ascii="Times New Roman" w:eastAsia="Times New Roman" w:hAnsi="Times New Roman" w:cs="Times New Roman"/>
-        </w:rPr>
-        <w:t xml:space="preserve">, dan </w:t>
-      </w:r>
-      <w:r>
-        <w:rPr>
-          <w:rFonts w:ascii="Times New Roman" w:eastAsia="Times New Roman" w:hAnsi="Times New Roman" w:cs="Times New Roman"/>
-          <w:i/>
-        </w:rPr>
-        <w:t xml:space="preserve">pre-validated</w:t>
-      </w:r>
-      <w:r>
-        <w:rPr>
-          <w:rFonts w:ascii="Times New Roman" w:eastAsia="Times New Roman" w:hAnsi="Times New Roman" w:cs="Times New Roman"/>
-        </w:rPr>
-        <w:t xml:space="preserve">. Di dalam AKG yang dikembangkan, terdapat </w:t>
-      </w:r>
-      <w:r>
-        <w:rPr>
-          <w:rFonts w:ascii="Times New Roman" w:eastAsia="Times New Roman" w:hAnsi="Times New Roman" w:cs="Times New Roman"/>
-          <w:i/>
-        </w:rPr>
-        <w:t xml:space="preserve">surface node</w:t>
-      </w:r>
-      <w:r>
-        <w:rPr>
-          <w:rFonts w:ascii="Times New Roman" w:eastAsia="Times New Roman" w:hAnsi="Times New Roman" w:cs="Times New Roman"/>
-        </w:rPr>
-        <w:t xml:space="preserve">, </w:t>
-      </w:r>
-      <w:r>
-        <w:rPr>
-          <w:rFonts w:ascii="Times New Roman" w:eastAsia="Times New Roman" w:hAnsi="Times New Roman" w:cs="Times New Roman"/>
-          <w:i/>
-        </w:rPr>
-        <w:t xml:space="preserve">method node</w:t>
-      </w:r>
-      <w:r>
-        <w:rPr>
-          <w:rFonts w:ascii="Times New Roman" w:eastAsia="Times New Roman" w:hAnsi="Times New Roman" w:cs="Times New Roman"/>
-        </w:rPr>
-        <w:t xml:space="preserve">, </w:t>
-      </w:r>
-      <w:r>
-        <w:rPr>
-          <w:rFonts w:ascii="Times New Roman" w:eastAsia="Times New Roman" w:hAnsi="Times New Roman" w:cs="Times New Roman"/>
-          <w:i/>
-        </w:rPr>
-        <w:t xml:space="preserve">outcome node</w:t>
-      </w:r>
-      <w:r>
-        <w:rPr>
-          <w:rFonts w:ascii="Times New Roman" w:eastAsia="Times New Roman" w:hAnsi="Times New Roman" w:cs="Times New Roman"/>
-        </w:rPr>
-        <w:t xml:space="preserve">, </w:t>
-      </w:r>
-      <w:r>
-        <w:rPr>
-          <w:rFonts w:ascii="Times New Roman" w:eastAsia="Times New Roman" w:hAnsi="Times New Roman" w:cs="Times New Roman"/>
-          <w:i/>
-        </w:rPr>
-        <w:t xml:space="preserve">chain edge</w:t>
-      </w:r>
-      <w:r>
-        <w:rPr>
-          <w:rFonts w:ascii="Times New Roman" w:eastAsia="Times New Roman" w:hAnsi="Times New Roman" w:cs="Times New Roman"/>
-        </w:rPr>
-        <w:t xml:space="preserve">, serta </w:t>
-      </w:r>
-      <w:r>
-        <w:rPr>
-          <w:rFonts w:ascii="Times New Roman" w:eastAsia="Times New Roman" w:hAnsi="Times New Roman" w:cs="Times New Roman"/>
-          <w:i/>
-        </w:rPr>
-        <w:t xml:space="preserve">payload-generation profile</w:t>
-      </w:r>
-      <w:r>
-        <w:rPr>
-          <w:rFonts w:ascii="Times New Roman" w:eastAsia="Times New Roman" w:hAnsi="Times New Roman" w:cs="Times New Roman"/>
-        </w:rPr>
-        <w:t xml:space="preserve"> pada setiap </w:t>
-      </w:r>
-      <w:r>
-        <w:rPr>
-          <w:rFonts w:ascii="Times New Roman" w:eastAsia="Times New Roman" w:hAnsi="Times New Roman" w:cs="Times New Roman"/>
-          <w:i/>
-          <w:iCs/>
-        </w:rPr>
-        <w:t xml:space="preserve">method node</w:t>
-      </w:r>
-      <w:r>
-        <w:rPr>
-          <w:rFonts w:ascii="Times New Roman" w:eastAsia="Times New Roman" w:hAnsi="Times New Roman" w:cs="Times New Roman"/>
-        </w:rPr>
-        <w:t xml:space="preserve">. Setiap </w:t>
-      </w:r>
-      <w:r>
-        <w:rPr>
-          <w:rFonts w:ascii="Times New Roman" w:eastAsia="Times New Roman" w:hAnsi="Times New Roman" w:cs="Times New Roman"/>
-          <w:i/>
-          <w:iCs/>
-        </w:rPr>
-        <w:t xml:space="preserve">method node</w:t>
-      </w:r>
-      <w:r>
-        <w:rPr>
-          <w:rFonts w:ascii="Times New Roman" w:eastAsia="Times New Roman" w:hAnsi="Times New Roman" w:cs="Times New Roman"/>
-        </w:rPr>
-        <w:t xml:space="preserve"> memiliki </w:t>
-      </w:r>
-      <w:r>
-        <w:rPr>
-          <w:rFonts w:ascii="Times New Roman" w:eastAsia="Times New Roman" w:hAnsi="Times New Roman" w:cs="Times New Roman"/>
-          <w:i/>
-        </w:rPr>
-        <w:t xml:space="preserve">precondition</w:t>
-      </w:r>
-      <w:r>
-        <w:rPr>
-          <w:rFonts w:ascii="Times New Roman" w:eastAsia="Times New Roman" w:hAnsi="Times New Roman" w:cs="Times New Roman"/>
-        </w:rPr>
-        <w:t xml:space="preserve"> berbasis observasi aplikasi, seperti error_messages_enabled, response_diff_detectable, response_delay_measurable, object_ids_enumerable, dan no_rate_limit. Tahap ini dinyatakan siap dilanjutkan apabila struktur </w:t>
-      </w:r>
-      <w:r>
-        <w:rPr>
-          <w:rFonts w:ascii="Times New Roman" w:eastAsia="Times New Roman" w:hAnsi="Times New Roman" w:cs="Times New Roman"/>
-          <w:i/>
-          <w:iCs/>
-        </w:rPr>
-        <w:t xml:space="preserve">node</w:t>
-      </w:r>
-      <w:r>
-        <w:rPr>
-          <w:rFonts w:ascii="Times New Roman" w:eastAsia="Times New Roman" w:hAnsi="Times New Roman" w:cs="Times New Roman"/>
-        </w:rPr>
-        <w:t xml:space="preserve">, </w:t>
-      </w:r>
-      <w:r>
-        <w:rPr>
-          <w:rFonts w:ascii="Times New Roman" w:eastAsia="Times New Roman" w:hAnsi="Times New Roman" w:cs="Times New Roman"/>
-          <w:i/>
-          <w:iCs/>
-        </w:rPr>
-        <w:t xml:space="preserve">edge</w:t>
-      </w:r>
-      <w:r>
-        <w:rPr>
-          <w:rFonts w:ascii="Times New Roman" w:eastAsia="Times New Roman" w:hAnsi="Times New Roman" w:cs="Times New Roman"/>
-        </w:rPr>
-        <w:t xml:space="preserve">, </w:t>
-      </w:r>
-      <w:r>
-        <w:rPr>
-          <w:rFonts w:ascii="Times New Roman" w:eastAsia="Times New Roman" w:hAnsi="Times New Roman" w:cs="Times New Roman"/>
-          <w:i/>
-          <w:iCs/>
-        </w:rPr>
-        <w:t xml:space="preserve">precondition</w:t>
-      </w:r>
-      <w:r>
-        <w:rPr>
-          <w:rFonts w:ascii="Times New Roman" w:eastAsia="Times New Roman" w:hAnsi="Times New Roman" w:cs="Times New Roman"/>
-        </w:rPr>
-        <w:t xml:space="preserve">, dan </w:t>
-      </w:r>
-      <w:r>
-        <w:rPr>
-          <w:rFonts w:ascii="Times New Roman" w:eastAsia="Times New Roman" w:hAnsi="Times New Roman" w:cs="Times New Roman"/>
-          <w:i/>
-          <w:iCs/>
-        </w:rPr>
-        <w:t xml:space="preserve">payload-generation profile</w:t>
-      </w:r>
-      <w:r>
-        <w:rPr>
-          <w:rFonts w:ascii="Times New Roman" w:eastAsia="Times New Roman" w:hAnsi="Times New Roman" w:cs="Times New Roman"/>
-        </w:rPr>
-        <w:t xml:space="preserve"> telah tervalidasi serta dapat digunakan untuk menentukan metode eksploitasi yang layak dijalankan.</w:t>
+          <w:color w:val="FF0000"/>
+        </w:rPr>
+        <w:t xml:space="preserve">Tahap pertama adalah merancang AKG yang bersifat statis dan divalidasi sebelum eksperimen. AKG memuat node permukaan kerentanan, metode, hasil, serta hubungan untuk langkah lanjutan. Setiap metode memiliki prasyarat yang didasarkan pada observasi aplikasi, seperti terlihatnya pesan kesalahan, adanya perbedaan respons, keterukuran waktu respons, ketersediaan referensi objek, dan keadaan pembatasan permintaan. Perancangan dilanjutkan setelah struktur graf, prasyarat, dan profil payload diperiksa.</w:t>
       </w:r>
     </w:p>
     <w:p>
@@ -1962,180 +1332,9 @@
       <w:r>
         <w:rPr>
           <w:rFonts w:ascii="Times New Roman" w:eastAsia="Times New Roman" w:hAnsi="Times New Roman" w:cs="Times New Roman"/>
-        </w:rPr>
-        <w:t xml:space="preserve">Tahap keempat adalah menjalankan eksperimen berdasarkan kombinasi penyedia LLM, tingkat keamanan DVWA, permukaan kerentanan, </w:t>
-      </w:r>
-      <w:r>
-        <w:rPr>
-          <w:rFonts w:ascii="Times New Roman" w:eastAsia="Times New Roman" w:hAnsi="Times New Roman" w:cs="Times New Roman"/>
-          <w:i/>
-          <w:iCs/>
-        </w:rPr>
-        <w:t xml:space="preserve">method</w:t>
-      </w:r>
-      <w:r>
-        <w:rPr>
-          <w:rFonts w:ascii="Times New Roman" w:eastAsia="Times New Roman" w:hAnsi="Times New Roman" w:cs="Times New Roman"/>
-        </w:rPr>
-        <w:t xml:space="preserve">, dan </w:t>
-      </w:r>
-      <w:r>
-        <w:rPr>
-          <w:rFonts w:ascii="Times New Roman" w:eastAsia="Times New Roman" w:hAnsi="Times New Roman" w:cs="Times New Roman"/>
-          <w:i/>
-          <w:iCs/>
-        </w:rPr>
-        <w:t xml:space="preserve">payload</w:t>
-      </w:r>
-      <w:r>
-        <w:rPr>
-          <w:rFonts w:ascii="Times New Roman" w:eastAsia="Times New Roman" w:hAnsi="Times New Roman" w:cs="Times New Roman"/>
-        </w:rPr>
-        <w:t xml:space="preserve">. Setiap proses eksekusi menghasilkan </w:t>
-      </w:r>
-      <w:r>
-        <w:rPr>
-          <w:rFonts w:ascii="Times New Roman" w:eastAsia="Times New Roman" w:hAnsi="Times New Roman" w:cs="Times New Roman"/>
-          <w:i/>
-          <w:iCs/>
-        </w:rPr>
-        <w:t xml:space="preserve">artifact</w:t>
-      </w:r>
-      <w:r>
-        <w:rPr>
-          <w:rFonts w:ascii="Times New Roman" w:eastAsia="Times New Roman" w:hAnsi="Times New Roman" w:cs="Times New Roman"/>
-        </w:rPr>
-        <w:t xml:space="preserve"> yang mencakup </w:t>
-      </w:r>
-      <w:r>
-        <w:rPr>
-          <w:rFonts w:ascii="Times New Roman" w:eastAsia="Times New Roman" w:hAnsi="Times New Roman" w:cs="Times New Roman"/>
-          <w:i/>
-        </w:rPr>
-        <w:t xml:space="preserve">recon observations</w:t>
-      </w:r>
-      <w:r>
-        <w:rPr>
-          <w:rFonts w:ascii="Times New Roman" w:eastAsia="Times New Roman" w:hAnsi="Times New Roman" w:cs="Times New Roman"/>
-        </w:rPr>
-        <w:t xml:space="preserve">, </w:t>
-      </w:r>
-      <w:r>
-        <w:rPr>
-          <w:rFonts w:ascii="Times New Roman" w:eastAsia="Times New Roman" w:hAnsi="Times New Roman" w:cs="Times New Roman"/>
-          <w:i/>
-          <w:iCs/>
-        </w:rPr>
-        <w:t xml:space="preserve">viable methods</w:t>
-      </w:r>
-      <w:r>
-        <w:rPr>
-          <w:rFonts w:ascii="Times New Roman" w:eastAsia="Times New Roman" w:hAnsi="Times New Roman" w:cs="Times New Roman"/>
-        </w:rPr>
-        <w:t xml:space="preserve">, </w:t>
-      </w:r>
-      <w:r>
-        <w:rPr>
-          <w:rFonts w:ascii="Times New Roman" w:eastAsia="Times New Roman" w:hAnsi="Times New Roman" w:cs="Times New Roman"/>
-          <w:i/>
-          <w:iCs/>
-        </w:rPr>
-        <w:t xml:space="preserve">selected method</w:t>
-      </w:r>
-      <w:r>
-        <w:rPr>
-          <w:rFonts w:ascii="Times New Roman" w:eastAsia="Times New Roman" w:hAnsi="Times New Roman" w:cs="Times New Roman"/>
-        </w:rPr>
-        <w:t xml:space="preserve">, AKG </w:t>
-      </w:r>
-      <w:r>
-        <w:rPr>
-          <w:rFonts w:ascii="Times New Roman" w:eastAsia="Times New Roman" w:hAnsi="Times New Roman" w:cs="Times New Roman"/>
-          <w:i/>
-          <w:iCs/>
-        </w:rPr>
-        <w:t xml:space="preserve">path</w:t>
-      </w:r>
-      <w:r>
-        <w:rPr>
-          <w:rFonts w:ascii="Times New Roman" w:eastAsia="Times New Roman" w:hAnsi="Times New Roman" w:cs="Times New Roman"/>
-        </w:rPr>
-        <w:t xml:space="preserve">, kandidat </w:t>
-      </w:r>
-      <w:r>
-        <w:rPr>
-          <w:rFonts w:ascii="Times New Roman" w:eastAsia="Times New Roman" w:hAnsi="Times New Roman" w:cs="Times New Roman"/>
-          <w:i/>
-          <w:iCs/>
-        </w:rPr>
-        <w:t xml:space="preserve">payload</w:t>
-      </w:r>
-      <w:r>
-        <w:rPr>
-          <w:rFonts w:ascii="Times New Roman" w:eastAsia="Times New Roman" w:hAnsi="Times New Roman" w:cs="Times New Roman"/>
-        </w:rPr>
-        <w:t xml:space="preserve">, hasil validasi </w:t>
-      </w:r>
-      <w:r>
-        <w:rPr>
-          <w:rFonts w:ascii="Times New Roman" w:eastAsia="Times New Roman" w:hAnsi="Times New Roman" w:cs="Times New Roman"/>
-          <w:i/>
-          <w:iCs/>
-        </w:rPr>
-        <w:t xml:space="preserve">payload</w:t>
-      </w:r>
-      <w:r>
-        <w:rPr>
-          <w:rFonts w:ascii="Times New Roman" w:eastAsia="Times New Roman" w:hAnsi="Times New Roman" w:cs="Times New Roman"/>
-        </w:rPr>
-        <w:t xml:space="preserve">, hasil eksekusi, </w:t>
-      </w:r>
-      <w:r>
-        <w:rPr>
-          <w:rFonts w:ascii="Times New Roman" w:eastAsia="Times New Roman" w:hAnsi="Times New Roman" w:cs="Times New Roman"/>
-          <w:i/>
-        </w:rPr>
-        <w:t xml:space="preserve">response evidence</w:t>
-      </w:r>
-      <w:r>
-        <w:rPr>
-          <w:rFonts w:ascii="Times New Roman" w:eastAsia="Times New Roman" w:hAnsi="Times New Roman" w:cs="Times New Roman"/>
-        </w:rPr>
-        <w:t xml:space="preserve">, </w:t>
-      </w:r>
-      <w:r>
-        <w:rPr>
-          <w:rFonts w:ascii="Times New Roman" w:eastAsia="Times New Roman" w:hAnsi="Times New Roman" w:cs="Times New Roman"/>
-          <w:i/>
-        </w:rPr>
-        <w:t xml:space="preserve">guardrail activation</w:t>
-      </w:r>
-      <w:r>
-        <w:rPr>
-          <w:rFonts w:ascii="Times New Roman" w:eastAsia="Times New Roman" w:hAnsi="Times New Roman" w:cs="Times New Roman"/>
-        </w:rPr>
-        <w:t xml:space="preserve">, </w:t>
-      </w:r>
-      <w:r>
-        <w:rPr>
-          <w:rFonts w:ascii="Times New Roman" w:eastAsia="Times New Roman" w:hAnsi="Times New Roman" w:cs="Times New Roman"/>
-          <w:i/>
-          <w:iCs/>
-        </w:rPr>
-        <w:t xml:space="preserve">attempts-to-success</w:t>
-      </w:r>
-      <w:r>
-        <w:rPr>
-          <w:rFonts w:ascii="Times New Roman" w:eastAsia="Times New Roman" w:hAnsi="Times New Roman" w:cs="Times New Roman"/>
-        </w:rPr>
-        <w:t xml:space="preserve">, dan skor evaluasi. </w:t>
-      </w:r>
-      <w:r>
-        <w:rPr>
-          <w:rFonts w:ascii="Times New Roman" w:eastAsia="Times New Roman" w:hAnsi="Times New Roman" w:cs="Times New Roman"/>
-          <w:lang w:val="en-ID"/>
-        </w:rPr>
-        <w:t xml:space="preserve">Tahap ini dilanjutkan ke analisis dan evaluasi apabila seluruh skenario eksperimen telah dijalankan sesuai matriks pengujian dan artefak yang dibutuhkan untuk penilaian telah terkumpul secara lengkap.</w:t>
+          <w:color w:val="FF0000"/>
+        </w:rPr>
+        <w:t xml:space="preserve">Eksperimen disusun berdasarkan model LLM, kondisi pengujian, tingkat keamanan DVWA, permukaan kerentanan, dan pengulangan. Pada setiap skenario, metode dipilih selama proses pengujian. Artefak eksperimen menyimpan observasi, keputusan metode, kandidat payload, hasil validasi, bukti eksekusi, dan hasil verifikasi untuk mendukung penilaian.</w:t>
       </w:r>
     </w:p>
     <w:p>
@@ -5514,157 +4713,9 @@
       <w:r>
         <w:rPr>
           <w:rFonts w:ascii="Times New Roman" w:eastAsia="Times New Roman" w:hAnsi="Times New Roman" w:cs="Times New Roman"/>
-        </w:rPr>
-        <w:t xml:space="preserve">AKG dirancang sebagai </w:t>
-      </w:r>
-      <w:r>
-        <w:rPr>
-          <w:rFonts w:ascii="Times New Roman" w:eastAsia="Times New Roman" w:hAnsi="Times New Roman" w:cs="Times New Roman"/>
-          <w:i/>
-          <w:iCs/>
-        </w:rPr>
-        <w:t xml:space="preserve">graph</w:t>
-      </w:r>
-      <w:r>
-        <w:rPr>
-          <w:rFonts w:ascii="Times New Roman" w:eastAsia="Times New Roman" w:hAnsi="Times New Roman" w:cs="Times New Roman"/>
-        </w:rPr>
-        <w:t xml:space="preserve"> statis yang dibangun sebelum eksperimen dan divalidasi secara manual. Struktur AKG terdiri dari </w:t>
-      </w:r>
-      <w:r>
-        <w:rPr>
-          <w:rFonts w:ascii="Times New Roman" w:eastAsia="Times New Roman" w:hAnsi="Times New Roman" w:cs="Times New Roman"/>
-          <w:i/>
-          <w:iCs/>
-        </w:rPr>
-        <w:t xml:space="preserve">surface node</w:t>
-      </w:r>
-      <w:r>
-        <w:rPr>
-          <w:rFonts w:ascii="Times New Roman" w:eastAsia="Times New Roman" w:hAnsi="Times New Roman" w:cs="Times New Roman"/>
-        </w:rPr>
-        <w:t xml:space="preserve">, </w:t>
-      </w:r>
-      <w:r>
-        <w:rPr>
-          <w:rFonts w:ascii="Times New Roman" w:eastAsia="Times New Roman" w:hAnsi="Times New Roman" w:cs="Times New Roman"/>
-          <w:i/>
-          <w:iCs/>
-        </w:rPr>
-        <w:t xml:space="preserve">method node</w:t>
-      </w:r>
-      <w:r>
-        <w:rPr>
-          <w:rFonts w:ascii="Times New Roman" w:eastAsia="Times New Roman" w:hAnsi="Times New Roman" w:cs="Times New Roman"/>
-        </w:rPr>
-        <w:t xml:space="preserve">, </w:t>
-      </w:r>
-      <w:r>
-        <w:rPr>
-          <w:rFonts w:ascii="Times New Roman" w:eastAsia="Times New Roman" w:hAnsi="Times New Roman" w:cs="Times New Roman"/>
-          <w:i/>
-          <w:iCs/>
-        </w:rPr>
-        <w:t xml:space="preserve">outcome node</w:t>
-      </w:r>
-      <w:r>
-        <w:rPr>
-          <w:rFonts w:ascii="Times New Roman" w:eastAsia="Times New Roman" w:hAnsi="Times New Roman" w:cs="Times New Roman"/>
-        </w:rPr>
-        <w:t xml:space="preserve">, dan </w:t>
-      </w:r>
-      <w:r>
-        <w:rPr>
-          <w:rFonts w:ascii="Times New Roman" w:eastAsia="Times New Roman" w:hAnsi="Times New Roman" w:cs="Times New Roman"/>
-          <w:i/>
-          <w:iCs/>
-        </w:rPr>
-        <w:t xml:space="preserve">chain edge</w:t>
-      </w:r>
-      <w:r>
-        <w:rPr>
-          <w:rFonts w:ascii="Times New Roman" w:eastAsia="Times New Roman" w:hAnsi="Times New Roman" w:cs="Times New Roman"/>
-        </w:rPr>
-        <w:t xml:space="preserve">. </w:t>
-      </w:r>
-      <w:r>
-        <w:rPr>
-          <w:rFonts w:ascii="Times New Roman" w:eastAsia="Times New Roman" w:hAnsi="Times New Roman" w:cs="Times New Roman"/>
-          <w:i/>
-          <w:iCs/>
-        </w:rPr>
-        <w:t xml:space="preserve">Surface node</w:t>
-      </w:r>
-      <w:r>
-        <w:rPr>
-          <w:rFonts w:ascii="Times New Roman" w:eastAsia="Times New Roman" w:hAnsi="Times New Roman" w:cs="Times New Roman"/>
-        </w:rPr>
-        <w:t xml:space="preserve"> terdiri dari sqli, access_control, dan brute_force. </w:t>
-      </w:r>
-      <w:r>
-        <w:rPr>
-          <w:rFonts w:ascii="Times New Roman" w:eastAsia="Times New Roman" w:hAnsi="Times New Roman" w:cs="Times New Roman"/>
-          <w:i/>
-          <w:iCs/>
-        </w:rPr>
-        <w:t xml:space="preserve">Method node</w:t>
-      </w:r>
-      <w:r>
-        <w:rPr>
-          <w:rFonts w:ascii="Times New Roman" w:eastAsia="Times New Roman" w:hAnsi="Times New Roman" w:cs="Times New Roman"/>
-        </w:rPr>
-        <w:t xml:space="preserve"> untuk SQL Injection terdiri dari sqli_union, sqli_error, sqli_boolean_blind, dan sqli_time_blind. </w:t>
-      </w:r>
-      <w:r>
-        <w:rPr>
-          <w:rFonts w:ascii="Times New Roman" w:eastAsia="Times New Roman" w:hAnsi="Times New Roman" w:cs="Times New Roman"/>
-          <w:i/>
-          <w:iCs/>
-        </w:rPr>
-        <w:t xml:space="preserve">Method </w:t>
-      </w:r>
-      <w:r>
-        <w:rPr>
-          <w:rFonts w:ascii="Times New Roman" w:eastAsia="Times New Roman" w:hAnsi="Times New Roman" w:cs="Times New Roman"/>
-          <w:i/>
-          <w:iCs/>
-        </w:rPr>
-        <w:lastRenderedPageBreak/>
-        <w:t xml:space="preserve">node</w:t>
-      </w:r>
-      <w:r>
-        <w:rPr>
-          <w:rFonts w:ascii="Times New Roman" w:eastAsia="Times New Roman" w:hAnsi="Times New Roman" w:cs="Times New Roman"/>
-        </w:rPr>
-        <w:t xml:space="preserve"> untuk Access Control terdiri dari ac_idor, ac_vertical_escalation, dan ac_force_browse. </w:t>
-      </w:r>
-      <w:r>
-        <w:rPr>
-          <w:rFonts w:ascii="Times New Roman" w:eastAsia="Times New Roman" w:hAnsi="Times New Roman" w:cs="Times New Roman"/>
-          <w:i/>
-          <w:iCs/>
-        </w:rPr>
-        <w:t xml:space="preserve">Method node</w:t>
-      </w:r>
-      <w:r>
-        <w:rPr>
-          <w:rFonts w:ascii="Times New Roman" w:eastAsia="Times New Roman" w:hAnsi="Times New Roman" w:cs="Times New Roman"/>
-        </w:rPr>
-        <w:t xml:space="preserve"> untuk Brute Force terdiri dari bf_dictionary dan bf_spray. </w:t>
-      </w:r>
-      <w:r>
-        <w:rPr>
-          <w:rFonts w:ascii="Times New Roman" w:eastAsia="Times New Roman" w:hAnsi="Times New Roman" w:cs="Times New Roman"/>
-          <w:i/>
-          <w:iCs/>
-        </w:rPr>
-        <w:t xml:space="preserve">Outcome node</w:t>
-      </w:r>
-      <w:r>
-        <w:rPr>
-          <w:rFonts w:ascii="Times New Roman" w:eastAsia="Times New Roman" w:hAnsi="Times New Roman" w:cs="Times New Roman"/>
-        </w:rPr>
-        <w:t xml:space="preserve"> digunakan untuk merepresentasikan status seperti sqli_confirmed, credentials_extracted, authenticated_session, dan admin_session_obtained.</w:t>
+          <w:color w:val="FF0000"/>
+        </w:rPr>
+        <w:t xml:space="preserve">AKG dirancang sebagai graf statis yang disusun sebelum eksperimen dan divalidasi secara manual. Graf terdiri atas node permukaan kerentanan, metode, hasil konfirmasi, dan hasil lanjutan, beserta hubungan di antaranya. Permukaan yang dicakup adalah SQL Injection, Access Control, dan Brute Force. Setiap permukaan memiliki metode yang sesuai dengan ruang lingkup penelitian, sedangkan node hasil menyimpan kondisi yang dapat mendukung langkah lanjutan.</w:t>
       </w:r>
     </w:p>
     <w:p>
@@ -5678,78 +4729,9 @@
       <w:r>
         <w:rPr>
           <w:rFonts w:ascii="Times New Roman" w:eastAsia="Times New Roman" w:hAnsi="Times New Roman" w:cs="Times New Roman"/>
-        </w:rPr>
-        <w:t xml:space="preserve">Setiap </w:t>
-      </w:r>
-      <w:r>
-        <w:rPr>
-          <w:rFonts w:ascii="Times New Roman" w:eastAsia="Times New Roman" w:hAnsi="Times New Roman" w:cs="Times New Roman"/>
-          <w:i/>
-          <w:iCs/>
-        </w:rPr>
-        <w:t xml:space="preserve">method node</w:t>
-      </w:r>
-      <w:r>
-        <w:rPr>
-          <w:rFonts w:ascii="Times New Roman" w:eastAsia="Times New Roman" w:hAnsi="Times New Roman" w:cs="Times New Roman"/>
-        </w:rPr>
-        <w:t xml:space="preserve"> memiliki </w:t>
-      </w:r>
-      <w:r>
-        <w:rPr>
-          <w:rFonts w:ascii="Times New Roman" w:eastAsia="Times New Roman" w:hAnsi="Times New Roman" w:cs="Times New Roman"/>
-          <w:i/>
-          <w:iCs/>
-        </w:rPr>
-        <w:t xml:space="preserve">observable precondition</w:t>
-      </w:r>
-      <w:r>
-        <w:rPr>
-          <w:rFonts w:ascii="Times New Roman" w:eastAsia="Times New Roman" w:hAnsi="Times New Roman" w:cs="Times New Roman"/>
-        </w:rPr>
-        <w:t xml:space="preserve"> yang diperoleh dari </w:t>
-      </w:r>
-      <w:r>
-        <w:rPr>
-          <w:rFonts w:ascii="Times New Roman" w:eastAsia="Times New Roman" w:hAnsi="Times New Roman" w:cs="Times New Roman"/>
-          <w:i/>
-          <w:iCs/>
-        </w:rPr>
-        <w:t xml:space="preserve">recon</w:t>
-      </w:r>
-      <w:r>
-        <w:rPr>
-          <w:rFonts w:ascii="Times New Roman" w:eastAsia="Times New Roman" w:hAnsi="Times New Roman" w:cs="Times New Roman"/>
-        </w:rPr>
-        <w:t xml:space="preserve"> dan verifikasi awal. Contohnya, sqli_error hanya diprioritaskan apabila error_messages_enabled bernilai benar, sqli_time_blind memerlukan response_delay_measurable, ac_idor memerlukan object_ids_enumerable, sedangkan bf_dictionary dan bf_spray memerlukan no_rate_limit. AKG juga menyimpan </w:t>
-      </w:r>
-      <w:r>
-        <w:rPr>
-          <w:rFonts w:ascii="Times New Roman" w:eastAsia="Times New Roman" w:hAnsi="Times New Roman" w:cs="Times New Roman"/>
-          <w:i/>
-          <w:iCs/>
-        </w:rPr>
-        <w:t xml:space="preserve">chain edge</w:t>
-      </w:r>
-      <w:r>
-        <w:rPr>
-          <w:rFonts w:ascii="Times New Roman" w:eastAsia="Times New Roman" w:hAnsi="Times New Roman" w:cs="Times New Roman"/>
-        </w:rPr>
-        <w:t xml:space="preserve"> untuk memodelkan hubungan antar-</w:t>
-      </w:r>
-      <w:r>
-        <w:rPr>
-          <w:rFonts w:ascii="Times New Roman" w:eastAsia="Times New Roman" w:hAnsi="Times New Roman" w:cs="Times New Roman"/>
-          <w:i/>
-          <w:iCs/>
-        </w:rPr>
-        <w:t xml:space="preserve">surface</w:t>
-      </w:r>
-      <w:r>
-        <w:rPr>
-          <w:rFonts w:ascii="Times New Roman" w:eastAsia="Times New Roman" w:hAnsi="Times New Roman" w:cs="Times New Roman"/>
-        </w:rPr>
-        <w:t xml:space="preserve">, misalnya SQL Injection yang menghasilkan credentials_extracted, kredensial yang dapat digunakan untuk autentikasi, dan authenticated_session yang dapat membuka pengujian Access Control.</w:t>
+          <w:color w:val="FF0000"/>
+        </w:rPr>
+        <w:t xml:space="preserve">Setiap node metode memiliki prasyarat yang diperiksa berdasarkan hasil reconnaissance dan pengujian awal. Sebagai contoh, metode berbasis pesan kesalahan membutuhkan respons yang memperlihatkan kesalahan, sedangkan metode berbasis waktu memerlukan waktu respons yang dapat diukur. Pengujian IDOR memerlukan referensi objek yang dapat diperiksa. Hubungan pada AKG juga menunjukkan bagaimana hasil suatu metode dapat menjadi dasar bagi pengujian lanjutan apabila prasyaratnya terpenuhi.</w:t>
       </w:r>
     </w:p>
     <w:p>
@@ -5763,105 +4745,9 @@
       <w:r>
         <w:rPr>
           <w:rFonts w:ascii="Times New Roman" w:eastAsia="Times New Roman" w:hAnsi="Times New Roman" w:cs="Times New Roman"/>
-        </w:rPr>
-        <w:t xml:space="preserve">Pada rancangan AKG, setiap </w:t>
-      </w:r>
-      <w:r>
-        <w:rPr>
-          <w:rFonts w:ascii="Times New Roman" w:eastAsia="Times New Roman" w:hAnsi="Times New Roman" w:cs="Times New Roman"/>
-          <w:i/>
-          <w:iCs/>
-        </w:rPr>
-        <w:t xml:space="preserve">method node</w:t>
-      </w:r>
-      <w:r>
-        <w:rPr>
-          <w:rFonts w:ascii="Times New Roman" w:eastAsia="Times New Roman" w:hAnsi="Times New Roman" w:cs="Times New Roman"/>
-        </w:rPr>
-        <w:t xml:space="preserve"> dilengkapi dengan </w:t>
-      </w:r>
-      <w:r>
-        <w:rPr>
-          <w:rFonts w:ascii="Times New Roman" w:eastAsia="Times New Roman" w:hAnsi="Times New Roman" w:cs="Times New Roman"/>
-          <w:i/>
-        </w:rPr>
-        <w:t xml:space="preserve">payload-generation profile</w:t>
-      </w:r>
-      <w:r>
-        <w:rPr>
-          <w:rFonts w:ascii="Times New Roman" w:eastAsia="Times New Roman" w:hAnsi="Times New Roman" w:cs="Times New Roman"/>
-        </w:rPr>
-        <w:t xml:space="preserve"> pada setiap </w:t>
-      </w:r>
-      <w:r>
-        <w:rPr>
-          <w:rFonts w:ascii="Times New Roman" w:eastAsia="Times New Roman" w:hAnsi="Times New Roman" w:cs="Times New Roman"/>
-          <w:i/>
-          <w:iCs/>
-        </w:rPr>
-        <w:t xml:space="preserve">method node</w:t>
-      </w:r>
-      <w:r>
-        <w:rPr>
-          <w:rFonts w:ascii="Times New Roman" w:eastAsia="Times New Roman" w:hAnsi="Times New Roman" w:cs="Times New Roman"/>
-        </w:rPr>
-        <w:t xml:space="preserve">. </w:t>
-      </w:r>
-      <w:r>
-        <w:rPr>
-          <w:rFonts w:ascii="Times New Roman" w:eastAsia="Times New Roman" w:hAnsi="Times New Roman" w:cs="Times New Roman"/>
-          <w:i/>
-          <w:iCs/>
-        </w:rPr>
-        <w:t xml:space="preserve">Profile</w:t>
-      </w:r>
-      <w:r>
-        <w:rPr>
-          <w:rFonts w:ascii="Times New Roman" w:eastAsia="Times New Roman" w:hAnsi="Times New Roman" w:cs="Times New Roman"/>
-        </w:rPr>
-        <w:t xml:space="preserve"> ini memuat seed_payload_refs, allowed_mutation_types, validation_rules, expected_success_signals, payload_budget, dan provenance_required. Dengan struktur ini, AKG juga berperan sebagai pembatas ruang payload generation. Ringkasan struktur </w:t>
-      </w:r>
-      <w:r>
-        <w:rPr>
-          <w:rFonts w:ascii="Times New Roman" w:eastAsia="Times New Roman" w:hAnsi="Times New Roman" w:cs="Times New Roman"/>
-          <w:i/>
-          <w:iCs/>
-        </w:rPr>
-        <w:t xml:space="preserve">method</w:t>
-      </w:r>
-      <w:r>
-        <w:rPr>
-          <w:rFonts w:ascii="Times New Roman" w:eastAsia="Times New Roman" w:hAnsi="Times New Roman" w:cs="Times New Roman"/>
-        </w:rPr>
-        <w:t xml:space="preserve">, prasyarat/</w:t>
-      </w:r>
-      <w:r>
-        <w:rPr>
-          <w:rFonts w:ascii="Times New Roman" w:eastAsia="Times New Roman" w:hAnsi="Times New Roman" w:cs="Times New Roman"/>
-          <w:i/>
-          <w:iCs/>
-        </w:rPr>
-        <w:t xml:space="preserve">precondition</w:t>
-      </w:r>
-      <w:r>
-        <w:rPr>
-          <w:rFonts w:ascii="Times New Roman" w:eastAsia="Times New Roman" w:hAnsi="Times New Roman" w:cs="Times New Roman"/>
-        </w:rPr>
-        <w:t xml:space="preserve">, dan strategi </w:t>
-      </w:r>
-      <w:r>
-        <w:rPr>
-          <w:rFonts w:ascii="Times New Roman" w:eastAsia="Times New Roman" w:hAnsi="Times New Roman" w:cs="Times New Roman"/>
-          <w:i/>
-          <w:iCs/>
-        </w:rPr>
-        <w:t xml:space="preserve">payload</w:t>
-      </w:r>
-      <w:r>
-        <w:rPr>
-          <w:rFonts w:ascii="Times New Roman" w:eastAsia="Times New Roman" w:hAnsi="Times New Roman" w:cs="Times New Roman"/>
-        </w:rPr>
-        <w:t xml:space="preserve"> ditunjukkan pada Tabel 3.2.</w:t>
+          <w:color w:val="FF0000"/>
+        </w:rPr>
+        <w:t xml:space="preserve">Setiap node metode dilengkapi profil pembentukan payload. Profil tersebut mencakup payload awal, jenis mutasi yang diizinkan, aturan validasi, sinyal keberhasilan yang diharapkan, anggaran kandidat, dan informasi asal kandidat. Profil membantu membatasi pembentukan payload sesuai metode yang dipilih. Ringkasan metode, prasyarat, dan strategi payload disajikan pada Tabel 3.2.</w:t>
       </w:r>
     </w:p>
     <w:p>
@@ -6158,8 +5044,9 @@
               <w:rPr>
                 <w:rFonts w:ascii="Times New Roman" w:eastAsia="Times New Roman" w:hAnsi="Times New Roman" w:cs="Times New Roman"/>
                 <w:sz w:val="20"/>
-              </w:rPr>
-              <w:t xml:space="preserve">sqli_union</w:t>
+                <w:color w:val="FF0000"/>
+              </w:rPr>
+              <w:t xml:space="preserve">UNION-based SQL Injection</w:t>
             </w:r>
           </w:p>
         </w:tc>
@@ -6192,8 +5079,9 @@
               <w:rPr>
                 <w:rFonts w:ascii="Times New Roman" w:eastAsia="Times New Roman" w:hAnsi="Times New Roman" w:cs="Times New Roman"/>
                 <w:sz w:val="20"/>
-              </w:rPr>
-              <w:t xml:space="preserve">union_select_possible</w:t>
+                <w:color w:val="FF0000"/>
+              </w:rPr>
+              <w:t xml:space="preserve">operasi UNION dapat digunakan</w:t>
             </w:r>
           </w:p>
         </w:tc>
@@ -6299,8 +5187,9 @@
               <w:rPr>
                 <w:rFonts w:ascii="Times New Roman" w:eastAsia="Times New Roman" w:hAnsi="Times New Roman" w:cs="Times New Roman"/>
                 <w:sz w:val="20"/>
-              </w:rPr>
-              <w:t xml:space="preserve">sqli_error</w:t>
+                <w:color w:val="FF0000"/>
+              </w:rPr>
+              <w:t xml:space="preserve">SQL Injection berbasis kesalahan</w:t>
             </w:r>
           </w:p>
         </w:tc>
@@ -6333,8 +5222,9 @@
               <w:rPr>
                 <w:rFonts w:ascii="Times New Roman" w:eastAsia="Times New Roman" w:hAnsi="Times New Roman" w:cs="Times New Roman"/>
                 <w:sz w:val="20"/>
-              </w:rPr>
-              <w:t xml:space="preserve">error_messages_enabled</w:t>
+                <w:color w:val="FF0000"/>
+              </w:rPr>
+              <w:t xml:space="preserve">pesan kesalahan terlihat</w:t>
             </w:r>
           </w:p>
         </w:tc>
@@ -6440,8 +5330,9 @@
               <w:rPr>
                 <w:rFonts w:ascii="Times New Roman" w:eastAsia="Times New Roman" w:hAnsi="Times New Roman" w:cs="Times New Roman"/>
                 <w:sz w:val="20"/>
-              </w:rPr>
-              <w:t xml:space="preserve">sqli_boolean_blind</w:t>
+                <w:color w:val="FF0000"/>
+              </w:rPr>
+              <w:t xml:space="preserve">boolean blind SQL Injection</w:t>
             </w:r>
           </w:p>
         </w:tc>
@@ -6474,8 +5365,9 @@
               <w:rPr>
                 <w:rFonts w:ascii="Times New Roman" w:eastAsia="Times New Roman" w:hAnsi="Times New Roman" w:cs="Times New Roman"/>
                 <w:sz w:val="20"/>
-              </w:rPr>
-              <w:t xml:space="preserve">response_diff_detectable</w:t>
+                <w:color w:val="FF0000"/>
+              </w:rPr>
+              <w:t xml:space="preserve">perbedaan respons dapat diamati</w:t>
             </w:r>
           </w:p>
         </w:tc>
@@ -6581,8 +5473,9 @@
               <w:rPr>
                 <w:rFonts w:ascii="Times New Roman" w:eastAsia="Times New Roman" w:hAnsi="Times New Roman" w:cs="Times New Roman"/>
                 <w:sz w:val="20"/>
-              </w:rPr>
-              <w:t xml:space="preserve">sqli_time_blind</w:t>
+                <w:color w:val="FF0000"/>
+              </w:rPr>
+              <w:t xml:space="preserve">time-based blind SQL Injection</w:t>
             </w:r>
           </w:p>
         </w:tc>
@@ -6615,8 +5508,9 @@
               <w:rPr>
                 <w:rFonts w:ascii="Times New Roman" w:eastAsia="Times New Roman" w:hAnsi="Times New Roman" w:cs="Times New Roman"/>
                 <w:sz w:val="20"/>
-              </w:rPr>
-              <w:t xml:space="preserve">response_delay_measurable</w:t>
+                <w:color w:val="FF0000"/>
+              </w:rPr>
+              <w:t xml:space="preserve">waktu respons dapat diukur</w:t>
             </w:r>
           </w:p>
         </w:tc>
@@ -6722,8 +5616,9 @@
               <w:rPr>
                 <w:rFonts w:ascii="Times New Roman" w:eastAsia="Times New Roman" w:hAnsi="Times New Roman" w:cs="Times New Roman"/>
                 <w:sz w:val="20"/>
-              </w:rPr>
-              <w:t xml:space="preserve">ac_idor</w:t>
+                <w:color w:val="FF0000"/>
+              </w:rPr>
+              <w:t xml:space="preserve">IDOR</w:t>
             </w:r>
           </w:p>
         </w:tc>
@@ -6756,8 +5651,9 @@
               <w:rPr>
                 <w:rFonts w:ascii="Times New Roman" w:eastAsia="Times New Roman" w:hAnsi="Times New Roman" w:cs="Times New Roman"/>
                 <w:sz w:val="20"/>
-              </w:rPr>
-              <w:t xml:space="preserve">object_ids_enumerable</w:t>
+                <w:color w:val="FF0000"/>
+              </w:rPr>
+              <w:t xml:space="preserve">referensi objek dapat diperiksa</w:t>
             </w:r>
           </w:p>
         </w:tc>
@@ -6863,8 +5759,9 @@
               <w:rPr>
                 <w:rFonts w:ascii="Times New Roman" w:eastAsia="Times New Roman" w:hAnsi="Times New Roman" w:cs="Times New Roman"/>
                 <w:sz w:val="20"/>
-              </w:rPr>
-              <w:t xml:space="preserve">ac_vertical_escalation</w:t>
+                <w:color w:val="FF0000"/>
+              </w:rPr>
+              <w:t xml:space="preserve">vertical privilege escalation</w:t>
             </w:r>
           </w:p>
         </w:tc>
@@ -6897,8 +5794,9 @@
               <w:rPr>
                 <w:rFonts w:ascii="Times New Roman" w:eastAsia="Times New Roman" w:hAnsi="Times New Roman" w:cs="Times New Roman"/>
                 <w:sz w:val="20"/>
-              </w:rPr>
-              <w:t xml:space="preserve">role_based_access_present</w:t>
+                <w:color w:val="FF0000"/>
+              </w:rPr>
+              <w:t xml:space="preserve">pembatasan peran tersedia</w:t>
             </w:r>
           </w:p>
         </w:tc>
@@ -7005,8 +5903,9 @@
               <w:rPr>
                 <w:rFonts w:ascii="Times New Roman" w:eastAsia="Times New Roman" w:hAnsi="Times New Roman" w:cs="Times New Roman"/>
                 <w:sz w:val="20"/>
-              </w:rPr>
-              <w:t xml:space="preserve">ac_force_browse</w:t>
+                <w:color w:val="FF0000"/>
+              </w:rPr>
+              <w:t xml:space="preserve">force browsing</w:t>
             </w:r>
           </w:p>
         </w:tc>
@@ -7039,8 +5938,9 @@
               <w:rPr>
                 <w:rFonts w:ascii="Times New Roman" w:eastAsia="Times New Roman" w:hAnsi="Times New Roman" w:cs="Times New Roman"/>
                 <w:sz w:val="20"/>
-              </w:rPr>
-              <w:t xml:space="preserve">force_browse_endpoints_visible</w:t>
+                <w:color w:val="FF0000"/>
+              </w:rPr>
+              <w:t xml:space="preserve">alamat layanan dapat diamati</w:t>
             </w:r>
           </w:p>
         </w:tc>
@@ -7146,8 +6046,9 @@
               <w:rPr>
                 <w:rFonts w:ascii="Times New Roman" w:eastAsia="Times New Roman" w:hAnsi="Times New Roman" w:cs="Times New Roman"/>
                 <w:sz w:val="20"/>
-              </w:rPr>
-              <w:t xml:space="preserve">bf_dictionary</w:t>
+                <w:color w:val="FF0000"/>
+              </w:rPr>
+              <w:t xml:space="preserve">dictionary attack</w:t>
             </w:r>
           </w:p>
         </w:tc>
@@ -7180,8 +6081,9 @@
               <w:rPr>
                 <w:rFonts w:ascii="Times New Roman" w:eastAsia="Times New Roman" w:hAnsi="Times New Roman" w:cs="Times New Roman"/>
                 <w:sz w:val="20"/>
-              </w:rPr>
-              <w:t xml:space="preserve">no_rate_limit</w:t>
+                <w:color w:val="FF0000"/>
+              </w:rPr>
+              <w:t xml:space="preserve">tidak ada pembatasan permintaan yang menghalangi pengujian</w:t>
             </w:r>
           </w:p>
         </w:tc>
@@ -7287,8 +6189,9 @@
               <w:rPr>
                 <w:rFonts w:ascii="Times New Roman" w:eastAsia="Times New Roman" w:hAnsi="Times New Roman" w:cs="Times New Roman"/>
                 <w:sz w:val="20"/>
-              </w:rPr>
-              <w:t xml:space="preserve">bf_spray</w:t>
+                <w:color w:val="FF0000"/>
+              </w:rPr>
+              <w:t xml:space="preserve">password spraying</w:t>
             </w:r>
           </w:p>
         </w:tc>
@@ -7321,8 +6224,9 @@
               <w:rPr>
                 <w:rFonts w:ascii="Times New Roman" w:eastAsia="Times New Roman" w:hAnsi="Times New Roman" w:cs="Times New Roman"/>
                 <w:sz w:val="20"/>
-              </w:rPr>
-              <w:t xml:space="preserve">no_rate_limit</w:t>
+                <w:color w:val="FF0000"/>
+              </w:rPr>
+              <w:t xml:space="preserve">tidak ada pembatasan permintaan yang menghalangi pengujian</w:t>
             </w:r>
           </w:p>
         </w:tc>
@@ -7405,114 +6309,9 @@
       <w:r>
         <w:rPr>
           <w:rFonts w:ascii="Times New Roman" w:eastAsia="Times New Roman" w:hAnsi="Times New Roman" w:cs="Times New Roman"/>
-          <w:i/>
-          <w:iCs/>
-        </w:rPr>
-        <w:t xml:space="preserve">Static method agents</w:t>
-      </w:r>
-      <w:r>
-        <w:rPr>
-          <w:rFonts w:ascii="Times New Roman" w:eastAsia="Times New Roman" w:hAnsi="Times New Roman" w:cs="Times New Roman"/>
-        </w:rPr>
-        <w:t xml:space="preserve"> adalah modul eksekusi tetap yang merepresentasikan </w:t>
-      </w:r>
-      <w:r>
-        <w:rPr>
-          <w:rFonts w:ascii="Times New Roman" w:eastAsia="Times New Roman" w:hAnsi="Times New Roman" w:cs="Times New Roman"/>
-          <w:i/>
-          <w:iCs/>
-        </w:rPr>
-        <w:t xml:space="preserve">method family</w:t>
-      </w:r>
-      <w:r>
-        <w:rPr>
-          <w:rFonts w:ascii="Times New Roman" w:eastAsia="Times New Roman" w:hAnsi="Times New Roman" w:cs="Times New Roman"/>
-        </w:rPr>
-        <w:t xml:space="preserve"> tertentu. </w:t>
-      </w:r>
-      <w:r>
-        <w:rPr>
-          <w:rFonts w:ascii="Times New Roman" w:eastAsia="Times New Roman" w:hAnsi="Times New Roman" w:cs="Times New Roman"/>
-          <w:i/>
-          <w:iCs/>
-        </w:rPr>
-        <w:t xml:space="preserve">Agent</w:t>
-      </w:r>
-      <w:r>
-        <w:rPr>
-          <w:rFonts w:ascii="Times New Roman" w:eastAsia="Times New Roman" w:hAnsi="Times New Roman" w:cs="Times New Roman"/>
-        </w:rPr>
-        <w:t xml:space="preserve"> seperti sqli_union_agent, sqli_time_blind_agent, ac_idor_agent, dan bf_dictionary_agent tidak dibuat atau diubah oleh LLM pada saat </w:t>
-      </w:r>
-      <w:r>
-        <w:rPr>
-          <w:rFonts w:ascii="Times New Roman" w:eastAsia="Times New Roman" w:hAnsi="Times New Roman" w:cs="Times New Roman"/>
-          <w:i/>
-          <w:iCs/>
-        </w:rPr>
-        <w:t xml:space="preserve">runtime</w:t>
-      </w:r>
-      <w:r>
-        <w:rPr>
-          <w:rFonts w:ascii="Times New Roman" w:eastAsia="Times New Roman" w:hAnsi="Times New Roman" w:cs="Times New Roman"/>
-        </w:rPr>
-        <w:t xml:space="preserve">. Pemisahan ini digunakan untuk menjaga </w:t>
-      </w:r>
-      <w:r>
-        <w:rPr>
-          <w:rFonts w:ascii="Times New Roman" w:eastAsia="Times New Roman" w:hAnsi="Times New Roman" w:cs="Times New Roman"/>
-          <w:i/>
-          <w:iCs/>
-        </w:rPr>
-        <w:t xml:space="preserve">reproducibility</w:t>
-      </w:r>
-      <w:r>
-        <w:rPr>
-          <w:rFonts w:ascii="Times New Roman" w:eastAsia="Times New Roman" w:hAnsi="Times New Roman" w:cs="Times New Roman"/>
-        </w:rPr>
-        <w:t xml:space="preserve">, </w:t>
-      </w:r>
-      <w:r>
-        <w:rPr>
-          <w:rFonts w:ascii="Times New Roman" w:eastAsia="Times New Roman" w:hAnsi="Times New Roman" w:cs="Times New Roman"/>
-          <w:i/>
-          <w:iCs/>
-        </w:rPr>
-        <w:t xml:space="preserve">auditability</w:t>
-      </w:r>
-      <w:r>
-        <w:rPr>
-          <w:rFonts w:ascii="Times New Roman" w:eastAsia="Times New Roman" w:hAnsi="Times New Roman" w:cs="Times New Roman"/>
-        </w:rPr>
-        <w:t xml:space="preserve">, dan konsistensi eksekusi. LLM hanya dapat memengaruhi keputusan </w:t>
-      </w:r>
-      <w:r>
-        <w:rPr>
-          <w:rFonts w:ascii="Times New Roman" w:eastAsia="Times New Roman" w:hAnsi="Times New Roman" w:cs="Times New Roman"/>
-          <w:i/>
-          <w:iCs/>
-        </w:rPr>
-        <w:t xml:space="preserve">method selection</w:t>
-      </w:r>
-      <w:r>
-        <w:rPr>
-          <w:rFonts w:ascii="Times New Roman" w:eastAsia="Times New Roman" w:hAnsi="Times New Roman" w:cs="Times New Roman"/>
-        </w:rPr>
-        <w:t xml:space="preserve"> dan pembentukan </w:t>
-      </w:r>
-      <w:r>
-        <w:rPr>
-          <w:rFonts w:ascii="Times New Roman" w:eastAsia="Times New Roman" w:hAnsi="Times New Roman" w:cs="Times New Roman"/>
-          <w:i/>
-          <w:iCs/>
-        </w:rPr>
-        <w:t xml:space="preserve">payload candidate</w:t>
-      </w:r>
-      <w:r>
-        <w:rPr>
-          <w:rFonts w:ascii="Times New Roman" w:eastAsia="Times New Roman" w:hAnsi="Times New Roman" w:cs="Times New Roman"/>
-        </w:rPr>
-        <w:t xml:space="preserve"> yang sudah dibatasi oleh AKG.</w:t>
+          <w:color w:val="FF0000"/>
+        </w:rPr>
+        <w:t xml:space="preserve">Static method agents adalah modul eksekusi tetap yang mewakili metode pengujian dalam penelitian. Agen untuk setiap metode telah disusun sebelum eksperimen dan tidak dibuat atau diubah oleh LLM ketika sistem berjalan. Pemisahan ini menjaga konsistensi logika eksekusi dan memudahkan penelusuran hasil. LLM berperan dalam pemilihan metode dan pembentukan variasi kandidat sesuai batas yang telah ditetapkan.</w:t>
       </w:r>
     </w:p>
     <w:p>
@@ -7962,141 +6761,9 @@
       <w:r>
         <w:rPr>
           <w:rFonts w:ascii="Times New Roman" w:eastAsia="Times New Roman" w:hAnsi="Times New Roman" w:cs="Times New Roman"/>
-        </w:rPr>
-        <w:t xml:space="preserve">Hasil</w:t>
-      </w:r>
-      <w:r>
-        <w:rPr>
-          <w:rFonts w:ascii="Times New Roman" w:eastAsia="Times New Roman" w:hAnsi="Times New Roman" w:cs="Times New Roman"/>
-          <w:i/>
-          <w:iCs/>
-        </w:rPr>
-        <w:t xml:space="preserve"> </w:t>
-      </w:r>
-      <w:r>
-        <w:rPr>
-          <w:rFonts w:ascii="Times New Roman" w:eastAsia="Times New Roman" w:hAnsi="Times New Roman" w:cs="Times New Roman"/>
-        </w:rPr>
-        <w:t xml:space="preserve">dari </w:t>
-      </w:r>
-      <w:r>
-        <w:rPr>
-          <w:rFonts w:ascii="Times New Roman" w:eastAsia="Times New Roman" w:hAnsi="Times New Roman" w:cs="Times New Roman"/>
-          <w:i/>
-          <w:iCs/>
-        </w:rPr>
-        <w:t xml:space="preserve">payload generation</w:t>
-      </w:r>
-      <w:r>
-        <w:rPr>
-          <w:rFonts w:ascii="Times New Roman" w:eastAsia="Times New Roman" w:hAnsi="Times New Roman" w:cs="Times New Roman"/>
-        </w:rPr>
-        <w:t xml:space="preserve"> menggunakan format terstruktur (JSON) agar dapat divalidasi sebelum eksekusi. </w:t>
-      </w:r>
-      <w:r>
-        <w:rPr>
-          <w:rFonts w:ascii="Times New Roman" w:eastAsia="Times New Roman" w:hAnsi="Times New Roman" w:cs="Times New Roman"/>
-          <w:i/>
-          <w:iCs/>
-        </w:rPr>
-        <w:t xml:space="preserve">Validator</w:t>
-      </w:r>
-      <w:r>
-        <w:rPr>
-          <w:rFonts w:ascii="Times New Roman" w:eastAsia="Times New Roman" w:hAnsi="Times New Roman" w:cs="Times New Roman"/>
-        </w:rPr>
-        <w:t xml:space="preserve"> menolak kandidat yang hasilnya tidak beraturan, duplikat, tidak sesuai dengan </w:t>
-      </w:r>
-      <w:r>
-        <w:rPr>
-          <w:rFonts w:ascii="Times New Roman" w:eastAsia="Times New Roman" w:hAnsi="Times New Roman" w:cs="Times New Roman"/>
-          <w:i/>
-          <w:iCs/>
-        </w:rPr>
-        <w:t xml:space="preserve">method family</w:t>
-      </w:r>
-      <w:r>
-        <w:rPr>
-          <w:rFonts w:ascii="Times New Roman" w:eastAsia="Times New Roman" w:hAnsi="Times New Roman" w:cs="Times New Roman"/>
-        </w:rPr>
-        <w:t xml:space="preserve">, menargetkan parameter yang salah, keluar dari </w:t>
-      </w:r>
-      <w:r>
-        <w:rPr>
-          <w:rFonts w:ascii="Times New Roman" w:eastAsia="Times New Roman" w:hAnsi="Times New Roman" w:cs="Times New Roman"/>
-          <w:i/>
-          <w:iCs/>
-        </w:rPr>
-        <w:t xml:space="preserve">scope</w:t>
-      </w:r>
-      <w:r>
-        <w:rPr>
-          <w:rFonts w:ascii="Times New Roman" w:eastAsia="Times New Roman" w:hAnsi="Times New Roman" w:cs="Times New Roman"/>
-        </w:rPr>
-        <w:t xml:space="preserve"> DVWA, atau mengandung aksi destruktif. Setiap payload diberi </w:t>
-      </w:r>
-      <w:r>
-        <w:rPr>
-          <w:rFonts w:ascii="Times New Roman" w:eastAsia="Times New Roman" w:hAnsi="Times New Roman" w:cs="Times New Roman"/>
-          <w:i/>
-          <w:iCs/>
-        </w:rPr>
-        <w:t xml:space="preserve">provenance</w:t>
-      </w:r>
-      <w:r>
-        <w:rPr>
-          <w:rFonts w:ascii="Times New Roman" w:eastAsia="Times New Roman" w:hAnsi="Times New Roman" w:cs="Times New Roman"/>
-        </w:rPr>
-        <w:t xml:space="preserve"> seperti </w:t>
-      </w:r>
-      <w:r>
-        <w:rPr>
-          <w:rFonts w:ascii="Times New Roman" w:eastAsia="Times New Roman" w:hAnsi="Times New Roman" w:cs="Times New Roman"/>
-        </w:rPr>
-        <w:lastRenderedPageBreak/>
-        <w:t xml:space="preserve">static_seed, llm_mutated, atau llm_generated. </w:t>
-      </w:r>
-      <w:r>
-        <w:rPr>
-          <w:rFonts w:ascii="Times New Roman" w:eastAsia="Times New Roman" w:hAnsi="Times New Roman" w:cs="Times New Roman"/>
-          <w:i/>
-          <w:iCs/>
-        </w:rPr>
-        <w:t xml:space="preserve">Provenance</w:t>
-      </w:r>
-      <w:r>
-        <w:rPr>
-          <w:rFonts w:ascii="Times New Roman" w:eastAsia="Times New Roman" w:hAnsi="Times New Roman" w:cs="Times New Roman"/>
-        </w:rPr>
-        <w:t xml:space="preserve"> ini penting agar evaluasi dapat membedakan performa </w:t>
-      </w:r>
-      <w:r>
-        <w:rPr>
-          <w:rFonts w:ascii="Times New Roman" w:eastAsia="Times New Roman" w:hAnsi="Times New Roman" w:cs="Times New Roman"/>
-          <w:i/>
-          <w:iCs/>
-        </w:rPr>
-        <w:t xml:space="preserve">static seed</w:t>
-      </w:r>
-      <w:r>
-        <w:rPr>
-          <w:rFonts w:ascii="Times New Roman" w:eastAsia="Times New Roman" w:hAnsi="Times New Roman" w:cs="Times New Roman"/>
-        </w:rPr>
-        <w:t xml:space="preserve"> dan performa </w:t>
-      </w:r>
-      <w:r>
-        <w:rPr>
-          <w:rFonts w:ascii="Times New Roman" w:eastAsia="Times New Roman" w:hAnsi="Times New Roman" w:cs="Times New Roman"/>
-          <w:i/>
-          <w:iCs/>
-        </w:rPr>
-        <w:t xml:space="preserve">LLM-generated variant</w:t>
-      </w:r>
-      <w:r>
-        <w:rPr>
-          <w:rFonts w:ascii="Times New Roman" w:eastAsia="Times New Roman" w:hAnsi="Times New Roman" w:cs="Times New Roman"/>
-        </w:rPr>
-        <w:t xml:space="preserve"> secara eksplisit.</w:t>
+          <w:color w:val="FF0000"/>
+        </w:rPr>
+        <w:t xml:space="preserve">Hasil pembentukan payload menggunakan format terstruktur agar dapat diperiksa sebelum eksekusi. Validator menolak kandidat yang tidak lengkap, duplikat, tidak sesuai dengan metode atau parameter, maupun berada di luar ruang lingkup DVWA. Asal setiap kandidat dicatat untuk membedakan payload awal dari variasi yang dihasilkan model. Pembedaan ini diperlukan agar keberhasilan kandidat dapat ditelusuri kepada sumbernya.</w:t>
       </w:r>
     </w:p>
     <w:p>
@@ -8130,176 +6797,9 @@
       <w:r>
         <w:rPr>
           <w:rFonts w:ascii="Times New Roman" w:eastAsia="Times New Roman" w:hAnsi="Times New Roman" w:cs="Times New Roman"/>
-        </w:rPr>
-        <w:t xml:space="preserve">LangGraph digunakan untuk mengatur alur eksekusi berbasis </w:t>
-      </w:r>
-      <w:r>
-        <w:rPr>
-          <w:rFonts w:ascii="Times New Roman" w:eastAsia="Times New Roman" w:hAnsi="Times New Roman" w:cs="Times New Roman"/>
-          <w:i/>
-          <w:iCs/>
-        </w:rPr>
-        <w:t xml:space="preserve">state</w:t>
-      </w:r>
-      <w:r>
-        <w:rPr>
-          <w:rFonts w:ascii="Times New Roman" w:eastAsia="Times New Roman" w:hAnsi="Times New Roman" w:cs="Times New Roman"/>
-        </w:rPr>
-        <w:t xml:space="preserve"> dan percabangan kondisional. Alur </w:t>
-      </w:r>
-      <w:r>
-        <w:rPr>
-          <w:rFonts w:ascii="Times New Roman" w:eastAsia="Times New Roman" w:hAnsi="Times New Roman" w:cs="Times New Roman"/>
-          <w:i/>
-          <w:iCs/>
-        </w:rPr>
-        <w:t xml:space="preserve">runtime</w:t>
-      </w:r>
-      <w:r>
-        <w:rPr>
-          <w:rFonts w:ascii="Times New Roman" w:eastAsia="Times New Roman" w:hAnsi="Times New Roman" w:cs="Times New Roman"/>
-        </w:rPr>
-        <w:t xml:space="preserve"> utama terdiri dari recon -&gt; orchestrator -&gt; payload_candidate_builder -&gt; payload_validator -&gt; method_agent -&gt; chaining_router -&gt; scorer. Recon menghasilkan observasi yang digunakan AKG untuk menentukan metode yang memenuhi prasyarat. Orchestrator kemudian memilih salah satu metode dari daftar </w:t>
-      </w:r>
-      <w:r>
-        <w:rPr>
-          <w:rFonts w:ascii="Times New Roman" w:eastAsia="Times New Roman" w:hAnsi="Times New Roman" w:cs="Times New Roman"/>
-          <w:i/>
-          <w:iCs/>
-        </w:rPr>
-        <w:t xml:space="preserve">viable methods</w:t>
-      </w:r>
-      <w:r>
-        <w:rPr>
-          <w:rFonts w:ascii="Times New Roman" w:eastAsia="Times New Roman" w:hAnsi="Times New Roman" w:cs="Times New Roman"/>
-        </w:rPr>
-        <w:t xml:space="preserve"> yang diberikan AKG. Setelah metode dipilih, payload_candidate_builder membangun antrean kandidat payload berdasarkan </w:t>
-      </w:r>
-      <w:r>
-        <w:rPr>
-          <w:rFonts w:ascii="Times New Roman" w:eastAsia="Times New Roman" w:hAnsi="Times New Roman" w:cs="Times New Roman"/>
-          <w:i/>
-          <w:iCs/>
-        </w:rPr>
-        <w:t xml:space="preserve">payload profile</w:t>
-      </w:r>
-      <w:r>
-        <w:rPr>
-          <w:rFonts w:ascii="Times New Roman" w:eastAsia="Times New Roman" w:hAnsi="Times New Roman" w:cs="Times New Roman"/>
-        </w:rPr>
-        <w:t xml:space="preserve"> pada </w:t>
-      </w:r>
-      <w:r>
-        <w:rPr>
-          <w:rFonts w:ascii="Times New Roman" w:eastAsia="Times New Roman" w:hAnsi="Times New Roman" w:cs="Times New Roman"/>
-          <w:i/>
-          <w:iCs/>
-        </w:rPr>
-        <w:t xml:space="preserve">method node</w:t>
-      </w:r>
-      <w:r>
-        <w:rPr>
-          <w:rFonts w:ascii="Times New Roman" w:eastAsia="Times New Roman" w:hAnsi="Times New Roman" w:cs="Times New Roman"/>
-        </w:rPr>
-        <w:t xml:space="preserve">, baik dari </w:t>
-      </w:r>
-      <w:r>
-        <w:rPr>
-          <w:rFonts w:ascii="Times New Roman" w:eastAsia="Times New Roman" w:hAnsi="Times New Roman" w:cs="Times New Roman"/>
-          <w:i/>
-          <w:iCs/>
-        </w:rPr>
-        <w:t xml:space="preserve">static seed payloads</w:t>
-      </w:r>
-      <w:r>
-        <w:rPr>
-          <w:rFonts w:ascii="Times New Roman" w:eastAsia="Times New Roman" w:hAnsi="Times New Roman" w:cs="Times New Roman"/>
-        </w:rPr>
-        <w:t xml:space="preserve"> maupun varian yang dihasilkan LLM pada mode </w:t>
-      </w:r>
-      <w:r>
-        <w:rPr>
-          <w:rFonts w:ascii="Times New Roman" w:eastAsia="Times New Roman" w:hAnsi="Times New Roman" w:cs="Times New Roman"/>
-          <w:i/>
-          <w:iCs/>
-        </w:rPr>
-        <w:t xml:space="preserve">hybrid</w:t>
-      </w:r>
-      <w:r>
-        <w:rPr>
-          <w:rFonts w:ascii="Times New Roman" w:eastAsia="Times New Roman" w:hAnsi="Times New Roman" w:cs="Times New Roman"/>
-        </w:rPr>
-        <w:t xml:space="preserve">. payload_validator menyaring kandidat berdasarkan skema, kesesuaian </w:t>
-      </w:r>
-      <w:r>
-        <w:rPr>
-          <w:rFonts w:ascii="Times New Roman" w:eastAsia="Times New Roman" w:hAnsi="Times New Roman" w:cs="Times New Roman"/>
-          <w:i/>
-          <w:iCs/>
-        </w:rPr>
-        <w:t xml:space="preserve">method family</w:t>
-      </w:r>
-      <w:r>
-        <w:rPr>
-          <w:rFonts w:ascii="Times New Roman" w:eastAsia="Times New Roman" w:hAnsi="Times New Roman" w:cs="Times New Roman"/>
-        </w:rPr>
-        <w:t xml:space="preserve">, parameter target, ruang lingkup DVWA, </w:t>
-      </w:r>
-      <w:r>
-        <w:rPr>
-          <w:rFonts w:ascii="Times New Roman" w:eastAsia="Times New Roman" w:hAnsi="Times New Roman" w:cs="Times New Roman"/>
-          <w:i/>
-          <w:iCs/>
-        </w:rPr>
-        <w:t xml:space="preserve">provenance</w:t>
-      </w:r>
-      <w:r>
-        <w:rPr>
-          <w:rFonts w:ascii="Times New Roman" w:eastAsia="Times New Roman" w:hAnsi="Times New Roman" w:cs="Times New Roman"/>
-        </w:rPr>
-        <w:t xml:space="preserve">, deduplikasi, dan batas kandidat. Jika masih terdapat kandidat valid, alur diteruskan ke </w:t>
-      </w:r>
-      <w:r>
-        <w:rPr>
-          <w:rFonts w:ascii="Times New Roman" w:eastAsia="Times New Roman" w:hAnsi="Times New Roman" w:cs="Times New Roman"/>
-          <w:i/>
-          <w:iCs/>
-        </w:rPr>
-        <w:t xml:space="preserve">static method agent</w:t>
-      </w:r>
-      <w:r>
-        <w:rPr>
-          <w:rFonts w:ascii="Times New Roman" w:eastAsia="Times New Roman" w:hAnsi="Times New Roman" w:cs="Times New Roman"/>
-        </w:rPr>
-        <w:t xml:space="preserve"> yang sesuai. Jika tidak ada kandidat valid, alur diarahkan ke chaining_router untuk menentukan </w:t>
-      </w:r>
-      <w:r>
-        <w:rPr>
-          <w:rFonts w:ascii="Times New Roman" w:eastAsia="Times New Roman" w:hAnsi="Times New Roman" w:cs="Times New Roman"/>
-          <w:i/>
-          <w:iCs/>
-        </w:rPr>
-        <w:t xml:space="preserve">fallback</w:t>
-      </w:r>
-      <w:r>
-        <w:rPr>
-          <w:rFonts w:ascii="Times New Roman" w:eastAsia="Times New Roman" w:hAnsi="Times New Roman" w:cs="Times New Roman"/>
-        </w:rPr>
-        <w:t xml:space="preserve">, peluang </w:t>
-      </w:r>
-      <w:r>
-        <w:rPr>
-          <w:rFonts w:ascii="Times New Roman" w:eastAsia="Times New Roman" w:hAnsi="Times New Roman" w:cs="Times New Roman"/>
-          <w:i/>
-          <w:iCs/>
-        </w:rPr>
-        <w:t xml:space="preserve">chaining</w:t>
-      </w:r>
-      <w:r>
-        <w:rPr>
-          <w:rFonts w:ascii="Times New Roman" w:eastAsia="Times New Roman" w:hAnsi="Times New Roman" w:cs="Times New Roman"/>
-        </w:rPr>
-        <w:t xml:space="preserve">, atau penghentian eksperimen.</w:t>
+          <w:color w:val="FF0000"/>
+        </w:rPr>
+        <w:t xml:space="preserve">LangGraph mengatur perpindahan antarbagian framework melalui state dan percabangan kondisi. Alur dimulai dari reconnaissance, dilanjutkan dengan pemilihan metode, pembentukan dan validasi kandidat payload, pelaksanaan oleh agen metode, pemeriksaan kemungkinan langkah lanjutan, dan penilaian hasil. Pada kondisi AKG-guided, prasyarat dalam graf digunakan sebagai dasar untuk menentukan metode yang dapat dipertimbangkan. Kandidat yang tidak lolos validasi tidak diteruskan kepada agen pelaksana.</w:t>
       </w:r>
     </w:p>
     <w:p>
@@ -8313,134 +6813,9 @@
       <w:r>
         <w:rPr>
           <w:rFonts w:ascii="Times New Roman" w:eastAsia="Times New Roman" w:hAnsi="Times New Roman" w:cs="Times New Roman"/>
-        </w:rPr>
-        <w:t xml:space="preserve">Verifikasi terhadap </w:t>
-      </w:r>
-      <w:r>
-        <w:rPr>
-          <w:rFonts w:ascii="Times New Roman" w:eastAsia="Times New Roman" w:hAnsi="Times New Roman" w:cs="Times New Roman"/>
-          <w:i/>
-          <w:iCs/>
-        </w:rPr>
-        <w:t xml:space="preserve">expected success signal</w:t>
-      </w:r>
-      <w:r>
-        <w:rPr>
-          <w:rFonts w:ascii="Times New Roman" w:eastAsia="Times New Roman" w:hAnsi="Times New Roman" w:cs="Times New Roman"/>
-        </w:rPr>
-        <w:t xml:space="preserve">, seperti </w:t>
-      </w:r>
-      <w:r>
-        <w:rPr>
-          <w:rFonts w:ascii="Times New Roman" w:eastAsia="Times New Roman" w:hAnsi="Times New Roman" w:cs="Times New Roman"/>
-          <w:i/>
-          <w:iCs/>
-        </w:rPr>
-        <w:t xml:space="preserve">response difference</w:t>
-      </w:r>
-      <w:r>
-        <w:rPr>
-          <w:rFonts w:ascii="Times New Roman" w:eastAsia="Times New Roman" w:hAnsi="Times New Roman" w:cs="Times New Roman"/>
-        </w:rPr>
-        <w:t xml:space="preserve">, </w:t>
-      </w:r>
-      <w:r>
-        <w:rPr>
-          <w:rFonts w:ascii="Times New Roman" w:eastAsia="Times New Roman" w:hAnsi="Times New Roman" w:cs="Times New Roman"/>
-          <w:i/>
-          <w:iCs/>
-        </w:rPr>
-        <w:t xml:space="preserve">measurable delay</w:t>
-      </w:r>
-      <w:r>
-        <w:rPr>
-          <w:rFonts w:ascii="Times New Roman" w:eastAsia="Times New Roman" w:hAnsi="Times New Roman" w:cs="Times New Roman"/>
-        </w:rPr>
-        <w:t xml:space="preserve">, </w:t>
-      </w:r>
-      <w:r>
-        <w:rPr>
-          <w:rFonts w:ascii="Times New Roman" w:eastAsia="Times New Roman" w:hAnsi="Times New Roman" w:cs="Times New Roman"/>
-          <w:i/>
-          <w:iCs/>
-        </w:rPr>
-        <w:t xml:space="preserve">unauthorized object access</w:t>
-      </w:r>
-      <w:r>
-        <w:rPr>
-          <w:rFonts w:ascii="Times New Roman" w:eastAsia="Times New Roman" w:hAnsi="Times New Roman" w:cs="Times New Roman"/>
-        </w:rPr>
-        <w:t xml:space="preserve">, atau </w:t>
-      </w:r>
-      <w:r>
-        <w:rPr>
-          <w:rFonts w:ascii="Times New Roman" w:eastAsia="Times New Roman" w:hAnsi="Times New Roman" w:cs="Times New Roman"/>
-          <w:i/>
-          <w:iCs/>
-        </w:rPr>
-        <w:t xml:space="preserve">valid login</w:t>
-      </w:r>
-      <w:r>
-        <w:rPr>
-          <w:rFonts w:ascii="Times New Roman" w:eastAsia="Times New Roman" w:hAnsi="Times New Roman" w:cs="Times New Roman"/>
-        </w:rPr>
-        <w:t xml:space="preserve">, dilakukan di dalam </w:t>
-      </w:r>
-      <w:r>
-        <w:rPr>
-          <w:rFonts w:ascii="Times New Roman" w:eastAsia="Times New Roman" w:hAnsi="Times New Roman" w:cs="Times New Roman"/>
-          <w:i/>
-          <w:iCs/>
-        </w:rPr>
-        <w:t xml:space="preserve">method agent</w:t>
-      </w:r>
-      <w:r>
-        <w:rPr>
-          <w:rFonts w:ascii="Times New Roman" w:eastAsia="Times New Roman" w:hAnsi="Times New Roman" w:cs="Times New Roman"/>
-        </w:rPr>
-        <w:t xml:space="preserve"> dengan bantuan </w:t>
-      </w:r>
-      <w:r>
-        <w:rPr>
-          <w:rFonts w:ascii="Times New Roman" w:eastAsia="Times New Roman" w:hAnsi="Times New Roman" w:cs="Times New Roman"/>
-          <w:i/>
-          <w:iCs/>
-        </w:rPr>
-        <w:t xml:space="preserve">verifier utility</w:t>
-      </w:r>
-      <w:r>
-        <w:rPr>
-          <w:rFonts w:ascii="Times New Roman" w:eastAsia="Times New Roman" w:hAnsi="Times New Roman" w:cs="Times New Roman"/>
-        </w:rPr>
-        <w:t xml:space="preserve">, bukan sebagai </w:t>
-      </w:r>
-      <w:r>
-        <w:rPr>
-          <w:rFonts w:ascii="Times New Roman" w:eastAsia="Times New Roman" w:hAnsi="Times New Roman" w:cs="Times New Roman"/>
-          <w:i/>
-          <w:iCs/>
-        </w:rPr>
-        <w:t xml:space="preserve">node</w:t>
-      </w:r>
-      <w:r>
-        <w:rPr>
-          <w:rFonts w:ascii="Times New Roman" w:eastAsia="Times New Roman" w:hAnsi="Times New Roman" w:cs="Times New Roman"/>
-        </w:rPr>
-        <w:t xml:space="preserve"> LangGraph terpisah. Setelah eksekusi metode selesai, chaining_router mengevaluasi apakah hasil eksploitasi membuka peluang </w:t>
-      </w:r>
-      <w:r>
-        <w:rPr>
-          <w:rFonts w:ascii="Times New Roman" w:eastAsia="Times New Roman" w:hAnsi="Times New Roman" w:cs="Times New Roman"/>
-          <w:i/>
-          <w:iCs/>
-        </w:rPr>
-        <w:t xml:space="preserve">cross-surface chain</w:t>
-      </w:r>
-      <w:r>
-        <w:rPr>
-          <w:rFonts w:ascii="Times New Roman" w:eastAsia="Times New Roman" w:hAnsi="Times New Roman" w:cs="Times New Roman"/>
-        </w:rPr>
-        <w:t xml:space="preserve">, apakah alur perlu kembali ke orchestrator, apakah perlu menjalankan metode lain yang masih valid menurut AKG, atau apakah eksperimen harus diarahkan ke scorer.</w:t>
+          <w:color w:val="FF0000"/>
+        </w:rPr>
+        <w:t xml:space="preserve">Verifikasi dilakukan di dalam agen metode dengan bantuan komponen verifikasi. Bukti yang diperiksa disesuaikan dengan metode, misalnya perubahan respons, waktu respons, akses objek, atau status autentikasi. Setelah suatu metode selesai, pengatur alur memeriksa apakah hasilnya mendukung langkah lanjutan, apakah metode lain dapat dicoba, atau apakah pengujian perlu diakhiri dan dinilai.</w:t>
       </w:r>
     </w:p>
     <w:p>
@@ -8454,78 +6829,9 @@
       <w:r>
         <w:rPr>
           <w:rFonts w:ascii="Times New Roman" w:eastAsia="Times New Roman" w:hAnsi="Times New Roman" w:cs="Times New Roman"/>
-        </w:rPr>
-        <w:t xml:space="preserve">Apabila terjadi kegagalan, </w:t>
-      </w:r>
-      <w:r>
-        <w:rPr>
-          <w:rFonts w:ascii="Times New Roman" w:eastAsia="Times New Roman" w:hAnsi="Times New Roman" w:cs="Times New Roman"/>
-          <w:i/>
-          <w:iCs/>
-        </w:rPr>
-        <w:t xml:space="preserve">workflow</w:t>
-      </w:r>
-      <w:r>
-        <w:rPr>
-          <w:rFonts w:ascii="Times New Roman" w:eastAsia="Times New Roman" w:hAnsi="Times New Roman" w:cs="Times New Roman"/>
-        </w:rPr>
-        <w:t xml:space="preserve"> tidak langsung berhenti selama masih ada alternatif yang valid. Kegagalan dapat berupa </w:t>
-      </w:r>
-      <w:r>
-        <w:rPr>
-          <w:rFonts w:ascii="Times New Roman" w:eastAsia="Times New Roman" w:hAnsi="Times New Roman" w:cs="Times New Roman"/>
-          <w:i/>
-          <w:iCs/>
-        </w:rPr>
-        <w:t xml:space="preserve">guardrail refusal</w:t>
-      </w:r>
-      <w:r>
-        <w:rPr>
-          <w:rFonts w:ascii="Times New Roman" w:eastAsia="Times New Roman" w:hAnsi="Times New Roman" w:cs="Times New Roman"/>
-        </w:rPr>
-        <w:t xml:space="preserve">, keluaran LLM yang tidak valid, kandidat payload yang ditolak </w:t>
-      </w:r>
-      <w:r>
-        <w:rPr>
-          <w:rFonts w:ascii="Times New Roman" w:eastAsia="Times New Roman" w:hAnsi="Times New Roman" w:cs="Times New Roman"/>
-          <w:i/>
-          <w:iCs/>
-        </w:rPr>
-        <w:t xml:space="preserve">validator</w:t>
-      </w:r>
-      <w:r>
-        <w:rPr>
-          <w:rFonts w:ascii="Times New Roman" w:eastAsia="Times New Roman" w:hAnsi="Times New Roman" w:cs="Times New Roman"/>
-        </w:rPr>
-        <w:t xml:space="preserve">, kegagalan eksekusi, atau tidak terpenuhinya kondisi untuk melanjutkan </w:t>
-      </w:r>
-      <w:r>
-        <w:rPr>
-          <w:rFonts w:ascii="Times New Roman" w:eastAsia="Times New Roman" w:hAnsi="Times New Roman" w:cs="Times New Roman"/>
-          <w:i/>
-          <w:iCs/>
-        </w:rPr>
-        <w:t xml:space="preserve">chain</w:t>
-      </w:r>
-      <w:r>
-        <w:rPr>
-          <w:rFonts w:ascii="Times New Roman" w:eastAsia="Times New Roman" w:hAnsi="Times New Roman" w:cs="Times New Roman"/>
-        </w:rPr>
-        <w:t xml:space="preserve">. Untuk kondisi yang masih memiliki alternatif valid berdasarkan AKG, chaining_router memilih metode lain yang belum dicoba atau belum diblokir. Jika seluruh metode pada </w:t>
-      </w:r>
-      <w:r>
-        <w:rPr>
-          <w:rFonts w:ascii="Times New Roman" w:eastAsia="Times New Roman" w:hAnsi="Times New Roman" w:cs="Times New Roman"/>
-          <w:i/>
-          <w:iCs/>
-        </w:rPr>
-        <w:t xml:space="preserve">surface</w:t>
-      </w:r>
-      <w:r>
-        <w:rPr>
-          <w:rFonts w:ascii="Times New Roman" w:eastAsia="Times New Roman" w:hAnsi="Times New Roman" w:cs="Times New Roman"/>
-        </w:rPr>
-        <w:t xml:space="preserve"> telah dicoba, batas iterasi tercapai, atau kondisi dianggap tidak dapat dilanjutkan, alur diarahkan ke scorer untuk mencatat hasil akhir, alasan ketidaklengkapan, dan artefak pendukung.</w:t>
+          <w:color w:val="FF0000"/>
+        </w:rPr>
+        <w:t xml:space="preserve">Apabila suatu metode tidak menghasilkan konfirmasi, alur dapat mempertimbangkan alternatif lain sesuai kondisi eksperimen dan batas yang ditetapkan. Penolakan model, keluaran yang tidak valid, kandidat yang ditolak, dan prasyarat yang belum terpenuhi dicatat bersama alasannya. Jika tidak ada langkah yang dapat dilanjutkan atau batas pengujian tercapai, proses diakhiri secara terkontrol dan bukti yang tersedia tetap disimpan.</w:t>
       </w:r>
     </w:p>
     <w:p>
@@ -10205,16 +8511,9 @@
       <w:r>
         <w:rPr>
           <w:rFonts w:ascii="Times New Roman" w:hAnsi="Times New Roman" w:cs="Times New Roman"/>
-          <w:i/>
-          <w:iCs/>
-        </w:rPr>
-        <w:t xml:space="preserve">Entry node</w:t>
-      </w:r>
-      <w:r>
-        <w:rPr>
-          <w:rFonts w:ascii="Times New Roman" w:hAnsi="Times New Roman" w:cs="Times New Roman"/>
-        </w:rPr>
-        <w:t xml:space="preserve"> merepresentasikan kondisi awal pengujian. Pada penelitian ini, node unauthenticated digunakan sebagai titik awal konseptual sebelum framework memilih permukaan kerentanan yang akan diuji. Node ini tidak berarti bahwa seluruh HTTP session selalu tanpa login, tetapi merepresentasikan status awal sebelum suatu metode eksploitasi menghasilkan outcome yang lebih tinggi, seperti authenticated_session atau admin_session_obtained.</w:t>
+          <w:color w:val="FF0000"/>
+        </w:rPr>
+        <w:t xml:space="preserve">Entry node merepresentasikan kondisi awal pengujian sebelum suatu metode menghasilkan keadaan yang dapat mendukung langkah lanjutan. Node ini digunakan sebagai titik awal konseptual dan tidak berarti seluruh sesi HTTP harus berlangsung tanpa login. Hasil seperti sesi pengguna atau sesi dengan hak lebih tinggi dicatat berdasarkan bukti yang diperoleh selama pengujian.</w:t>
       </w:r>
     </w:p>
     <w:p>
@@ -10228,51 +8527,9 @@
       <w:r>
         <w:rPr>
           <w:rFonts w:ascii="Times New Roman" w:hAnsi="Times New Roman" w:cs="Times New Roman"/>
-          <w:i/>
-          <w:iCs/>
-        </w:rPr>
-        <w:t xml:space="preserve">Surface node</w:t>
-      </w:r>
-      <w:r>
-        <w:rPr>
-          <w:rFonts w:ascii="Times New Roman" w:hAnsi="Times New Roman" w:cs="Times New Roman"/>
-        </w:rPr>
-        <w:t xml:space="preserve"> merepresentasikan permukaan kerentanan yang menjadi ruang lingkup penelitian, yaitu sqli, access_control, dan brute_force. Node ini berfungsi sebagai </w:t>
-      </w:r>
-      <w:r>
-        <w:rPr>
-          <w:rFonts w:ascii="Times New Roman" w:hAnsi="Times New Roman" w:cs="Times New Roman"/>
-        </w:rPr>
-        <w:lastRenderedPageBreak/>
-        <w:t xml:space="preserve">pengelompokan metode, bukan sebagai bukti bahwa kerentanan telah ditemukan. Suatu </w:t>
-      </w:r>
-      <w:r>
-        <w:rPr>
-          <w:rFonts w:ascii="Times New Roman" w:hAnsi="Times New Roman" w:cs="Times New Roman"/>
-          <w:i/>
-          <w:iCs/>
-        </w:rPr>
-        <w:t xml:space="preserve">surface node</w:t>
-      </w:r>
-      <w:r>
-        <w:rPr>
-          <w:rFonts w:ascii="Times New Roman" w:hAnsi="Times New Roman" w:cs="Times New Roman"/>
-        </w:rPr>
-        <w:t xml:space="preserve"> dianggap aktif apabila skenario eksperimen sedang dijalankan pada permukaan tersebut dan hasil </w:t>
-      </w:r>
-      <w:r>
-        <w:rPr>
-          <w:rFonts w:ascii="Times New Roman" w:hAnsi="Times New Roman" w:cs="Times New Roman"/>
-          <w:i/>
-          <w:iCs/>
-        </w:rPr>
-        <w:t xml:space="preserve">reconnaissance</w:t>
-      </w:r>
-      <w:r>
-        <w:rPr>
-          <w:rFonts w:ascii="Times New Roman" w:hAnsi="Times New Roman" w:cs="Times New Roman"/>
-        </w:rPr>
-        <w:t xml:space="preserve"> menemukan endpoint atau input yang relevan untuk diuji.</w:t>
+          <w:color w:val="FF0000"/>
+        </w:rPr>
+        <w:t xml:space="preserve">Surface node mengelompokkan tiga permukaan yang diteliti, yaitu SQL Injection, Access Control, dan Brute Force. Keberadaan node menunjukkan bahwa permukaan tersebut berada dalam ruang lingkup penelitian, tetapi tidak dengan sendirinya membuktikan adanya kerentanan. Pengujian dilakukan setelah aplikasi menyediakan bagian yang relevan untuk diperiksa.</w:t>
       </w:r>
     </w:p>
     <w:p>
@@ -10286,30 +8543,9 @@
       <w:r>
         <w:rPr>
           <w:rFonts w:ascii="Times New Roman" w:hAnsi="Times New Roman" w:cs="Times New Roman"/>
-          <w:i/>
-          <w:iCs/>
-        </w:rPr>
-        <w:t xml:space="preserve">Method node</w:t>
-      </w:r>
-      <w:r>
-        <w:rPr>
-          <w:rFonts w:ascii="Times New Roman" w:hAnsi="Times New Roman" w:cs="Times New Roman"/>
-        </w:rPr>
-        <w:t xml:space="preserve"> merepresentasikan metode eksploitasi yang dapat dipilih oleh sistem. Node seperti sqli_union, sqli_error, sqli_boolean_blind, sqli_time_blind, ac_idor, ac_vertical_escalation, ac_force_browse, bf_dictionary, dan bf_spray bukan langsung berarti eksploitasi berhasil. Node tersebut baru dianggap layak dijalankan apabila </w:t>
-      </w:r>
-      <w:r>
-        <w:rPr>
-          <w:rFonts w:ascii="Times New Roman" w:hAnsi="Times New Roman" w:cs="Times New Roman"/>
-          <w:i/>
-          <w:iCs/>
-        </w:rPr>
-        <w:t xml:space="preserve">precondition</w:t>
-      </w:r>
-      <w:r>
-        <w:rPr>
-          <w:rFonts w:ascii="Times New Roman" w:hAnsi="Times New Roman" w:cs="Times New Roman"/>
-        </w:rPr>
-        <w:t xml:space="preserve"> yang didefinisikan pada AKG terpenuhi oleh observasi aplikasi. Misalnya, sqli_error hanya layak dijalankan apabila error_messages_enabled bernilai benar, sqli_time_blind hanya layak dijalankan apabila response_delay_measurable bernilai benar, ac_idor membutuhkan object_ids_enumerable, sedangkan bf_dictionary dan bf_spray membutuhkan no_rate_limit.</w:t>
+          <w:color w:val="FF0000"/>
+        </w:rPr>
+        <w:t xml:space="preserve">Method node mewakili metode yang tersedia pada setiap permukaan kerentanan. Keberadaan metode dalam graf tidak berarti metode tersebut telah berhasil dijalankan. Pada kondisi AKG-guided, kelayakannya diperiksa melalui prasyarat yang didukung observasi, misalnya terlihatnya pesan kesalahan, perbedaan waktu respons, atau tersedianya referensi objek.</w:t>
       </w:r>
     </w:p>
     <w:p>
@@ -10323,16 +8559,9 @@
       <w:r>
         <w:rPr>
           <w:rFonts w:ascii="Times New Roman" w:hAnsi="Times New Roman" w:cs="Times New Roman"/>
-          <w:i/>
-          <w:iCs/>
-        </w:rPr>
-        <w:t xml:space="preserve">Confirmed node</w:t>
-      </w:r>
-      <w:r>
-        <w:rPr>
-          <w:rFonts w:ascii="Times New Roman" w:hAnsi="Times New Roman" w:cs="Times New Roman"/>
-        </w:rPr>
-        <w:t xml:space="preserve"> merepresentasikan bukti bahwa suatu metode telah menghasilkan sinyal eksploitasi yang valid. Pada implementasi riil, setiap metode memiliki node konfirmasi spesifik, seperti sqli_union_confirmed, sqli_error_confirmed, ac_idor_confirmed, atau bf_dictionary_confirmed. Node konfirmasi spesifik tersebut kemudian dapat dipetakan ke node konfirmasi permukaan, seperti sqli_confirmed, access_control_confirmed, dan brute_force_confirmed. Dengan pemisahan ini, framework dapat membedakan metode mana yang berhasil, serta tetap dapat mengagregasi keberhasilan tersebut pada level permukaan kerentanan.</w:t>
+          <w:color w:val="FF0000"/>
+        </w:rPr>
+        <w:t xml:space="preserve">Confirmed node mencatat bahwa suatu metode telah menghasilkan sinyal yang didukung bukti. Konfirmasi dibedakan menurut metode dan dapat diringkas pada tingkat permukaan kerentanan. Dengan pemisahan ini, keberhasilan suatu metode dapat ditelusuri tanpa menyamakan semua metode pada permukaan yang sama.</w:t>
       </w:r>
     </w:p>
     <w:p>
@@ -10346,30 +8575,9 @@
       <w:r>
         <w:rPr>
           <w:rFonts w:ascii="Times New Roman" w:hAnsi="Times New Roman" w:cs="Times New Roman"/>
-          <w:i/>
-          <w:iCs/>
-        </w:rPr>
-        <w:t xml:space="preserve">Outcome node</w:t>
-      </w:r>
-      <w:r>
-        <w:rPr>
-          <w:rFonts w:ascii="Times New Roman" w:hAnsi="Times New Roman" w:cs="Times New Roman"/>
-        </w:rPr>
-        <w:t xml:space="preserve"> merepresentasikan hasil lanjutan yang dapat digunakan untuk penilaian atau </w:t>
-      </w:r>
-      <w:r>
-        <w:rPr>
-          <w:rFonts w:ascii="Times New Roman" w:hAnsi="Times New Roman" w:cs="Times New Roman"/>
-          <w:i/>
-          <w:iCs/>
-        </w:rPr>
-        <w:t xml:space="preserve">chain</w:t>
-      </w:r>
-      <w:r>
-        <w:rPr>
-          <w:rFonts w:ascii="Times New Roman" w:hAnsi="Times New Roman" w:cs="Times New Roman"/>
-        </w:rPr>
-        <w:t xml:space="preserve">. Contohnya, credentials_extracted menunjukkan bahwa eksploitasi menghasilkan kredensial yang dapat dipakai pada langkah berikutnya, authenticated_session menunjukkan bahwa sistem telah memperoleh sesi yang valid, admin_session_obtained menunjukkan bahwa sistem memperoleh sesi dengan hak lebih tinggi, sedangkan data_exfiltrated menunjukkan bahwa eksploitasi berhasil menghasilkan akses data yang menjadi outcome akhir. Node outcome hanya dianggap terpenuhi apabila didukung oleh bukti eksekusi, bukan oleh klaim model LLM.</w:t>
+          <w:color w:val="FF0000"/>
+        </w:rPr>
+        <w:t xml:space="preserve">Outcome node merepresentasikan hasil yang dapat digunakan untuk penilaian atau langkah lanjutan, misalnya diperolehnya kredensial, sesi pengguna, sesi dengan hak lebih tinggi, atau akses terhadap data. Hasil tersebut hanya dicatat apabila didukung bukti eksekusi dan hasil verifikasi yang sesuai.</w:t>
       </w:r>
     </w:p>
     <w:p>
@@ -10385,331 +8593,30 @@
       <w:r>
         <w:rPr>
           <w:rFonts w:ascii="Times New Roman" w:hAnsi="Times New Roman" w:cs="Times New Roman"/>
-        </w:rPr>
-        <w:t xml:space="preserve">Hubungan antar-node direpresentasikan melalui </w:t>
-      </w:r>
-      <w:r>
-        <w:rPr>
-          <w:rFonts w:ascii="Times New Roman" w:hAnsi="Times New Roman" w:cs="Times New Roman"/>
-          <w:i/>
-          <w:iCs/>
-        </w:rPr>
-        <w:t xml:space="preserve">edge</w:t>
-      </w:r>
-      <w:r>
-        <w:rPr>
-          <w:rFonts w:ascii="Times New Roman" w:hAnsi="Times New Roman" w:cs="Times New Roman"/>
-        </w:rPr>
-        <w:t xml:space="preserve">. Pada AKG, </w:t>
-      </w:r>
-      <w:r>
-        <w:rPr>
-          <w:rFonts w:ascii="Times New Roman" w:hAnsi="Times New Roman" w:cs="Times New Roman"/>
-          <w:i/>
-          <w:iCs/>
-        </w:rPr>
-        <w:t xml:space="preserve">edge</w:t>
-      </w:r>
-      <w:r>
-        <w:rPr>
-          <w:rFonts w:ascii="Times New Roman" w:hAnsi="Times New Roman" w:cs="Times New Roman"/>
-        </w:rPr>
-        <w:t xml:space="preserve"> memiliki beberapa fungsi. Pertama, </w:t>
-      </w:r>
-      <w:r>
-        <w:rPr>
-          <w:rFonts w:ascii="Times New Roman" w:hAnsi="Times New Roman" w:cs="Times New Roman"/>
-          <w:i/>
-          <w:iCs/>
-        </w:rPr>
-        <w:t xml:space="preserve">discovery edge</w:t>
-      </w:r>
-      <w:r>
-        <w:rPr>
-          <w:rFonts w:ascii="Times New Roman" w:hAnsi="Times New Roman" w:cs="Times New Roman"/>
-        </w:rPr>
-        <w:t xml:space="preserve"> menghubungkan unauthenticated ke </w:t>
-      </w:r>
-      <w:r>
-        <w:rPr>
-          <w:rFonts w:ascii="Times New Roman" w:hAnsi="Times New Roman" w:cs="Times New Roman"/>
-          <w:i/>
-          <w:iCs/>
-        </w:rPr>
-        <w:t xml:space="preserve">surface node</w:t>
-      </w:r>
-      <w:r>
-        <w:rPr>
-          <w:rFonts w:ascii="Times New Roman" w:hAnsi="Times New Roman" w:cs="Times New Roman"/>
-        </w:rPr>
-        <w:t xml:space="preserve"> dan menunjukkan bahwa surface tersebut berada dalam ruang lingkup eksperimen. Kedua, </w:t>
-      </w:r>
-      <w:r>
-        <w:rPr>
-          <w:rFonts w:ascii="Times New Roman" w:hAnsi="Times New Roman" w:cs="Times New Roman"/>
-          <w:i/>
-          <w:iCs/>
-        </w:rPr>
-        <w:t xml:space="preserve">method availability edge</w:t>
-      </w:r>
-      <w:r>
-        <w:rPr>
-          <w:rFonts w:ascii="Times New Roman" w:hAnsi="Times New Roman" w:cs="Times New Roman"/>
-        </w:rPr>
-        <w:t xml:space="preserve"> menghubungkan </w:t>
-      </w:r>
-      <w:r>
-        <w:rPr>
-          <w:rFonts w:ascii="Times New Roman" w:hAnsi="Times New Roman" w:cs="Times New Roman"/>
-          <w:i/>
-          <w:iCs/>
-        </w:rPr>
-        <w:t xml:space="preserve">surface node</w:t>
-      </w:r>
-      <w:r>
-        <w:rPr>
-          <w:rFonts w:ascii="Times New Roman" w:hAnsi="Times New Roman" w:cs="Times New Roman"/>
-        </w:rPr>
-        <w:t xml:space="preserve"> ke </w:t>
-      </w:r>
-      <w:r>
-        <w:rPr>
-          <w:rFonts w:ascii="Times New Roman" w:hAnsi="Times New Roman" w:cs="Times New Roman"/>
-          <w:i/>
-          <w:iCs/>
-        </w:rPr>
-        <w:t xml:space="preserve">method node</w:t>
-      </w:r>
-      <w:r>
-        <w:rPr>
-          <w:rFonts w:ascii="Times New Roman" w:hAnsi="Times New Roman" w:cs="Times New Roman"/>
-        </w:rPr>
-        <w:t xml:space="preserve">. Edge ini menunjukkan bahwa metode tersebut tersedia dalam surface tertentu, tetapi eksekusinya tetap bergantung pada </w:t>
-      </w:r>
-      <w:r>
-        <w:rPr>
-          <w:rFonts w:ascii="Times New Roman" w:hAnsi="Times New Roman" w:cs="Times New Roman"/>
-          <w:i/>
-          <w:iCs/>
-        </w:rPr>
-        <w:t xml:space="preserve">precondition</w:t>
-      </w:r>
-      <w:r>
-        <w:rPr>
-          <w:rFonts w:ascii="Times New Roman" w:hAnsi="Times New Roman" w:cs="Times New Roman"/>
-        </w:rPr>
-        <w:t xml:space="preserve">. Ketiga, </w:t>
-      </w:r>
-      <w:r>
-        <w:rPr>
-          <w:rFonts w:ascii="Times New Roman" w:hAnsi="Times New Roman" w:cs="Times New Roman"/>
-          <w:i/>
-          <w:iCs/>
-        </w:rPr>
-        <w:t xml:space="preserve">confirmation edge</w:t>
-      </w:r>
-      <w:r>
-        <w:rPr>
-          <w:rFonts w:ascii="Times New Roman" w:hAnsi="Times New Roman" w:cs="Times New Roman"/>
-        </w:rPr>
-        <w:t xml:space="preserve"> menghubungkan </w:t>
-      </w:r>
-      <w:r>
-        <w:rPr>
-          <w:rFonts w:ascii="Times New Roman" w:hAnsi="Times New Roman" w:cs="Times New Roman"/>
-          <w:i/>
-          <w:iCs/>
-        </w:rPr>
-        <w:t xml:space="preserve">method node</w:t>
-      </w:r>
-      <w:r>
-        <w:rPr>
-          <w:rFonts w:ascii="Times New Roman" w:hAnsi="Times New Roman" w:cs="Times New Roman"/>
-        </w:rPr>
-        <w:t xml:space="preserve"> ke </w:t>
-      </w:r>
-      <w:r>
-        <w:rPr>
-          <w:rFonts w:ascii="Times New Roman" w:hAnsi="Times New Roman" w:cs="Times New Roman"/>
-          <w:i/>
-          <w:iCs/>
-        </w:rPr>
-        <w:t xml:space="preserve">confirmed node</w:t>
-      </w:r>
-      <w:r>
-        <w:rPr>
-          <w:rFonts w:ascii="Times New Roman" w:hAnsi="Times New Roman" w:cs="Times New Roman"/>
-        </w:rPr>
-        <w:t xml:space="preserve"> dan hanya terpenuhi apabila metode menghasilkan </w:t>
-      </w:r>
-      <w:r>
-        <w:rPr>
-          <w:rFonts w:ascii="Times New Roman" w:hAnsi="Times New Roman" w:cs="Times New Roman"/>
-          <w:i/>
-          <w:iCs/>
-        </w:rPr>
-        <w:t xml:space="preserve">expected success signal</w:t>
-      </w:r>
-      <w:r>
-        <w:rPr>
-          <w:rFonts w:ascii="Times New Roman" w:hAnsi="Times New Roman" w:cs="Times New Roman"/>
-        </w:rPr>
-        <w:t xml:space="preserve">. </w:t>
-      </w:r>
-      <w:r>
-        <w:rPr>
-          <w:rFonts w:ascii="Times New Roman" w:hAnsi="Times New Roman" w:cs="Times New Roman"/>
-        </w:rPr>
-        <w:lastRenderedPageBreak/>
-        <w:t xml:space="preserve">Keempat, </w:t>
-      </w:r>
-      <w:r>
-        <w:rPr>
-          <w:rFonts w:ascii="Times New Roman" w:hAnsi="Times New Roman" w:cs="Times New Roman"/>
-          <w:i/>
-          <w:iCs/>
-        </w:rPr>
-        <w:t xml:space="preserve">aggregation edge</w:t>
-      </w:r>
-      <w:r>
-        <w:rPr>
-          <w:rFonts w:ascii="Times New Roman" w:hAnsi="Times New Roman" w:cs="Times New Roman"/>
-        </w:rPr>
-        <w:t xml:space="preserve"> menghubungkan </w:t>
-      </w:r>
-      <w:r>
-        <w:rPr>
-          <w:rFonts w:ascii="Times New Roman" w:hAnsi="Times New Roman" w:cs="Times New Roman"/>
-          <w:i/>
-          <w:iCs/>
-        </w:rPr>
-        <w:t xml:space="preserve">method-specific confirmed node</w:t>
-      </w:r>
-      <w:r>
-        <w:rPr>
-          <w:rFonts w:ascii="Times New Roman" w:hAnsi="Times New Roman" w:cs="Times New Roman"/>
-        </w:rPr>
-        <w:t xml:space="preserve"> ke </w:t>
-      </w:r>
-      <w:r>
-        <w:rPr>
-          <w:rFonts w:ascii="Times New Roman" w:hAnsi="Times New Roman" w:cs="Times New Roman"/>
-          <w:i/>
-          <w:iCs/>
-        </w:rPr>
-        <w:t xml:space="preserve">surface confirmed node</w:t>
-      </w:r>
-      <w:r>
-        <w:rPr>
-          <w:rFonts w:ascii="Times New Roman" w:hAnsi="Times New Roman" w:cs="Times New Roman"/>
-        </w:rPr>
-        <w:t xml:space="preserve">. Kelima, </w:t>
-      </w:r>
-      <w:r>
-        <w:rPr>
-          <w:rFonts w:ascii="Times New Roman" w:hAnsi="Times New Roman" w:cs="Times New Roman"/>
-          <w:i/>
-          <w:iCs/>
-        </w:rPr>
-        <w:t xml:space="preserve">outcome edge</w:t>
-      </w:r>
-      <w:r>
-        <w:rPr>
-          <w:rFonts w:ascii="Times New Roman" w:hAnsi="Times New Roman" w:cs="Times New Roman"/>
-        </w:rPr>
-        <w:t xml:space="preserve"> menghubungkan </w:t>
-      </w:r>
-      <w:r>
-        <w:rPr>
-          <w:rFonts w:ascii="Times New Roman" w:hAnsi="Times New Roman" w:cs="Times New Roman"/>
-          <w:i/>
-          <w:iCs/>
-        </w:rPr>
-        <w:t xml:space="preserve">confirmed node</w:t>
-      </w:r>
-      <w:r>
-        <w:rPr>
-          <w:rFonts w:ascii="Times New Roman" w:hAnsi="Times New Roman" w:cs="Times New Roman"/>
-        </w:rPr>
-        <w:t xml:space="preserve"> ke outcome yang dapat digunakan untuk penilaian. Keenam, </w:t>
-      </w:r>
-      <w:r>
-        <w:rPr>
-          <w:rFonts w:ascii="Times New Roman" w:hAnsi="Times New Roman" w:cs="Times New Roman"/>
-          <w:i/>
-          <w:iCs/>
-        </w:rPr>
-        <w:t xml:space="preserve">chain edge</w:t>
-      </w:r>
-      <w:r>
-        <w:rPr>
-          <w:rFonts w:ascii="Times New Roman" w:hAnsi="Times New Roman" w:cs="Times New Roman"/>
-        </w:rPr>
-        <w:t xml:space="preserve"> menghubungkan outcome atau node konfirmasi tertentu ke metode lanjutan pada surface lain. Pada implementasi, </w:t>
-      </w:r>
-      <w:r>
-        <w:rPr>
-          <w:rFonts w:ascii="Times New Roman" w:hAnsi="Times New Roman" w:cs="Times New Roman"/>
-          <w:i/>
-          <w:iCs/>
-        </w:rPr>
-        <w:t xml:space="preserve">chain edge</w:t>
-      </w:r>
-      <w:r>
-        <w:rPr>
-          <w:rFonts w:ascii="Times New Roman" w:hAnsi="Times New Roman" w:cs="Times New Roman"/>
-        </w:rPr>
-        <w:t xml:space="preserve"> memiliki atribut is_chain, preconditions, target_agent, dan priority, sehingga </w:t>
-      </w:r>
-      <w:r>
-        <w:rPr>
-          <w:rFonts w:ascii="Times New Roman" w:hAnsi="Times New Roman" w:cs="Times New Roman"/>
-          <w:i/>
-          <w:iCs/>
-        </w:rPr>
-        <w:t xml:space="preserve">chaining router</w:t>
-      </w:r>
-      <w:r>
-        <w:rPr>
-          <w:rFonts w:ascii="Times New Roman" w:hAnsi="Times New Roman" w:cs="Times New Roman"/>
-        </w:rPr>
-        <w:t xml:space="preserve"> hanya dapat melanjutkan ke metode berikutnya apabila prasyarat chain terpenuhi. </w:t>
-      </w:r>
-      <w:r>
+          <w:color w:val="FF0000"/>
+        </w:rPr>
+        <w:t xml:space="preserve">Hubungan antarnode menggambarkan ketersediaan metode, konfirmasi hasil, dan kemungkinan langkah lanjutan. Hubungan dari permukaan ke metode menunjukkan bahwa metode berada dalam ruang pengujian, sedangkan hubungan konfirmasi memerlukan bukti yang sesuai. Hubungan chain mengaitkan hasil sumber dengan metode tujuan dan hanya dapat digunakan apabila prasyaratnya terpenuhi. Rancangan konseptual AKG ditunjukkan pada Gambar 3.4.</w:t>
+      </w:r>
+    </w:p>
+    <w:p>
+      <w:pPr>
+        <w:spacing w:line="360" w:lineRule="auto"/>
         <w:rPr>
           <w:rFonts w:ascii="Times New Roman" w:hAnsi="Times New Roman" w:cs="Times New Roman"/>
           <w:lang w:val="en-ID"/>
         </w:rPr>
-        <w:t xml:space="preserve">Diagramkonseptual AKG dapat dilihat pada gambar 3.4.</w:t>
-      </w:r>
+      </w:pPr>
       <w:r>
         <w:rPr>
           <w:rFonts w:ascii="Times New Roman" w:hAnsi="Times New Roman" w:cs="Times New Roman"/>
           <w:color w:val="EE0000"/>
           <w:lang w:val="en-ID"/>
         </w:rPr>
-        <w:t xml:space="preserve"> </w:t>
-      </w:r>
-    </w:p>
-    <w:p>
-      <w:pPr>
-        <w:spacing w:line="360" w:lineRule="auto"/>
-        <w:rPr>
-          <w:rFonts w:ascii="Times New Roman" w:hAnsi="Times New Roman" w:cs="Times New Roman"/>
-          <w:lang w:val="en-ID"/>
-        </w:rPr>
-      </w:pPr>
-      <w:r>
-        <w:rPr>
-          <w:rFonts w:ascii="Times New Roman" w:hAnsi="Times New Roman" w:cs="Times New Roman"/>
-          <w:color w:val="EE0000"/>
-          <w:lang w:val="en-ID"/>
-        </w:rPr>
         <w:drawing>
           <wp:inline distT="0" distB="0" distL="0" distR="0" wp14:anchorId="1F29DC50" wp14:editId="23F5B830">
-            <wp:extent cx="5658373" cy="2667000"/>
+            <wp:extent cx="5658373" cy="4193259"/>
             <wp:effectExtent l="0" t="0" r="0" b="0"/>
-            <wp:docPr id="326852376" name="Picture 6" descr="A diagram of a company  AI-generated content may be incorrect."/>
+            <wp:docPr id="326852376" name="Picture 6" descr="Diagram konseptual hubungan permukaan, metode, konfirmasi, dan hasil AKG."/>
             <wp:cNvGraphicFramePr>
               <a:graphicFrameLocks xmlns:a="http://schemas.openxmlformats.org/drawingml/2006/main" noChangeAspect="1"/>
             </wp:cNvGraphicFramePr>
@@ -10735,7 +8642,7 @@
                   <pic:spPr>
                     <a:xfrm>
                       <a:off x="0" y="0"/>
-                      <a:ext cx="5707616" cy="2690210"/>
+                      <a:ext cx="5658373" cy="4193259"/>
                     </a:xfrm>
                     <a:prstGeom prst="rect">
                       <a:avLst/>
@@ -10834,36 +8741,9 @@
       <w:r>
         <w:rPr>
           <w:rFonts w:ascii="Times New Roman" w:hAnsi="Times New Roman" w:cs="Times New Roman"/>
-        </w:rPr>
-        <w:t xml:space="preserve">Berdasarkan diagram tersebut, edge dari surface ke method tidak berarti metode langsung dieksekusi. Edge tersebut hanya menunjukkan bahwa metode berada dalam ruang eksploitasi yang sah untuk surface terkait. Keputusan eksekusi tetap bergantung pada </w:t>
-      </w:r>
-      <w:r>
-        <w:rPr>
-          <w:rFonts w:ascii="Times New Roman" w:hAnsi="Times New Roman" w:cs="Times New Roman"/>
-          <w:i/>
-          <w:iCs/>
-        </w:rPr>
-        <w:t xml:space="preserve">precondition</w:t>
-      </w:r>
-      <w:r>
-        <w:rPr>
-          <w:rFonts w:ascii="Times New Roman" w:hAnsi="Times New Roman" w:cs="Times New Roman"/>
-        </w:rPr>
-        <w:t xml:space="preserve"> yang berasal dari hasil observasi. Sebagai contoh, edge sqli -&gt; sqli_error hanya dapat digunakan apabila </w:t>
-      </w:r>
-      <w:r>
-        <w:rPr>
-          <w:rFonts w:ascii="Times New Roman" w:hAnsi="Times New Roman" w:cs="Times New Roman"/>
-          <w:i/>
-          <w:iCs/>
-        </w:rPr>
-        <w:t xml:space="preserve">reconnaissance</w:t>
-      </w:r>
-      <w:r>
-        <w:rPr>
-          <w:rFonts w:ascii="Times New Roman" w:hAnsi="Times New Roman" w:cs="Times New Roman"/>
-        </w:rPr>
-        <w:t xml:space="preserve"> atau probe awal menunjukkan bahwa pesan kesalahan basis data terlihat pada respons aplikasi. Jika kondisi tersebut tidak terpenuhi, sqli_error tidak masuk ke daftar viable_methods dan tidak seharusnya dipilih oleh orchestrator.</w:t>
+          <w:color w:val="FF0000"/>
+        </w:rPr>
+        <w:t xml:space="preserve">Hubungan dari permukaan ke metode menunjukkan bahwa metode tersedia untuk dipertimbangkan. Pelaksanaannya tetap bergantung pada kondisi yang diamati. Sebagai contoh, metode SQL Injection berbasis kesalahan memerlukan bukti bahwa pesan kesalahan yang relevan terlihat pada respons aplikasi.</w:t>
       </w:r>
     </w:p>
     <w:p>
@@ -10877,22 +8757,9 @@
       <w:r>
         <w:rPr>
           <w:rFonts w:ascii="Times New Roman" w:hAnsi="Times New Roman" w:cs="Times New Roman"/>
-        </w:rPr>
-        <w:t xml:space="preserve">Edge dari method ke confirmed node merepresentasikan keberhasilan teknis metode. Edge ini baru terpenuhi apabila </w:t>
-      </w:r>
-      <w:r>
-        <w:rPr>
-          <w:rFonts w:ascii="Times New Roman" w:hAnsi="Times New Roman" w:cs="Times New Roman"/>
-          <w:i/>
-          <w:iCs/>
-        </w:rPr>
-        <w:t xml:space="preserve">static method agent</w:t>
-      </w:r>
-      <w:r>
-        <w:rPr>
-          <w:rFonts w:ascii="Times New Roman" w:hAnsi="Times New Roman" w:cs="Times New Roman"/>
-        </w:rPr>
-        <w:t xml:space="preserve"> mengeksekusi kandidat payload yang telah lolos validator dan verifier menemukan sinyal yang sesuai dengan expected_success_signals. Misalnya, sqli_time_blind -&gt; sqli_confirmed hanya dapat dianggap terpenuhi apabila terdapat perbedaan waktu respons yang terukur dan konsisten terhadap baseline. bf_dictionary -&gt; brute_force_confirmed hanya terpenuhi apabila terdapat bukti login valid atau perubahan status sesi yang dapat diverifikasi.</w:t>
+          <w:color w:val="FF0000"/>
+        </w:rPr>
+        <w:t xml:space="preserve">Hubungan dari metode ke node konfirmasi menunjukkan hasil teknis yang didukung bukti. Kandidat terlebih dahulu harus lolos validasi dan dijalankan oleh agen yang sesuai. Komponen verifikasi kemudian memeriksa apakah sinyal yang diharapkan muncul dengan dukungan kontrol yang diperlukan.</w:t>
       </w:r>
     </w:p>
     <w:p>
@@ -10906,9 +8773,9 @@
       <w:r>
         <w:rPr>
           <w:rFonts w:ascii="Times New Roman" w:hAnsi="Times New Roman" w:cs="Times New Roman"/>
-        </w:rPr>
-        <w:lastRenderedPageBreak/>
-        <w:t xml:space="preserve">Edge dari confirmed node ke outcome node merepresentasikan nilai hasil eksploitasi. Sebagai contoh, sqli_confirmed -&gt; credentials_extracted hanya terpenuhi apabila eksploitasi SQL Injection menghasilkan kredensial yang dapat dibaca dan dicatat sebagai artifact. Jika SQL Injection hanya menghasilkan pesan kesalahan tanpa data kredensial, node sqli_confirmed dapat terpenuhi, tetapi node credentials_extracted belum tentu terpenuhi. Dengan demikian, keberhasilan eksploitasi dan outcome untuk chain tetap dibedakan.</w:t>
+          <w:color w:val="FF0000"/>
+        </w:rPr>
+        <w:t xml:space="preserve">Hubungan dari node konfirmasi ke node hasil membedakan keberhasilan suatu metode dari nilai hasil yang dapat digunakan pada langkah berikutnya. Sebagai contoh, konfirmasi kelemahan belum tentu menghasilkan kredensial yang dapat dipakai. Setiap hasil lanjutan dicatat berdasarkan bukti yang menunjukkan bahwa hasil tersebut benar-benar diperoleh.</w:t>
       </w:r>
     </w:p>
     <w:p>
@@ -10922,36 +8789,9 @@
       <w:r>
         <w:rPr>
           <w:rFonts w:ascii="Times New Roman" w:hAnsi="Times New Roman" w:cs="Times New Roman"/>
-        </w:rPr>
-        <w:t xml:space="preserve">Edge yang diberi label </w:t>
-      </w:r>
-      <w:r>
-        <w:rPr>
-          <w:rFonts w:ascii="Times New Roman" w:hAnsi="Times New Roman" w:cs="Times New Roman"/>
-          <w:i/>
-          <w:iCs/>
-        </w:rPr>
-        <w:t xml:space="preserve">chain edge</w:t>
-      </w:r>
-      <w:r>
-        <w:rPr>
-          <w:rFonts w:ascii="Times New Roman" w:hAnsi="Times New Roman" w:cs="Times New Roman"/>
-        </w:rPr>
-        <w:t xml:space="preserve"> merepresentasikan kemungkinan perpindahan antar-surface. Edge ini memiliki syarat yang lebih ketat karena digunakan untuk menentukan langkah lanjutan. Misalnya, edge credentials_extracted -&gt; bf_dictionary berarti bahwa kredensial hasil SQL Injection dapat menjadi dasar untuk menjalankan metode Brute Force atau validasi login. Edge authenticated_session -&gt; ac_idor berarti bahwa sesi autentikasi yang valid dapat membuka peluang pengujian IDOR. Edge admin_session_obtained -&gt; sqli_union berarti bahwa sesi admin dapat membuka akses ke endpoint atau data yang sebelumnya tidak dapat diuji. Pada tahap runtime, </w:t>
-      </w:r>
-      <w:r>
-        <w:rPr>
-          <w:rFonts w:ascii="Times New Roman" w:hAnsi="Times New Roman" w:cs="Times New Roman"/>
-          <w:i/>
-          <w:iCs/>
-        </w:rPr>
-        <w:t xml:space="preserve">chaining router</w:t>
-      </w:r>
-      <w:r>
-        <w:rPr>
-          <w:rFonts w:ascii="Times New Roman" w:hAnsi="Times New Roman" w:cs="Times New Roman"/>
-        </w:rPr>
-        <w:t xml:space="preserve"> mengevaluasi apakah prasyarat chain sudah ada di state sebelum memilih target method berikutnya.</w:t>
+          <w:color w:val="FF0000"/>
+        </w:rPr>
+        <w:t xml:space="preserve">Hubungan chain menggambarkan kemungkinan penggunaan hasil suatu metode pada pengujian lanjutan. Kredensial atau sesi yang diperoleh dapat menjadi dasar untuk mempertimbangkan metode berikutnya apabila hubungan dan prasyaratnya tersedia. Keberhasilan chain memerlukan bukti bahwa hasil sumber digunakan dan tujuan langkah lanjutan terkonfirmasi.</w:t>
       </w:r>
     </w:p>
     <w:p>
@@ -11117,8 +8957,24 @@
       <w:r>
         <w:rPr>
           <w:rFonts w:ascii="Times New Roman" w:hAnsi="Times New Roman" w:cs="Times New Roman"/>
-        </w:rPr>
-        <w:t xml:space="preserve">Kedua, validasi AKG dilakukan sebelum metode dipilih. Sistem hanya menyediakan metode yang memenuhi </w:t>
+          <w:color w:val="FF0000"/>
+        </w:rPr>
+        <w:t xml:space="preserve">Kedua, validasi kelayakan metode dilakukan berdasarkan observasi yang tersedia. Pada kondisi AKG-guided, prasyarat dalam graf digunakan untuk menentukan metode yang dapat dipertimbangkan. Keputusan yang tidak sesuai dengan ruang lingkup atau prasyarat dicatat bersama alasannya. Jika tidak ada metode yang dapat dilanjutkan, pengujian dapat dihentikan secara terkontrol.</w:t>
+      </w:r>
+    </w:p>
+    <w:p>
+      <w:pPr>
+        <w:spacing w:line="360" w:lineRule="auto"/>
+        <w:ind w:firstLine="720"/>
+        <w:rPr>
+          <w:rFonts w:ascii="Times New Roman" w:hAnsi="Times New Roman" w:cs="Times New Roman"/>
+        </w:rPr>
+      </w:pPr>
+      <w:r>
+        <w:rPr>
+          <w:rFonts w:ascii="Times New Roman" w:hAnsi="Times New Roman" w:cs="Times New Roman"/>
+        </w:rPr>
+        <w:t xml:space="preserve">Ketiga, validasi payload dilakukan sebelum payload dieksekusi oleh </w:t>
       </w:r>
       <w:r>
         <w:rPr>
@@ -11126,13 +8982,13 @@
           <w:i/>
           <w:iCs/>
         </w:rPr>
-        <w:t xml:space="preserve">precondition</w:t>
-      </w:r>
-      <w:r>
-        <w:rPr>
-          <w:rFonts w:ascii="Times New Roman" w:hAnsi="Times New Roman" w:cs="Times New Roman"/>
-        </w:rPr>
-        <w:t xml:space="preserve"> berdasarkan observasi hasil </w:t>
+        <w:t xml:space="preserve">static method agent</w:t>
+      </w:r>
+      <w:r>
+        <w:rPr>
+          <w:rFonts w:ascii="Times New Roman" w:hAnsi="Times New Roman" w:cs="Times New Roman"/>
+        </w:rPr>
+        <w:t xml:space="preserve">. Kandidat payload harus memiliki struktur yang lengkap, sesuai dengan </w:t>
       </w:r>
       <w:r>
         <w:rPr>
@@ -11140,20 +8996,13 @@
           <w:i/>
           <w:iCs/>
         </w:rPr>
-        <w:t xml:space="preserve">reconnaissance</w:t>
-      </w:r>
-      <w:r>
-        <w:rPr>
-          <w:rFonts w:ascii="Times New Roman" w:hAnsi="Times New Roman" w:cs="Times New Roman"/>
-        </w:rPr>
-        <w:t xml:space="preserve">. Metode </w:t>
-      </w:r>
-      <w:r>
-        <w:rPr>
-          <w:rFonts w:ascii="Times New Roman" w:hAnsi="Times New Roman" w:cs="Times New Roman"/>
-        </w:rPr>
-        <w:lastRenderedPageBreak/>
-        <w:t xml:space="preserve">yang tidak memenuhi </w:t>
+        <w:t xml:space="preserve">method family</w:t>
+      </w:r>
+      <w:r>
+        <w:rPr>
+          <w:rFonts w:ascii="Times New Roman" w:hAnsi="Times New Roman" w:cs="Times New Roman"/>
+        </w:rPr>
+        <w:t xml:space="preserve">, menargetkan parameter yang benar, memiliki </w:t>
       </w:r>
       <w:r>
         <w:rPr>
@@ -11161,13 +9010,28 @@
           <w:i/>
           <w:iCs/>
         </w:rPr>
-        <w:t xml:space="preserve">precondition</w:t>
-      </w:r>
-      <w:r>
-        <w:rPr>
-          <w:rFonts w:ascii="Times New Roman" w:hAnsi="Times New Roman" w:cs="Times New Roman"/>
-        </w:rPr>
-        <w:t xml:space="preserve"> tidak boleh dipilih sebagai metode valid. Jika LLM memilih metode di luar daftar metode yang layak, keputusan tersebut dicatat sebagai kesalahan </w:t>
+        <w:t xml:space="preserve">provenance</w:t>
+      </w:r>
+      <w:r>
+        <w:rPr>
+          <w:rFonts w:ascii="Times New Roman" w:hAnsi="Times New Roman" w:cs="Times New Roman"/>
+        </w:rPr>
+        <w:t xml:space="preserve">, tidak duplikat, tidak keluar dari ruang lingkup DVWA, dan tidak menggunakan jenis mutasi yang dilarang. Kandidat yang tidak memenuhi aturan tersebut ditolak oleh validator dan tidak dieksekusi.</w:t>
+      </w:r>
+    </w:p>
+    <w:p>
+      <w:pPr>
+        <w:spacing w:line="360" w:lineRule="auto"/>
+        <w:ind w:firstLine="720"/>
+        <w:rPr>
+          <w:rFonts w:ascii="Times New Roman" w:hAnsi="Times New Roman" w:cs="Times New Roman"/>
+        </w:rPr>
+      </w:pPr>
+      <w:r>
+        <w:rPr>
+          <w:rFonts w:ascii="Times New Roman" w:hAnsi="Times New Roman" w:cs="Times New Roman"/>
+        </w:rPr>
+        <w:t xml:space="preserve">Keempat, validasi hasil eksekusi dilakukan melalui </w:t>
       </w:r>
       <w:r>
         <w:rPr>
@@ -11175,13 +9039,13 @@
           <w:i/>
           <w:iCs/>
         </w:rPr>
-        <w:t xml:space="preserve">method selection</w:t>
-      </w:r>
-      <w:r>
-        <w:rPr>
-          <w:rFonts w:ascii="Times New Roman" w:hAnsi="Times New Roman" w:cs="Times New Roman"/>
-        </w:rPr>
-        <w:t xml:space="preserve">. Jika tidak ada metode yang layak, eksekusi dapat dihentikan secara terkontrol atau diarahkan ke </w:t>
+        <w:t xml:space="preserve">execution evidence</w:t>
+      </w:r>
+      <w:r>
+        <w:rPr>
+          <w:rFonts w:ascii="Times New Roman" w:hAnsi="Times New Roman" w:cs="Times New Roman"/>
+        </w:rPr>
+        <w:t xml:space="preserve">. Setiap hasil eksploitasi harus didukung oleh bukti yang sesuai dengan </w:t>
       </w:r>
       <w:r>
         <w:rPr>
@@ -11189,13 +9053,13 @@
           <w:i/>
           <w:iCs/>
         </w:rPr>
-        <w:t xml:space="preserve">fallback</w:t>
-      </w:r>
-      <w:r>
-        <w:rPr>
-          <w:rFonts w:ascii="Times New Roman" w:hAnsi="Times New Roman" w:cs="Times New Roman"/>
-        </w:rPr>
-        <w:t xml:space="preserve"> yang masih sesuai dengan AKG.</w:t>
+        <w:t xml:space="preserve">expected success signal</w:t>
+      </w:r>
+      <w:r>
+        <w:rPr>
+          <w:rFonts w:ascii="Times New Roman" w:hAnsi="Times New Roman" w:cs="Times New Roman"/>
+        </w:rPr>
+        <w:t xml:space="preserve"> pada AKG. Bukti tersebut dapat berupa perbedaan respons, pesan kesalahan basis data, perbedaan waktu respons yang terukur, akses objek tanpa otorisasi, keberhasilan login, atau outcome lain yang sudah didefinisikan. Hasil tidak boleh dinilai sebagai eksploitasi berhasil hanya berdasarkan klaim model LLM.</w:t>
       </w:r>
     </w:p>
     <w:p>
@@ -11209,136 +9073,9 @@
       <w:r>
         <w:rPr>
           <w:rFonts w:ascii="Times New Roman" w:hAnsi="Times New Roman" w:cs="Times New Roman"/>
-        </w:rPr>
-        <w:t xml:space="preserve">Ketiga, validasi payload dilakukan sebelum payload dieksekusi oleh </w:t>
-      </w:r>
-      <w:r>
-        <w:rPr>
-          <w:rFonts w:ascii="Times New Roman" w:hAnsi="Times New Roman" w:cs="Times New Roman"/>
-          <w:i/>
-          <w:iCs/>
-        </w:rPr>
-        <w:t xml:space="preserve">static method agent</w:t>
-      </w:r>
-      <w:r>
-        <w:rPr>
-          <w:rFonts w:ascii="Times New Roman" w:hAnsi="Times New Roman" w:cs="Times New Roman"/>
-        </w:rPr>
-        <w:t xml:space="preserve">. Kandidat payload harus memiliki struktur yang lengkap, sesuai dengan </w:t>
-      </w:r>
-      <w:r>
-        <w:rPr>
-          <w:rFonts w:ascii="Times New Roman" w:hAnsi="Times New Roman" w:cs="Times New Roman"/>
-          <w:i/>
-          <w:iCs/>
-        </w:rPr>
-        <w:t xml:space="preserve">method family</w:t>
-      </w:r>
-      <w:r>
-        <w:rPr>
-          <w:rFonts w:ascii="Times New Roman" w:hAnsi="Times New Roman" w:cs="Times New Roman"/>
-        </w:rPr>
-        <w:t xml:space="preserve">, menargetkan parameter yang benar, memiliki </w:t>
-      </w:r>
-      <w:r>
-        <w:rPr>
-          <w:rFonts w:ascii="Times New Roman" w:hAnsi="Times New Roman" w:cs="Times New Roman"/>
-          <w:i/>
-          <w:iCs/>
-        </w:rPr>
-        <w:t xml:space="preserve">provenance</w:t>
-      </w:r>
-      <w:r>
-        <w:rPr>
-          <w:rFonts w:ascii="Times New Roman" w:hAnsi="Times New Roman" w:cs="Times New Roman"/>
-        </w:rPr>
-        <w:t xml:space="preserve">, tidak duplikat, tidak keluar dari ruang lingkup DVWA, dan tidak menggunakan jenis mutasi yang dilarang. Kandidat yang tidak memenuhi aturan tersebut ditolak oleh validator dan tidak dieksekusi.</w:t>
-      </w:r>
-    </w:p>
-    <w:p>
-      <w:pPr>
-        <w:spacing w:line="360" w:lineRule="auto"/>
-        <w:ind w:firstLine="720"/>
-        <w:rPr>
-          <w:rFonts w:ascii="Times New Roman" w:hAnsi="Times New Roman" w:cs="Times New Roman"/>
-        </w:rPr>
-      </w:pPr>
-      <w:r>
-        <w:rPr>
-          <w:rFonts w:ascii="Times New Roman" w:hAnsi="Times New Roman" w:cs="Times New Roman"/>
-        </w:rPr>
-        <w:t xml:space="preserve">Keempat, validasi hasil eksekusi dilakukan melalui </w:t>
-      </w:r>
-      <w:r>
-        <w:rPr>
-          <w:rFonts w:ascii="Times New Roman" w:hAnsi="Times New Roman" w:cs="Times New Roman"/>
-          <w:i/>
-          <w:iCs/>
-        </w:rPr>
-        <w:t xml:space="preserve">execution evidence</w:t>
-      </w:r>
-      <w:r>
-        <w:rPr>
-          <w:rFonts w:ascii="Times New Roman" w:hAnsi="Times New Roman" w:cs="Times New Roman"/>
-        </w:rPr>
-        <w:t xml:space="preserve">. Setiap hasil eksploitasi harus didukung oleh bukti yang sesuai dengan </w:t>
-      </w:r>
-      <w:r>
-        <w:rPr>
-          <w:rFonts w:ascii="Times New Roman" w:hAnsi="Times New Roman" w:cs="Times New Roman"/>
-          <w:i/>
-          <w:iCs/>
-        </w:rPr>
-        <w:t xml:space="preserve">expected success signal</w:t>
-      </w:r>
-      <w:r>
-        <w:rPr>
-          <w:rFonts w:ascii="Times New Roman" w:hAnsi="Times New Roman" w:cs="Times New Roman"/>
-        </w:rPr>
-        <w:t xml:space="preserve"> pada AKG. Bukti tersebut dapat berupa perbedaan respons, pesan kesalahan basis data, perbedaan waktu respons yang terukur, akses objek tanpa otorisasi, keberhasilan login, atau outcome lain yang sudah didefinisikan. Hasil tidak boleh dinilai sebagai eksploitasi berhasil hanya berdasarkan klaim model LLM.</w:t>
-      </w:r>
-    </w:p>
-    <w:p>
-      <w:pPr>
-        <w:spacing w:line="360" w:lineRule="auto"/>
-        <w:ind w:firstLine="720"/>
-        <w:rPr>
-          <w:rFonts w:ascii="Times New Roman" w:hAnsi="Times New Roman" w:cs="Times New Roman"/>
-        </w:rPr>
-      </w:pPr>
-      <w:r>
-        <w:rPr>
-          <w:rFonts w:ascii="Times New Roman" w:hAnsi="Times New Roman" w:cs="Times New Roman"/>
-        </w:rPr>
-        <w:t xml:space="preserve">Kelima, validasi penilaian dilakukan dengan merujuk pada artifact eksperimen. Skor </w:t>
-      </w:r>
-      <w:r>
-        <w:rPr>
-          <w:rFonts w:ascii="Times New Roman" w:hAnsi="Times New Roman" w:cs="Times New Roman"/>
-          <w:i/>
-          <w:iCs/>
-        </w:rPr>
-        <w:t xml:space="preserve">method selection</w:t>
-      </w:r>
-      <w:r>
-        <w:rPr>
-          <w:rFonts w:ascii="Times New Roman" w:hAnsi="Times New Roman" w:cs="Times New Roman"/>
-        </w:rPr>
-        <w:t xml:space="preserve">, skor payload, skor eksploitasi, dan skor </w:t>
-      </w:r>
-      <w:r>
-        <w:rPr>
-          <w:rFonts w:ascii="Times New Roman" w:hAnsi="Times New Roman" w:cs="Times New Roman"/>
-          <w:i/>
-          <w:iCs/>
-        </w:rPr>
-        <w:t xml:space="preserve">chain</w:t>
-      </w:r>
-      <w:r>
-        <w:rPr>
-          <w:rFonts w:ascii="Times New Roman" w:hAnsi="Times New Roman" w:cs="Times New Roman"/>
-        </w:rPr>
-        <w:t xml:space="preserve"> harus merujuk pada selected_method, viable_methods, payload_validation_results, execution log, response evidence, timing evidence, dan keputusan verifier. Jika penilaian payload dilakukan secara manual, penilaian tetap harus mengacu pada artifact tersebut.</w:t>
+          <w:color w:val="FF0000"/>
+        </w:rPr>
+        <w:t xml:space="preserve">Validasi penilaian dilakukan dengan merujuk pada artefak eksperimen. Penilaian pemilihan metode, payload, hasil eksploitasi, dan chain menggunakan observasi, hasil validasi, catatan eksekusi, bukti respons, bukti waktu, serta keputusan verifikasi. Penilai manusia menggunakan bukti tersebut untuk menilai kualitas payload dan membantu interpretasi hasil perbandingan.</w:t>
       </w:r>
     </w:p>
     <w:p>
@@ -11420,238 +9157,7 @@
           <w:rFonts w:ascii="Times New Roman" w:hAnsi="Times New Roman" w:cs="Times New Roman"/>
           <w:color w:val="FF0000"/>
         </w:rPr>
-        <w:t xml:space="preserve">Evaluasi</w:t>
-      </w:r>
-      <w:r>
-        <w:rPr>
-          <w:rFonts w:ascii="Times New Roman" w:hAnsi="Times New Roman" w:cs="Times New Roman"/>
-        </w:rPr>
-        <w:t xml:space="preserve"> manual tidak menggantikan validasi otomatis. </w:t>
-      </w:r>
-      <w:r>
-        <w:rPr>
-          <w:rFonts w:ascii="Times New Roman" w:hAnsi="Times New Roman" w:cs="Times New Roman"/>
-          <w:color w:val="FF0000"/>
-        </w:rPr>
-        <w:t xml:space="preserve">Kualitas</w:t>
-      </w:r>
-      <w:r>
-        <w:rPr>
-          <w:rFonts w:ascii="Times New Roman" w:hAnsi="Times New Roman" w:cs="Times New Roman"/>
-        </w:rPr>
-        <w:t xml:space="preserve"> </w:t>
-      </w:r>
-      <w:r>
-        <w:rPr>
-          <w:rFonts w:ascii="Times New Roman" w:hAnsi="Times New Roman" w:cs="Times New Roman"/>
-          <w:color w:val="FF0000"/>
-          <w:i/>
-        </w:rPr>
-        <w:t xml:space="preserve">payload</w:t>
-      </w:r>
-      <w:r>
-        <w:rPr>
-          <w:rFonts w:ascii="Times New Roman" w:hAnsi="Times New Roman" w:cs="Times New Roman"/>
-        </w:rPr>
-        <w:t xml:space="preserve"> </w:t>
-      </w:r>
-      <w:r>
-        <w:rPr>
-          <w:rFonts w:ascii="Times New Roman" w:hAnsi="Times New Roman" w:cs="Times New Roman"/>
-          <w:color w:val="FF0000"/>
-        </w:rPr>
-        <w:t xml:space="preserve">dinilai</w:t>
-      </w:r>
-      <w:r>
-        <w:rPr>
-          <w:rFonts w:ascii="Times New Roman" w:hAnsi="Times New Roman" w:cs="Times New Roman"/>
-        </w:rPr>
-        <w:t xml:space="preserve"> </w:t>
-      </w:r>
-      <w:r>
-        <w:rPr>
-          <w:rFonts w:ascii="Times New Roman" w:hAnsi="Times New Roman" w:cs="Times New Roman"/>
-          <w:color w:val="FF0000"/>
-        </w:rPr>
-        <w:t xml:space="preserve">berdasarkan</w:t>
-      </w:r>
-      <w:r>
-        <w:rPr>
-          <w:rFonts w:ascii="Times New Roman" w:hAnsi="Times New Roman" w:cs="Times New Roman"/>
-        </w:rPr>
-        <w:t xml:space="preserve"> </w:t>
-      </w:r>
-      <w:r>
-        <w:rPr>
-          <w:rFonts w:ascii="Times New Roman" w:hAnsi="Times New Roman" w:cs="Times New Roman"/>
-          <w:color w:val="FF0000"/>
-        </w:rPr>
-        <w:t xml:space="preserve">artefak</w:t>
-      </w:r>
-      <w:r>
-        <w:rPr>
-          <w:rFonts w:ascii="Times New Roman" w:hAnsi="Times New Roman" w:cs="Times New Roman"/>
-        </w:rPr>
-        <w:t xml:space="preserve"> </w:t>
-      </w:r>
-      <w:r>
-        <w:rPr>
-          <w:rFonts w:ascii="Times New Roman" w:hAnsi="Times New Roman" w:cs="Times New Roman"/>
-          <w:color w:val="FF0000"/>
-        </w:rPr>
-        <w:t xml:space="preserve">melalui penilaian manusia, AI, atau keduanya</w:t>
-      </w:r>
-      <w:r>
-        <w:rPr>
-          <w:rFonts w:ascii="Times New Roman" w:hAnsi="Times New Roman" w:cs="Times New Roman"/>
-        </w:rPr>
-        <w:t xml:space="preserve"> yang </w:t>
-      </w:r>
-      <w:r>
-        <w:rPr>
-          <w:rFonts w:ascii="Times New Roman" w:hAnsi="Times New Roman" w:cs="Times New Roman"/>
-          <w:color w:val="FF0000"/>
-        </w:rPr>
-        <w:t xml:space="preserve">ditetapkan sebelum eksekusi. Jika keduanya digunakan,</w:t>
-      </w:r>
-      <w:r>
-        <w:rPr>
-          <w:rFonts w:ascii="Times New Roman" w:hAnsi="Times New Roman" w:cs="Times New Roman"/>
-        </w:rPr>
-        <w:t xml:space="preserve"> penilaian </w:t>
-      </w:r>
-      <w:r>
-        <w:rPr>
-          <w:rFonts w:ascii="Times New Roman" w:hAnsi="Times New Roman" w:cs="Times New Roman"/>
-          <w:color w:val="FF0000"/>
-        </w:rPr>
-        <w:t xml:space="preserve">manusia</w:t>
-      </w:r>
-      <w:r>
-        <w:rPr>
-          <w:rFonts w:ascii="Times New Roman" w:hAnsi="Times New Roman" w:cs="Times New Roman"/>
-        </w:rPr>
-        <w:t xml:space="preserve"> dan </w:t>
-      </w:r>
-      <w:r>
-        <w:rPr>
-          <w:rFonts w:ascii="Times New Roman" w:hAnsi="Times New Roman" w:cs="Times New Roman"/>
-          <w:color w:val="FF0000"/>
-          <w:i/>
-        </w:rPr>
-        <w:t xml:space="preserve">AI</w:t>
-      </w:r>
-      <w:r>
-        <w:rPr>
-          <w:rFonts w:ascii="Times New Roman" w:hAnsi="Times New Roman" w:cs="Times New Roman"/>
-        </w:rPr>
-        <w:t xml:space="preserve"> </w:t>
-      </w:r>
-      <w:r>
-        <w:rPr>
-          <w:rFonts w:ascii="Times New Roman" w:hAnsi="Times New Roman" w:cs="Times New Roman"/>
-          <w:color w:val="FF0000"/>
-        </w:rPr>
-        <w:t xml:space="preserve">dilakukan</w:t>
-      </w:r>
-      <w:r>
-        <w:rPr>
-          <w:rFonts w:ascii="Times New Roman" w:hAnsi="Times New Roman" w:cs="Times New Roman"/>
-        </w:rPr>
-        <w:t xml:space="preserve"> </w:t>
-      </w:r>
-      <w:r>
-        <w:rPr>
-          <w:rFonts w:ascii="Times New Roman" w:hAnsi="Times New Roman" w:cs="Times New Roman"/>
-          <w:color w:val="FF0000"/>
-        </w:rPr>
-        <w:t xml:space="preserve">secara</w:t>
-      </w:r>
-      <w:r>
-        <w:rPr>
-          <w:rFonts w:ascii="Times New Roman" w:hAnsi="Times New Roman" w:cs="Times New Roman"/>
-        </w:rPr>
-        <w:t xml:space="preserve"> </w:t>
-      </w:r>
-      <w:r>
-        <w:rPr>
-          <w:rFonts w:ascii="Times New Roman" w:hAnsi="Times New Roman" w:cs="Times New Roman"/>
-          <w:color w:val="FF0000"/>
-        </w:rPr>
-        <w:t xml:space="preserve">terpisah</w:t>
-      </w:r>
-      <w:r>
-        <w:rPr>
-          <w:rFonts w:ascii="Times New Roman" w:hAnsi="Times New Roman" w:cs="Times New Roman"/>
-        </w:rPr>
-        <w:t xml:space="preserve">. Komponen lain </w:t>
-      </w:r>
-      <w:r>
-        <w:rPr>
-          <w:rFonts w:ascii="Times New Roman" w:hAnsi="Times New Roman" w:cs="Times New Roman"/>
-          <w:color w:val="FF0000"/>
-        </w:rPr>
-        <w:t xml:space="preserve">diperiksa</w:t>
-      </w:r>
-      <w:r>
-        <w:rPr>
-          <w:rFonts w:ascii="Times New Roman" w:hAnsi="Times New Roman" w:cs="Times New Roman"/>
-        </w:rPr>
-        <w:t xml:space="preserve"> berdasarkan aturan, </w:t>
-      </w:r>
-      <w:r>
-        <w:rPr>
-          <w:rFonts w:ascii="Times New Roman" w:hAnsi="Times New Roman" w:cs="Times New Roman"/>
-          <w:color w:val="FF0000"/>
-        </w:rPr>
-        <w:t xml:space="preserve">bukti</w:t>
-      </w:r>
-      <w:r>
-        <w:rPr>
-          <w:rFonts w:ascii="Times New Roman" w:hAnsi="Times New Roman" w:cs="Times New Roman"/>
-        </w:rPr>
-        <w:t xml:space="preserve"> </w:t>
-      </w:r>
-      <w:r>
-        <w:rPr>
-          <w:rFonts w:ascii="Times New Roman" w:hAnsi="Times New Roman" w:cs="Times New Roman"/>
-          <w:color w:val="FF0000"/>
-        </w:rPr>
-        <w:t xml:space="preserve">eksekusi</w:t>
-      </w:r>
-      <w:r>
-        <w:rPr>
-          <w:rFonts w:ascii="Times New Roman" w:hAnsi="Times New Roman" w:cs="Times New Roman"/>
-        </w:rPr>
-        <w:t xml:space="preserve">, </w:t>
-      </w:r>
-      <w:r>
-        <w:rPr>
-          <w:rFonts w:ascii="Times New Roman" w:hAnsi="Times New Roman" w:cs="Times New Roman"/>
-          <w:color w:val="FF0000"/>
-        </w:rPr>
-        <w:t xml:space="preserve">keputusan</w:t>
-      </w:r>
-      <w:r>
-        <w:rPr>
-          <w:rFonts w:ascii="Times New Roman" w:hAnsi="Times New Roman" w:cs="Times New Roman"/>
-          <w:i/>
-          <w:iCs/>
-        </w:rPr>
-        <w:t xml:space="preserve"> </w:t>
-      </w:r>
-      <w:r>
-        <w:rPr>
-          <w:rFonts w:ascii="Times New Roman" w:hAnsi="Times New Roman" w:cs="Times New Roman"/>
-          <w:color w:val="FF0000"/>
-        </w:rPr>
-        <w:t xml:space="preserve">komponen verifikasi</w:t>
-      </w:r>
-      <w:r>
-        <w:rPr>
-          <w:rFonts w:ascii="Times New Roman" w:hAnsi="Times New Roman" w:cs="Times New Roman"/>
-        </w:rPr>
-        <w:t xml:space="preserve">, dan artefak yang tersimpan. Dimensi, metrik, dan kriteria evaluasi ditunjukkan pada Tabel 3.4.</w:t>
+        <w:t xml:space="preserve">Pada penelitian ini, evaluasi manual tidak menggantikan proses validasi otomatis. Evaluasi manual digunakan pada bagian yang memerlukan penilaian berbasis artefak, terutama kualitas payload dan interpretasi akhir perbandingan antarmodel. Pemilihan metode, hasil eksploitasi, hasil chain, serta kualitas output dan penanganan guardrail diperiksa berdasarkan aturan, bukti eksekusi, hasil verifikasi, dan artefak yang tersimpan. Dimensi, metrik, dan kriteria evaluasi ditunjukkan pada Tabel 3.4.</w:t>
       </w:r>
     </w:p>
     <w:p>
@@ -11722,20 +9228,21 @@
         <w:tblLook w:val="04A0" w:firstRow="1" w:lastRow="0" w:firstColumn="1" w:lastColumn="0" w:noHBand="0" w:noVBand="1"/>
       </w:tblPr>
       <w:tblGrid>
-        <w:gridCol w:w="1149"/>
-        <w:gridCol w:w="1792"/>
-        <w:gridCol w:w="2095"/>
-        <w:gridCol w:w="1696"/>
-        <w:gridCol w:w="1205"/>
+        <w:gridCol w:w="1260"/>
+        <w:gridCol w:w="1450"/>
+        <w:gridCol w:w="1780"/>
+        <w:gridCol w:w="1777"/>
+        <w:gridCol w:w="1670"/>
       </w:tblGrid>
       <w:tr>
         <w:trPr>
           <w:tblHeader/>
           <w:jc w:val="center"/>
+          <w:cantSplit/>
         </w:trPr>
         <w:tc>
           <w:tcPr>
-            <w:tcW w:w="1149" w:type="dxa"/>
+            <w:tcW w:w="1260" w:type="dxa"/>
             <w:tcBorders>
               <w:top w:val="single" w:sz="6" w:space="0" w:color="000000"/>
               <w:left w:val="nil"/>
@@ -11749,7 +9256,7 @@
               <w:bottom w:w="80" w:type="dxa"/>
               <w:right w:w="80" w:type="dxa"/>
             </w:tcMar>
-            <w:vAlign w:val="center"/>
+            <w:vAlign w:val="top"/>
           </w:tcPr>
           <w:p>
             <w:pPr>
@@ -11757,12 +9264,15 @@
               <w:rPr>
                 <w:rFonts w:ascii="Times New Roman" w:hAnsi="Times New Roman" w:cs="Times New Roman"/>
               </w:rPr>
+              <w:ind w:left="0" w:right="0" w:firstLine="0"/>
+              <w:spacing w:before="0" w:after="0" w:line="240" w:lineRule="auto"/>
             </w:pPr>
             <w:r>
               <w:rPr>
                 <w:rFonts w:ascii="Times New Roman" w:eastAsia="Times New Roman" w:hAnsi="Times New Roman" w:cs="Times New Roman"/>
                 <w:b/>
                 <w:sz w:val="20"/>
+                <w:szCs w:val="20"/>
               </w:rPr>
               <w:t xml:space="preserve">Komponen</w:t>
             </w:r>
@@ -11770,7 +9280,7 @@
         </w:tc>
         <w:tc>
           <w:tcPr>
-            <w:tcW w:w="1792" w:type="dxa"/>
+            <w:tcW w:w="1450" w:type="dxa"/>
             <w:tcBorders>
               <w:top w:val="single" w:sz="6" w:space="0" w:color="000000"/>
               <w:left w:val="nil"/>
@@ -11778,7 +9288,7 @@
               <w:right w:val="nil"/>
             </w:tcBorders>
             <w:shd w:val="clear" w:color="auto" w:fill="FFFFFF" w:themeFill="background1"/>
-            <w:vAlign w:val="center"/>
+            <w:vAlign w:val="top"/>
           </w:tcPr>
           <w:p>
             <w:pPr>
@@ -11788,12 +9298,15 @@
                 <w:b/>
                 <w:sz w:val="20"/>
               </w:rPr>
+              <w:ind w:left="0" w:right="0" w:firstLine="0"/>
+              <w:spacing w:before="0" w:after="0" w:line="240" w:lineRule="auto"/>
             </w:pPr>
             <w:r>
               <w:rPr>
                 <w:rFonts w:ascii="Times New Roman" w:eastAsia="Times New Roman" w:hAnsi="Times New Roman" w:cs="Times New Roman"/>
                 <w:b/>
                 <w:sz w:val="20"/>
+                <w:szCs w:val="20"/>
               </w:rPr>
               <w:t xml:space="preserve">Metrik</w:t>
             </w:r>
@@ -11801,7 +9314,7 @@
         </w:tc>
         <w:tc>
           <w:tcPr>
-            <w:tcW w:w="2095" w:type="dxa"/>
+            <w:tcW w:w="1780" w:type="dxa"/>
             <w:tcBorders>
               <w:top w:val="single" w:sz="6" w:space="0" w:color="000000"/>
               <w:left w:val="nil"/>
@@ -11815,7 +9328,7 @@
               <w:bottom w:w="80" w:type="dxa"/>
               <w:right w:w="80" w:type="dxa"/>
             </w:tcMar>
-            <w:vAlign w:val="center"/>
+            <w:vAlign w:val="top"/>
           </w:tcPr>
           <w:p>
             <w:pPr>
@@ -11823,12 +9336,15 @@
               <w:rPr>
                 <w:rFonts w:ascii="Times New Roman" w:hAnsi="Times New Roman" w:cs="Times New Roman"/>
               </w:rPr>
+              <w:ind w:left="0" w:right="0" w:firstLine="0"/>
+              <w:spacing w:before="0" w:after="0" w:line="240" w:lineRule="auto"/>
             </w:pPr>
             <w:r>
               <w:rPr>
                 <w:rFonts w:ascii="Times New Roman" w:eastAsia="Times New Roman" w:hAnsi="Times New Roman" w:cs="Times New Roman"/>
                 <w:b/>
                 <w:sz w:val="20"/>
+                <w:szCs w:val="20"/>
               </w:rPr>
               <w:t xml:space="preserve">Kriteria Benar</w:t>
             </w:r>
@@ -11836,7 +9352,7 @@
         </w:tc>
         <w:tc>
           <w:tcPr>
-            <w:tcW w:w="1696" w:type="dxa"/>
+            <w:tcW w:w="1777" w:type="dxa"/>
             <w:tcBorders>
               <w:top w:val="single" w:sz="6" w:space="0" w:color="000000"/>
               <w:left w:val="nil"/>
@@ -11844,7 +9360,7 @@
               <w:right w:val="nil"/>
             </w:tcBorders>
             <w:shd w:val="clear" w:color="auto" w:fill="FFFFFF" w:themeFill="background1"/>
-            <w:vAlign w:val="center"/>
+            <w:vAlign w:val="top"/>
           </w:tcPr>
           <w:p>
             <w:pPr>
@@ -11854,12 +9370,15 @@
                 <w:b/>
                 <w:sz w:val="20"/>
               </w:rPr>
+              <w:ind w:left="0" w:right="0" w:firstLine="0"/>
+              <w:spacing w:before="0" w:after="0" w:line="240" w:lineRule="auto"/>
             </w:pPr>
             <w:r>
               <w:rPr>
                 <w:rFonts w:ascii="Times New Roman" w:eastAsia="Times New Roman" w:hAnsi="Times New Roman" w:cs="Times New Roman"/>
                 <w:b/>
                 <w:sz w:val="20"/>
+                <w:szCs w:val="20"/>
               </w:rPr>
               <w:t xml:space="preserve">Kriteria Salah</w:t>
             </w:r>
@@ -11867,7 +9386,7 @@
         </w:tc>
         <w:tc>
           <w:tcPr>
-            <w:tcW w:w="1205" w:type="dxa"/>
+            <w:tcW w:w="1670" w:type="dxa"/>
             <w:tcBorders>
               <w:top w:val="single" w:sz="6" w:space="0" w:color="000000"/>
               <w:left w:val="nil"/>
@@ -11875,7 +9394,7 @@
               <w:right w:val="nil"/>
             </w:tcBorders>
             <w:shd w:val="clear" w:color="auto" w:fill="FFFFFF" w:themeFill="background1"/>
-            <w:vAlign w:val="center"/>
+            <w:vAlign w:val="top"/>
           </w:tcPr>
           <w:p>
             <w:pPr>
@@ -11885,14 +9404,18 @@
                 <w:b/>
                 <w:sz w:val="20"/>
               </w:rPr>
+              <w:ind w:left="0" w:right="0" w:firstLine="0"/>
+              <w:spacing w:before="0" w:after="0" w:line="240" w:lineRule="auto"/>
             </w:pPr>
             <w:r>
               <w:rPr>
                 <w:rFonts w:ascii="Times New Roman" w:eastAsia="Times New Roman" w:hAnsi="Times New Roman" w:cs="Times New Roman"/>
                 <w:b/>
                 <w:sz w:val="20"/>
-              </w:rPr>
-              <w:t xml:space="preserve">Mekanimse Evaluasi</w:t>
+                <w:color w:val="FF0000"/>
+                <w:szCs w:val="20"/>
+              </w:rPr>
+              <w:t xml:space="preserve">Mekanisme Evaluasi</w:t>
             </w:r>
           </w:p>
         </w:tc>
@@ -11900,10 +9423,11 @@
       <w:tr>
         <w:trPr>
           <w:jc w:val="center"/>
+          <w:cantSplit/>
         </w:trPr>
         <w:tc>
           <w:tcPr>
-            <w:tcW w:w="1149" w:type="dxa"/>
+            <w:tcW w:w="1260" w:type="dxa"/>
             <w:tcBorders>
               <w:top w:val="single" w:sz="6" w:space="0" w:color="000000"/>
               <w:left w:val="nil"/>
@@ -11917,7 +9441,7 @@
               <w:bottom w:w="80" w:type="dxa"/>
               <w:right w:w="80" w:type="dxa"/>
             </w:tcMar>
-            <w:vAlign w:val="center"/>
+            <w:vAlign w:val="top"/>
           </w:tcPr>
           <w:p>
             <w:pPr>
@@ -11927,21 +9451,23 @@
                 <w:i/>
                 <w:iCs/>
               </w:rPr>
+              <w:ind w:left="0" w:right="0" w:firstLine="0"/>
+              <w:spacing w:before="0" w:after="0" w:line="240" w:lineRule="auto"/>
             </w:pPr>
             <w:r>
               <w:rPr>
                 <w:rFonts w:ascii="Times New Roman" w:eastAsia="Times New Roman" w:hAnsi="Times New Roman" w:cs="Times New Roman"/>
-                <w:i/>
-                <w:iCs/>
-                <w:sz w:val="20"/>
-              </w:rPr>
-              <w:t xml:space="preserve">Method selection</w:t>
+                <w:sz w:val="20"/>
+                <w:color w:val="FF0000"/>
+                <w:szCs w:val="20"/>
+              </w:rPr>
+              <w:t xml:space="preserve">Pemilihan metode</w:t>
             </w:r>
           </w:p>
         </w:tc>
         <w:tc>
           <w:tcPr>
-            <w:tcW w:w="1792" w:type="dxa"/>
+            <w:tcW w:w="1450" w:type="dxa"/>
             <w:tcBorders>
               <w:top w:val="single" w:sz="6" w:space="0" w:color="000000"/>
               <w:left w:val="nil"/>
@@ -11949,7 +9475,7 @@
               <w:right w:val="nil"/>
             </w:tcBorders>
             <w:shd w:val="clear" w:color="auto" w:fill="FFFFFF" w:themeFill="background1"/>
-            <w:vAlign w:val="center"/>
+            <w:vAlign w:val="top"/>
           </w:tcPr>
           <w:p>
             <w:pPr>
@@ -11957,6 +9483,9 @@
                 <w:rFonts w:ascii="Times New Roman" w:eastAsia="Times New Roman" w:hAnsi="Times New Roman" w:cs="Times New Roman"/>
                 <w:sz w:val="20"/>
               </w:rPr>
+              <w:jc w:val="left"/>
+              <w:ind w:left="0" w:right="0" w:firstLine="0"/>
+              <w:spacing w:before="0" w:after="0" w:line="240" w:lineRule="auto"/>
             </w:pPr>
             <w:r>
               <w:rPr>
@@ -11964,6 +9493,7 @@
                 <w:i/>
                 <w:iCs/>
                 <w:sz w:val="20"/>
+                <w:szCs w:val="20"/>
               </w:rPr>
               <w:t xml:space="preserve">Method selection score</w:t>
             </w:r>
@@ -11971,6 +9501,7 @@
               <w:rPr>
                 <w:rFonts w:ascii="Times New Roman" w:eastAsia="Times New Roman" w:hAnsi="Times New Roman" w:cs="Times New Roman"/>
                 <w:sz w:val="20"/>
+                <w:szCs w:val="20"/>
               </w:rPr>
               <w:t xml:space="preserve">, </w:t>
             </w:r>
@@ -11980,6 +9511,7 @@
                 <w:i/>
                 <w:iCs/>
                 <w:sz w:val="20"/>
+                <w:szCs w:val="20"/>
               </w:rPr>
               <w:t xml:space="preserve">first-choice accuracy</w:t>
             </w:r>
@@ -11987,6 +9519,7 @@
               <w:rPr>
                 <w:rFonts w:ascii="Times New Roman" w:eastAsia="Times New Roman" w:hAnsi="Times New Roman" w:cs="Times New Roman"/>
                 <w:sz w:val="20"/>
+                <w:szCs w:val="20"/>
               </w:rPr>
               <w:t xml:space="preserve">, </w:t>
             </w:r>
@@ -11996,6 +9529,7 @@
                 <w:i/>
                 <w:iCs/>
                 <w:sz w:val="20"/>
+                <w:szCs w:val="20"/>
               </w:rPr>
               <w:t xml:space="preserve">adaptation rate</w:t>
             </w:r>
@@ -12003,6 +9537,7 @@
               <w:rPr>
                 <w:rFonts w:ascii="Times New Roman" w:eastAsia="Times New Roman" w:hAnsi="Times New Roman" w:cs="Times New Roman"/>
                 <w:sz w:val="20"/>
+                <w:szCs w:val="20"/>
               </w:rPr>
               <w:t xml:space="preserve">, </w:t>
             </w:r>
@@ -12012,6 +9547,7 @@
                 <w:i/>
                 <w:iCs/>
                 <w:sz w:val="20"/>
+                <w:szCs w:val="20"/>
               </w:rPr>
               <w:t xml:space="preserve">AKG path validity</w:t>
             </w:r>
@@ -12019,7 +9555,7 @@
         </w:tc>
         <w:tc>
           <w:tcPr>
-            <w:tcW w:w="2095" w:type="dxa"/>
+            <w:tcW w:w="1780" w:type="dxa"/>
             <w:tcBorders>
               <w:top w:val="single" w:sz="6" w:space="0" w:color="000000"/>
               <w:left w:val="nil"/>
@@ -12033,7 +9569,7 @@
               <w:bottom w:w="80" w:type="dxa"/>
               <w:right w:w="80" w:type="dxa"/>
             </w:tcMar>
-            <w:vAlign w:val="center"/>
+            <w:vAlign w:val="top"/>
           </w:tcPr>
           <w:p>
             <w:pPr>
@@ -12041,51 +9577,23 @@
               <w:rPr>
                 <w:rFonts w:ascii="Times New Roman" w:hAnsi="Times New Roman" w:cs="Times New Roman"/>
               </w:rPr>
+              <w:ind w:left="0" w:right="0" w:firstLine="0"/>
+              <w:spacing w:before="0" w:after="0" w:line="240" w:lineRule="auto"/>
             </w:pPr>
             <w:r>
               <w:rPr>
                 <w:rFonts w:ascii="Times New Roman" w:eastAsia="Times New Roman" w:hAnsi="Times New Roman" w:cs="Times New Roman"/>
                 <w:sz w:val="20"/>
-              </w:rPr>
-              <w:t xml:space="preserve">Metode yang dipilih berada dalam daftar viable_methods, sesuai dengan </w:t>
-            </w:r>
-            <w:r>
-              <w:rPr>
-                <w:rFonts w:ascii="Times New Roman" w:eastAsia="Times New Roman" w:hAnsi="Times New Roman" w:cs="Times New Roman"/>
-                <w:i/>
-                <w:iCs/>
-                <w:sz w:val="20"/>
-              </w:rPr>
-              <w:t xml:space="preserve">surface</w:t>
-            </w:r>
-            <w:r>
-              <w:rPr>
-                <w:rFonts w:ascii="Times New Roman" w:eastAsia="Times New Roman" w:hAnsi="Times New Roman" w:cs="Times New Roman"/>
-                <w:sz w:val="20"/>
-              </w:rPr>
-              <w:t xml:space="preserve">, memenuhi </w:t>
-            </w:r>
-            <w:r>
-              <w:rPr>
-                <w:rFonts w:ascii="Times New Roman" w:eastAsia="Times New Roman" w:hAnsi="Times New Roman" w:cs="Times New Roman"/>
-                <w:i/>
-                <w:iCs/>
-                <w:sz w:val="20"/>
-              </w:rPr>
-              <w:t xml:space="preserve">precondition</w:t>
-            </w:r>
-            <w:r>
-              <w:rPr>
-                <w:rFonts w:ascii="Times New Roman" w:eastAsia="Times New Roman" w:hAnsi="Times New Roman" w:cs="Times New Roman"/>
-                <w:sz w:val="20"/>
-              </w:rPr>
-              <w:t xml:space="preserve">, dan relevan dengan observasi aplikasi</w:t>
+                <w:color w:val="FF0000"/>
+                <w:szCs w:val="20"/>
+              </w:rPr>
+              <w:t xml:space="preserve">Metode yang dipilih sesuai dengan permukaan kerentanan, memenuhi prasyarat, dan relevan dengan observasi aplikasi.</w:t>
             </w:r>
           </w:p>
         </w:tc>
         <w:tc>
           <w:tcPr>
-            <w:tcW w:w="1696" w:type="dxa"/>
+            <w:tcW w:w="1777" w:type="dxa"/>
             <w:tcBorders>
               <w:top w:val="single" w:sz="6" w:space="0" w:color="000000"/>
               <w:left w:val="nil"/>
@@ -12093,7 +9601,7 @@
               <w:right w:val="nil"/>
             </w:tcBorders>
             <w:shd w:val="clear" w:color="auto" w:fill="FFFFFF" w:themeFill="background1"/>
-            <w:vAlign w:val="center"/>
+            <w:vAlign w:val="top"/>
           </w:tcPr>
           <w:p>
             <w:pPr>
@@ -12102,11 +9610,14 @@
                 <w:rFonts w:ascii="Times New Roman" w:eastAsia="Times New Roman" w:hAnsi="Times New Roman" w:cs="Times New Roman"/>
                 <w:sz w:val="20"/>
               </w:rPr>
+              <w:ind w:left="0" w:right="0" w:firstLine="0"/>
+              <w:spacing w:before="0" w:after="0" w:line="240" w:lineRule="auto"/>
             </w:pPr>
             <w:r>
               <w:rPr>
                 <w:rFonts w:ascii="Times New Roman" w:eastAsia="Times New Roman" w:hAnsi="Times New Roman" w:cs="Times New Roman"/>
                 <w:sz w:val="20"/>
+                <w:szCs w:val="20"/>
               </w:rPr>
               <w:t xml:space="preserve">Metode tidak tersedia, berbeda </w:t>
             </w:r>
@@ -12116,6 +9627,7 @@
                 <w:i/>
                 <w:iCs/>
                 <w:sz w:val="20"/>
+                <w:szCs w:val="20"/>
               </w:rPr>
               <w:t xml:space="preserve">surface</w:t>
             </w:r>
@@ -12123,6 +9635,7 @@
               <w:rPr>
                 <w:rFonts w:ascii="Times New Roman" w:eastAsia="Times New Roman" w:hAnsi="Times New Roman" w:cs="Times New Roman"/>
                 <w:sz w:val="20"/>
+                <w:szCs w:val="20"/>
               </w:rPr>
               <w:t xml:space="preserve">, melanggar </w:t>
             </w:r>
@@ -12132,6 +9645,7 @@
                 <w:i/>
                 <w:iCs/>
                 <w:sz w:val="20"/>
+                <w:szCs w:val="20"/>
               </w:rPr>
               <w:t xml:space="preserve">precondition</w:t>
             </w:r>
@@ -12139,6 +9653,7 @@
               <w:rPr>
                 <w:rFonts w:ascii="Times New Roman" w:eastAsia="Times New Roman" w:hAnsi="Times New Roman" w:cs="Times New Roman"/>
                 <w:sz w:val="20"/>
+                <w:szCs w:val="20"/>
               </w:rPr>
               <w:t xml:space="preserve">, atau tidak didukung observasi</w:t>
             </w:r>
@@ -12146,7 +9661,7 @@
         </w:tc>
         <w:tc>
           <w:tcPr>
-            <w:tcW w:w="1205" w:type="dxa"/>
+            <w:tcW w:w="1670" w:type="dxa"/>
             <w:tcBorders>
               <w:top w:val="single" w:sz="6" w:space="0" w:color="000000"/>
               <w:left w:val="nil"/>
@@ -12154,7 +9669,7 @@
               <w:right w:val="nil"/>
             </w:tcBorders>
             <w:shd w:val="clear" w:color="auto" w:fill="FFFFFF" w:themeFill="background1"/>
-            <w:vAlign w:val="center"/>
+            <w:vAlign w:val="top"/>
           </w:tcPr>
           <w:p>
             <w:pPr>
@@ -12163,11 +9678,14 @@
                 <w:rFonts w:ascii="Times New Roman" w:eastAsia="Times New Roman" w:hAnsi="Times New Roman" w:cs="Times New Roman"/>
                 <w:sz w:val="20"/>
               </w:rPr>
+              <w:ind w:left="0" w:right="0" w:firstLine="0"/>
+              <w:spacing w:before="0" w:after="0" w:line="240" w:lineRule="auto"/>
             </w:pPr>
             <w:r>
               <w:rPr>
                 <w:rFonts w:ascii="Times New Roman" w:eastAsia="Times New Roman" w:hAnsi="Times New Roman" w:cs="Times New Roman"/>
                 <w:sz w:val="20"/>
+                <w:szCs w:val="20"/>
               </w:rPr>
               <w:t xml:space="preserve">Otomatis</w:t>
             </w:r>
@@ -12177,10 +9695,11 @@
       <w:tr>
         <w:trPr>
           <w:jc w:val="center"/>
+          <w:cantSplit/>
         </w:trPr>
         <w:tc>
           <w:tcPr>
-            <w:tcW w:w="1149" w:type="dxa"/>
+            <w:tcW w:w="1260" w:type="dxa"/>
             <w:tcBorders>
               <w:top w:val="single" w:sz="6" w:space="0" w:color="000000"/>
               <w:left w:val="nil"/>
@@ -12194,7 +9713,7 @@
               <w:bottom w:w="80" w:type="dxa"/>
               <w:right w:w="80" w:type="dxa"/>
             </w:tcMar>
-            <w:vAlign w:val="center"/>
+            <w:vAlign w:val="top"/>
           </w:tcPr>
           <w:p>
             <w:pPr>
@@ -12204,21 +9723,23 @@
                 <w:i/>
                 <w:iCs/>
               </w:rPr>
+              <w:ind w:left="0" w:right="0" w:firstLine="0"/>
+              <w:spacing w:before="0" w:after="0" w:line="240" w:lineRule="auto"/>
             </w:pPr>
             <w:r>
               <w:rPr>
                 <w:rFonts w:ascii="Times New Roman" w:eastAsia="Times New Roman" w:hAnsi="Times New Roman" w:cs="Times New Roman"/>
-                <w:i/>
-                <w:iCs/>
-                <w:sz w:val="20"/>
-              </w:rPr>
-              <w:t xml:space="preserve">Payload generation</w:t>
+                <w:sz w:val="20"/>
+                <w:color w:val="FF0000"/>
+                <w:szCs w:val="20"/>
+              </w:rPr>
+              <w:t xml:space="preserve">Kualitas payload</w:t>
             </w:r>
           </w:p>
         </w:tc>
         <w:tc>
           <w:tcPr>
-            <w:tcW w:w="1792" w:type="dxa"/>
+            <w:tcW w:w="1450" w:type="dxa"/>
             <w:tcBorders>
               <w:top w:val="single" w:sz="6" w:space="0" w:color="000000"/>
               <w:left w:val="nil"/>
@@ -12226,7 +9747,7 @@
               <w:right w:val="nil"/>
             </w:tcBorders>
             <w:shd w:val="clear" w:color="auto" w:fill="FFFFFF" w:themeFill="background1"/>
-            <w:vAlign w:val="center"/>
+            <w:vAlign w:val="top"/>
           </w:tcPr>
           <w:p>
             <w:pPr>
@@ -12235,6 +9756,8 @@
                 <w:rFonts w:ascii="Times New Roman" w:eastAsia="Times New Roman" w:hAnsi="Times New Roman" w:cs="Times New Roman"/>
                 <w:sz w:val="20"/>
               </w:rPr>
+              <w:ind w:left="0" w:right="0" w:firstLine="0"/>
+              <w:spacing w:before="0" w:after="0" w:line="240" w:lineRule="auto"/>
             </w:pPr>
             <w:r>
               <w:rPr>
@@ -12242,6 +9765,7 @@
                 <w:i/>
                 <w:iCs/>
                 <w:sz w:val="20"/>
+                <w:szCs w:val="20"/>
               </w:rPr>
               <w:t xml:space="preserve">Payload quality score</w:t>
             </w:r>
@@ -12249,6 +9773,7 @@
               <w:rPr>
                 <w:rFonts w:ascii="Times New Roman" w:eastAsia="Times New Roman" w:hAnsi="Times New Roman" w:cs="Times New Roman"/>
                 <w:sz w:val="20"/>
+                <w:szCs w:val="20"/>
               </w:rPr>
               <w:t xml:space="preserve">, </w:t>
             </w:r>
@@ -12258,6 +9783,7 @@
                 <w:i/>
                 <w:iCs/>
                 <w:sz w:val="20"/>
+                <w:szCs w:val="20"/>
               </w:rPr>
               <w:t xml:space="preserve">payload validity rate</w:t>
             </w:r>
@@ -12265,6 +9791,7 @@
               <w:rPr>
                 <w:rFonts w:ascii="Times New Roman" w:eastAsia="Times New Roman" w:hAnsi="Times New Roman" w:cs="Times New Roman"/>
                 <w:sz w:val="20"/>
+                <w:szCs w:val="20"/>
               </w:rPr>
               <w:t xml:space="preserve">, </w:t>
             </w:r>
@@ -12274,6 +9801,7 @@
                 <w:i/>
                 <w:iCs/>
                 <w:sz w:val="20"/>
+                <w:szCs w:val="20"/>
               </w:rPr>
               <w:t xml:space="preserve">method alignment rate</w:t>
             </w:r>
@@ -12281,6 +9809,7 @@
               <w:rPr>
                 <w:rFonts w:ascii="Times New Roman" w:eastAsia="Times New Roman" w:hAnsi="Times New Roman" w:cs="Times New Roman"/>
                 <w:sz w:val="20"/>
+                <w:szCs w:val="20"/>
               </w:rPr>
               <w:t xml:space="preserve">, </w:t>
             </w:r>
@@ -12290,6 +9819,7 @@
                 <w:i/>
                 <w:iCs/>
                 <w:sz w:val="20"/>
+                <w:szCs w:val="20"/>
               </w:rPr>
               <w:t xml:space="preserve">payload execution success rate</w:t>
             </w:r>
@@ -12297,7 +9827,7 @@
         </w:tc>
         <w:tc>
           <w:tcPr>
-            <w:tcW w:w="2095" w:type="dxa"/>
+            <w:tcW w:w="1780" w:type="dxa"/>
             <w:tcBorders>
               <w:top w:val="single" w:sz="6" w:space="0" w:color="000000"/>
               <w:left w:val="nil"/>
@@ -12311,7 +9841,7 @@
               <w:bottom w:w="80" w:type="dxa"/>
               <w:right w:w="80" w:type="dxa"/>
             </w:tcMar>
-            <w:vAlign w:val="center"/>
+            <w:vAlign w:val="top"/>
           </w:tcPr>
           <w:p>
             <w:pPr>
@@ -12319,11 +9849,14 @@
               <w:rPr>
                 <w:rFonts w:ascii="Times New Roman" w:hAnsi="Times New Roman" w:cs="Times New Roman"/>
               </w:rPr>
+              <w:ind w:left="0" w:right="0" w:firstLine="0"/>
+              <w:spacing w:before="0" w:after="0" w:line="240" w:lineRule="auto"/>
             </w:pPr>
             <w:r>
               <w:rPr>
                 <w:rFonts w:ascii="Times New Roman" w:eastAsia="Times New Roman" w:hAnsi="Times New Roman" w:cs="Times New Roman"/>
                 <w:sz w:val="20"/>
+                <w:szCs w:val="20"/>
               </w:rPr>
               <w:t xml:space="preserve">Payload lolos validator, sesuai </w:t>
             </w:r>
@@ -12333,6 +9866,7 @@
                 <w:i/>
                 <w:iCs/>
                 <w:sz w:val="20"/>
+                <w:szCs w:val="20"/>
               </w:rPr>
               <w:t xml:space="preserve">method family</w:t>
             </w:r>
@@ -12340,6 +9874,7 @@
               <w:rPr>
                 <w:rFonts w:ascii="Times New Roman" w:eastAsia="Times New Roman" w:hAnsi="Times New Roman" w:cs="Times New Roman"/>
                 <w:sz w:val="20"/>
+                <w:szCs w:val="20"/>
               </w:rPr>
               <w:t xml:space="preserve">, menargetkan parameter yang benar, memiliki </w:t>
             </w:r>
@@ -12349,6 +9884,7 @@
                 <w:i/>
                 <w:iCs/>
                 <w:sz w:val="20"/>
+                <w:szCs w:val="20"/>
               </w:rPr>
               <w:t xml:space="preserve">provenance</w:t>
             </w:r>
@@ -12356,6 +9892,7 @@
               <w:rPr>
                 <w:rFonts w:ascii="Times New Roman" w:eastAsia="Times New Roman" w:hAnsi="Times New Roman" w:cs="Times New Roman"/>
                 <w:sz w:val="20"/>
+                <w:szCs w:val="20"/>
               </w:rPr>
               <w:t xml:space="preserve">, dan sesuai batas AKG</w:t>
             </w:r>
@@ -12363,7 +9900,7 @@
         </w:tc>
         <w:tc>
           <w:tcPr>
-            <w:tcW w:w="1696" w:type="dxa"/>
+            <w:tcW w:w="1777" w:type="dxa"/>
             <w:tcBorders>
               <w:top w:val="single" w:sz="6" w:space="0" w:color="000000"/>
               <w:left w:val="nil"/>
@@ -12371,7 +9908,7 @@
               <w:right w:val="nil"/>
             </w:tcBorders>
             <w:shd w:val="clear" w:color="auto" w:fill="FFFFFF" w:themeFill="background1"/>
-            <w:vAlign w:val="center"/>
+            <w:vAlign w:val="top"/>
           </w:tcPr>
           <w:p>
             <w:pPr>
@@ -12380,11 +9917,14 @@
                 <w:rFonts w:ascii="Times New Roman" w:eastAsia="Times New Roman" w:hAnsi="Times New Roman" w:cs="Times New Roman"/>
                 <w:sz w:val="20"/>
               </w:rPr>
+              <w:ind w:left="0" w:right="0" w:firstLine="0"/>
+              <w:spacing w:before="0" w:after="0" w:line="240" w:lineRule="auto"/>
             </w:pPr>
             <w:r>
               <w:rPr>
                 <w:rFonts w:ascii="Times New Roman" w:eastAsia="Times New Roman" w:hAnsi="Times New Roman" w:cs="Times New Roman"/>
                 <w:sz w:val="20"/>
+                <w:szCs w:val="20"/>
               </w:rPr>
               <w:t xml:space="preserve">Payload tidak lengkap, duplikat, salah parameter, salah metode, keluar dari ruang lingkup DVWA, atau tidak memiliki </w:t>
             </w:r>
@@ -12394,6 +9934,7 @@
                 <w:i/>
                 <w:iCs/>
                 <w:sz w:val="20"/>
+                <w:szCs w:val="20"/>
               </w:rPr>
               <w:t xml:space="preserve">source seed</w:t>
             </w:r>
@@ -12401,6 +9942,7 @@
               <w:rPr>
                 <w:rFonts w:ascii="Times New Roman" w:eastAsia="Times New Roman" w:hAnsi="Times New Roman" w:cs="Times New Roman"/>
                 <w:sz w:val="20"/>
+                <w:szCs w:val="20"/>
               </w:rPr>
               <w:t xml:space="preserve"> yang valid</w:t>
             </w:r>
@@ -12408,7 +9950,7 @@
         </w:tc>
         <w:tc>
           <w:tcPr>
-            <w:tcW w:w="1205" w:type="dxa"/>
+            <w:tcW w:w="1670" w:type="dxa"/>
             <w:tcBorders>
               <w:top w:val="single" w:sz="6" w:space="0" w:color="000000"/>
               <w:left w:val="nil"/>
@@ -12416,23 +9958,25 @@
               <w:right w:val="nil"/>
             </w:tcBorders>
             <w:shd w:val="clear" w:color="auto" w:fill="FFFFFF" w:themeFill="background1"/>
-            <w:vAlign w:val="center"/>
+            <w:vAlign w:val="top"/>
           </w:tcPr>
           <w:p>
             <w:pPr>
-              <w:spacing w:line="360" w:lineRule="auto"/>
-              <w:ind w:firstLine="720"/>
+              <w:spacing w:line="240" w:lineRule="auto" w:before="0" w:after="0"/>
+              <w:ind w:firstLine="0" w:left="0" w:right="0"/>
               <w:rPr>
                 <w:rFonts w:ascii="Times New Roman" w:hAnsi="Times New Roman" w:cs="Times New Roman"/>
               </w:rPr>
+              <w:jc w:val="left"/>
             </w:pPr>
             <w:r>
               <w:rPr>
                 <w:rFonts w:ascii="Times New Roman" w:eastAsia="Times New Roman" w:hAnsi="Times New Roman" w:cs="Times New Roman"/>
-                <w:color w:val="EE0000"/>
-                <w:sz w:val="20"/>
-              </w:rPr>
-              <w:t xml:space="preserve">Validasi dan pemeriksaan sinyal dilakukan secara otomatis. Penilaian manusia atau AI dilakukan secara terpisah sesuai prosedur yang ditetapkan, dengan merujuk pada artefak dan batas skor yang dapat didukung oleh bukti.</w:t>
+                <w:sz w:val="20"/>
+                <w:color w:val="FF0000"/>
+                <w:szCs w:val="20"/>
+              </w:rPr>
+              <w:t xml:space="preserve">Pemeriksaan otomatis dan penilaian manual berdasarkan artefak serta bukti yang tersedia.</w:t>
             </w:r>
           </w:p>
         </w:tc>
@@ -12440,10 +9984,11 @@
       <w:tr>
         <w:trPr>
           <w:jc w:val="center"/>
+          <w:cantSplit/>
         </w:trPr>
         <w:tc>
           <w:tcPr>
-            <w:tcW w:w="1149" w:type="dxa"/>
+            <w:tcW w:w="1260" w:type="dxa"/>
             <w:tcBorders>
               <w:top w:val="single" w:sz="6" w:space="0" w:color="000000"/>
               <w:left w:val="nil"/>
@@ -12457,7 +10002,7 @@
               <w:bottom w:w="80" w:type="dxa"/>
               <w:right w:w="80" w:type="dxa"/>
             </w:tcMar>
-            <w:vAlign w:val="center"/>
+            <w:vAlign w:val="top"/>
           </w:tcPr>
           <w:p>
             <w:pPr>
@@ -12467,21 +10012,23 @@
                 <w:i/>
                 <w:iCs/>
               </w:rPr>
+              <w:ind w:left="0" w:right="0" w:firstLine="0"/>
+              <w:spacing w:before="0" w:after="0" w:line="240" w:lineRule="auto"/>
             </w:pPr>
             <w:r>
               <w:rPr>
                 <w:rFonts w:ascii="Times New Roman" w:eastAsia="Times New Roman" w:hAnsi="Times New Roman" w:cs="Times New Roman"/>
-                <w:i/>
-                <w:iCs/>
-                <w:sz w:val="20"/>
-              </w:rPr>
-              <w:t xml:space="preserve">Exploitation outcome</w:t>
+                <w:sz w:val="20"/>
+                <w:color w:val="FF0000"/>
+                <w:szCs w:val="20"/>
+              </w:rPr>
+              <w:t xml:space="preserve">Hasil eksploitasi</w:t>
             </w:r>
           </w:p>
         </w:tc>
         <w:tc>
           <w:tcPr>
-            <w:tcW w:w="1792" w:type="dxa"/>
+            <w:tcW w:w="1450" w:type="dxa"/>
             <w:tcBorders>
               <w:top w:val="single" w:sz="6" w:space="0" w:color="000000"/>
               <w:left w:val="nil"/>
@@ -12489,7 +10036,7 @@
               <w:right w:val="nil"/>
             </w:tcBorders>
             <w:shd w:val="clear" w:color="auto" w:fill="FFFFFF" w:themeFill="background1"/>
-            <w:vAlign w:val="center"/>
+            <w:vAlign w:val="top"/>
           </w:tcPr>
           <w:p>
             <w:pPr>
@@ -12498,6 +10045,8 @@
                 <w:rFonts w:ascii="Times New Roman" w:eastAsia="Times New Roman" w:hAnsi="Times New Roman" w:cs="Times New Roman"/>
                 <w:sz w:val="20"/>
               </w:rPr>
+              <w:ind w:left="0" w:right="0" w:firstLine="0"/>
+              <w:spacing w:before="0" w:after="0" w:line="240" w:lineRule="auto"/>
             </w:pPr>
             <w:r>
               <w:rPr>
@@ -12505,6 +10054,7 @@
                 <w:i/>
                 <w:iCs/>
                 <w:sz w:val="20"/>
+                <w:szCs w:val="20"/>
               </w:rPr>
               <w:t xml:space="preserve">Exploitation score</w:t>
             </w:r>
@@ -12512,6 +10062,7 @@
               <w:rPr>
                 <w:rFonts w:ascii="Times New Roman" w:eastAsia="Times New Roman" w:hAnsi="Times New Roman" w:cs="Times New Roman"/>
                 <w:sz w:val="20"/>
+                <w:szCs w:val="20"/>
               </w:rPr>
               <w:t xml:space="preserve">, </w:t>
             </w:r>
@@ -12521,6 +10072,7 @@
                 <w:i/>
                 <w:iCs/>
                 <w:sz w:val="20"/>
+                <w:szCs w:val="20"/>
               </w:rPr>
               <w:t xml:space="preserve">full exploit rate</w:t>
             </w:r>
@@ -12528,6 +10080,7 @@
               <w:rPr>
                 <w:rFonts w:ascii="Times New Roman" w:eastAsia="Times New Roman" w:hAnsi="Times New Roman" w:cs="Times New Roman"/>
                 <w:sz w:val="20"/>
+                <w:szCs w:val="20"/>
               </w:rPr>
               <w:t xml:space="preserve">, </w:t>
             </w:r>
@@ -12537,6 +10090,7 @@
                 <w:i/>
                 <w:iCs/>
                 <w:sz w:val="20"/>
+                <w:szCs w:val="20"/>
               </w:rPr>
               <w:t xml:space="preserve">attempts-to-success</w:t>
             </w:r>
@@ -12544,7 +10098,7 @@
         </w:tc>
         <w:tc>
           <w:tcPr>
-            <w:tcW w:w="2095" w:type="dxa"/>
+            <w:tcW w:w="1780" w:type="dxa"/>
             <w:tcBorders>
               <w:top w:val="single" w:sz="6" w:space="0" w:color="000000"/>
               <w:left w:val="nil"/>
@@ -12558,7 +10112,7 @@
               <w:bottom w:w="80" w:type="dxa"/>
               <w:right w:w="80" w:type="dxa"/>
             </w:tcMar>
-            <w:vAlign w:val="center"/>
+            <w:vAlign w:val="top"/>
           </w:tcPr>
           <w:p>
             <w:pPr>
@@ -12566,11 +10120,14 @@
               <w:rPr>
                 <w:rFonts w:ascii="Times New Roman" w:hAnsi="Times New Roman" w:cs="Times New Roman"/>
               </w:rPr>
+              <w:ind w:left="0" w:right="0" w:firstLine="0"/>
+              <w:spacing w:before="0" w:after="0" w:line="240" w:lineRule="auto"/>
             </w:pPr>
             <w:r>
               <w:rPr>
                 <w:rFonts w:ascii="Times New Roman" w:eastAsia="Times New Roman" w:hAnsi="Times New Roman" w:cs="Times New Roman"/>
                 <w:sz w:val="20"/>
+                <w:szCs w:val="20"/>
               </w:rPr>
               <w:t xml:space="preserve">Terdapat </w:t>
             </w:r>
@@ -12580,6 +10137,7 @@
                 <w:i/>
                 <w:iCs/>
                 <w:sz w:val="20"/>
+                <w:szCs w:val="20"/>
               </w:rPr>
               <w:t xml:space="preserve">expected success signal</w:t>
             </w:r>
@@ -12587,6 +10145,7 @@
               <w:rPr>
                 <w:rFonts w:ascii="Times New Roman" w:eastAsia="Times New Roman" w:hAnsi="Times New Roman" w:cs="Times New Roman"/>
                 <w:sz w:val="20"/>
+                <w:szCs w:val="20"/>
               </w:rPr>
               <w:t xml:space="preserve"> yang dapat diverifikasi melalui bukti respons, bukti waktu, atau bukti akses</w:t>
             </w:r>
@@ -12594,7 +10153,7 @@
         </w:tc>
         <w:tc>
           <w:tcPr>
-            <w:tcW w:w="1696" w:type="dxa"/>
+            <w:tcW w:w="1777" w:type="dxa"/>
             <w:tcBorders>
               <w:top w:val="single" w:sz="6" w:space="0" w:color="000000"/>
               <w:left w:val="nil"/>
@@ -12602,20 +10161,23 @@
               <w:right w:val="nil"/>
             </w:tcBorders>
             <w:shd w:val="clear" w:color="auto" w:fill="FFFFFF" w:themeFill="background1"/>
-            <w:vAlign w:val="center"/>
+            <w:vAlign w:val="top"/>
           </w:tcPr>
           <w:p>
             <w:pPr>
-              <w:spacing w:line="360" w:lineRule="auto"/>
-              <w:ind w:firstLine="720"/>
+              <w:spacing w:line="240" w:lineRule="auto" w:before="0" w:after="0"/>
+              <w:ind w:firstLine="0" w:left="0" w:right="0"/>
               <w:rPr>
                 <w:rFonts w:ascii="Times New Roman" w:hAnsi="Times New Roman" w:cs="Times New Roman"/>
               </w:rPr>
+              <w:jc w:val="left"/>
             </w:pPr>
             <w:r>
               <w:rPr>
                 <w:rFonts w:ascii="Times New Roman" w:hAnsi="Times New Roman" w:cs="Times New Roman"/>
                 <w:color w:val="FF0000"/>
+                <w:sz w:val="20"/>
+                <w:szCs w:val="20"/>
               </w:rPr>
               <w:t xml:space="preserve">Bukti</w:t>
             </w:r>
@@ -12623,6 +10185,7 @@
               <w:rPr>
                 <w:rFonts w:ascii="Times New Roman" w:eastAsia="Times New Roman" w:hAnsi="Times New Roman" w:cs="Times New Roman"/>
                 <w:sz w:val="20"/>
+                <w:szCs w:val="20"/>
               </w:rPr>
               <w:t xml:space="preserve"> </w:t>
             </w:r>
@@ -12630,6 +10193,8 @@
               <w:rPr>
                 <w:rFonts w:ascii="Times New Roman" w:hAnsi="Times New Roman" w:cs="Times New Roman"/>
                 <w:color w:val="FF0000"/>
+                <w:sz w:val="20"/>
+                <w:szCs w:val="20"/>
               </w:rPr>
               <w:t xml:space="preserve">negatif</w:t>
             </w:r>
@@ -12637,6 +10202,7 @@
               <w:rPr>
                 <w:rFonts w:ascii="Times New Roman" w:eastAsia="Times New Roman" w:hAnsi="Times New Roman" w:cs="Times New Roman"/>
                 <w:sz w:val="20"/>
+                <w:szCs w:val="20"/>
               </w:rPr>
               <w:t xml:space="preserve"> </w:t>
             </w:r>
@@ -12644,6 +10210,8 @@
               <w:rPr>
                 <w:rFonts w:ascii="Times New Roman" w:hAnsi="Times New Roman" w:cs="Times New Roman"/>
                 <w:color w:val="FF0000"/>
+                <w:sz w:val="20"/>
+                <w:szCs w:val="20"/>
               </w:rPr>
               <w:t xml:space="preserve">yang memadai memastikan</w:t>
             </w:r>
@@ -12651,6 +10219,7 @@
               <w:rPr>
                 <w:rFonts w:ascii="Times New Roman" w:eastAsia="Times New Roman" w:hAnsi="Times New Roman" w:cs="Times New Roman"/>
                 <w:sz w:val="20"/>
+                <w:szCs w:val="20"/>
               </w:rPr>
               <w:t xml:space="preserve"> sinyal tidak </w:t>
             </w:r>
@@ -12658,6 +10227,8 @@
               <w:rPr>
                 <w:rFonts w:ascii="Times New Roman" w:hAnsi="Times New Roman" w:cs="Times New Roman"/>
                 <w:color w:val="FF0000"/>
+                <w:sz w:val="20"/>
+                <w:szCs w:val="20"/>
               </w:rPr>
               <w:t xml:space="preserve">terjadi</w:t>
             </w:r>
@@ -12665,6 +10236,7 @@
               <w:rPr>
                 <w:rFonts w:ascii="Times New Roman" w:eastAsia="Times New Roman" w:hAnsi="Times New Roman" w:cs="Times New Roman"/>
                 <w:sz w:val="20"/>
+                <w:szCs w:val="20"/>
               </w:rPr>
               <w:t xml:space="preserve">, atau klaim </w:t>
             </w:r>
@@ -12672,6 +10244,8 @@
               <w:rPr>
                 <w:rFonts w:ascii="Times New Roman" w:hAnsi="Times New Roman" w:cs="Times New Roman"/>
                 <w:color w:val="FF0000"/>
+                <w:sz w:val="20"/>
+                <w:szCs w:val="20"/>
               </w:rPr>
               <w:t xml:space="preserve">keberhasilan tidak didukung bukti. Bukti yang hilang atau tidak dapat ditentukan dicatat sebagai </w:t>
             </w:r>
@@ -12680,6 +10254,8 @@
                 <w:rFonts w:ascii="Times New Roman" w:hAnsi="Times New Roman" w:cs="Times New Roman"/>
                 <w:color w:val="FF0000"/>
                 <w:i/>
+                <w:sz w:val="20"/>
+                <w:szCs w:val="20"/>
               </w:rPr>
               <w:t xml:space="preserve">pending</w:t>
             </w:r>
@@ -12687,6 +10263,8 @@
               <w:rPr>
                 <w:rFonts w:ascii="Times New Roman" w:hAnsi="Times New Roman" w:cs="Times New Roman"/>
                 <w:color w:val="FF0000"/>
+                <w:sz w:val="20"/>
+                <w:szCs w:val="20"/>
               </w:rPr>
               <w:t xml:space="preserve">, bukan otomatis sebagai kegagalan.</w:t>
             </w:r>
@@ -12694,7 +10272,7 @@
         </w:tc>
         <w:tc>
           <w:tcPr>
-            <w:tcW w:w="1205" w:type="dxa"/>
+            <w:tcW w:w="1670" w:type="dxa"/>
             <w:tcBorders>
               <w:top w:val="single" w:sz="6" w:space="0" w:color="000000"/>
               <w:left w:val="nil"/>
@@ -12702,7 +10280,7 @@
               <w:right w:val="nil"/>
             </w:tcBorders>
             <w:shd w:val="clear" w:color="auto" w:fill="FFFFFF" w:themeFill="background1"/>
-            <w:vAlign w:val="center"/>
+            <w:vAlign w:val="top"/>
           </w:tcPr>
           <w:p>
             <w:pPr>
@@ -12711,11 +10289,14 @@
                 <w:rFonts w:ascii="Times New Roman" w:eastAsia="Times New Roman" w:hAnsi="Times New Roman" w:cs="Times New Roman"/>
                 <w:sz w:val="20"/>
               </w:rPr>
+              <w:ind w:left="0" w:right="0" w:firstLine="0"/>
+              <w:spacing w:before="0" w:after="0" w:line="240" w:lineRule="auto"/>
             </w:pPr>
             <w:r>
               <w:rPr>
                 <w:rFonts w:ascii="Times New Roman" w:eastAsia="Times New Roman" w:hAnsi="Times New Roman" w:cs="Times New Roman"/>
                 <w:sz w:val="20"/>
+                <w:szCs w:val="20"/>
               </w:rPr>
               <w:t xml:space="preserve">Otomatis</w:t>
             </w:r>
@@ -12725,10 +10306,11 @@
       <w:tr>
         <w:trPr>
           <w:jc w:val="center"/>
+          <w:cantSplit/>
         </w:trPr>
         <w:tc>
           <w:tcPr>
-            <w:tcW w:w="1149" w:type="dxa"/>
+            <w:tcW w:w="1260" w:type="dxa"/>
             <w:tcBorders>
               <w:top w:val="single" w:sz="6" w:space="0" w:color="000000"/>
               <w:left w:val="nil"/>
@@ -12742,7 +10324,7 @@
               <w:bottom w:w="80" w:type="dxa"/>
               <w:right w:w="80" w:type="dxa"/>
             </w:tcMar>
-            <w:vAlign w:val="center"/>
+            <w:vAlign w:val="top"/>
           </w:tcPr>
           <w:p>
             <w:pPr>
@@ -12752,21 +10334,23 @@
                 <w:i/>
                 <w:iCs/>
               </w:rPr>
+              <w:ind w:left="0" w:right="0" w:firstLine="0"/>
+              <w:spacing w:before="0" w:after="0" w:line="240" w:lineRule="auto"/>
             </w:pPr>
             <w:r>
               <w:rPr>
                 <w:rFonts w:ascii="Times New Roman" w:eastAsia="Times New Roman" w:hAnsi="Times New Roman" w:cs="Times New Roman"/>
-                <w:i/>
-                <w:iCs/>
-                <w:sz w:val="20"/>
-              </w:rPr>
-              <w:t xml:space="preserve">Chain outcome</w:t>
+                <w:sz w:val="20"/>
+                <w:color w:val="FF0000"/>
+                <w:szCs w:val="20"/>
+              </w:rPr>
+              <w:t xml:space="preserve">Hasil chain</w:t>
             </w:r>
           </w:p>
         </w:tc>
         <w:tc>
           <w:tcPr>
-            <w:tcW w:w="1792" w:type="dxa"/>
+            <w:tcW w:w="1450" w:type="dxa"/>
             <w:tcBorders>
               <w:top w:val="single" w:sz="6" w:space="0" w:color="000000"/>
               <w:left w:val="nil"/>
@@ -12774,7 +10358,7 @@
               <w:right w:val="nil"/>
             </w:tcBorders>
             <w:shd w:val="clear" w:color="auto" w:fill="FFFFFF" w:themeFill="background1"/>
-            <w:vAlign w:val="center"/>
+            <w:vAlign w:val="top"/>
           </w:tcPr>
           <w:p>
             <w:pPr>
@@ -12783,6 +10367,8 @@
                 <w:rFonts w:ascii="Times New Roman" w:eastAsia="Times New Roman" w:hAnsi="Times New Roman" w:cs="Times New Roman"/>
                 <w:sz w:val="20"/>
               </w:rPr>
+              <w:ind w:left="0" w:right="0" w:firstLine="0"/>
+              <w:spacing w:before="0" w:after="0" w:line="240" w:lineRule="auto"/>
             </w:pPr>
             <w:r>
               <w:rPr>
@@ -12790,6 +10376,7 @@
                 <w:i/>
                 <w:iCs/>
                 <w:sz w:val="20"/>
+                <w:szCs w:val="20"/>
               </w:rPr>
               <w:t xml:space="preserve">Chain score</w:t>
             </w:r>
@@ -12797,6 +10384,7 @@
               <w:rPr>
                 <w:rFonts w:ascii="Times New Roman" w:eastAsia="Times New Roman" w:hAnsi="Times New Roman" w:cs="Times New Roman"/>
                 <w:sz w:val="20"/>
+                <w:szCs w:val="20"/>
               </w:rPr>
               <w:t xml:space="preserve">, </w:t>
             </w:r>
@@ -12806,6 +10394,7 @@
                 <w:i/>
                 <w:iCs/>
                 <w:sz w:val="20"/>
+                <w:szCs w:val="20"/>
               </w:rPr>
               <w:t xml:space="preserve">chain-enabled exploit count</w:t>
             </w:r>
@@ -12813,7 +10402,7 @@
         </w:tc>
         <w:tc>
           <w:tcPr>
-            <w:tcW w:w="2095" w:type="dxa"/>
+            <w:tcW w:w="1780" w:type="dxa"/>
             <w:tcBorders>
               <w:top w:val="single" w:sz="6" w:space="0" w:color="000000"/>
               <w:left w:val="nil"/>
@@ -12827,7 +10416,7 @@
               <w:bottom w:w="80" w:type="dxa"/>
               <w:right w:w="80" w:type="dxa"/>
             </w:tcMar>
-            <w:vAlign w:val="center"/>
+            <w:vAlign w:val="top"/>
           </w:tcPr>
           <w:p>
             <w:pPr>
@@ -12835,19 +10424,23 @@
               <w:rPr>
                 <w:rFonts w:ascii="Times New Roman" w:hAnsi="Times New Roman" w:cs="Times New Roman"/>
               </w:rPr>
+              <w:ind w:left="0" w:right="0" w:firstLine="0"/>
+              <w:spacing w:before="0" w:after="0" w:line="240" w:lineRule="auto"/>
             </w:pPr>
             <w:r>
               <w:rPr>
                 <w:rFonts w:ascii="Times New Roman" w:eastAsia="Times New Roman" w:hAnsi="Times New Roman" w:cs="Times New Roman"/>
                 <w:sz w:val="20"/>
-              </w:rPr>
-              <w:t xml:space="preserve">Outcome awal menghasilkan kondisi yang benar-benar dapat digunakan untuk langkah lanjutan, seperti credentials_extracted atau authenticated_session</w:t>
+                <w:color w:val="FF0000"/>
+                <w:szCs w:val="20"/>
+              </w:rPr>
+              <w:t xml:space="preserve">Hasil awal menyediakan kondisi yang dapat digunakan untuk langkah lanjutan, seperti kredensial atau sesi yang terverifikasi.</w:t>
             </w:r>
           </w:p>
         </w:tc>
         <w:tc>
           <w:tcPr>
-            <w:tcW w:w="1696" w:type="dxa"/>
+            <w:tcW w:w="1777" w:type="dxa"/>
             <w:tcBorders>
               <w:top w:val="single" w:sz="6" w:space="0" w:color="000000"/>
               <w:left w:val="nil"/>
@@ -12855,7 +10448,7 @@
               <w:right w:val="nil"/>
             </w:tcBorders>
             <w:shd w:val="clear" w:color="auto" w:fill="FFFFFF" w:themeFill="background1"/>
-            <w:vAlign w:val="center"/>
+            <w:vAlign w:val="top"/>
           </w:tcPr>
           <w:p>
             <w:pPr>
@@ -12864,11 +10457,14 @@
                 <w:rFonts w:ascii="Times New Roman" w:eastAsia="Times New Roman" w:hAnsi="Times New Roman" w:cs="Times New Roman"/>
                 <w:sz w:val="20"/>
               </w:rPr>
+              <w:ind w:left="0" w:right="0" w:firstLine="0"/>
+              <w:spacing w:before="0" w:after="0" w:line="240" w:lineRule="auto"/>
             </w:pPr>
             <w:r>
               <w:rPr>
                 <w:rFonts w:ascii="Times New Roman" w:eastAsia="Times New Roman" w:hAnsi="Times New Roman" w:cs="Times New Roman"/>
                 <w:sz w:val="20"/>
+                <w:szCs w:val="20"/>
               </w:rPr>
               <w:t xml:space="preserve">Outcome awal tidak terbukti, tidak sesuai relasi AKG, atau tidak dapat digunakan untuk melanjutkan </w:t>
             </w:r>
@@ -12878,6 +10474,7 @@
                 <w:i/>
                 <w:iCs/>
                 <w:sz w:val="20"/>
+                <w:szCs w:val="20"/>
               </w:rPr>
               <w:t xml:space="preserve">chain</w:t>
             </w:r>
@@ -12885,7 +10482,7 @@
         </w:tc>
         <w:tc>
           <w:tcPr>
-            <w:tcW w:w="1205" w:type="dxa"/>
+            <w:tcW w:w="1670" w:type="dxa"/>
             <w:tcBorders>
               <w:top w:val="single" w:sz="6" w:space="0" w:color="000000"/>
               <w:left w:val="nil"/>
@@ -12893,7 +10490,7 @@
               <w:right w:val="nil"/>
             </w:tcBorders>
             <w:shd w:val="clear" w:color="auto" w:fill="FFFFFF" w:themeFill="background1"/>
-            <w:vAlign w:val="center"/>
+            <w:vAlign w:val="top"/>
           </w:tcPr>
           <w:p>
             <w:pPr>
@@ -12902,11 +10499,14 @@
                 <w:rFonts w:ascii="Times New Roman" w:eastAsia="Times New Roman" w:hAnsi="Times New Roman" w:cs="Times New Roman"/>
                 <w:sz w:val="20"/>
               </w:rPr>
+              <w:ind w:left="0" w:right="0" w:firstLine="0"/>
+              <w:spacing w:before="0" w:after="0" w:line="240" w:lineRule="auto"/>
             </w:pPr>
             <w:r>
               <w:rPr>
                 <w:rFonts w:ascii="Times New Roman" w:eastAsia="Times New Roman" w:hAnsi="Times New Roman" w:cs="Times New Roman"/>
                 <w:sz w:val="20"/>
+                <w:szCs w:val="20"/>
               </w:rPr>
               <w:t xml:space="preserve">Otomatis</w:t>
             </w:r>
@@ -12916,10 +10516,11 @@
       <w:tr>
         <w:trPr>
           <w:jc w:val="center"/>
+          <w:cantSplit/>
         </w:trPr>
         <w:tc>
           <w:tcPr>
-            <w:tcW w:w="1149" w:type="dxa"/>
+            <w:tcW w:w="1260" w:type="dxa"/>
             <w:tcBorders>
               <w:top w:val="single" w:sz="6" w:space="0" w:color="000000"/>
               <w:left w:val="nil"/>
@@ -12933,7 +10534,7 @@
               <w:bottom w:w="80" w:type="dxa"/>
               <w:right w:w="80" w:type="dxa"/>
             </w:tcMar>
-            <w:vAlign w:val="center"/>
+            <w:vAlign w:val="top"/>
           </w:tcPr>
           <w:p>
             <w:pPr>
@@ -12943,48 +10544,23 @@
                 <w:sz w:val="20"/>
                 <w:szCs w:val="18"/>
               </w:rPr>
+              <w:ind w:left="0" w:right="0" w:firstLine="0"/>
+              <w:spacing w:before="0" w:after="0" w:line="240" w:lineRule="auto"/>
             </w:pPr>
             <w:r>
               <w:rPr>
                 <w:rFonts w:ascii="Times New Roman" w:hAnsi="Times New Roman" w:cs="Times New Roman"/>
-                <w:i/>
-                <w:iCs/>
-                <w:sz w:val="20"/>
-                <w:szCs w:val="18"/>
-              </w:rPr>
-              <w:t xml:space="preserve">Guadrail</w:t>
-            </w:r>
-            <w:r>
-              <w:rPr>
-                <w:rFonts w:ascii="Times New Roman" w:hAnsi="Times New Roman" w:cs="Times New Roman"/>
-                <w:sz w:val="20"/>
-                <w:szCs w:val="18"/>
-              </w:rPr>
-              <w:t xml:space="preserve"> dan </w:t>
-            </w:r>
-            <w:r>
-              <w:rPr>
-                <w:rFonts w:ascii="Times New Roman" w:hAnsi="Times New Roman" w:cs="Times New Roman"/>
-                <w:i/>
-                <w:iCs/>
-                <w:sz w:val="20"/>
-                <w:szCs w:val="18"/>
-              </w:rPr>
-              <w:t xml:space="preserve">output</w:t>
-            </w:r>
-            <w:r>
-              <w:rPr>
-                <w:rFonts w:ascii="Times New Roman" w:hAnsi="Times New Roman" w:cs="Times New Roman"/>
-                <w:sz w:val="20"/>
-                <w:szCs w:val="18"/>
-              </w:rPr>
-              <w:t xml:space="preserve"> LLM</w:t>
+                <w:sz w:val="20"/>
+                <w:szCs w:val="20"/>
+                <w:color w:val="FF0000"/>
+              </w:rPr>
+              <w:t xml:space="preserve">Guardrail dan output LLM</w:t>
             </w:r>
           </w:p>
         </w:tc>
         <w:tc>
           <w:tcPr>
-            <w:tcW w:w="1792" w:type="dxa"/>
+            <w:tcW w:w="1450" w:type="dxa"/>
             <w:tcBorders>
               <w:top w:val="single" w:sz="6" w:space="0" w:color="000000"/>
               <w:left w:val="nil"/>
@@ -12992,7 +10568,7 @@
               <w:right w:val="nil"/>
             </w:tcBorders>
             <w:shd w:val="clear" w:color="auto" w:fill="FFFFFF" w:themeFill="background1"/>
-            <w:vAlign w:val="center"/>
+            <w:vAlign w:val="top"/>
           </w:tcPr>
           <w:p>
             <w:pPr>
@@ -13001,6 +10577,8 @@
                 <w:rFonts w:ascii="Times New Roman" w:eastAsia="Times New Roman" w:hAnsi="Times New Roman" w:cs="Times New Roman"/>
                 <w:sz w:val="20"/>
               </w:rPr>
+              <w:ind w:left="0" w:right="0" w:firstLine="0"/>
+              <w:spacing w:before="0" w:after="0" w:line="240" w:lineRule="auto"/>
             </w:pPr>
             <w:r>
               <w:rPr>
@@ -13008,6 +10586,7 @@
                 <w:i/>
                 <w:iCs/>
                 <w:sz w:val="20"/>
+                <w:szCs w:val="20"/>
               </w:rPr>
               <w:t xml:space="preserve">Output validity score</w:t>
             </w:r>
@@ -13015,6 +10594,7 @@
               <w:rPr>
                 <w:rFonts w:ascii="Times New Roman" w:eastAsia="Times New Roman" w:hAnsi="Times New Roman" w:cs="Times New Roman"/>
                 <w:sz w:val="20"/>
+                <w:szCs w:val="20"/>
               </w:rPr>
               <w:t xml:space="preserve">, </w:t>
             </w:r>
@@ -13024,6 +10604,7 @@
                 <w:i/>
                 <w:iCs/>
                 <w:sz w:val="20"/>
+                <w:szCs w:val="20"/>
               </w:rPr>
               <w:t xml:space="preserve">guardrail activation rate</w:t>
             </w:r>
@@ -13031,6 +10612,7 @@
               <w:rPr>
                 <w:rFonts w:ascii="Times New Roman" w:eastAsia="Times New Roman" w:hAnsi="Times New Roman" w:cs="Times New Roman"/>
                 <w:sz w:val="20"/>
+                <w:szCs w:val="20"/>
               </w:rPr>
               <w:t xml:space="preserve">, </w:t>
             </w:r>
@@ -13040,6 +10622,7 @@
                 <w:i/>
                 <w:iCs/>
                 <w:sz w:val="20"/>
+                <w:szCs w:val="20"/>
               </w:rPr>
               <w:t xml:space="preserve">invalid JSON rate</w:t>
             </w:r>
@@ -13047,6 +10630,7 @@
               <w:rPr>
                 <w:rFonts w:ascii="Times New Roman" w:eastAsia="Times New Roman" w:hAnsi="Times New Roman" w:cs="Times New Roman"/>
                 <w:sz w:val="20"/>
+                <w:szCs w:val="20"/>
               </w:rPr>
               <w:t xml:space="preserve">, </w:t>
             </w:r>
@@ -13056,6 +10640,7 @@
                 <w:i/>
                 <w:iCs/>
                 <w:sz w:val="20"/>
+                <w:szCs w:val="20"/>
               </w:rPr>
               <w:t xml:space="preserve">fallback rate</w:t>
             </w:r>
@@ -13063,7 +10648,7 @@
         </w:tc>
         <w:tc>
           <w:tcPr>
-            <w:tcW w:w="2095" w:type="dxa"/>
+            <w:tcW w:w="1780" w:type="dxa"/>
             <w:tcBorders>
               <w:top w:val="single" w:sz="6" w:space="0" w:color="000000"/>
               <w:left w:val="nil"/>
@@ -13077,7 +10662,7 @@
               <w:bottom w:w="80" w:type="dxa"/>
               <w:right w:w="80" w:type="dxa"/>
             </w:tcMar>
-            <w:vAlign w:val="center"/>
+            <w:vAlign w:val="top"/>
           </w:tcPr>
           <w:p>
             <w:pPr>
@@ -13085,11 +10670,14 @@
               <w:rPr>
                 <w:rFonts w:ascii="Times New Roman" w:hAnsi="Times New Roman" w:cs="Times New Roman"/>
               </w:rPr>
+              <w:ind w:left="0" w:right="0" w:firstLine="0"/>
+              <w:spacing w:before="0" w:after="0" w:line="240" w:lineRule="auto"/>
             </w:pPr>
             <w:r>
               <w:rPr>
                 <w:rFonts w:ascii="Times New Roman" w:eastAsia="Times New Roman" w:hAnsi="Times New Roman" w:cs="Times New Roman"/>
                 <w:sz w:val="20"/>
+                <w:szCs w:val="20"/>
               </w:rPr>
               <w:t xml:space="preserve">Output LLM sesuai skema, dapat </w:t>
             </w:r>
@@ -13099,6 +10687,7 @@
                 <w:i/>
                 <w:iCs/>
                 <w:sz w:val="20"/>
+                <w:szCs w:val="20"/>
               </w:rPr>
               <w:t xml:space="preserve">diparse</w:t>
             </w:r>
@@ -13106,6 +10695,7 @@
               <w:rPr>
                 <w:rFonts w:ascii="Times New Roman" w:eastAsia="Times New Roman" w:hAnsi="Times New Roman" w:cs="Times New Roman"/>
                 <w:sz w:val="20"/>
+                <w:szCs w:val="20"/>
               </w:rPr>
               <w:t xml:space="preserve">, tidak keluar dari ruang lingkup, dan penolakan akibat </w:t>
             </w:r>
@@ -13115,6 +10705,7 @@
                 <w:i/>
                 <w:iCs/>
                 <w:sz w:val="20"/>
+                <w:szCs w:val="20"/>
               </w:rPr>
               <w:t xml:space="preserve">guardrail</w:t>
             </w:r>
@@ -13122,6 +10713,7 @@
               <w:rPr>
                 <w:rFonts w:ascii="Times New Roman" w:eastAsia="Times New Roman" w:hAnsi="Times New Roman" w:cs="Times New Roman"/>
                 <w:sz w:val="20"/>
+                <w:szCs w:val="20"/>
               </w:rPr>
               <w:t xml:space="preserve"> dicatat serta ditangani melalui </w:t>
             </w:r>
@@ -13131,6 +10723,7 @@
                 <w:i/>
                 <w:iCs/>
                 <w:sz w:val="20"/>
+                <w:szCs w:val="20"/>
               </w:rPr>
               <w:t xml:space="preserve">retry</w:t>
             </w:r>
@@ -13138,6 +10731,7 @@
               <w:rPr>
                 <w:rFonts w:ascii="Times New Roman" w:eastAsia="Times New Roman" w:hAnsi="Times New Roman" w:cs="Times New Roman"/>
                 <w:sz w:val="20"/>
+                <w:szCs w:val="20"/>
               </w:rPr>
               <w:t xml:space="preserve"> atau </w:t>
             </w:r>
@@ -13147,6 +10741,7 @@
                 <w:i/>
                 <w:iCs/>
                 <w:sz w:val="20"/>
+                <w:szCs w:val="20"/>
               </w:rPr>
               <w:t xml:space="preserve">fallback</w:t>
             </w:r>
@@ -13154,7 +10749,7 @@
         </w:tc>
         <w:tc>
           <w:tcPr>
-            <w:tcW w:w="1696" w:type="dxa"/>
+            <w:tcW w:w="1777" w:type="dxa"/>
             <w:tcBorders>
               <w:top w:val="single" w:sz="6" w:space="0" w:color="000000"/>
               <w:left w:val="nil"/>
@@ -13162,7 +10757,7 @@
               <w:right w:val="nil"/>
             </w:tcBorders>
             <w:shd w:val="clear" w:color="auto" w:fill="FFFFFF" w:themeFill="background1"/>
-            <w:vAlign w:val="center"/>
+            <w:vAlign w:val="top"/>
           </w:tcPr>
           <w:p>
             <w:pPr>
@@ -13171,11 +10766,14 @@
                 <w:rFonts w:ascii="Times New Roman" w:eastAsia="Times New Roman" w:hAnsi="Times New Roman" w:cs="Times New Roman"/>
                 <w:sz w:val="20"/>
               </w:rPr>
+              <w:ind w:left="0" w:right="0" w:firstLine="0"/>
+              <w:spacing w:before="0" w:after="0" w:line="240" w:lineRule="auto"/>
             </w:pPr>
             <w:r>
               <w:rPr>
                 <w:rFonts w:ascii="Times New Roman" w:eastAsia="Times New Roman" w:hAnsi="Times New Roman" w:cs="Times New Roman"/>
                 <w:sz w:val="20"/>
+                <w:szCs w:val="20"/>
               </w:rPr>
               <w:t xml:space="preserve">Output tidak valid digunakan langsung, penolakan tidak dicatat, atau </w:t>
             </w:r>
@@ -13185,6 +10783,7 @@
                 <w:i/>
                 <w:iCs/>
                 <w:sz w:val="20"/>
+                <w:szCs w:val="20"/>
               </w:rPr>
               <w:t xml:space="preserve">fallback</w:t>
             </w:r>
@@ -13192,6 +10791,7 @@
               <w:rPr>
                 <w:rFonts w:ascii="Times New Roman" w:eastAsia="Times New Roman" w:hAnsi="Times New Roman" w:cs="Times New Roman"/>
                 <w:sz w:val="20"/>
+                <w:szCs w:val="20"/>
               </w:rPr>
               <w:t xml:space="preserve"> dilakukan tanpa dasar AKG</w:t>
             </w:r>
@@ -13199,7 +10799,7 @@
         </w:tc>
         <w:tc>
           <w:tcPr>
-            <w:tcW w:w="1205" w:type="dxa"/>
+            <w:tcW w:w="1670" w:type="dxa"/>
             <w:tcBorders>
               <w:top w:val="single" w:sz="6" w:space="0" w:color="000000"/>
               <w:left w:val="nil"/>
@@ -13207,7 +10807,7 @@
               <w:right w:val="nil"/>
             </w:tcBorders>
             <w:shd w:val="clear" w:color="auto" w:fill="FFFFFF" w:themeFill="background1"/>
-            <w:vAlign w:val="center"/>
+            <w:vAlign w:val="top"/>
           </w:tcPr>
           <w:p>
             <w:pPr>
@@ -13216,11 +10816,14 @@
                 <w:rFonts w:ascii="Times New Roman" w:eastAsia="Times New Roman" w:hAnsi="Times New Roman" w:cs="Times New Roman"/>
                 <w:sz w:val="20"/>
               </w:rPr>
+              <w:ind w:left="0" w:right="0" w:firstLine="0"/>
+              <w:spacing w:before="0" w:after="0" w:line="240" w:lineRule="auto"/>
             </w:pPr>
             <w:r>
               <w:rPr>
                 <w:rFonts w:ascii="Times New Roman" w:eastAsia="Times New Roman" w:hAnsi="Times New Roman" w:cs="Times New Roman"/>
                 <w:sz w:val="20"/>
+                <w:szCs w:val="20"/>
               </w:rPr>
               <w:t xml:space="preserve">Otomatis</w:t>
             </w:r>
@@ -13230,10 +10833,11 @@
       <w:tr>
         <w:trPr>
           <w:jc w:val="center"/>
+          <w:cantSplit/>
         </w:trPr>
         <w:tc>
           <w:tcPr>
-            <w:tcW w:w="1149" w:type="dxa"/>
+            <w:tcW w:w="1260" w:type="dxa"/>
             <w:tcBorders>
               <w:top w:val="single" w:sz="6" w:space="0" w:color="000000"/>
               <w:left w:val="nil"/>
@@ -13247,7 +10851,7 @@
               <w:bottom w:w="80" w:type="dxa"/>
               <w:right w:w="80" w:type="dxa"/>
             </w:tcMar>
-            <w:vAlign w:val="center"/>
+            <w:vAlign w:val="top"/>
           </w:tcPr>
           <w:p>
             <w:pPr>
@@ -13255,11 +10859,14 @@
               <w:rPr>
                 <w:rFonts w:ascii="Times New Roman" w:hAnsi="Times New Roman" w:cs="Times New Roman"/>
               </w:rPr>
+              <w:ind w:left="0" w:right="0" w:firstLine="0"/>
+              <w:spacing w:before="0" w:after="0" w:line="240" w:lineRule="auto"/>
             </w:pPr>
             <w:r>
               <w:rPr>
                 <w:rFonts w:ascii="Times New Roman" w:eastAsia="Times New Roman" w:hAnsi="Times New Roman" w:cs="Times New Roman"/>
                 <w:sz w:val="20"/>
+                <w:szCs w:val="20"/>
               </w:rPr>
               <w:t xml:space="preserve">Komparasi model</w:t>
             </w:r>
@@ -13267,7 +10874,7 @@
         </w:tc>
         <w:tc>
           <w:tcPr>
-            <w:tcW w:w="1792" w:type="dxa"/>
+            <w:tcW w:w="1450" w:type="dxa"/>
             <w:tcBorders>
               <w:top w:val="single" w:sz="6" w:space="0" w:color="000000"/>
               <w:left w:val="nil"/>
@@ -13275,7 +10882,7 @@
               <w:right w:val="nil"/>
             </w:tcBorders>
             <w:shd w:val="clear" w:color="auto" w:fill="FFFFFF" w:themeFill="background1"/>
-            <w:vAlign w:val="center"/>
+            <w:vAlign w:val="top"/>
           </w:tcPr>
           <w:p>
             <w:pPr>
@@ -13284,11 +10891,14 @@
                 <w:rFonts w:ascii="Times New Roman" w:eastAsia="Times New Roman" w:hAnsi="Times New Roman" w:cs="Times New Roman"/>
                 <w:sz w:val="20"/>
               </w:rPr>
+              <w:ind w:left="0" w:right="0" w:firstLine="0"/>
+              <w:spacing w:before="0" w:after="0" w:line="240" w:lineRule="auto"/>
             </w:pPr>
             <w:r>
               <w:rPr>
                 <w:rFonts w:ascii="Times New Roman" w:eastAsia="Times New Roman" w:hAnsi="Times New Roman" w:cs="Times New Roman"/>
                 <w:sz w:val="20"/>
+                <w:szCs w:val="20"/>
               </w:rPr>
               <w:t xml:space="preserve">Median skor, rata-rata skor, konsistensi, </w:t>
             </w:r>
@@ -13298,6 +10908,7 @@
                 <w:i/>
                 <w:iCs/>
                 <w:sz w:val="20"/>
+                <w:szCs w:val="20"/>
               </w:rPr>
               <w:t xml:space="preserve">token cost per success</w:t>
             </w:r>
@@ -13305,6 +10916,7 @@
               <w:rPr>
                 <w:rFonts w:ascii="Times New Roman" w:eastAsia="Times New Roman" w:hAnsi="Times New Roman" w:cs="Times New Roman"/>
                 <w:sz w:val="20"/>
+                <w:szCs w:val="20"/>
               </w:rPr>
               <w:t xml:space="preserve">, </w:t>
             </w:r>
@@ -13314,6 +10926,7 @@
                 <w:i/>
                 <w:iCs/>
                 <w:sz w:val="20"/>
+                <w:szCs w:val="20"/>
               </w:rPr>
               <w:lastRenderedPageBreak/>
               <w:t xml:space="preserve">guardrail rate</w:t>
@@ -13322,6 +10935,7 @@
               <w:rPr>
                 <w:rFonts w:ascii="Times New Roman" w:eastAsia="Times New Roman" w:hAnsi="Times New Roman" w:cs="Times New Roman"/>
                 <w:sz w:val="20"/>
+                <w:szCs w:val="20"/>
               </w:rPr>
               <w:t xml:space="preserve"> per model</w:t>
             </w:r>
@@ -13329,7 +10943,7 @@
         </w:tc>
         <w:tc>
           <w:tcPr>
-            <w:tcW w:w="2095" w:type="dxa"/>
+            <w:tcW w:w="1780" w:type="dxa"/>
             <w:tcBorders>
               <w:top w:val="single" w:sz="6" w:space="0" w:color="000000"/>
               <w:left w:val="nil"/>
@@ -13343,7 +10957,7 @@
               <w:bottom w:w="80" w:type="dxa"/>
               <w:right w:w="80" w:type="dxa"/>
             </w:tcMar>
-            <w:vAlign w:val="center"/>
+            <w:vAlign w:val="top"/>
           </w:tcPr>
           <w:p>
             <w:pPr>
@@ -13351,11 +10965,14 @@
               <w:rPr>
                 <w:rFonts w:ascii="Times New Roman" w:hAnsi="Times New Roman" w:cs="Times New Roman"/>
               </w:rPr>
+              <w:ind w:left="0" w:right="0" w:firstLine="0"/>
+              <w:spacing w:before="0" w:after="0" w:line="240" w:lineRule="auto"/>
             </w:pPr>
             <w:r>
               <w:rPr>
                 <w:rFonts w:ascii="Times New Roman" w:eastAsia="Times New Roman" w:hAnsi="Times New Roman" w:cs="Times New Roman"/>
                 <w:sz w:val="20"/>
+                <w:szCs w:val="20"/>
               </w:rPr>
               <w:lastRenderedPageBreak/>
               <w:t xml:space="preserve">Setiap model dibandingkan pada konfigurasi eksperimen yang sama, dengan </w:t>
@@ -13364,6 +10981,7 @@
               <w:rPr>
                 <w:rFonts w:ascii="Times New Roman" w:eastAsia="Times New Roman" w:hAnsi="Times New Roman" w:cs="Times New Roman"/>
                 <w:sz w:val="20"/>
+                <w:szCs w:val="20"/>
               </w:rPr>
               <w:lastRenderedPageBreak/>
               <w:t xml:space="preserve">AKG, </w:t>
@@ -13374,6 +10992,7 @@
                 <w:i/>
                 <w:iCs/>
                 <w:sz w:val="20"/>
+                <w:szCs w:val="20"/>
               </w:rPr>
               <w:t xml:space="preserve">payload seed</w:t>
             </w:r>
@@ -13381,6 +11000,7 @@
               <w:rPr>
                 <w:rFonts w:ascii="Times New Roman" w:eastAsia="Times New Roman" w:hAnsi="Times New Roman" w:cs="Times New Roman"/>
                 <w:sz w:val="20"/>
+                <w:szCs w:val="20"/>
               </w:rPr>
               <w:t xml:space="preserve">, </w:t>
             </w:r>
@@ -13390,6 +11010,7 @@
                 <w:i/>
                 <w:iCs/>
                 <w:sz w:val="20"/>
+                <w:szCs w:val="20"/>
               </w:rPr>
               <w:t xml:space="preserve">candidate budget</w:t>
             </w:r>
@@ -13397,6 +11018,7 @@
               <w:rPr>
                 <w:rFonts w:ascii="Times New Roman" w:eastAsia="Times New Roman" w:hAnsi="Times New Roman" w:cs="Times New Roman"/>
                 <w:sz w:val="20"/>
+                <w:szCs w:val="20"/>
               </w:rPr>
               <w:t xml:space="preserve">, rubrik, dan repetisi yang sama</w:t>
             </w:r>
@@ -13404,7 +11026,7 @@
         </w:tc>
         <w:tc>
           <w:tcPr>
-            <w:tcW w:w="1696" w:type="dxa"/>
+            <w:tcW w:w="1777" w:type="dxa"/>
             <w:tcBorders>
               <w:top w:val="single" w:sz="6" w:space="0" w:color="000000"/>
               <w:left w:val="nil"/>
@@ -13412,7 +11034,7 @@
               <w:right w:val="nil"/>
             </w:tcBorders>
             <w:shd w:val="clear" w:color="auto" w:fill="FFFFFF" w:themeFill="background1"/>
-            <w:vAlign w:val="center"/>
+            <w:vAlign w:val="top"/>
           </w:tcPr>
           <w:p>
             <w:pPr>
@@ -13421,11 +11043,14 @@
                 <w:rFonts w:ascii="Times New Roman" w:eastAsia="Times New Roman" w:hAnsi="Times New Roman" w:cs="Times New Roman"/>
                 <w:sz w:val="20"/>
               </w:rPr>
+              <w:ind w:left="0" w:right="0" w:firstLine="0"/>
+              <w:spacing w:before="0" w:after="0" w:line="240" w:lineRule="auto"/>
             </w:pPr>
             <w:r>
               <w:rPr>
                 <w:rFonts w:ascii="Times New Roman" w:eastAsia="Times New Roman" w:hAnsi="Times New Roman" w:cs="Times New Roman"/>
                 <w:sz w:val="20"/>
+                <w:szCs w:val="20"/>
               </w:rPr>
               <w:lastRenderedPageBreak/>
               <w:t xml:space="preserve">Model dibandingkan pada konfigurasi berbeda atau </w:t>
@@ -13434,6 +11059,7 @@
               <w:rPr>
                 <w:rFonts w:ascii="Times New Roman" w:eastAsia="Times New Roman" w:hAnsi="Times New Roman" w:cs="Times New Roman"/>
                 <w:sz w:val="20"/>
+                <w:szCs w:val="20"/>
               </w:rPr>
               <w:lastRenderedPageBreak/>
               <w:t xml:space="preserve">artefak tidak cukup untuk membandingkan performa</w:t>
@@ -13442,7 +11068,7 @@
         </w:tc>
         <w:tc>
           <w:tcPr>
-            <w:tcW w:w="1205" w:type="dxa"/>
+            <w:tcW w:w="1670" w:type="dxa"/>
             <w:tcBorders>
               <w:top w:val="single" w:sz="6" w:space="0" w:color="000000"/>
               <w:left w:val="nil"/>
@@ -13450,7 +11076,7 @@
               <w:right w:val="nil"/>
             </w:tcBorders>
             <w:shd w:val="clear" w:color="auto" w:fill="FFFFFF" w:themeFill="background1"/>
-            <w:vAlign w:val="center"/>
+            <w:vAlign w:val="top"/>
           </w:tcPr>
           <w:p>
             <w:pPr>
@@ -13459,11 +11085,14 @@
                 <w:rFonts w:ascii="Times New Roman" w:eastAsia="Times New Roman" w:hAnsi="Times New Roman" w:cs="Times New Roman"/>
                 <w:sz w:val="20"/>
               </w:rPr>
+              <w:ind w:left="0" w:right="0" w:firstLine="0"/>
+              <w:spacing w:before="0" w:after="0" w:line="240" w:lineRule="auto"/>
             </w:pPr>
             <w:r>
               <w:rPr>
                 <w:rFonts w:ascii="Times New Roman" w:eastAsia="Times New Roman" w:hAnsi="Times New Roman" w:cs="Times New Roman"/>
                 <w:sz w:val="20"/>
+                <w:szCs w:val="20"/>
               </w:rPr>
               <w:lastRenderedPageBreak/>
               <w:t xml:space="preserve">Agregasi otomatis dan </w:t>
@@ -13472,6 +11101,7 @@
               <w:rPr>
                 <w:rFonts w:ascii="Times New Roman" w:eastAsia="Times New Roman" w:hAnsi="Times New Roman" w:cs="Times New Roman"/>
                 <w:sz w:val="20"/>
+                <w:szCs w:val="20"/>
               </w:rPr>
               <w:lastRenderedPageBreak/>
               <w:t xml:space="preserve">interpretasi manual</w:t>
@@ -13656,457 +11286,7 @@
           <w:rFonts w:ascii="Times New Roman" w:hAnsi="Times New Roman" w:cs="Times New Roman"/>
           <w:color w:val="FF0000"/>
         </w:rPr>
-        <w:t xml:space="preserve">Skor</w:t>
-      </w:r>
-      <w:r>
-        <w:rPr>
-          <w:rFonts w:ascii="Times New Roman" w:hAnsi="Times New Roman" w:cs="Times New Roman"/>
-        </w:rPr>
-        <w:t xml:space="preserve"> 0 </w:t>
-      </w:r>
-      <w:r>
-        <w:rPr>
-          <w:rFonts w:ascii="Times New Roman" w:hAnsi="Times New Roman" w:cs="Times New Roman"/>
-          <w:color w:val="FF0000"/>
-        </w:rPr>
-        <w:t xml:space="preserve">sampai</w:t>
-      </w:r>
-      <w:r>
-        <w:rPr>
-          <w:rFonts w:ascii="Times New Roman" w:hAnsi="Times New Roman" w:cs="Times New Roman"/>
-        </w:rPr>
-        <w:t xml:space="preserve"> </w:t>
-      </w:r>
-      <w:r>
-        <w:rPr>
-          <w:rFonts w:ascii="Times New Roman" w:hAnsi="Times New Roman" w:cs="Times New Roman"/>
-          <w:color w:val="FF0000"/>
-        </w:rPr>
-        <w:t xml:space="preserve">4</w:t>
-      </w:r>
-      <w:r>
-        <w:rPr>
-          <w:rFonts w:ascii="Times New Roman" w:hAnsi="Times New Roman" w:cs="Times New Roman"/>
-        </w:rPr>
-        <w:t xml:space="preserve"> </w:t>
-      </w:r>
-      <w:r>
-        <w:rPr>
-          <w:rFonts w:ascii="Times New Roman" w:hAnsi="Times New Roman" w:cs="Times New Roman"/>
-          <w:color w:val="FF0000"/>
-        </w:rPr>
-        <w:t xml:space="preserve">mengikuti</w:t>
-      </w:r>
-      <w:r>
-        <w:rPr>
-          <w:rFonts w:ascii="Times New Roman" w:hAnsi="Times New Roman" w:cs="Times New Roman"/>
-        </w:rPr>
-        <w:t xml:space="preserve"> </w:t>
-      </w:r>
-      <w:r>
-        <w:rPr>
-          <w:rFonts w:ascii="Times New Roman" w:hAnsi="Times New Roman" w:cs="Times New Roman"/>
-          <w:color w:val="FF0000"/>
-        </w:rPr>
-        <w:t xml:space="preserve">kriteria</w:t>
-      </w:r>
-      <w:r>
-        <w:rPr>
-          <w:rFonts w:ascii="Times New Roman" w:hAnsi="Times New Roman" w:cs="Times New Roman"/>
-        </w:rPr>
-        <w:t xml:space="preserve"> </w:t>
-      </w:r>
-      <w:r>
-        <w:rPr>
-          <w:rFonts w:ascii="Times New Roman" w:hAnsi="Times New Roman" w:cs="Times New Roman"/>
-          <w:color w:val="FF0000"/>
-        </w:rPr>
-        <w:t xml:space="preserve">khusus</w:t>
-      </w:r>
-      <w:r>
-        <w:rPr>
-          <w:rFonts w:ascii="Times New Roman" w:hAnsi="Times New Roman" w:cs="Times New Roman"/>
-        </w:rPr>
-        <w:t xml:space="preserve"> </w:t>
-      </w:r>
-      <w:r>
-        <w:rPr>
-          <w:rFonts w:ascii="Times New Roman" w:hAnsi="Times New Roman" w:cs="Times New Roman"/>
-          <w:color w:val="FF0000"/>
-        </w:rPr>
-        <w:t xml:space="preserve">tiap</w:t>
-      </w:r>
-      <w:r>
-        <w:rPr>
-          <w:rFonts w:ascii="Times New Roman" w:hAnsi="Times New Roman" w:cs="Times New Roman"/>
-        </w:rPr>
-        <w:t xml:space="preserve"> </w:t>
-      </w:r>
-      <w:r>
-        <w:rPr>
-          <w:rFonts w:ascii="Times New Roman" w:hAnsi="Times New Roman" w:cs="Times New Roman"/>
-          <w:color w:val="FF0000"/>
-        </w:rPr>
-        <w:t xml:space="preserve">dimensi</w:t>
-      </w:r>
-      <w:r>
-        <w:rPr>
-          <w:rFonts w:ascii="Times New Roman" w:hAnsi="Times New Roman" w:cs="Times New Roman"/>
-        </w:rPr>
-        <w:t xml:space="preserve"> pada </w:t>
-      </w:r>
-      <w:r>
-        <w:rPr>
-          <w:rFonts w:ascii="Times New Roman" w:hAnsi="Times New Roman" w:cs="Times New Roman"/>
-          <w:color w:val="FF0000"/>
-        </w:rPr>
-        <w:t xml:space="preserve">tabel</w:t>
-      </w:r>
-      <w:r>
-        <w:rPr>
-          <w:rFonts w:ascii="Times New Roman" w:hAnsi="Times New Roman" w:cs="Times New Roman"/>
-        </w:rPr>
-        <w:t xml:space="preserve"> </w:t>
-      </w:r>
-      <w:r>
-        <w:rPr>
-          <w:rFonts w:ascii="Times New Roman" w:hAnsi="Times New Roman" w:cs="Times New Roman"/>
-          <w:color w:val="FF0000"/>
-        </w:rPr>
-        <w:t xml:space="preserve">berikut</w:t>
-      </w:r>
-      <w:r>
-        <w:rPr>
-          <w:rFonts w:ascii="Times New Roman" w:hAnsi="Times New Roman" w:cs="Times New Roman"/>
-        </w:rPr>
-        <w:t xml:space="preserve">. </w:t>
-      </w:r>
-      <w:r>
-        <w:rPr>
-          <w:rFonts w:ascii="Times New Roman" w:hAnsi="Times New Roman" w:cs="Times New Roman"/>
-          <w:color w:val="FF0000"/>
-        </w:rPr>
-        <w:t xml:space="preserve">Penilaian</w:t>
-      </w:r>
-      <w:r>
-        <w:rPr>
-          <w:rFonts w:ascii="Times New Roman" w:hAnsi="Times New Roman" w:cs="Times New Roman"/>
-        </w:rPr>
-        <w:t xml:space="preserve"> </w:t>
-      </w:r>
-      <w:r>
-        <w:rPr>
-          <w:rFonts w:ascii="Times New Roman" w:hAnsi="Times New Roman" w:cs="Times New Roman"/>
-          <w:color w:val="FF0000"/>
-        </w:rPr>
-        <w:t xml:space="preserve">menggunakan</w:t>
-      </w:r>
-      <w:r>
-        <w:rPr>
-          <w:rFonts w:ascii="Times New Roman" w:hAnsi="Times New Roman" w:cs="Times New Roman"/>
-        </w:rPr>
-        <w:t xml:space="preserve"> validasi skema </w:t>
-      </w:r>
-      <w:r>
-        <w:rPr>
-          <w:rFonts w:ascii="Times New Roman" w:hAnsi="Times New Roman" w:cs="Times New Roman"/>
-          <w:color w:val="FF0000"/>
-        </w:rPr>
-        <w:t xml:space="preserve">dan</w:t>
-      </w:r>
-      <w:r>
-        <w:rPr>
-          <w:rFonts w:ascii="Times New Roman" w:hAnsi="Times New Roman" w:cs="Times New Roman"/>
-        </w:rPr>
-        <w:t xml:space="preserve"> </w:t>
-      </w:r>
-      <w:r>
-        <w:rPr>
-          <w:rFonts w:ascii="Times New Roman" w:hAnsi="Times New Roman" w:cs="Times New Roman"/>
-          <w:i/>
-          <w:iCs/>
-        </w:rPr>
-        <w:t xml:space="preserve">payload</w:t>
-      </w:r>
-      <w:r>
-        <w:rPr>
-          <w:rFonts w:ascii="Times New Roman" w:hAnsi="Times New Roman" w:cs="Times New Roman"/>
-        </w:rPr>
-        <w:t xml:space="preserve">, </w:t>
-      </w:r>
-      <w:r>
-        <w:rPr>
-          <w:rFonts w:ascii="Times New Roman" w:hAnsi="Times New Roman" w:cs="Times New Roman"/>
-          <w:i/>
-          <w:iCs/>
-        </w:rPr>
-        <w:t xml:space="preserve">expected success signal</w:t>
-      </w:r>
-      <w:r>
-        <w:rPr>
-          <w:rFonts w:ascii="Times New Roman" w:hAnsi="Times New Roman" w:cs="Times New Roman"/>
-        </w:rPr>
-        <w:t xml:space="preserve">, </w:t>
-      </w:r>
-      <w:r>
-        <w:rPr>
-          <w:rFonts w:ascii="Times New Roman" w:hAnsi="Times New Roman" w:cs="Times New Roman"/>
-          <w:i/>
-          <w:iCs/>
-        </w:rPr>
-        <w:t xml:space="preserve">execution log</w:t>
-      </w:r>
-      <w:r>
-        <w:rPr>
-          <w:rFonts w:ascii="Times New Roman" w:hAnsi="Times New Roman" w:cs="Times New Roman"/>
-        </w:rPr>
-        <w:t xml:space="preserve">, </w:t>
-      </w:r>
-      <w:r>
-        <w:rPr>
-          <w:rFonts w:ascii="Times New Roman" w:hAnsi="Times New Roman" w:cs="Times New Roman"/>
-          <w:i/>
-          <w:iCs/>
-        </w:rPr>
-        <w:t xml:space="preserve">response evidence</w:t>
-      </w:r>
-      <w:r>
-        <w:rPr>
-          <w:rFonts w:ascii="Times New Roman" w:hAnsi="Times New Roman" w:cs="Times New Roman"/>
-        </w:rPr>
-        <w:t xml:space="preserve">, </w:t>
-      </w:r>
-      <w:r>
-        <w:rPr>
-          <w:rFonts w:ascii="Times New Roman" w:hAnsi="Times New Roman" w:cs="Times New Roman"/>
-          <w:i/>
-          <w:iCs/>
-        </w:rPr>
-        <w:t xml:space="preserve">timing evidence</w:t>
-      </w:r>
-      <w:r>
-        <w:rPr>
-          <w:rFonts w:ascii="Times New Roman" w:hAnsi="Times New Roman" w:cs="Times New Roman"/>
-        </w:rPr>
-        <w:t xml:space="preserve">, keputusan </w:t>
-      </w:r>
-      <w:r>
-        <w:rPr>
-          <w:rFonts w:ascii="Times New Roman" w:hAnsi="Times New Roman" w:cs="Times New Roman"/>
-          <w:i/>
-          <w:iCs/>
-        </w:rPr>
-        <w:t xml:space="preserve">verifier</w:t>
-      </w:r>
-      <w:r>
-        <w:rPr>
-          <w:rFonts w:ascii="Times New Roman" w:hAnsi="Times New Roman" w:cs="Times New Roman"/>
-        </w:rPr>
-        <w:t xml:space="preserve">, catatan </w:t>
-      </w:r>
-      <w:r>
-        <w:rPr>
-          <w:rFonts w:ascii="Times New Roman" w:hAnsi="Times New Roman" w:cs="Times New Roman"/>
-          <w:i/>
-          <w:iCs/>
-        </w:rPr>
-        <w:t xml:space="preserve">guardrail</w:t>
-      </w:r>
-      <w:r>
-        <w:rPr>
-          <w:rFonts w:ascii="Times New Roman" w:hAnsi="Times New Roman" w:cs="Times New Roman"/>
-          <w:color w:val="FF0000"/>
-        </w:rPr>
-        <w:t xml:space="preserve">, serta penilaian manusia atau AI sesuai prosedur yang ditetapkan</w:t>
-      </w:r>
-      <w:r>
-        <w:rPr>
-          <w:rFonts w:ascii="Times New Roman" w:hAnsi="Times New Roman" w:cs="Times New Roman"/>
-        </w:rPr>
-        <w:t xml:space="preserve">. </w:t>
-      </w:r>
-      <w:r>
-        <w:rPr>
-          <w:rFonts w:ascii="Times New Roman" w:hAnsi="Times New Roman" w:cs="Times New Roman"/>
-          <w:color w:val="FF0000"/>
-          <w:i/>
-        </w:rPr>
-        <w:t xml:space="preserve">Oracle</w:t>
-      </w:r>
-      <w:r>
-        <w:rPr>
-          <w:rFonts w:ascii="Times New Roman" w:hAnsi="Times New Roman" w:cs="Times New Roman"/>
-        </w:rPr>
-        <w:t xml:space="preserve"> </w:t>
-      </w:r>
-      <w:r>
-        <w:rPr>
-          <w:rFonts w:ascii="Times New Roman" w:hAnsi="Times New Roman" w:cs="Times New Roman"/>
-          <w:color w:val="FF0000"/>
-        </w:rPr>
-        <w:t xml:space="preserve">adalah</w:t>
-      </w:r>
-      <w:r>
-        <w:rPr>
-          <w:rFonts w:ascii="Times New Roman" w:hAnsi="Times New Roman" w:cs="Times New Roman"/>
-        </w:rPr>
-        <w:t xml:space="preserve"> </w:t>
-      </w:r>
-      <w:r>
-        <w:rPr>
-          <w:rFonts w:ascii="Times New Roman" w:hAnsi="Times New Roman" w:cs="Times New Roman"/>
-          <w:color w:val="FF0000"/>
-        </w:rPr>
-        <w:t xml:space="preserve">sumber</w:t>
-      </w:r>
-      <w:r>
-        <w:rPr>
-          <w:rFonts w:ascii="Times New Roman" w:hAnsi="Times New Roman" w:cs="Times New Roman"/>
-        </w:rPr>
-        <w:t xml:space="preserve"> </w:t>
-      </w:r>
-      <w:r>
-        <w:rPr>
-          <w:rFonts w:ascii="Times New Roman" w:hAnsi="Times New Roman" w:cs="Times New Roman"/>
-          <w:color w:val="FF0000"/>
-        </w:rPr>
-        <w:t xml:space="preserve">acuan independen</w:t>
-      </w:r>
-      <w:r>
-        <w:rPr>
-          <w:rFonts w:ascii="Times New Roman" w:hAnsi="Times New Roman" w:cs="Times New Roman"/>
-        </w:rPr>
-        <w:t xml:space="preserve"> untuk </w:t>
-      </w:r>
-      <w:r>
-        <w:rPr>
-          <w:rFonts w:ascii="Times New Roman" w:hAnsi="Times New Roman" w:cs="Times New Roman"/>
-          <w:color w:val="FF0000"/>
-        </w:rPr>
-        <w:t xml:space="preserve">memverifikasi</w:t>
-      </w:r>
-      <w:r>
-        <w:rPr>
-          <w:rFonts w:ascii="Times New Roman" w:hAnsi="Times New Roman" w:cs="Times New Roman"/>
-        </w:rPr>
-        <w:t xml:space="preserve"> </w:t>
-      </w:r>
-      <w:r>
-        <w:rPr>
-          <w:rFonts w:ascii="Times New Roman" w:hAnsi="Times New Roman" w:cs="Times New Roman"/>
-          <w:color w:val="FF0000"/>
-        </w:rPr>
-        <w:t xml:space="preserve">hasil</w:t>
-      </w:r>
-      <w:r>
-        <w:rPr>
-          <w:rFonts w:ascii="Times New Roman" w:hAnsi="Times New Roman" w:cs="Times New Roman"/>
-        </w:rPr>
-        <w:t xml:space="preserve"> </w:t>
-      </w:r>
-      <w:r>
-        <w:rPr>
-          <w:rFonts w:ascii="Times New Roman" w:hAnsi="Times New Roman" w:cs="Times New Roman"/>
-          <w:color w:val="FF0000"/>
-        </w:rPr>
-        <w:t xml:space="preserve">berdasarkan</w:t>
-      </w:r>
-      <w:r>
-        <w:rPr>
-          <w:rFonts w:ascii="Times New Roman" w:hAnsi="Times New Roman" w:cs="Times New Roman"/>
-        </w:rPr>
-        <w:t xml:space="preserve"> </w:t>
-      </w:r>
-      <w:r>
-        <w:rPr>
-          <w:rFonts w:ascii="Times New Roman" w:hAnsi="Times New Roman" w:cs="Times New Roman"/>
-          <w:color w:val="FF0000"/>
-        </w:rPr>
-        <w:t xml:space="preserve">kondisi</w:t>
-      </w:r>
-      <w:r>
-        <w:rPr>
-          <w:rFonts w:ascii="Times New Roman" w:hAnsi="Times New Roman" w:cs="Times New Roman"/>
-        </w:rPr>
-        <w:t xml:space="preserve"> </w:t>
-      </w:r>
-      <w:r>
-        <w:rPr>
-          <w:rFonts w:ascii="Times New Roman" w:hAnsi="Times New Roman" w:cs="Times New Roman"/>
-          <w:color w:val="FF0000"/>
-        </w:rPr>
-        <w:t xml:space="preserve">yang</w:t>
-      </w:r>
-      <w:r>
-        <w:rPr>
-          <w:rFonts w:ascii="Times New Roman" w:hAnsi="Times New Roman" w:cs="Times New Roman"/>
-        </w:rPr>
-        <w:t xml:space="preserve"> </w:t>
-      </w:r>
-      <w:r>
-        <w:rPr>
-          <w:rFonts w:ascii="Times New Roman" w:hAnsi="Times New Roman" w:cs="Times New Roman"/>
-          <w:color w:val="FF0000"/>
-        </w:rPr>
-        <w:t xml:space="preserve">diketahui</w:t>
-      </w:r>
-      <w:r>
-        <w:rPr>
-          <w:rFonts w:ascii="Times New Roman" w:hAnsi="Times New Roman" w:cs="Times New Roman"/>
-        </w:rPr>
-        <w:t xml:space="preserve"> pada </w:t>
-      </w:r>
-      <w:r>
-        <w:rPr>
-          <w:rFonts w:ascii="Times New Roman" w:hAnsi="Times New Roman" w:cs="Times New Roman"/>
-          <w:color w:val="FF0000"/>
-        </w:rPr>
-        <w:t xml:space="preserve">lingkungan</w:t>
-      </w:r>
-      <w:r>
-        <w:rPr>
-          <w:rFonts w:ascii="Times New Roman" w:hAnsi="Times New Roman" w:cs="Times New Roman"/>
-        </w:rPr>
-        <w:t xml:space="preserve"> </w:t>
-      </w:r>
-      <w:r>
-        <w:rPr>
-          <w:rFonts w:ascii="Times New Roman" w:hAnsi="Times New Roman" w:cs="Times New Roman"/>
-          <w:color w:val="FF0000"/>
-        </w:rPr>
-        <w:t xml:space="preserve">eksperimen</w:t>
-      </w:r>
-      <w:r>
-        <w:rPr>
-          <w:rFonts w:ascii="Times New Roman" w:hAnsi="Times New Roman" w:cs="Times New Roman"/>
-        </w:rPr>
-        <w:t xml:space="preserve">. </w:t>
-      </w:r>
-      <w:r>
-        <w:rPr>
-          <w:rFonts w:ascii="Times New Roman" w:hAnsi="Times New Roman" w:cs="Times New Roman"/>
-          <w:color w:val="FF0000"/>
-        </w:rPr>
-        <w:t xml:space="preserve">Formula</w:t>
-      </w:r>
-      <w:r>
-        <w:rPr>
-          <w:rFonts w:ascii="Times New Roman" w:hAnsi="Times New Roman" w:cs="Times New Roman"/>
-        </w:rPr>
-        <w:t xml:space="preserve"> pembobotan nilai evaluasi hasil eksperimen</w:t>
-      </w:r>
-      <w:r>
-        <w:rPr>
-          <w:rFonts w:ascii="Times New Roman" w:hAnsi="Times New Roman" w:cs="Times New Roman"/>
-          <w:color w:val="FF0000"/>
-        </w:rPr>
-        <w:t xml:space="preserve"> adalah sebagai berikut</w:t>
-      </w:r>
-      <w:r>
-        <w:rPr>
-          <w:rFonts w:ascii="Times New Roman" w:hAnsi="Times New Roman" w:cs="Times New Roman"/>
-        </w:rPr>
-        <w:t xml:space="preserve">:</w:t>
+        <w:t xml:space="preserve">Skor 0 sampai 4 mengikuti kriteria khusus setiap dimensi pada tabel berikut. Penilaian menggunakan hasil validasi, sinyal keberhasilan yang diharapkan, catatan eksekusi, bukti respons dan waktu, keputusan verifikasi, serta catatan guardrail. Penilai manusia memeriksa kualitas payload berdasarkan artefak tersebut. Oracle merupakan acuan independen untuk memverifikasi hasil terhadap kondisi yang diketahui pada lingkungan eksperimen. Formula pembobotan nilai evaluasi hasil eksperimen adalah sebagai berikut:</w:t>
       </w:r>
     </w:p>
     <w:p>
@@ -14682,7 +11862,7 @@
           <w:rFonts w:ascii="Times New Roman" w:hAnsi="Times New Roman" w:cs="Times New Roman"/>
           <w:color w:val="FF0000"/>
         </w:rPr>
-        <w:t xml:space="preserve">Pada pengujian kontrol yang tidak melibatkan pemanggilan LLM, penilaian Soutput tidak berlaku sehingga skor gabungan tesis tidak dihitung. Skor yang dihasilkan selama eksekusi oleh sistem penilaian versi 2 tetap disimpan sebagai catatan sementara untuk penelusuran historis. Penilaian akhir tesis menggunakan hasil evaluasi dan versi rubrik yang berlaku.</w:t>
+        <w:t xml:space="preserve">Pada pengujian kontrol yang tidak melibatkan pemanggilan LLM, penilaian kualitas output tidak berlaku sehingga skor gabungan tesis tidak dihitung. Skor akhir diberikan setelah komponen dan bukti yang diwajibkan tersedia sesuai rubrik.</w:t>
       </w:r>
     </w:p>
     <w:p>
@@ -16314,144 +13494,9 @@
                 <w:rFonts w:ascii="Times New Roman" w:eastAsia="Times New Roman" w:hAnsi="Times New Roman" w:cs="Times New Roman"/>
                 <w:sz w:val="20"/>
                 <w:szCs w:val="24"/>
-              </w:rPr>
-              <w:t xml:space="preserve">Model memilih sqli_union </w:t>
-            </w:r>
-            <w:r>
-              <w:rPr>
-                <w:rFonts w:ascii="Times New Roman" w:eastAsia="Times New Roman" w:hAnsi="Times New Roman" w:cs="Times New Roman"/>
-                <w:sz w:val="20"/>
-                <w:szCs w:val="24"/>
-                <w:color w:val="FF0000"/>
-              </w:rPr>
-              <w:t xml:space="preserve">yang</w:t>
-            </w:r>
-            <w:r>
-              <w:rPr>
-                <w:rFonts w:ascii="Times New Roman" w:eastAsia="Times New Roman" w:hAnsi="Times New Roman" w:cs="Times New Roman"/>
-                <w:sz w:val="20"/>
-                <w:szCs w:val="24"/>
-              </w:rPr>
-              <w:t xml:space="preserve"> </w:t>
-            </w:r>
-            <w:r>
-              <w:rPr>
-                <w:rFonts w:ascii="Times New Roman" w:eastAsia="Times New Roman" w:hAnsi="Times New Roman" w:cs="Times New Roman"/>
-                <w:sz w:val="20"/>
-                <w:szCs w:val="24"/>
-                <w:color w:val="FF0000"/>
-              </w:rPr>
-              <w:t xml:space="preserve">berada</w:t>
-            </w:r>
-            <w:r>
-              <w:rPr>
-                <w:rFonts w:ascii="Times New Roman" w:eastAsia="Times New Roman" w:hAnsi="Times New Roman" w:cs="Times New Roman"/>
-                <w:sz w:val="20"/>
-                <w:szCs w:val="24"/>
-              </w:rPr>
-              <w:t xml:space="preserve"> </w:t>
-            </w:r>
-            <w:r>
-              <w:rPr>
-                <w:rFonts w:ascii="Times New Roman" w:eastAsia="Times New Roman" w:hAnsi="Times New Roman" w:cs="Times New Roman"/>
-                <w:sz w:val="20"/>
-                <w:szCs w:val="24"/>
-                <w:color w:val="FF0000"/>
-              </w:rPr>
-              <w:t xml:space="preserve">pada</w:t>
-            </w:r>
-            <w:r>
-              <w:rPr>
-                <w:rFonts w:ascii="Times New Roman" w:eastAsia="Times New Roman" w:hAnsi="Times New Roman" w:cs="Times New Roman"/>
-                <w:sz w:val="20"/>
-                <w:szCs w:val="24"/>
-              </w:rPr>
-              <w:t xml:space="preserve"> </w:t>
-            </w:r>
-            <w:r>
-              <w:rPr>
-                <w:rFonts w:ascii="Times New Roman" w:eastAsia="Times New Roman" w:hAnsi="Times New Roman" w:cs="Times New Roman"/>
-                <w:sz w:val="20"/>
-                <w:szCs w:val="24"/>
-                <w:color w:val="FF0000"/>
-              </w:rPr>
-              <w:t xml:space="preserve">peringkat</w:t>
-            </w:r>
-            <w:r>
-              <w:rPr>
-                <w:rFonts w:ascii="Times New Roman" w:eastAsia="Times New Roman" w:hAnsi="Times New Roman" w:cs="Times New Roman"/>
-                <w:sz w:val="20"/>
-                <w:szCs w:val="24"/>
-              </w:rPr>
-              <w:t xml:space="preserve"> </w:t>
-            </w:r>
-            <w:r>
-              <w:rPr>
-                <w:rFonts w:ascii="Times New Roman" w:eastAsia="Times New Roman" w:hAnsi="Times New Roman" w:cs="Times New Roman"/>
-                <w:sz w:val="20"/>
-                <w:szCs w:val="24"/>
-                <w:color w:val="FF0000"/>
-              </w:rPr>
-              <w:t xml:space="preserve">teratas,</w:t>
-            </w:r>
-            <w:r>
-              <w:rPr>
-                <w:rFonts w:ascii="Times New Roman" w:eastAsia="Times New Roman" w:hAnsi="Times New Roman" w:cs="Times New Roman"/>
-                <w:sz w:val="20"/>
-                <w:szCs w:val="24"/>
-              </w:rPr>
-              <w:t xml:space="preserve"> </w:t>
-            </w:r>
-            <w:r>
-              <w:rPr>
-                <w:rFonts w:ascii="Times New Roman" w:eastAsia="Times New Roman" w:hAnsi="Times New Roman" w:cs="Times New Roman"/>
-                <w:sz w:val="20"/>
-                <w:szCs w:val="24"/>
-                <w:color w:val="FF0000"/>
-              </w:rPr>
-              <w:t xml:space="preserve">tetapi</w:t>
-            </w:r>
-            <w:r>
-              <w:rPr>
-                <w:rFonts w:ascii="Times New Roman" w:eastAsia="Times New Roman" w:hAnsi="Times New Roman" w:cs="Times New Roman"/>
-                <w:sz w:val="20"/>
-                <w:szCs w:val="24"/>
-              </w:rPr>
-              <w:t xml:space="preserve"> </w:t>
-            </w:r>
-            <w:r>
-              <w:rPr>
-                <w:rFonts w:ascii="Times New Roman" w:eastAsia="Times New Roman" w:hAnsi="Times New Roman" w:cs="Times New Roman"/>
-                <w:sz w:val="20"/>
-                <w:szCs w:val="24"/>
-                <w:color w:val="FF0000"/>
-              </w:rPr>
-              <w:t xml:space="preserve">alasan</w:t>
-            </w:r>
-            <w:r>
-              <w:rPr>
-                <w:rFonts w:ascii="Times New Roman" w:eastAsia="Times New Roman" w:hAnsi="Times New Roman" w:cs="Times New Roman"/>
-                <w:sz w:val="20"/>
-                <w:szCs w:val="24"/>
-              </w:rPr>
-              <w:t xml:space="preserve"> </w:t>
-            </w:r>
-            <w:r>
-              <w:rPr>
-                <w:rFonts w:ascii="Times New Roman" w:eastAsia="Times New Roman" w:hAnsi="Times New Roman" w:cs="Times New Roman"/>
-                <w:sz w:val="20"/>
-                <w:szCs w:val="24"/>
-                <w:color w:val="FF0000"/>
-              </w:rPr>
-              <w:t xml:space="preserve">pemilihannya tidak merujuk pada observasi yang tersimpan</w:t>
-            </w:r>
-            <w:r>
-              <w:rPr>
-                <w:rFonts w:ascii="Times New Roman" w:eastAsia="Times New Roman" w:hAnsi="Times New Roman" w:cs="Times New Roman"/>
-                <w:sz w:val="20"/>
-                <w:szCs w:val="24"/>
-              </w:rPr>
-              <w:t xml:space="preserve">.</w:t>
+                <w:color w:val="FF0000"/>
+              </w:rPr>
+              <w:t xml:space="preserve">Model memilih metode UNION-based SQL Injection yang berada pada peringkat teratas, tetapi alasan pemilihannya tidak merujuk pada observasi yang tersimpan.</w:t>
             </w:r>
           </w:p>
         </w:tc>
@@ -17886,58 +14931,7 @@
                 <w:szCs w:val="24"/>
                 <w:color w:val="FF0000"/>
               </w:rPr>
-              <w:t xml:space="preserve">Pemeriksaan</w:t>
-            </w:r>
-            <w:r>
-              <w:rPr>
-                <w:rFonts w:ascii="Times New Roman" w:eastAsia="Times New Roman" w:hAnsi="Times New Roman" w:cs="Times New Roman"/>
-                <w:sz w:val="20"/>
-                <w:szCs w:val="24"/>
-              </w:rPr>
-              <w:t xml:space="preserve"> </w:t>
-            </w:r>
-            <w:r>
-              <w:rPr>
-                <w:rFonts w:ascii="Times New Roman" w:eastAsia="Times New Roman" w:hAnsi="Times New Roman" w:cs="Times New Roman"/>
-                <w:sz w:val="20"/>
-                <w:szCs w:val="24"/>
-                <w:color w:val="FF0000"/>
-              </w:rPr>
-              <w:t xml:space="preserve">sinyal</w:t>
-            </w:r>
-            <w:r>
-              <w:rPr>
-                <w:rFonts w:ascii="Times New Roman" w:eastAsia="Times New Roman" w:hAnsi="Times New Roman" w:cs="Times New Roman"/>
-                <w:sz w:val="20"/>
-                <w:szCs w:val="24"/>
-              </w:rPr>
-              <w:t xml:space="preserve"> </w:t>
-            </w:r>
-            <w:r>
-              <w:rPr>
-                <w:rFonts w:ascii="Times New Roman" w:eastAsia="Times New Roman" w:hAnsi="Times New Roman" w:cs="Times New Roman"/>
-                <w:sz w:val="20"/>
-                <w:szCs w:val="24"/>
-                <w:color w:val="FF0000"/>
-              </w:rPr>
-              <w:t xml:space="preserve">otomatis dan penilaian manusia atau AI berdasarkan</w:t>
-            </w:r>
-            <w:r>
-              <w:rPr>
-                <w:rFonts w:ascii="Times New Roman" w:eastAsia="Times New Roman" w:hAnsi="Times New Roman" w:cs="Times New Roman"/>
-                <w:sz w:val="20"/>
-                <w:szCs w:val="24"/>
-              </w:rPr>
-              <w:t xml:space="preserve"> artefak</w:t>
-            </w:r>
-            <w:r>
-              <w:rPr>
-                <w:rFonts w:ascii="Times New Roman" w:eastAsia="Times New Roman" w:hAnsi="Times New Roman" w:cs="Times New Roman"/>
-                <w:sz w:val="20"/>
-                <w:szCs w:val="24"/>
-                <w:color w:val="FF0000"/>
-              </w:rPr>
-              <w:t xml:space="preserve">.</w:t>
+              <w:t xml:space="preserve">Pemeriksaan sinyal otomatis dan penilaian manual berdasarkan artefak.</w:t>
             </w:r>
           </w:p>
         </w:tc>
@@ -18373,58 +15367,7 @@
                 <w:szCs w:val="24"/>
                 <w:color w:val="FF0000"/>
               </w:rPr>
-              <w:t xml:space="preserve">Penilaian</w:t>
-            </w:r>
-            <w:r>
-              <w:rPr>
-                <w:rFonts w:ascii="Times New Roman" w:eastAsia="Times New Roman" w:hAnsi="Times New Roman" w:cs="Times New Roman"/>
-                <w:sz w:val="20"/>
-                <w:szCs w:val="24"/>
-              </w:rPr>
-              <w:t xml:space="preserve"> </w:t>
-            </w:r>
-            <w:r>
-              <w:rPr>
-                <w:rFonts w:ascii="Times New Roman" w:eastAsia="Times New Roman" w:hAnsi="Times New Roman" w:cs="Times New Roman"/>
-                <w:sz w:val="20"/>
-                <w:szCs w:val="24"/>
-                <w:color w:val="FF0000"/>
-              </w:rPr>
-              <w:t xml:space="preserve">manusia</w:t>
-            </w:r>
-            <w:r>
-              <w:rPr>
-                <w:rFonts w:ascii="Times New Roman" w:eastAsia="Times New Roman" w:hAnsi="Times New Roman" w:cs="Times New Roman"/>
-                <w:sz w:val="20"/>
-                <w:szCs w:val="24"/>
-              </w:rPr>
-              <w:t xml:space="preserve"> </w:t>
-            </w:r>
-            <w:r>
-              <w:rPr>
-                <w:rFonts w:ascii="Times New Roman" w:eastAsia="Times New Roman" w:hAnsi="Times New Roman" w:cs="Times New Roman"/>
-                <w:sz w:val="20"/>
-                <w:szCs w:val="24"/>
-                <w:color w:val="FF0000"/>
-              </w:rPr>
-              <w:t xml:space="preserve">atau</w:t>
-            </w:r>
-            <w:r>
-              <w:rPr>
-                <w:rFonts w:ascii="Times New Roman" w:eastAsia="Times New Roman" w:hAnsi="Times New Roman" w:cs="Times New Roman"/>
-                <w:sz w:val="20"/>
-                <w:szCs w:val="24"/>
-              </w:rPr>
-              <w:t xml:space="preserve"> </w:t>
-            </w:r>
-            <w:r>
-              <w:rPr>
-                <w:rFonts w:ascii="Times New Roman" w:eastAsia="Times New Roman" w:hAnsi="Times New Roman" w:cs="Times New Roman"/>
-                <w:sz w:val="20"/>
-                <w:szCs w:val="24"/>
-                <w:color w:val="FF0000"/>
-              </w:rPr>
-              <w:t xml:space="preserve">AI sesuai batas bukti otomatis.</w:t>
+              <w:t xml:space="preserve">Penilaian manual sesuai batas skor yang didukung bukti.</w:t>
             </w:r>
           </w:p>
         </w:tc>
@@ -18888,58 +15831,7 @@
                 <w:szCs w:val="24"/>
                 <w:color w:val="FF0000"/>
               </w:rPr>
-              <w:t xml:space="preserve">Verifikasi</w:t>
-            </w:r>
-            <w:r>
-              <w:rPr>
-                <w:rFonts w:ascii="Times New Roman" w:eastAsia="Times New Roman" w:hAnsi="Times New Roman" w:cs="Times New Roman"/>
-                <w:sz w:val="20"/>
-                <w:szCs w:val="24"/>
-              </w:rPr>
-              <w:t xml:space="preserve"> </w:t>
-            </w:r>
-            <w:r>
-              <w:rPr>
-                <w:rFonts w:ascii="Times New Roman" w:eastAsia="Times New Roman" w:hAnsi="Times New Roman" w:cs="Times New Roman"/>
-                <w:sz w:val="20"/>
-                <w:szCs w:val="24"/>
-                <w:color w:val="FF0000"/>
-              </w:rPr>
-              <w:t xml:space="preserve">otomatis</w:t>
-            </w:r>
-            <w:r>
-              <w:rPr>
-                <w:rFonts w:ascii="Times New Roman" w:eastAsia="Times New Roman" w:hAnsi="Times New Roman" w:cs="Times New Roman"/>
-                <w:sz w:val="20"/>
-                <w:szCs w:val="24"/>
-              </w:rPr>
-              <w:t xml:space="preserve"> </w:t>
-            </w:r>
-            <w:r>
-              <w:rPr>
-                <w:rFonts w:ascii="Times New Roman" w:eastAsia="Times New Roman" w:hAnsi="Times New Roman" w:cs="Times New Roman"/>
-                <w:sz w:val="20"/>
-                <w:szCs w:val="24"/>
-                <w:color w:val="FF0000"/>
-              </w:rPr>
-              <w:t xml:space="preserve">dan penilaian manusia atau AI berdasarkan</w:t>
-            </w:r>
-            <w:r>
-              <w:rPr>
-                <w:rFonts w:ascii="Times New Roman" w:eastAsia="Times New Roman" w:hAnsi="Times New Roman" w:cs="Times New Roman"/>
-                <w:sz w:val="20"/>
-                <w:szCs w:val="24"/>
-              </w:rPr>
-              <w:t xml:space="preserve"> artefak</w:t>
-            </w:r>
-            <w:r>
-              <w:rPr>
-                <w:rFonts w:ascii="Times New Roman" w:eastAsia="Times New Roman" w:hAnsi="Times New Roman" w:cs="Times New Roman"/>
-                <w:sz w:val="20"/>
-                <w:szCs w:val="24"/>
-                <w:color w:val="FF0000"/>
-              </w:rPr>
-              <w:t xml:space="preserve">.</w:t>
+              <w:t xml:space="preserve">Verifikasi otomatis dan penilaian manual berdasarkan artefak.</w:t>
             </w:r>
           </w:p>
         </w:tc>
@@ -19428,58 +16320,7 @@
                 <w:szCs w:val="24"/>
                 <w:color w:val="FF0000"/>
               </w:rPr>
-              <w:t xml:space="preserve">Pemeriksaan</w:t>
-            </w:r>
-            <w:r>
-              <w:rPr>
-                <w:rFonts w:ascii="Times New Roman" w:eastAsia="Times New Roman" w:hAnsi="Times New Roman" w:cs="Times New Roman"/>
-                <w:sz w:val="20"/>
-                <w:szCs w:val="24"/>
-              </w:rPr>
-              <w:t xml:space="preserve"> </w:t>
-            </w:r>
-            <w:r>
-              <w:rPr>
-                <w:rFonts w:ascii="Times New Roman" w:eastAsia="Times New Roman" w:hAnsi="Times New Roman" w:cs="Times New Roman"/>
-                <w:sz w:val="20"/>
-                <w:szCs w:val="24"/>
-                <w:color w:val="FF0000"/>
-              </w:rPr>
-              <w:t xml:space="preserve">hubungan</w:t>
-            </w:r>
-            <w:r>
-              <w:rPr>
-                <w:rFonts w:ascii="Times New Roman" w:eastAsia="Times New Roman" w:hAnsi="Times New Roman" w:cs="Times New Roman"/>
-                <w:sz w:val="20"/>
-                <w:szCs w:val="24"/>
-              </w:rPr>
-              <w:t xml:space="preserve"> </w:t>
-            </w:r>
-            <w:r>
-              <w:rPr>
-                <w:rFonts w:ascii="Times New Roman" w:eastAsia="Times New Roman" w:hAnsi="Times New Roman" w:cs="Times New Roman"/>
-                <w:sz w:val="20"/>
-                <w:szCs w:val="24"/>
-                <w:color w:val="FF0000"/>
-              </w:rPr>
-              <w:t xml:space="preserve">bukti</w:t>
-            </w:r>
-            <w:r>
-              <w:rPr>
-                <w:rFonts w:ascii="Times New Roman" w:eastAsia="Times New Roman" w:hAnsi="Times New Roman" w:cs="Times New Roman"/>
-                <w:sz w:val="20"/>
-                <w:szCs w:val="24"/>
-              </w:rPr>
-              <w:t xml:space="preserve"> </w:t>
-            </w:r>
-            <w:r>
-              <w:rPr>
-                <w:rFonts w:ascii="Times New Roman" w:eastAsia="Times New Roman" w:hAnsi="Times New Roman" w:cs="Times New Roman"/>
-                <w:sz w:val="20"/>
-                <w:szCs w:val="24"/>
-                <w:color w:val="FF0000"/>
-              </w:rPr>
-              <w:t xml:space="preserve">otomatis dan penilaian manusia atau AI.</w:t>
+              <w:t xml:space="preserve">Pemeriksaan hubungan bukti secara otomatis dan penilaian manual.</w:t>
             </w:r>
           </w:p>
         </w:tc>
@@ -19703,83 +16544,9 @@
         <w:rPr>
           <w:rFonts w:ascii="Times New Roman" w:eastAsia="Times New Roman" w:hAnsi="Times New Roman" w:cs="Times New Roman"/>
           <w:szCs w:val="28"/>
-        </w:rPr>
-        <w:t xml:space="preserve">Penilaian kualitas </w:t>
-      </w:r>
-      <w:r>
-        <w:rPr>
-          <w:rFonts w:ascii="Times New Roman" w:eastAsia="Times New Roman" w:hAnsi="Times New Roman" w:cs="Times New Roman"/>
-          <w:i/>
-          <w:szCs w:val="28"/>
-        </w:rPr>
-        <w:t xml:space="preserve">payload</w:t>
-      </w:r>
-      <w:r>
-        <w:rPr>
-          <w:rFonts w:ascii="Times New Roman" w:eastAsia="Times New Roman" w:hAnsi="Times New Roman" w:cs="Times New Roman"/>
-          <w:szCs w:val="28"/>
-        </w:rPr>
-        <w:t xml:space="preserve"> dilakukan setelah </w:t>
-      </w:r>
-      <w:r>
-        <w:rPr>
-          <w:rFonts w:ascii="Times New Roman" w:eastAsia="Times New Roman" w:hAnsi="Times New Roman" w:cs="Times New Roman"/>
-          <w:i/>
-          <w:szCs w:val="28"/>
-        </w:rPr>
-        <w:t xml:space="preserve">validator</w:t>
-      </w:r>
-      <w:r>
-        <w:rPr>
-          <w:rFonts w:ascii="Times New Roman" w:eastAsia="Times New Roman" w:hAnsi="Times New Roman" w:cs="Times New Roman"/>
-          <w:szCs w:val="28"/>
-        </w:rPr>
-        <w:t xml:space="preserve"> otomatis menyaring kandidat yang tidak sah. Evaluator hanya menilai kandidat yang memiliki artefak cukup, seperti candidate_id, sumber </w:t>
-      </w:r>
-      <w:r>
-        <w:rPr>
-          <w:rFonts w:ascii="Times New Roman" w:eastAsia="Times New Roman" w:hAnsi="Times New Roman" w:cs="Times New Roman"/>
-          <w:i/>
-          <w:szCs w:val="28"/>
-        </w:rPr>
-        <w:t xml:space="preserve">payload</w:t>
-      </w:r>
-      <w:r>
-        <w:rPr>
-          <w:rFonts w:ascii="Times New Roman" w:eastAsia="Times New Roman" w:hAnsi="Times New Roman" w:cs="Times New Roman"/>
-          <w:szCs w:val="28"/>
-        </w:rPr>
-        <w:t xml:space="preserve">, source_seed_id, jenis mutasi, parameter target, </w:t>
-      </w:r>
-      <w:r>
-        <w:rPr>
-          <w:rFonts w:ascii="Times New Roman" w:eastAsia="Times New Roman" w:hAnsi="Times New Roman" w:cs="Times New Roman"/>
-          <w:i/>
-          <w:szCs w:val="28"/>
-        </w:rPr>
-        <w:t xml:space="preserve">expected signal</w:t>
-      </w:r>
-      <w:r>
-        <w:rPr>
-          <w:rFonts w:ascii="Times New Roman" w:eastAsia="Times New Roman" w:hAnsi="Times New Roman" w:cs="Times New Roman"/>
-          <w:szCs w:val="28"/>
-        </w:rPr>
-        <w:t xml:space="preserve">, hasil validasi, bukti respons, bukti waktu, dan keputusan verifier. Jika artefak tidak lengkap, skor </w:t>
-      </w:r>
-      <w:r>
-        <w:rPr>
-          <w:rFonts w:ascii="Times New Roman" w:eastAsia="Times New Roman" w:hAnsi="Times New Roman" w:cs="Times New Roman"/>
-          <w:i/>
-          <w:szCs w:val="28"/>
-        </w:rPr>
-        <w:t xml:space="preserve">payload</w:t>
-      </w:r>
-      <w:r>
-        <w:rPr>
-          <w:rFonts w:ascii="Times New Roman" w:eastAsia="Times New Roman" w:hAnsi="Times New Roman" w:cs="Times New Roman"/>
-          <w:szCs w:val="28"/>
-        </w:rPr>
-        <w:t xml:space="preserve"> tidak boleh dinaikkan hanya berdasarkan klaim model.</w:t>
+          <w:color w:val="FF0000"/>
+        </w:rPr>
+        <w:t xml:space="preserve">Penilaian kualitas payload dilakukan setelah validator menyaring kandidat yang tidak sah. Penilai memeriksa identitas dan asal kandidat, jenis mutasi, parameter target, sinyal yang diharapkan, hasil validasi, bukti respons dan waktu, serta keputusan verifikasi. Apabila bukti tidak lengkap, keberhasilan penuh tidak dapat diberikan hanya berdasarkan klaim model.</w:t>
       </w:r>
     </w:p>
     <w:p>
@@ -19811,7 +16578,7 @@
           <w:rFonts w:ascii="Times New Roman" w:hAnsi="Times New Roman" w:cs="Times New Roman"/>
           <w:color w:val="FF0000"/>
         </w:rPr>
-        <w:t xml:space="preserve">Kandidat dapat memperoleh skor 0 apabila pemeriksaan sinyal menunjukkan bukti negatif yang telah terverifikasi. Kandidat dengan sinyal positif dinilai oleh manusia atau AI sesuai prosedur yang dipilih, dengan batas skor yang sama berdasarkan kekuatan buktinya. Penilaian memerlukan respons dan hasil verifikasi yang dapat ditelusuri ke kandidat terkait. Klaim keberhasilan dari model tetap harus diperiksa terhadap bukti tersebut.</w:t>
+        <w:t xml:space="preserve">Kandidat dapat memperoleh skor 0 apabila pemeriksaan sinyal menunjukkan bukti negatif yang telah terverifikasi. Kandidat dengan sinyal positif dinilai secara manual sesuai kekuatan bukti yang tersedia. Penilaian memerlukan respons dan hasil verifikasi yang dapat ditelusuri ke kandidat terkait. Klaim keberhasilan dari model tetap harus diperiksa terhadap bukti tersebut.</w:t>
       </w:r>
     </w:p>
     <w:p>
@@ -29318,7 +26085,7 @@
           <w:rFonts w:ascii="Times New Roman" w:hAnsi="Times New Roman" w:cs="Times New Roman"/>
           <w:color w:val="FF0000"/>
         </w:rPr>
-        <w:t xml:space="preserve">Soutput dinilai pada metode terakhir berdasarkan rekaman pemanggilan model, pembacaan dan validasi keluaran, perbaikan, penggunaan mekanisme cadangan, serta kepatuhan terhadap batas lingkungan pengujian. Pemanggilan model penilai dan metode lain tidak disertakan, kecuali untuk kejadian yang secara eksplisit berlaku pada keseluruhan eksekusi. Stabilitas keluaran antar pengulangan dihitung dari frekuensi skor Soutput yang paling sering muncul, dibagi jumlah pengulangan yang telah selesai dinilai. Jumlah pengulangan yang telah dinilai, masih menunggu penilaian, dan direncanakan dilaporkan secara terpisah. Ukuran stabilitas belum dapat dihitung jika hanya tersedia satu pengulangan. Ukuran ini berbeda dari konsistensi yang dihitung berdasarkan keseluruhan komponen skor.</w:t>
+        <w:t xml:space="preserve">Kualitas output dinilai pada metode terakhir berdasarkan rekaman pemanggilan model, validasi keluaran, perbaikan, penggunaan mekanisme cadangan, serta kepatuhan terhadap batas lingkungan pengujian. Bukti dari metode lain tidak disertakan, kecuali kejadian yang berlaku pada keseluruhan eksekusi. Stabilitas keluaran antar pengulangan dihitung dari frekuensi skor yang paling sering muncul dibagi jumlah pengulangan yang telah dinilai. Jumlah penilaian yang selesai, tertunda, dan direncanakan dilaporkan secara terpisah. Stabilitas tidak dapat dihitung jika hanya tersedia satu pengulangan.</w:t>
       </w:r>
     </w:p>
     <w:p>
@@ -29370,36 +26137,9 @@
       <w:r>
         <w:rPr>
           <w:rFonts w:ascii="Times New Roman" w:hAnsi="Times New Roman" w:cs="Times New Roman"/>
-        </w:rPr>
-        <w:t xml:space="preserve">Apabila ditemukan adanya inkonsistensi, hasil tidak dipilih secara selektif. Seluruh hasil percobaan tetap disimpan dan dianalisis sebagai bagian dari metrik konsistensi. Setiap skenario dijalankan dalam beberapa </w:t>
-      </w:r>
-      <w:r>
-        <w:rPr>
-          <w:rFonts w:ascii="Times New Roman" w:hAnsi="Times New Roman" w:cs="Times New Roman"/>
-          <w:i/>
-          <w:iCs/>
-        </w:rPr>
-        <w:t xml:space="preserve">repeated runs</w:t>
-      </w:r>
-      <w:r>
-        <w:rPr>
-          <w:rFonts w:ascii="Times New Roman" w:hAnsi="Times New Roman" w:cs="Times New Roman"/>
-        </w:rPr>
-        <w:t xml:space="preserve"> dengan konfigurasi yang sama. Jika hasil antar run berbeda, sistem membandingkan artifact berikut: selected_method, daftar viable_methods, kandidat payload yang dihasilkan, hasil validasi payload, payload yang dieksekusi, bukti respons, bukti waktu, skor, dan </w:t>
-      </w:r>
-      <w:r>
-        <w:rPr>
-          <w:rFonts w:ascii="Times New Roman" w:hAnsi="Times New Roman" w:cs="Times New Roman"/>
-          <w:i/>
-          <w:iCs/>
-        </w:rPr>
-        <w:t xml:space="preserve">telemetry events</w:t>
-      </w:r>
-      <w:r>
-        <w:rPr>
-          <w:rFonts w:ascii="Times New Roman" w:hAnsi="Times New Roman" w:cs="Times New Roman"/>
-        </w:rPr>
-        <w:t xml:space="preserve">.</w:t>
+          <w:color w:val="FF0000"/>
+        </w:rPr>
+        <w:t xml:space="preserve">Apabila ditemukan inkonsistensi, seluruh hasil percobaan tetap disimpan dan dianalisis. Setiap skenario dijalankan beberapa kali dengan konfigurasi yang sama. Perbandingan dilakukan terhadap metode yang dipilih, metode yang layak, kandidat payload, hasil validasi, bukti eksekusi, skor, dan catatan kejadian yang relevan.</w:t>
       </w:r>
     </w:p>
     <w:p>
@@ -29652,8 +26392,9 @@
           <w:rFonts w:ascii="Times New Roman" w:hAnsi="Times New Roman" w:cs="Times New Roman"/>
           <w:b/>
           <w:bCs/>
-        </w:rPr>
-        <w:t xml:space="preserve">Relevansi dan Efektivitas AKG Setelah Modifikasi</w:t>
+          <w:color w:val="FF0000"/>
+        </w:rPr>
+        <w:t xml:space="preserve">Validitas dan Batas Penerapan AKG</w:t>
       </w:r>
     </w:p>
     <w:p>
@@ -29667,64 +26408,9 @@
       <w:r>
         <w:rPr>
           <w:rFonts w:ascii="Times New Roman" w:hAnsi="Times New Roman" w:cs="Times New Roman"/>
-        </w:rPr>
-        <w:t xml:space="preserve">AKG dalam penelitian ini bersifat statis, tetapi bukan berarti tidak boleh diperbaiki selama tahap pengembangan. Modifikasi AKG masih relevan apabila dilakukan sebelum eksperimen utama, terdokumentasi, dan divalidasi ulang. Modifikasi dapat berupa perbaikan </w:t>
-      </w:r>
-      <w:r>
-        <w:rPr>
-          <w:rFonts w:ascii="Times New Roman" w:hAnsi="Times New Roman" w:cs="Times New Roman"/>
-          <w:i/>
-          <w:iCs/>
-        </w:rPr>
-        <w:t xml:space="preserve">precondition</w:t>
-      </w:r>
-      <w:r>
-        <w:rPr>
-          <w:rFonts w:ascii="Times New Roman" w:hAnsi="Times New Roman" w:cs="Times New Roman"/>
-        </w:rPr>
-        <w:t xml:space="preserve">, penambahan </w:t>
-      </w:r>
-      <w:r>
-        <w:rPr>
-          <w:rFonts w:ascii="Times New Roman" w:hAnsi="Times New Roman" w:cs="Times New Roman"/>
-          <w:i/>
-          <w:iCs/>
-        </w:rPr>
-        <w:t xml:space="preserve">payload profile</w:t>
-      </w:r>
-      <w:r>
-        <w:rPr>
-          <w:rFonts w:ascii="Times New Roman" w:hAnsi="Times New Roman" w:cs="Times New Roman"/>
-        </w:rPr>
-        <w:t xml:space="preserve">, perubahan </w:t>
-      </w:r>
-      <w:r>
-        <w:rPr>
-          <w:rFonts w:ascii="Times New Roman" w:hAnsi="Times New Roman" w:cs="Times New Roman"/>
-          <w:i/>
-          <w:iCs/>
-        </w:rPr>
-        <w:t xml:space="preserve">expected success signal</w:t>
-      </w:r>
-      <w:r>
-        <w:rPr>
-          <w:rFonts w:ascii="Times New Roman" w:hAnsi="Times New Roman" w:cs="Times New Roman"/>
-        </w:rPr>
-        <w:t xml:space="preserve">, penyesuaian </w:t>
-      </w:r>
-      <w:r>
-        <w:rPr>
-          <w:rFonts w:ascii="Times New Roman" w:hAnsi="Times New Roman" w:cs="Times New Roman"/>
-          <w:i/>
-          <w:iCs/>
-        </w:rPr>
-        <w:t xml:space="preserve">chain edge</w:t>
-      </w:r>
-      <w:r>
-        <w:rPr>
-          <w:rFonts w:ascii="Times New Roman" w:hAnsi="Times New Roman" w:cs="Times New Roman"/>
-        </w:rPr>
-        <w:t xml:space="preserve">, atau penghapusan metode yang terbukti tidak sesuai dengan ruang lingkup DVWA.</w:t>
+          <w:color w:val="FF0000"/>
+        </w:rPr>
+        <w:t xml:space="preserve">AKG disusun dan divalidasi sebelum eksperimen agar setiap metode memiliki prasyarat dan profil payload yang sesuai dengan ruang lingkup penelitian. Struktur graf tetap selama pelaksanaan eksperimen, sehingga keputusan dan hasil setiap pengujian dapat ditelusuri terhadap rancangan yang sama.</w:t>
       </w:r>
     </w:p>
     <w:p>
@@ -29738,120 +26424,9 @@
       <w:r>
         <w:rPr>
           <w:rFonts w:ascii="Times New Roman" w:hAnsi="Times New Roman" w:cs="Times New Roman"/>
-        </w:rPr>
-        <w:t xml:space="preserve">Efektivitas AKG setelah modifikasi harus dinilai melalui validasi ulang. Setiap perubahan harus memenuhi beberapa syarat. Pertama, perubahan harus tetap berada dalam ruang lingkup penelitian, yaitu SQL Injection, Access Control, dan Brute Force pada DVWA. Kedua, setiap </w:t>
-      </w:r>
-      <w:r>
-        <w:rPr>
-          <w:rFonts w:ascii="Times New Roman" w:hAnsi="Times New Roman" w:cs="Times New Roman"/>
-          <w:i/>
-          <w:iCs/>
-        </w:rPr>
-        <w:t xml:space="preserve">method node</w:t>
-      </w:r>
-      <w:r>
-        <w:rPr>
-          <w:rFonts w:ascii="Times New Roman" w:hAnsi="Times New Roman" w:cs="Times New Roman"/>
-        </w:rPr>
-        <w:t xml:space="preserve"> harus memiliki </w:t>
-      </w:r>
-      <w:r>
-        <w:rPr>
-          <w:rFonts w:ascii="Times New Roman" w:hAnsi="Times New Roman" w:cs="Times New Roman"/>
-          <w:i/>
-          <w:iCs/>
-        </w:rPr>
-        <w:t xml:space="preserve">precondition</w:t>
-      </w:r>
-      <w:r>
-        <w:rPr>
-          <w:rFonts w:ascii="Times New Roman" w:hAnsi="Times New Roman" w:cs="Times New Roman"/>
-        </w:rPr>
-        <w:t xml:space="preserve">, </w:t>
-      </w:r>
-      <w:r>
-        <w:rPr>
-          <w:rFonts w:ascii="Times New Roman" w:hAnsi="Times New Roman" w:cs="Times New Roman"/>
-          <w:i/>
-          <w:iCs/>
-        </w:rPr>
-        <w:t xml:space="preserve">payload profile</w:t>
-      </w:r>
-      <w:r>
-        <w:rPr>
-          <w:rFonts w:ascii="Times New Roman" w:hAnsi="Times New Roman" w:cs="Times New Roman"/>
-        </w:rPr>
-        <w:t xml:space="preserve">, </w:t>
-      </w:r>
-      <w:r>
-        <w:rPr>
-          <w:rFonts w:ascii="Times New Roman" w:hAnsi="Times New Roman" w:cs="Times New Roman"/>
-          <w:i/>
-          <w:iCs/>
-        </w:rPr>
-        <w:t xml:space="preserve">validation rules</w:t>
-      </w:r>
-      <w:r>
-        <w:rPr>
-          <w:rFonts w:ascii="Times New Roman" w:hAnsi="Times New Roman" w:cs="Times New Roman"/>
-        </w:rPr>
-        <w:t xml:space="preserve">, dan </w:t>
-      </w:r>
-      <w:r>
-        <w:rPr>
-          <w:rFonts w:ascii="Times New Roman" w:hAnsi="Times New Roman" w:cs="Times New Roman"/>
-          <w:i/>
-          <w:iCs/>
-        </w:rPr>
-        <w:t xml:space="preserve">expected success signals</w:t>
-      </w:r>
-      <w:r>
-        <w:rPr>
-          <w:rFonts w:ascii="Times New Roman" w:hAnsi="Times New Roman" w:cs="Times New Roman"/>
-        </w:rPr>
-        <w:t xml:space="preserve"> yang lengkap. Ketiga, setiap </w:t>
-      </w:r>
-      <w:r>
-        <w:rPr>
-          <w:rFonts w:ascii="Times New Roman" w:hAnsi="Times New Roman" w:cs="Times New Roman"/>
-          <w:i/>
-          <w:iCs/>
-        </w:rPr>
-        <w:t xml:space="preserve">chain edge</w:t>
-      </w:r>
-      <w:r>
-        <w:rPr>
-          <w:rFonts w:ascii="Times New Roman" w:hAnsi="Times New Roman" w:cs="Times New Roman"/>
-        </w:rPr>
-        <w:t xml:space="preserve"> harus memiliki sumber, target, </w:t>
-      </w:r>
-      <w:r>
-        <w:rPr>
-          <w:rFonts w:ascii="Times New Roman" w:hAnsi="Times New Roman" w:cs="Times New Roman"/>
-          <w:i/>
-          <w:iCs/>
-        </w:rPr>
-        <w:t xml:space="preserve">precondition</w:t>
-      </w:r>
-      <w:r>
-        <w:rPr>
-          <w:rFonts w:ascii="Times New Roman" w:hAnsi="Times New Roman" w:cs="Times New Roman"/>
-        </w:rPr>
-        <w:t xml:space="preserve">, dan target agent yang jelas. Keempat, perubahan tidak boleh membuat LLM membangun graf baru saat </w:t>
-      </w:r>
-      <w:r>
-        <w:rPr>
-          <w:rFonts w:ascii="Times New Roman" w:hAnsi="Times New Roman" w:cs="Times New Roman"/>
-          <w:i/>
-          <w:iCs/>
-        </w:rPr>
-        <w:t xml:space="preserve">runtime</w:t>
-      </w:r>
-      <w:r>
-        <w:rPr>
-          <w:rFonts w:ascii="Times New Roman" w:hAnsi="Times New Roman" w:cs="Times New Roman"/>
-        </w:rPr>
-        <w:t xml:space="preserve">. LLM tetap hanya menggunakan AKG sebagai struktur pengetahuan yang sudah disediakan.</w:t>
+          <w:color w:val="FF0000"/>
+        </w:rPr>
+        <w:t xml:space="preserve">Validasi AKG mencakup kelengkapan node, hubungan antarnode, prasyarat, profil payload, dan sinyal keberhasilan yang digunakan oleh setiap metode. Hubungan untuk langkah lanjutan juga diperiksa bersama kondisi yang harus dipenuhi sebelum hasil suatu metode digunakan pada metode lain.</w:t>
       </w:r>
     </w:p>
     <w:p>
@@ -29865,169 +26440,9 @@
       <w:r>
         <w:rPr>
           <w:rFonts w:ascii="Times New Roman" w:hAnsi="Times New Roman" w:cs="Times New Roman"/>
-        </w:rPr>
-        <w:t xml:space="preserve">Penggunaan AKG di luar DVWA, misalnya pada aplikasi nyata, tetap relevan secara konseptual, tetapi efektivitasnya tidak dapat diasumsikan langsung sama dengan hasil pada DVWA. AKG pada penelitian ini dirancang untuk lingkungan yang terkontrol, sehingga </w:t>
-      </w:r>
-      <w:r>
-        <w:rPr>
-          <w:rFonts w:ascii="Times New Roman" w:hAnsi="Times New Roman" w:cs="Times New Roman"/>
-          <w:i/>
-          <w:iCs/>
-        </w:rPr>
-        <w:t xml:space="preserve">precondition</w:t>
-      </w:r>
-      <w:r>
-        <w:rPr>
-          <w:rFonts w:ascii="Times New Roman" w:hAnsi="Times New Roman" w:cs="Times New Roman"/>
-        </w:rPr>
-        <w:t xml:space="preserve">, </w:t>
-      </w:r>
-      <w:r>
-        <w:rPr>
-          <w:rFonts w:ascii="Times New Roman" w:hAnsi="Times New Roman" w:cs="Times New Roman"/>
-          <w:i/>
-          <w:iCs/>
-        </w:rPr>
-        <w:t xml:space="preserve">target parameter</w:t>
-      </w:r>
-      <w:r>
-        <w:rPr>
-          <w:rFonts w:ascii="Times New Roman" w:hAnsi="Times New Roman" w:cs="Times New Roman"/>
-        </w:rPr>
-        <w:t xml:space="preserve">, </w:t>
-      </w:r>
-      <w:r>
-        <w:rPr>
-          <w:rFonts w:ascii="Times New Roman" w:hAnsi="Times New Roman" w:cs="Times New Roman"/>
-          <w:i/>
-          <w:iCs/>
-        </w:rPr>
-        <w:t xml:space="preserve">payload profile</w:t>
-      </w:r>
-      <w:r>
-        <w:rPr>
-          <w:rFonts w:ascii="Times New Roman" w:hAnsi="Times New Roman" w:cs="Times New Roman"/>
-        </w:rPr>
-        <w:t xml:space="preserve">, dan </w:t>
-      </w:r>
-      <w:r>
-        <w:rPr>
-          <w:rFonts w:ascii="Times New Roman" w:hAnsi="Times New Roman" w:cs="Times New Roman"/>
-          <w:i/>
-          <w:iCs/>
-        </w:rPr>
-        <w:t xml:space="preserve">expected success signal</w:t>
-      </w:r>
-      <w:r>
-        <w:rPr>
-          <w:rFonts w:ascii="Times New Roman" w:hAnsi="Times New Roman" w:cs="Times New Roman"/>
-        </w:rPr>
-        <w:t xml:space="preserve"> disesuaikan dengan karakteristik DVWA. Pada aplikasi nyata, struktur endpoint, mekanisme autentikasi, pola respons, kontrol akses, dan pembatasan permintaan dapat berbeda secara signifikan dan harus diatur ulang sesuai dengan aplikasi yang ingin diuji. Oleh karena itu, AKG tidak dapat </w:t>
-      </w:r>
-      <w:r>
-        <w:rPr>
-          <w:rFonts w:ascii="Times New Roman" w:hAnsi="Times New Roman" w:cs="Times New Roman"/>
-        </w:rPr>
-        <w:lastRenderedPageBreak/>
-        <w:t xml:space="preserve">digunakan sebagai komponen siap pakai untuk semua target, tetapi dapat digunakan sebagai </w:t>
-      </w:r>
-      <w:r>
-        <w:rPr>
-          <w:rFonts w:ascii="Times New Roman" w:hAnsi="Times New Roman" w:cs="Times New Roman"/>
-          <w:i/>
-          <w:iCs/>
-        </w:rPr>
-        <w:t xml:space="preserve">template metodologis</w:t>
-      </w:r>
-      <w:r>
-        <w:rPr>
-          <w:rFonts w:ascii="Times New Roman" w:hAnsi="Times New Roman" w:cs="Times New Roman"/>
-        </w:rPr>
-        <w:t xml:space="preserve"> untuk membangun AKG baru yang sesuai dengan konteks target. Solusinya adalah melakukan proses adaptasi AKG melalui pemetaan </w:t>
-      </w:r>
-      <w:r>
-        <w:rPr>
-          <w:rFonts w:ascii="Times New Roman" w:hAnsi="Times New Roman" w:cs="Times New Roman"/>
-          <w:i/>
-          <w:iCs/>
-        </w:rPr>
-        <w:t xml:space="preserve">surface</w:t>
-      </w:r>
-      <w:r>
-        <w:rPr>
-          <w:rFonts w:ascii="Times New Roman" w:hAnsi="Times New Roman" w:cs="Times New Roman"/>
-        </w:rPr>
-        <w:t xml:space="preserve">, identifikasi </w:t>
-      </w:r>
-      <w:r>
-        <w:rPr>
-          <w:rFonts w:ascii="Times New Roman" w:hAnsi="Times New Roman" w:cs="Times New Roman"/>
-          <w:i/>
-          <w:iCs/>
-        </w:rPr>
-        <w:t xml:space="preserve">method family</w:t>
-      </w:r>
-      <w:r>
-        <w:rPr>
-          <w:rFonts w:ascii="Times New Roman" w:hAnsi="Times New Roman" w:cs="Times New Roman"/>
-        </w:rPr>
-        <w:t xml:space="preserve"> yang relevan, penentuan </w:t>
-      </w:r>
-      <w:r>
-        <w:rPr>
-          <w:rFonts w:ascii="Times New Roman" w:hAnsi="Times New Roman" w:cs="Times New Roman"/>
-          <w:i/>
-          <w:iCs/>
-        </w:rPr>
-        <w:t xml:space="preserve">observable precondition</w:t>
-      </w:r>
-      <w:r>
-        <w:rPr>
-          <w:rFonts w:ascii="Times New Roman" w:hAnsi="Times New Roman" w:cs="Times New Roman"/>
-        </w:rPr>
-        <w:t xml:space="preserve">, penyusunan </w:t>
-      </w:r>
-      <w:r>
-        <w:rPr>
-          <w:rFonts w:ascii="Times New Roman" w:hAnsi="Times New Roman" w:cs="Times New Roman"/>
-          <w:i/>
-          <w:iCs/>
-        </w:rPr>
-        <w:t xml:space="preserve">payload seed</w:t>
-      </w:r>
-      <w:r>
-        <w:rPr>
-          <w:rFonts w:ascii="Times New Roman" w:hAnsi="Times New Roman" w:cs="Times New Roman"/>
-        </w:rPr>
-        <w:t xml:space="preserve"> yang tervalidasi, serta validasi ulang terhadap </w:t>
-      </w:r>
-      <w:r>
-        <w:rPr>
-          <w:rFonts w:ascii="Times New Roman" w:hAnsi="Times New Roman" w:cs="Times New Roman"/>
-          <w:i/>
-          <w:iCs/>
-        </w:rPr>
-        <w:t xml:space="preserve">expected success signal</w:t>
-      </w:r>
-      <w:r>
-        <w:rPr>
-          <w:rFonts w:ascii="Times New Roman" w:hAnsi="Times New Roman" w:cs="Times New Roman"/>
-        </w:rPr>
-        <w:t xml:space="preserve"> pada lingkungan target yang sah. Desain ini dipilih karena tujuan utama penelitian bukan menghasilkan AKG universal, melainkan membuktikan bahwa struktur pengetahuan yang statis, tervalidasi, dan </w:t>
-      </w:r>
-      <w:r>
-        <w:rPr>
-          <w:rFonts w:ascii="Times New Roman" w:hAnsi="Times New Roman" w:cs="Times New Roman"/>
-          <w:i/>
-          <w:iCs/>
-        </w:rPr>
-        <w:t xml:space="preserve">payload-aware</w:t>
-      </w:r>
-      <w:r>
-        <w:rPr>
-          <w:rFonts w:ascii="Times New Roman" w:hAnsi="Times New Roman" w:cs="Times New Roman"/>
-        </w:rPr>
-        <w:t xml:space="preserve"> dapat membatasi ruang keputusan LLM serta membuat proses eksploitasi lebih dapat diaudit.</w:t>
+          <w:color w:val="FF0000"/>
+        </w:rPr>
+        <w:t xml:space="preserve">AKG disusun untuk DVWA sebagai lingkungan yang terkontrol. Aplikasi lain dapat memiliki struktur layanan, mekanisme autentikasi, pola respons, dan kontrol akses yang berbeda. Oleh karena itu, penerapan pada lingkungan lain memerlukan pemetaan dan validasi yang sesuai dengan karakteristik lingkungan tersebut.</w:t>
       </w:r>
     </w:p>
     <w:p>
@@ -30041,8 +26456,9 @@
       <w:r>
         <w:rPr>
           <w:rFonts w:ascii="Times New Roman" w:hAnsi="Times New Roman" w:cs="Times New Roman"/>
-        </w:rPr>
-        <w:t xml:space="preserve">Dengan demikian, modifikasi AKG tidak otomatis membuat penelitian menjadi tidak relevan. Relevansi tetap terjaga selama perubahan tersebut memperbaiki representasi pengetahuan dalam ruang lingkup yang sama. Efektivitasnya tetap harus dibuktikan melalui validasi ulang dan pengujian yang konsisten.</w:t>
+          <w:color w:val="FF0000"/>
+        </w:rPr>
+        <w:t xml:space="preserve">Batas tersebut menjaga agar kesimpulan tentang AKG didasarkan pada lingkungan, metode, dan kondisi yang benar-benar diuji dalam penelitian.</w:t>
       </w:r>
     </w:p>
     <w:p>
@@ -30090,8 +26506,24 @@
       <w:r>
         <w:rPr>
           <w:rFonts w:ascii="Times New Roman" w:eastAsia="Times New Roman" w:hAnsi="Times New Roman" w:cs="Times New Roman"/>
-        </w:rPr>
-        <w:t xml:space="preserve">Analisis data dilakukan secara deskriptif dan komparatif. Analisis deskriptif digunakan untuk menjelaskan distribusi skor, pola kegagalan, jumlah payload valid, jumlah payload yang berhasil dieksekusi, dan jumlah </w:t>
+          <w:color w:val="FF0000"/>
+        </w:rPr>
+        <w:t xml:space="preserve">Analisis data dilakukan secara deskriptif dan komparatif. Analisis deskriptif menjelaskan distribusi skor, pola kegagalan, validitas payload, hasil eksekusi, dan kejadian guardrail pada setiap model. Analisis komparatif membandingkan kondisi Linear dan AKG-guided serta karakteristik model pada permukaan dan tingkat keamanan yang sama. Kedua kondisi utama menggunakan payload hybrid.</w:t>
+      </w:r>
+    </w:p>
+    <w:p>
+      <w:pPr>
+        <w:spacing w:line="360" w:lineRule="auto"/>
+        <w:ind w:firstLine="720"/>
+        <w:rPr>
+          <w:rFonts w:ascii="Times New Roman" w:hAnsi="Times New Roman" w:cs="Times New Roman"/>
+        </w:rPr>
+      </w:pPr>
+      <w:r>
+        <w:rPr>
+          <w:rFonts w:ascii="Times New Roman" w:eastAsia="Times New Roman" w:hAnsi="Times New Roman" w:cs="Times New Roman"/>
+        </w:rPr>
+        <w:t xml:space="preserve">Analisis terhadap pemilihan metode dilakukan dengan membandingkan metode yang dipilih terhadap </w:t>
       </w:r>
       <w:r>
         <w:rPr>
@@ -30099,13 +26531,13 @@
           <w:i/>
           <w:iCs/>
         </w:rPr>
-        <w:t xml:space="preserve">guardrail activation</w:t>
-      </w:r>
-      <w:r>
-        <w:rPr>
-          <w:rFonts w:ascii="Times New Roman" w:eastAsia="Times New Roman" w:hAnsi="Times New Roman" w:cs="Times New Roman"/>
-        </w:rPr>
-        <w:t xml:space="preserve"> pada setiap model. Analisis komparatif digunakan untuk membandingkan performa antarmodel, antarpermukaan kerentanan, antartingkat keamanan, dan antar-</w:t>
+        <w:t xml:space="preserve">viable methods</w:t>
+      </w:r>
+      <w:r>
+        <w:rPr>
+          <w:rFonts w:ascii="Times New Roman" w:eastAsia="Times New Roman" w:hAnsi="Times New Roman" w:cs="Times New Roman"/>
+        </w:rPr>
+        <w:t xml:space="preserve"> yang diberikan AKG. Model dinilai lebih baik apabila mampu memilih metode yang sesuai dengan observasi, tingkat keamanan, dan </w:t>
       </w:r>
       <w:r>
         <w:rPr>
@@ -30113,13 +26545,13 @@
           <w:i/>
           <w:iCs/>
         </w:rPr>
-        <w:t xml:space="preserve">payload mode</w:t>
-      </w:r>
-      <w:r>
-        <w:rPr>
-          <w:rFonts w:ascii="Times New Roman" w:eastAsia="Times New Roman" w:hAnsi="Times New Roman" w:cs="Times New Roman"/>
-        </w:rPr>
-        <w:t xml:space="preserve">. Perbandingan utama dilakukan antara </w:t>
+        <w:t xml:space="preserve">expected outcome</w:t>
+      </w:r>
+      <w:r>
+        <w:rPr>
+          <w:rFonts w:ascii="Times New Roman" w:eastAsia="Times New Roman" w:hAnsi="Times New Roman" w:cs="Times New Roman"/>
+        </w:rPr>
+        <w:t xml:space="preserve">. Analisis terhadap pembuatan payload dilakukan dengan membandingkan </w:t>
       </w:r>
       <w:r>
         <w:rPr>
@@ -30127,13 +26559,13 @@
           <w:i/>
           <w:iCs/>
         </w:rPr>
-        <w:t xml:space="preserve">linear LLM workflow</w:t>
-      </w:r>
-      <w:r>
-        <w:rPr>
-          <w:rFonts w:ascii="Times New Roman" w:eastAsia="Times New Roman" w:hAnsi="Times New Roman" w:cs="Times New Roman"/>
-        </w:rPr>
-        <w:t xml:space="preserve"> dan </w:t>
+        <w:t xml:space="preserve">payload candidate</w:t>
+      </w:r>
+      <w:r>
+        <w:rPr>
+          <w:rFonts w:ascii="Times New Roman" w:eastAsia="Times New Roman" w:hAnsi="Times New Roman" w:cs="Times New Roman"/>
+        </w:rPr>
+        <w:t xml:space="preserve"> terhadap </w:t>
       </w:r>
       <w:r>
         <w:rPr>
@@ -30141,13 +26573,13 @@
           <w:i/>
           <w:iCs/>
         </w:rPr>
-        <w:t xml:space="preserve">AKG-guided workflow</w:t>
-      </w:r>
-      <w:r>
-        <w:rPr>
-          <w:rFonts w:ascii="Times New Roman" w:eastAsia="Times New Roman" w:hAnsi="Times New Roman" w:cs="Times New Roman"/>
-        </w:rPr>
-        <w:t xml:space="preserve">, sehingga kontribusi AKG terhadap pemilihan metode dan hasil eksploitasi dapat dibandingkan pada konfigurasi </w:t>
+        <w:t xml:space="preserve">validation result</w:t>
+      </w:r>
+      <w:r>
+        <w:rPr>
+          <w:rFonts w:ascii="Times New Roman" w:eastAsia="Times New Roman" w:hAnsi="Times New Roman" w:cs="Times New Roman"/>
+        </w:rPr>
+        <w:t xml:space="preserve">, </w:t>
       </w:r>
       <w:r>
         <w:rPr>
@@ -30155,13 +26587,111 @@
           <w:i/>
           <w:iCs/>
         </w:rPr>
-        <w:t xml:space="preserve">payload</w:t>
-      </w:r>
-      <w:r>
-        <w:rPr>
-          <w:rFonts w:ascii="Times New Roman" w:eastAsia="Times New Roman" w:hAnsi="Times New Roman" w:cs="Times New Roman"/>
-        </w:rPr>
-        <w:t xml:space="preserve"> yang sama..</w:t>
+        <w:t xml:space="preserve">method alignment</w:t>
+      </w:r>
+      <w:r>
+        <w:rPr>
+          <w:rFonts w:ascii="Times New Roman" w:eastAsia="Times New Roman" w:hAnsi="Times New Roman" w:cs="Times New Roman"/>
+        </w:rPr>
+        <w:t xml:space="preserve">, </w:t>
+      </w:r>
+      <w:r>
+        <w:rPr>
+          <w:rFonts w:ascii="Times New Roman" w:eastAsia="Times New Roman" w:hAnsi="Times New Roman" w:cs="Times New Roman"/>
+          <w:i/>
+          <w:iCs/>
+        </w:rPr>
+        <w:t xml:space="preserve">expected signal</w:t>
+      </w:r>
+      <w:r>
+        <w:rPr>
+          <w:rFonts w:ascii="Times New Roman" w:eastAsia="Times New Roman" w:hAnsi="Times New Roman" w:cs="Times New Roman"/>
+        </w:rPr>
+        <w:t xml:space="preserve">, dan </w:t>
+      </w:r>
+      <w:r>
+        <w:rPr>
+          <w:rFonts w:ascii="Times New Roman" w:eastAsia="Times New Roman" w:hAnsi="Times New Roman" w:cs="Times New Roman"/>
+          <w:i/>
+          <w:iCs/>
+        </w:rPr>
+        <w:t xml:space="preserve">execution evidence</w:t>
+      </w:r>
+      <w:r>
+        <w:rPr>
+          <w:rFonts w:ascii="Times New Roman" w:eastAsia="Times New Roman" w:hAnsi="Times New Roman" w:cs="Times New Roman"/>
+        </w:rPr>
+        <w:t xml:space="preserve">. Analisis terhadap </w:t>
+      </w:r>
+      <w:r>
+        <w:rPr>
+          <w:rFonts w:ascii="Times New Roman" w:eastAsia="Times New Roman" w:hAnsi="Times New Roman" w:cs="Times New Roman"/>
+          <w:i/>
+          <w:iCs/>
+        </w:rPr>
+        <w:t xml:space="preserve">exploitation outcome</w:t>
+      </w:r>
+      <w:r>
+        <w:rPr>
+          <w:rFonts w:ascii="Times New Roman" w:eastAsia="Times New Roman" w:hAnsi="Times New Roman" w:cs="Times New Roman"/>
+        </w:rPr>
+        <w:t xml:space="preserve"> dilakukan dengan melihat apakah </w:t>
+      </w:r>
+      <w:r>
+        <w:rPr>
+          <w:rFonts w:ascii="Times New Roman" w:eastAsia="Times New Roman" w:hAnsi="Times New Roman" w:cs="Times New Roman"/>
+          <w:i/>
+          <w:iCs/>
+        </w:rPr>
+        <w:t xml:space="preserve">evidence</w:t>
+      </w:r>
+      <w:r>
+        <w:rPr>
+          <w:rFonts w:ascii="Times New Roman" w:eastAsia="Times New Roman" w:hAnsi="Times New Roman" w:cs="Times New Roman"/>
+        </w:rPr>
+        <w:t xml:space="preserve"> yang diperoleh cukup untuk mengonfirmasi kerentanan, </w:t>
+      </w:r>
+      <w:r>
+        <w:rPr>
+          <w:rFonts w:ascii="Times New Roman" w:eastAsia="Times New Roman" w:hAnsi="Times New Roman" w:cs="Times New Roman"/>
+          <w:i/>
+          <w:iCs/>
+        </w:rPr>
+        <w:t xml:space="preserve">partial exploit</w:t>
+      </w:r>
+      <w:r>
+        <w:rPr>
+          <w:rFonts w:ascii="Times New Roman" w:eastAsia="Times New Roman" w:hAnsi="Times New Roman" w:cs="Times New Roman"/>
+        </w:rPr>
+        <w:t xml:space="preserve">, </w:t>
+      </w:r>
+      <w:r>
+        <w:rPr>
+          <w:rFonts w:ascii="Times New Roman" w:eastAsia="Times New Roman" w:hAnsi="Times New Roman" w:cs="Times New Roman"/>
+          <w:i/>
+          <w:iCs/>
+        </w:rPr>
+        <w:t xml:space="preserve">full exploit</w:t>
+      </w:r>
+      <w:r>
+        <w:rPr>
+          <w:rFonts w:ascii="Times New Roman" w:eastAsia="Times New Roman" w:hAnsi="Times New Roman" w:cs="Times New Roman"/>
+        </w:rPr>
+        <w:t xml:space="preserve">, atau </w:t>
+      </w:r>
+      <w:r>
+        <w:rPr>
+          <w:rFonts w:ascii="Times New Roman" w:eastAsia="Times New Roman" w:hAnsi="Times New Roman" w:cs="Times New Roman"/>
+          <w:i/>
+          <w:iCs/>
+        </w:rPr>
+        <w:t xml:space="preserve">chain-enabled exploit</w:t>
+      </w:r>
+      <w:r>
+        <w:rPr>
+          <w:rFonts w:ascii="Times New Roman" w:eastAsia="Times New Roman" w:hAnsi="Times New Roman" w:cs="Times New Roman"/>
+        </w:rPr>
+        <w:t xml:space="preserve">.</w:t>
       </w:r>
     </w:p>
     <w:p>
@@ -30176,7 +26706,7 @@
         <w:rPr>
           <w:rFonts w:ascii="Times New Roman" w:eastAsia="Times New Roman" w:hAnsi="Times New Roman" w:cs="Times New Roman"/>
         </w:rPr>
-        <w:t xml:space="preserve">Analisis terhadap pemilihan metode dilakukan dengan membandingkan metode yang dipilih terhadap </w:t>
+        <w:t xml:space="preserve">Validitas eksperimen dijaga melalui penyamaan kondisi untuk seluruh model. Setiap model diuji menggunakan DVWA </w:t>
       </w:r>
       <w:r>
         <w:rPr>
@@ -30184,13 +26714,13 @@
           <w:i/>
           <w:iCs/>
         </w:rPr>
-        <w:t xml:space="preserve">viable methods</w:t>
-      </w:r>
-      <w:r>
-        <w:rPr>
-          <w:rFonts w:ascii="Times New Roman" w:eastAsia="Times New Roman" w:hAnsi="Times New Roman" w:cs="Times New Roman"/>
-        </w:rPr>
-        <w:t xml:space="preserve"> yang diberikan AKG. Model dinilai lebih baik apabila mampu memilih metode yang sesuai dengan observasi, tingkat keamanan, dan </w:t>
+        <w:t xml:space="preserve">state</w:t>
+      </w:r>
+      <w:r>
+        <w:rPr>
+          <w:rFonts w:ascii="Times New Roman" w:eastAsia="Times New Roman" w:hAnsi="Times New Roman" w:cs="Times New Roman"/>
+        </w:rPr>
+        <w:t xml:space="preserve"> yang sama, AKG yang sama untuk kondisi </w:t>
       </w:r>
       <w:r>
         <w:rPr>
@@ -30198,13 +26728,13 @@
           <w:i/>
           <w:iCs/>
         </w:rPr>
-        <w:t xml:space="preserve">expected outcome</w:t>
-      </w:r>
-      <w:r>
-        <w:rPr>
-          <w:rFonts w:ascii="Times New Roman" w:eastAsia="Times New Roman" w:hAnsi="Times New Roman" w:cs="Times New Roman"/>
-        </w:rPr>
-        <w:t xml:space="preserve">. Analisis terhadap pembuatan payload dilakukan dengan membandingkan </w:t>
+        <w:t xml:space="preserve">AKG-guided</w:t>
+      </w:r>
+      <w:r>
+        <w:rPr>
+          <w:rFonts w:ascii="Times New Roman" w:eastAsia="Times New Roman" w:hAnsi="Times New Roman" w:cs="Times New Roman"/>
+        </w:rPr>
+        <w:t xml:space="preserve">, </w:t>
       </w:r>
       <w:r>
         <w:rPr>
@@ -30212,13 +26742,13 @@
           <w:i/>
           <w:iCs/>
         </w:rPr>
-        <w:t xml:space="preserve">payload candidate</w:t>
-      </w:r>
-      <w:r>
-        <w:rPr>
-          <w:rFonts w:ascii="Times New Roman" w:eastAsia="Times New Roman" w:hAnsi="Times New Roman" w:cs="Times New Roman"/>
-        </w:rPr>
-        <w:t xml:space="preserve"> terhadap </w:t>
+        <w:t xml:space="preserve">static method agents</w:t>
+      </w:r>
+      <w:r>
+        <w:rPr>
+          <w:rFonts w:ascii="Times New Roman" w:eastAsia="Times New Roman" w:hAnsi="Times New Roman" w:cs="Times New Roman"/>
+        </w:rPr>
+        <w:t xml:space="preserve"> yang sama, </w:t>
       </w:r>
       <w:r>
         <w:rPr>
@@ -30226,13 +26756,13 @@
           <w:i/>
           <w:iCs/>
         </w:rPr>
-        <w:t xml:space="preserve">validation result</w:t>
-      </w:r>
-      <w:r>
-        <w:rPr>
-          <w:rFonts w:ascii="Times New Roman" w:eastAsia="Times New Roman" w:hAnsi="Times New Roman" w:cs="Times New Roman"/>
-        </w:rPr>
-        <w:t xml:space="preserve">, </w:t>
+        <w:t xml:space="preserve">static payload seeds</w:t>
+      </w:r>
+      <w:r>
+        <w:rPr>
+          <w:rFonts w:ascii="Times New Roman" w:eastAsia="Times New Roman" w:hAnsi="Times New Roman" w:cs="Times New Roman"/>
+        </w:rPr>
+        <w:t xml:space="preserve"> yang sama, skema </w:t>
       </w:r>
       <w:r>
         <w:rPr>
@@ -30240,13 +26770,20 @@
           <w:i/>
           <w:iCs/>
         </w:rPr>
-        <w:t xml:space="preserve">method alignment</w:t>
-      </w:r>
-      <w:r>
-        <w:rPr>
-          <w:rFonts w:ascii="Times New Roman" w:eastAsia="Times New Roman" w:hAnsi="Times New Roman" w:cs="Times New Roman"/>
-        </w:rPr>
-        <w:t xml:space="preserve">, </w:t>
+        <w:t xml:space="preserve">output</w:t>
+      </w:r>
+      <w:r>
+        <w:rPr>
+          <w:rFonts w:ascii="Times New Roman" w:eastAsia="Times New Roman" w:hAnsi="Times New Roman" w:cs="Times New Roman"/>
+        </w:rPr>
+        <w:t xml:space="preserve"> yang </w:t>
+      </w:r>
+      <w:r>
+        <w:rPr>
+          <w:rFonts w:ascii="Times New Roman" w:eastAsia="Times New Roman" w:hAnsi="Times New Roman" w:cs="Times New Roman"/>
+        </w:rPr>
+        <w:lastRenderedPageBreak/>
+        <w:t xml:space="preserve">sama, </w:t>
       </w:r>
       <w:r>
         <w:rPr>
@@ -30254,13 +26791,13 @@
           <w:i/>
           <w:iCs/>
         </w:rPr>
-        <w:t xml:space="preserve">expected signal</w:t>
-      </w:r>
-      <w:r>
-        <w:rPr>
-          <w:rFonts w:ascii="Times New Roman" w:eastAsia="Times New Roman" w:hAnsi="Times New Roman" w:cs="Times New Roman"/>
-        </w:rPr>
-        <w:t xml:space="preserve">, dan </w:t>
+        <w:t xml:space="preserve">candidate budget</w:t>
+      </w:r>
+      <w:r>
+        <w:rPr>
+          <w:rFonts w:ascii="Times New Roman" w:eastAsia="Times New Roman" w:hAnsi="Times New Roman" w:cs="Times New Roman"/>
+        </w:rPr>
+        <w:t xml:space="preserve"> yang sama, kebijakan pengulangan yang sama, dan rubrik penilaian yang sama. Untuk setiap kondisi eksperimen, </w:t>
       </w:r>
       <w:r>
         <w:rPr>
@@ -30268,83 +26805,13 @@
           <w:i/>
           <w:iCs/>
         </w:rPr>
-        <w:t xml:space="preserve">execution evidence</w:t>
-      </w:r>
-      <w:r>
-        <w:rPr>
-          <w:rFonts w:ascii="Times New Roman" w:eastAsia="Times New Roman" w:hAnsi="Times New Roman" w:cs="Times New Roman"/>
-        </w:rPr>
-        <w:t xml:space="preserve">. Analisis terhadap </w:t>
-      </w:r>
-      <w:r>
-        <w:rPr>
-          <w:rFonts w:ascii="Times New Roman" w:eastAsia="Times New Roman" w:hAnsi="Times New Roman" w:cs="Times New Roman"/>
-          <w:i/>
-          <w:iCs/>
-        </w:rPr>
-        <w:t xml:space="preserve">exploitation outcome</w:t>
-      </w:r>
-      <w:r>
-        <w:rPr>
-          <w:rFonts w:ascii="Times New Roman" w:eastAsia="Times New Roman" w:hAnsi="Times New Roman" w:cs="Times New Roman"/>
-        </w:rPr>
-        <w:t xml:space="preserve"> dilakukan dengan melihat apakah </w:t>
-      </w:r>
-      <w:r>
-        <w:rPr>
-          <w:rFonts w:ascii="Times New Roman" w:eastAsia="Times New Roman" w:hAnsi="Times New Roman" w:cs="Times New Roman"/>
-          <w:i/>
-          <w:iCs/>
-        </w:rPr>
-        <w:t xml:space="preserve">evidence</w:t>
-      </w:r>
-      <w:r>
-        <w:rPr>
-          <w:rFonts w:ascii="Times New Roman" w:eastAsia="Times New Roman" w:hAnsi="Times New Roman" w:cs="Times New Roman"/>
-        </w:rPr>
-        <w:t xml:space="preserve"> yang diperoleh cukup untuk mengonfirmasi kerentanan, </w:t>
-      </w:r>
-      <w:r>
-        <w:rPr>
-          <w:rFonts w:ascii="Times New Roman" w:eastAsia="Times New Roman" w:hAnsi="Times New Roman" w:cs="Times New Roman"/>
-          <w:i/>
-          <w:iCs/>
-        </w:rPr>
-        <w:t xml:space="preserve">partial exploit</w:t>
-      </w:r>
-      <w:r>
-        <w:rPr>
-          <w:rFonts w:ascii="Times New Roman" w:eastAsia="Times New Roman" w:hAnsi="Times New Roman" w:cs="Times New Roman"/>
-        </w:rPr>
-        <w:t xml:space="preserve">, </w:t>
-      </w:r>
-      <w:r>
-        <w:rPr>
-          <w:rFonts w:ascii="Times New Roman" w:eastAsia="Times New Roman" w:hAnsi="Times New Roman" w:cs="Times New Roman"/>
-          <w:i/>
-          <w:iCs/>
-        </w:rPr>
-        <w:t xml:space="preserve">full exploit</w:t>
-      </w:r>
-      <w:r>
-        <w:rPr>
-          <w:rFonts w:ascii="Times New Roman" w:eastAsia="Times New Roman" w:hAnsi="Times New Roman" w:cs="Times New Roman"/>
-        </w:rPr>
-        <w:t xml:space="preserve">, atau </w:t>
-      </w:r>
-      <w:r>
-        <w:rPr>
-          <w:rFonts w:ascii="Times New Roman" w:eastAsia="Times New Roman" w:hAnsi="Times New Roman" w:cs="Times New Roman"/>
-          <w:i/>
-          <w:iCs/>
-        </w:rPr>
-        <w:t xml:space="preserve">chain-enabled exploit</w:t>
-      </w:r>
-      <w:r>
-        <w:rPr>
-          <w:rFonts w:ascii="Times New Roman" w:eastAsia="Times New Roman" w:hAnsi="Times New Roman" w:cs="Times New Roman"/>
-        </w:rPr>
-        <w:t xml:space="preserve">.</w:t>
+        <w:t xml:space="preserve">prompt template</w:t>
+      </w:r>
+      <w:r>
+        <w:rPr>
+          <w:rFonts w:ascii="Times New Roman" w:eastAsia="Times New Roman" w:hAnsi="Times New Roman" w:cs="Times New Roman"/>
+        </w:rPr>
+        <w:t xml:space="preserve"> dibekukan dan digunakan secara konsisten pada seluruh model. Dengan kontrol tersebut, perbedaan hasil dapat lebih wajar dikaitkan dengan perbedaan kemampuan model, bukan dengan perbedaan arsitektur atau konfigurasi eksperimen.</w:t>
       </w:r>
     </w:p>
     <w:p>
@@ -30352,119 +26819,16 @@
         <w:spacing w:line="360" w:lineRule="auto"/>
         <w:ind w:firstLine="720"/>
         <w:rPr>
-          <w:rFonts w:ascii="Times New Roman" w:hAnsi="Times New Roman" w:cs="Times New Roman"/>
-        </w:rPr>
-      </w:pPr>
-      <w:r>
-        <w:rPr>
-          <w:rFonts w:ascii="Times New Roman" w:eastAsia="Times New Roman" w:hAnsi="Times New Roman" w:cs="Times New Roman"/>
-        </w:rPr>
-        <w:t xml:space="preserve">Validitas eksperimen dijaga melalui penyamaan kondisi untuk seluruh model. Setiap model diuji menggunakan DVWA </w:t>
-      </w:r>
-      <w:r>
-        <w:rPr>
-          <w:rFonts w:ascii="Times New Roman" w:eastAsia="Times New Roman" w:hAnsi="Times New Roman" w:cs="Times New Roman"/>
-          <w:i/>
-          <w:iCs/>
-        </w:rPr>
-        <w:t xml:space="preserve">state</w:t>
-      </w:r>
-      <w:r>
-        <w:rPr>
-          <w:rFonts w:ascii="Times New Roman" w:eastAsia="Times New Roman" w:hAnsi="Times New Roman" w:cs="Times New Roman"/>
-        </w:rPr>
-        <w:t xml:space="preserve"> yang sama, AKG yang sama untuk kondisi </w:t>
-      </w:r>
-      <w:r>
-        <w:rPr>
-          <w:rFonts w:ascii="Times New Roman" w:eastAsia="Times New Roman" w:hAnsi="Times New Roman" w:cs="Times New Roman"/>
-          <w:i/>
-          <w:iCs/>
-        </w:rPr>
-        <w:t xml:space="preserve">AKG-guided</w:t>
-      </w:r>
-      <w:r>
-        <w:rPr>
-          <w:rFonts w:ascii="Times New Roman" w:eastAsia="Times New Roman" w:hAnsi="Times New Roman" w:cs="Times New Roman"/>
-        </w:rPr>
-        <w:t xml:space="preserve">, </w:t>
-      </w:r>
-      <w:r>
-        <w:rPr>
-          <w:rFonts w:ascii="Times New Roman" w:eastAsia="Times New Roman" w:hAnsi="Times New Roman" w:cs="Times New Roman"/>
-          <w:i/>
-          <w:iCs/>
-        </w:rPr>
-        <w:t xml:space="preserve">static method agents</w:t>
-      </w:r>
-      <w:r>
-        <w:rPr>
-          <w:rFonts w:ascii="Times New Roman" w:eastAsia="Times New Roman" w:hAnsi="Times New Roman" w:cs="Times New Roman"/>
-        </w:rPr>
-        <w:t xml:space="preserve"> yang sama, </w:t>
-      </w:r>
-      <w:r>
-        <w:rPr>
-          <w:rFonts w:ascii="Times New Roman" w:eastAsia="Times New Roman" w:hAnsi="Times New Roman" w:cs="Times New Roman"/>
-          <w:i/>
-          <w:iCs/>
-        </w:rPr>
-        <w:t xml:space="preserve">static payload seeds</w:t>
-      </w:r>
-      <w:r>
-        <w:rPr>
-          <w:rFonts w:ascii="Times New Roman" w:eastAsia="Times New Roman" w:hAnsi="Times New Roman" w:cs="Times New Roman"/>
-        </w:rPr>
-        <w:t xml:space="preserve"> yang sama, skema </w:t>
-      </w:r>
-      <w:r>
-        <w:rPr>
-          <w:rFonts w:ascii="Times New Roman" w:eastAsia="Times New Roman" w:hAnsi="Times New Roman" w:cs="Times New Roman"/>
-          <w:i/>
-          <w:iCs/>
-        </w:rPr>
-        <w:t xml:space="preserve">output</w:t>
-      </w:r>
-      <w:r>
-        <w:rPr>
-          <w:rFonts w:ascii="Times New Roman" w:eastAsia="Times New Roman" w:hAnsi="Times New Roman" w:cs="Times New Roman"/>
-        </w:rPr>
-        <w:t xml:space="preserve"> yang </w:t>
-      </w:r>
-      <w:r>
-        <w:rPr>
-          <w:rFonts w:ascii="Times New Roman" w:eastAsia="Times New Roman" w:hAnsi="Times New Roman" w:cs="Times New Roman"/>
-        </w:rPr>
-        <w:lastRenderedPageBreak/>
-        <w:t xml:space="preserve">sama, </w:t>
-      </w:r>
-      <w:r>
-        <w:rPr>
-          <w:rFonts w:ascii="Times New Roman" w:eastAsia="Times New Roman" w:hAnsi="Times New Roman" w:cs="Times New Roman"/>
-          <w:i/>
-          <w:iCs/>
-        </w:rPr>
-        <w:t xml:space="preserve">candidate budget</w:t>
-      </w:r>
-      <w:r>
-        <w:rPr>
-          <w:rFonts w:ascii="Times New Roman" w:eastAsia="Times New Roman" w:hAnsi="Times New Roman" w:cs="Times New Roman"/>
-        </w:rPr>
-        <w:t xml:space="preserve"> yang sama, kebijakan pengulangan yang sama, dan rubrik penilaian yang sama. Untuk setiap kondisi eksperimen, </w:t>
-      </w:r>
-      <w:r>
-        <w:rPr>
-          <w:rFonts w:ascii="Times New Roman" w:eastAsia="Times New Roman" w:hAnsi="Times New Roman" w:cs="Times New Roman"/>
-          <w:i/>
-          <w:iCs/>
-        </w:rPr>
-        <w:t xml:space="preserve">prompt template</w:t>
-      </w:r>
-      <w:r>
-        <w:rPr>
-          <w:rFonts w:ascii="Times New Roman" w:eastAsia="Times New Roman" w:hAnsi="Times New Roman" w:cs="Times New Roman"/>
-        </w:rPr>
-        <w:t xml:space="preserve"> dibekukan dan digunakan secara konsisten pada seluruh model. Dengan kontrol tersebut, perbedaan hasil dapat lebih wajar dikaitkan dengan perbedaan kemampuan model, bukan dengan perbedaan arsitektur atau konfigurasi eksperimen.</w:t>
+          <w:rFonts w:ascii="Times New Roman" w:eastAsia="Times New Roman" w:hAnsi="Times New Roman" w:cs="Times New Roman"/>
+          <w:lang w:val="en-ID"/>
+        </w:rPr>
+      </w:pPr>
+      <w:r>
+        <w:rPr>
+          <w:rFonts w:ascii="Times New Roman" w:eastAsia="Times New Roman" w:hAnsi="Times New Roman" w:cs="Times New Roman"/>
+          <w:color w:val="FF0000"/>
+        </w:rPr>
+        <w:t xml:space="preserve">Untuk menjaga reproduksibilitas, prompt, respons model, observasi, metode yang dipilih, kandidat payload, hasil validasi, catatan eksekusi, bukti respons dan waktu, serta keputusan penilaian disimpan sebagai artefak eksperimen. Penilaian kualitas payload dilakukan secara manual dengan merujuk pada artefak tersebut.</w:t>
       </w:r>
     </w:p>
     <w:p>
@@ -30473,402 +26837,14 @@
         <w:ind w:firstLine="720"/>
         <w:rPr>
           <w:rFonts w:ascii="Times New Roman" w:eastAsia="Times New Roman" w:hAnsi="Times New Roman" w:cs="Times New Roman"/>
-          <w:lang w:val="en-ID"/>
-        </w:rPr>
-      </w:pPr>
-      <w:r>
-        <w:rPr>
-          <w:rFonts w:ascii="Times New Roman" w:eastAsia="Times New Roman" w:hAnsi="Times New Roman" w:cs="Times New Roman"/>
-        </w:rPr>
-        <w:t xml:space="preserve">Untuk menjaga reproduksibilitas, seluruh </w:t>
-      </w:r>
-      <w:r>
-        <w:rPr>
-          <w:rFonts w:ascii="Times New Roman" w:eastAsia="Times New Roman" w:hAnsi="Times New Roman" w:cs="Times New Roman"/>
-          <w:i/>
-          <w:iCs/>
-        </w:rPr>
-        <w:t xml:space="preserve">prompt</w:t>
-      </w:r>
-      <w:r>
-        <w:rPr>
-          <w:rFonts w:ascii="Times New Roman" w:eastAsia="Times New Roman" w:hAnsi="Times New Roman" w:cs="Times New Roman"/>
-        </w:rPr>
-        <w:t xml:space="preserve">, respons model, </w:t>
-      </w:r>
-      <w:r>
-        <w:rPr>
-          <w:rFonts w:ascii="Times New Roman" w:eastAsia="Times New Roman" w:hAnsi="Times New Roman" w:cs="Times New Roman"/>
-          <w:i/>
-          <w:iCs/>
-        </w:rPr>
-        <w:t xml:space="preserve">AKG path</w:t>
-      </w:r>
-      <w:r>
-        <w:rPr>
-          <w:rFonts w:ascii="Times New Roman" w:eastAsia="Times New Roman" w:hAnsi="Times New Roman" w:cs="Times New Roman"/>
-        </w:rPr>
-        <w:t xml:space="preserve">, </w:t>
-      </w:r>
-      <w:r>
-        <w:rPr>
-          <w:rFonts w:ascii="Times New Roman" w:eastAsia="Times New Roman" w:hAnsi="Times New Roman" w:cs="Times New Roman"/>
-          <w:i/>
-          <w:iCs/>
-        </w:rPr>
-        <w:t xml:space="preserve">selected method</w:t>
-      </w:r>
-      <w:r>
-        <w:rPr>
-          <w:rFonts w:ascii="Times New Roman" w:eastAsia="Times New Roman" w:hAnsi="Times New Roman" w:cs="Times New Roman"/>
-        </w:rPr>
-        <w:t xml:space="preserve">, </w:t>
-      </w:r>
-      <w:r>
-        <w:rPr>
-          <w:rFonts w:ascii="Times New Roman" w:eastAsia="Times New Roman" w:hAnsi="Times New Roman" w:cs="Times New Roman"/>
-          <w:i/>
-          <w:iCs/>
-        </w:rPr>
-        <w:t xml:space="preserve">generated </w:t>
-      </w:r>
-      <w:r>
-        <w:rPr>
-          <w:rFonts w:ascii="Times New Roman" w:eastAsia="Times New Roman" w:hAnsi="Times New Roman" w:cs="Times New Roman"/>
-          <w:i/>
-          <w:iCs/>
-        </w:rPr>
-        <w:t xml:space="preserve">payload</w:t>
-      </w:r>
-      <w:r>
-        <w:rPr>
-          <w:rFonts w:ascii="Times New Roman" w:eastAsia="Times New Roman" w:hAnsi="Times New Roman" w:cs="Times New Roman"/>
-          <w:i/>
-          <w:iCs/>
-        </w:rPr>
-        <w:t xml:space="preserve"> candidate</w:t>
-      </w:r>
-      <w:r>
-        <w:rPr>
-          <w:rFonts w:ascii="Times New Roman" w:eastAsia="Times New Roman" w:hAnsi="Times New Roman" w:cs="Times New Roman"/>
-        </w:rPr>
-        <w:t xml:space="preserve">, </w:t>
-      </w:r>
-      <w:r>
-        <w:rPr>
-          <w:rFonts w:ascii="Times New Roman" w:eastAsia="Times New Roman" w:hAnsi="Times New Roman" w:cs="Times New Roman"/>
-          <w:i/>
-          <w:iCs/>
-        </w:rPr>
-        <w:t xml:space="preserve">validation result</w:t>
-      </w:r>
-      <w:r>
-        <w:rPr>
-          <w:rFonts w:ascii="Times New Roman" w:eastAsia="Times New Roman" w:hAnsi="Times New Roman" w:cs="Times New Roman"/>
-        </w:rPr>
-        <w:t xml:space="preserve">, </w:t>
-      </w:r>
-      <w:r>
-        <w:rPr>
-          <w:rFonts w:ascii="Times New Roman" w:eastAsia="Times New Roman" w:hAnsi="Times New Roman" w:cs="Times New Roman"/>
-          <w:i/>
-          <w:iCs/>
-        </w:rPr>
-        <w:t xml:space="preserve">execution log</w:t>
-      </w:r>
-      <w:r>
-        <w:rPr>
-          <w:rFonts w:ascii="Times New Roman" w:eastAsia="Times New Roman" w:hAnsi="Times New Roman" w:cs="Times New Roman"/>
-        </w:rPr>
-        <w:t xml:space="preserve">, </w:t>
-      </w:r>
-      <w:r>
-        <w:rPr>
-          <w:rFonts w:ascii="Times New Roman" w:eastAsia="Times New Roman" w:hAnsi="Times New Roman" w:cs="Times New Roman"/>
-          <w:i/>
-          <w:iCs/>
-        </w:rPr>
-        <w:t xml:space="preserve">response evidence</w:t>
-      </w:r>
-      <w:r>
-        <w:rPr>
-          <w:rFonts w:ascii="Times New Roman" w:eastAsia="Times New Roman" w:hAnsi="Times New Roman" w:cs="Times New Roman"/>
-        </w:rPr>
-        <w:t xml:space="preserve">, </w:t>
-      </w:r>
-      <w:r>
-        <w:rPr>
-          <w:rFonts w:ascii="Times New Roman" w:eastAsia="Times New Roman" w:hAnsi="Times New Roman" w:cs="Times New Roman"/>
-          <w:i/>
-          <w:iCs/>
-        </w:rPr>
-        <w:t xml:space="preserve">timing evidence</w:t>
-      </w:r>
-      <w:r>
-        <w:rPr>
-          <w:rFonts w:ascii="Times New Roman" w:eastAsia="Times New Roman" w:hAnsi="Times New Roman" w:cs="Times New Roman"/>
-        </w:rPr>
-        <w:t xml:space="preserve">, dan </w:t>
-      </w:r>
-      <w:r>
-        <w:rPr>
-          <w:rFonts w:ascii="Times New Roman" w:eastAsia="Times New Roman" w:hAnsi="Times New Roman" w:cs="Times New Roman"/>
-          <w:i/>
-          <w:iCs/>
-        </w:rPr>
-        <w:t xml:space="preserve">scoring decision</w:t>
-      </w:r>
-      <w:r>
-        <w:rPr>
-          <w:rFonts w:ascii="Times New Roman" w:eastAsia="Times New Roman" w:hAnsi="Times New Roman" w:cs="Times New Roman"/>
-        </w:rPr>
-        <w:t xml:space="preserve"> disimpan sebagai artefak eksperimen. </w:t>
-      </w:r>
-      <w:r>
-        <w:rPr>
-          <w:rFonts w:ascii="Times New Roman" w:eastAsia="Times New Roman" w:hAnsi="Times New Roman" w:cs="Times New Roman"/>
-          <w:lang w:val="en-ID"/>
-        </w:rPr>
-        <w:t xml:space="preserve">Penilaian hasil </w:t>
-      </w:r>
-      <w:r>
-        <w:rPr>
-          <w:rFonts w:ascii="Times New Roman" w:eastAsia="Times New Roman" w:hAnsi="Times New Roman" w:cs="Times New Roman"/>
-          <w:lang w:val="en-ID"/>
-        </w:rPr>
-        <w:t xml:space="preserve">payload</w:t>
-      </w:r>
-      <w:r>
-        <w:rPr>
-          <w:rFonts w:ascii="Times New Roman" w:eastAsia="Times New Roman" w:hAnsi="Times New Roman" w:cs="Times New Roman"/>
-          <w:lang w:val="en-ID"/>
-        </w:rPr>
-        <w:t xml:space="preserve"> dilakukan </w:t>
-      </w:r>
-      <w:r>
-        <w:rPr>
-          <w:rFonts w:ascii="Times New Roman" w:hAnsi="Times New Roman" w:cs="Times New Roman"/>
+        </w:rPr>
+      </w:pPr>
+      <w:r>
+        <w:rPr>
+          <w:rFonts w:ascii="Times New Roman" w:eastAsia="Times New Roman" w:hAnsi="Times New Roman" w:cs="Times New Roman"/>
           <w:color w:val="FF0000"/>
         </w:rPr>
-        <w:t xml:space="preserve">oleh</w:t>
-      </w:r>
-      <w:r>
-        <w:rPr>
-          <w:rFonts w:ascii="Times New Roman" w:eastAsia="Times New Roman" w:hAnsi="Times New Roman" w:cs="Times New Roman"/>
-          <w:lang w:val="en-ID"/>
-        </w:rPr>
-        <w:t xml:space="preserve"> </w:t>
-      </w:r>
-      <w:r>
-        <w:rPr>
-          <w:rFonts w:ascii="Times New Roman" w:hAnsi="Times New Roman" w:cs="Times New Roman"/>
-          <w:color w:val="FF0000"/>
-        </w:rPr>
-        <w:t xml:space="preserve">manusia atau AI sesuai prosedur yang ditetapkan sebelum eksperimen</w:t>
-      </w:r>
-      <w:r>
-        <w:rPr>
-          <w:rFonts w:ascii="Times New Roman" w:eastAsia="Times New Roman" w:hAnsi="Times New Roman" w:cs="Times New Roman"/>
-          <w:lang w:val="en-ID"/>
-        </w:rPr>
-        <w:t xml:space="preserve">, sehingga proses penilaian harus selalu merujuk pada artefak tersebut.</w:t>
-      </w:r>
-    </w:p>
-    <w:p>
-      <w:pPr>
-        <w:spacing w:line="360" w:lineRule="auto"/>
-        <w:ind w:firstLine="720"/>
-        <w:rPr>
-          <w:rFonts w:ascii="Times New Roman" w:eastAsia="Times New Roman" w:hAnsi="Times New Roman" w:cs="Times New Roman"/>
-        </w:rPr>
-      </w:pPr>
-      <w:r>
-        <w:rPr>
-          <w:rFonts w:ascii="Times New Roman" w:eastAsia="Times New Roman" w:hAnsi="Times New Roman" w:cs="Times New Roman"/>
-        </w:rPr>
-        <w:t xml:space="preserve">Batasan eksperimen juga dicatat secara eksplisit. Penelitian hanya berlaku pada DVWA dan pada permukaan kerentanan yang telah dibuat ke dalam AKG. </w:t>
-      </w:r>
-      <w:r>
-        <w:rPr>
-          <w:rFonts w:ascii="Times New Roman" w:eastAsia="Times New Roman" w:hAnsi="Times New Roman" w:cs="Times New Roman"/>
-          <w:i/>
-          <w:iCs/>
-        </w:rPr>
-        <w:t xml:space="preserve">Framework</w:t>
-      </w:r>
-      <w:r>
-        <w:rPr>
-          <w:rFonts w:ascii="Times New Roman" w:eastAsia="Times New Roman" w:hAnsi="Times New Roman" w:cs="Times New Roman"/>
-        </w:rPr>
-        <w:t xml:space="preserve"> yang dikembangkan tidak diklaim mampu menemukan </w:t>
-      </w:r>
-      <w:r>
-        <w:rPr>
-          <w:rFonts w:ascii="Times New Roman" w:eastAsia="Times New Roman" w:hAnsi="Times New Roman" w:cs="Times New Roman"/>
-          <w:i/>
-          <w:iCs/>
-        </w:rPr>
-        <w:t xml:space="preserve">unknown vulnerability classes</w:t>
-      </w:r>
-      <w:r>
-        <w:rPr>
-          <w:rFonts w:ascii="Times New Roman" w:eastAsia="Times New Roman" w:hAnsi="Times New Roman" w:cs="Times New Roman"/>
-        </w:rPr>
-        <w:t xml:space="preserve"> di luar struktur </w:t>
-      </w:r>
-      <w:r>
-        <w:rPr>
-          <w:rFonts w:ascii="Times New Roman" w:eastAsia="Times New Roman" w:hAnsi="Times New Roman" w:cs="Times New Roman"/>
-          <w:i/>
-          <w:iCs/>
-        </w:rPr>
-        <w:t xml:space="preserve">graph</w:t>
-      </w:r>
-      <w:r>
-        <w:rPr>
-          <w:rFonts w:ascii="Times New Roman" w:eastAsia="Times New Roman" w:hAnsi="Times New Roman" w:cs="Times New Roman"/>
-        </w:rPr>
-        <w:t xml:space="preserve">. Perilaku dinamis hanya terdapat pada pembuatan </w:t>
-      </w:r>
-      <w:r>
-        <w:rPr>
-          <w:rFonts w:ascii="Times New Roman" w:eastAsia="Times New Roman" w:hAnsi="Times New Roman" w:cs="Times New Roman"/>
-          <w:i/>
-          <w:iCs/>
-        </w:rPr>
-        <w:t xml:space="preserve">payload candidate</w:t>
-      </w:r>
-      <w:r>
-        <w:rPr>
-          <w:rFonts w:ascii="Times New Roman" w:eastAsia="Times New Roman" w:hAnsi="Times New Roman" w:cs="Times New Roman"/>
-        </w:rPr>
-        <w:t xml:space="preserve">, mutasi </w:t>
-      </w:r>
-      <w:r>
-        <w:rPr>
-          <w:rFonts w:ascii="Times New Roman" w:eastAsia="Times New Roman" w:hAnsi="Times New Roman" w:cs="Times New Roman"/>
-          <w:i/>
-          <w:iCs/>
-        </w:rPr>
-        <w:t xml:space="preserve">payload candidate, </w:t>
-      </w:r>
-      <w:r>
-        <w:rPr>
-          <w:rFonts w:ascii="Times New Roman" w:eastAsia="Times New Roman" w:hAnsi="Times New Roman" w:cs="Times New Roman"/>
-        </w:rPr>
-        <w:t xml:space="preserve">dan </w:t>
-      </w:r>
-      <w:r>
-        <w:rPr>
-          <w:rFonts w:ascii="Times New Roman" w:eastAsia="Times New Roman" w:hAnsi="Times New Roman" w:cs="Times New Roman"/>
-          <w:i/>
-          <w:iCs/>
-        </w:rPr>
-        <w:t xml:space="preserve">reconnaissance interpretation</w:t>
-      </w:r>
-      <w:r>
-        <w:rPr>
-          <w:rFonts w:ascii="Times New Roman" w:eastAsia="Times New Roman" w:hAnsi="Times New Roman" w:cs="Times New Roman"/>
-        </w:rPr>
-        <w:t xml:space="preserve">. Dengan batasan tersebut, hasil penelitian tetap terfokus pada tujuan utama, yaitu mengevaluasi pengaruh </w:t>
-      </w:r>
-      <w:r>
-        <w:rPr>
-          <w:rFonts w:ascii="Times New Roman" w:eastAsia="Times New Roman" w:hAnsi="Times New Roman" w:cs="Times New Roman"/>
-          <w:i/>
-          <w:iCs/>
-        </w:rPr>
-        <w:t xml:space="preserve">static payload-aware AKG</w:t>
-      </w:r>
-      <w:r>
-        <w:rPr>
-          <w:rFonts w:ascii="Times New Roman" w:eastAsia="Times New Roman" w:hAnsi="Times New Roman" w:cs="Times New Roman"/>
-        </w:rPr>
-        <w:t xml:space="preserve"> terhadap </w:t>
-      </w:r>
-      <w:r>
-        <w:rPr>
-          <w:rFonts w:ascii="Times New Roman" w:eastAsia="Times New Roman" w:hAnsi="Times New Roman" w:cs="Times New Roman"/>
-          <w:i/>
-          <w:iCs/>
-        </w:rPr>
-        <w:t xml:space="preserve">method selection</w:t>
-      </w:r>
-      <w:r>
-        <w:rPr>
-          <w:rFonts w:ascii="Times New Roman" w:eastAsia="Times New Roman" w:hAnsi="Times New Roman" w:cs="Times New Roman"/>
-        </w:rPr>
-        <w:t xml:space="preserve">, </w:t>
-      </w:r>
-      <w:r>
-        <w:rPr>
-          <w:rFonts w:ascii="Times New Roman" w:eastAsia="Times New Roman" w:hAnsi="Times New Roman" w:cs="Times New Roman"/>
-          <w:i/>
-          <w:iCs/>
-        </w:rPr>
-        <w:t xml:space="preserve">constrained payload generation</w:t>
-      </w:r>
-      <w:r>
-        <w:rPr>
-          <w:rFonts w:ascii="Times New Roman" w:eastAsia="Times New Roman" w:hAnsi="Times New Roman" w:cs="Times New Roman"/>
-        </w:rPr>
-        <w:t xml:space="preserve">, </w:t>
-      </w:r>
-      <w:r>
-        <w:rPr>
-          <w:rFonts w:ascii="Times New Roman" w:eastAsia="Times New Roman" w:hAnsi="Times New Roman" w:cs="Times New Roman"/>
-          <w:i/>
-          <w:iCs/>
-        </w:rPr>
-        <w:t xml:space="preserve">exploitation outcome</w:t>
-      </w:r>
-      <w:r>
-        <w:rPr>
-          <w:rFonts w:ascii="Times New Roman" w:eastAsia="Times New Roman" w:hAnsi="Times New Roman" w:cs="Times New Roman"/>
-        </w:rPr>
-        <w:t xml:space="preserve">, </w:t>
-      </w:r>
-      <w:r>
-        <w:rPr>
-          <w:rFonts w:ascii="Times New Roman" w:eastAsia="Times New Roman" w:hAnsi="Times New Roman" w:cs="Times New Roman"/>
-          <w:i/>
-          <w:iCs/>
-        </w:rPr>
-        <w:t xml:space="preserve">chain outcome</w:t>
-      </w:r>
-      <w:r>
-        <w:rPr>
-          <w:rFonts w:ascii="Times New Roman" w:eastAsia="Times New Roman" w:hAnsi="Times New Roman" w:cs="Times New Roman"/>
-        </w:rPr>
-        <w:t xml:space="preserve">, </w:t>
-      </w:r>
-      <w:r>
-        <w:rPr>
-          <w:rFonts w:ascii="Times New Roman" w:eastAsia="Times New Roman" w:hAnsi="Times New Roman" w:cs="Times New Roman"/>
-          <w:i/>
-          <w:iCs/>
-        </w:rPr>
-        <w:t xml:space="preserve">guardrail activation</w:t>
-      </w:r>
-      <w:r>
-        <w:rPr>
-          <w:rFonts w:ascii="Times New Roman" w:eastAsia="Times New Roman" w:hAnsi="Times New Roman" w:cs="Times New Roman"/>
-        </w:rPr>
-        <w:t xml:space="preserve">, konsistensi, dan </w:t>
-      </w:r>
-      <w:r>
-        <w:rPr>
-          <w:rFonts w:ascii="Times New Roman" w:eastAsia="Times New Roman" w:hAnsi="Times New Roman" w:cs="Times New Roman"/>
-          <w:i/>
-          <w:iCs/>
-        </w:rPr>
-        <w:t xml:space="preserve">model-specific behavior</w:t>
-      </w:r>
-      <w:r>
-        <w:rPr>
-          <w:rFonts w:ascii="Times New Roman" w:eastAsia="Times New Roman" w:hAnsi="Times New Roman" w:cs="Times New Roman"/>
-        </w:rPr>
-        <w:t xml:space="preserve">.</w:t>
+        <w:t xml:space="preserve">Penelitian dibatasi pada DVWA serta tiga permukaan kerentanan dan metode yang telah disediakan dalam AKG. Framework tidak diklaim mampu menemukan kelas kerentanan di luar cakupan tersebut. Peran model dibatasi pada interpretasi observasi, pemilihan metode, dan pembentukan variasi payload sesuai kondisi pengujian. Batasan ini menjaga agar kesimpulan tetap sesuai dengan objek dan rancangan penelitian.</w:t>
       </w:r>
     </w:p>
     <w:p>
@@ -30906,64 +26882,9 @@
       <w:r>
         <w:rPr>
           <w:rFonts w:ascii="Times New Roman" w:eastAsia="Times New Roman" w:hAnsi="Times New Roman" w:cs="Times New Roman"/>
-        </w:rPr>
-        <w:t xml:space="preserve">Setiap skenario eksperimen dijalankan sebanyak tiga repetisi. Satu skenario didefinisikan sebagai kombinasi penyedia LLM, tingkat keamanan DVWA, permukaan kerentanan, kondisi eksperimen, dan indeks repetisi</w:t>
-      </w:r>
-      <w:r>
-        <w:rPr>
-          <w:rFonts w:ascii="Times New Roman" w:hAnsi="Times New Roman" w:cs="Times New Roman"/>
           <w:color w:val="FF0000"/>
         </w:rPr>
-        <w:t xml:space="preserve">. Pada eksperimen utama, metode dipilih oleh model dan dicatat sebagai hasil pengamatan sehingga tidak menambah faktor pengali jumlah eksekusi. Penetapan metode secara manual hanya digunakan untuk pemeriksaan atau diagnostik. Hasilnya tidak digunakan sebagai bukti kemampuan model dalam memilih metode secara mandiri</w:t>
-      </w:r>
-      <w:r>
-        <w:rPr>
-          <w:rFonts w:ascii="Times New Roman" w:eastAsia="Times New Roman" w:hAnsi="Times New Roman" w:cs="Times New Roman"/>
-        </w:rPr>
-        <w:t xml:space="preserve">. Jumlah tiga repetisi dipilih sebagai batas minimum untuk menangkap variasi hasil akibat sifat non-deterministik LLM, variasi respons API, dan perbedaan kecil pada urutan kandidat </w:t>
-      </w:r>
-      <w:r>
-        <w:rPr>
-          <w:rFonts w:ascii="Times New Roman" w:eastAsia="Times New Roman" w:hAnsi="Times New Roman" w:cs="Times New Roman"/>
-          <w:i/>
-          <w:iCs/>
-        </w:rPr>
-        <w:t xml:space="preserve">payload</w:t>
-      </w:r>
-      <w:r>
-        <w:rPr>
-          <w:rFonts w:ascii="Times New Roman" w:eastAsia="Times New Roman" w:hAnsi="Times New Roman" w:cs="Times New Roman"/>
-        </w:rPr>
-        <w:t xml:space="preserve">, tanpa membuat biaya token dan waktu eksekusi menjadi terlalu besar. Repetisi ini juga digunakan untuk menghitung konsistensi hasil, seperti apakah model memilih metode yang sama, menghasilkan kandidat </w:t>
-      </w:r>
-      <w:r>
-        <w:rPr>
-          <w:rFonts w:ascii="Times New Roman" w:eastAsia="Times New Roman" w:hAnsi="Times New Roman" w:cs="Times New Roman"/>
-          <w:i/>
-          <w:iCs/>
-        </w:rPr>
-        <w:t xml:space="preserve">payload</w:t>
-      </w:r>
-      <w:r>
-        <w:rPr>
-          <w:rFonts w:ascii="Times New Roman" w:eastAsia="Times New Roman" w:hAnsi="Times New Roman" w:cs="Times New Roman"/>
-        </w:rPr>
-        <w:t xml:space="preserve"> yang sejenis, dan mencapai skor eksploitasi yang stabil pada konfigurasi yang sama.</w:t>
-      </w:r>
-      <w:r>
-        <w:rPr>
-          <w:rFonts w:ascii="Times New Roman" w:eastAsia="Times New Roman" w:hAnsi="Times New Roman" w:cs="Times New Roman"/>
-          <w:i/>
-          <w:iCs/>
-        </w:rPr>
-        <w:t xml:space="preserve"> </w:t>
-      </w:r>
-      <w:r>
-        <w:rPr>
-          <w:rFonts w:ascii="Times New Roman" w:hAnsi="Times New Roman" w:cs="Times New Roman"/>
-          <w:lang w:val="en-ID"/>
-        </w:rPr>
-        <w:t xml:space="preserve">Estimasi jumlah eksekusi dihitung berdasarkan matriks berikut:</w:t>
+        <w:t xml:space="preserve">Setiap skenario eksperimen dijalankan sebanyak tiga repetisi. Skenario ditentukan oleh model LLM, kondisi eksperimen, tingkat keamanan DVWA, dan permukaan kerentanan. Metode dipilih selama pengujian dan dicatat sebagai hasil pengamatan, sehingga tidak menjadi faktor pengali jumlah eksekusi. Pemilihan metode secara manual digunakan untuk pemeriksaan dan tidak menjadi bukti kemampuan model memilih metode. Tiga repetisi digunakan sebagai batas minimum untuk mengamati variasi hasil dengan mempertimbangkan biaya dan waktu eksperimen. Estimasi jumlah eksekusi dihitung berdasarkan matriks berikut:</w:t>
       </w:r>
     </w:p>
     <w:p>
@@ -32505,113 +28426,9 @@
       <w:r>
         <w:rPr>
           <w:rFonts w:ascii="Times New Roman" w:eastAsia="Times New Roman" w:hAnsi="Times New Roman" w:cs="Times New Roman"/>
-        </w:rPr>
-        <w:t xml:space="preserve">Setiap eksekusi eksperimen menghasilkan artefak dalam format terstruktur berbasis JSON agar keputusan sistem, keluaran model, dan hasil eksekusi dapat ditelusuri ulang. Setiap artefak memiliki run_id yang merepresentasikan kombinasi penyedia LLM, permukaan kerentanan, tingkat keamanan DVWA, mode </w:t>
-      </w:r>
-      <w:r>
-        <w:rPr>
-          <w:rFonts w:ascii="Times New Roman" w:eastAsia="Times New Roman" w:hAnsi="Times New Roman" w:cs="Times New Roman"/>
-          <w:i/>
-          <w:iCs/>
-        </w:rPr>
-        <w:t xml:space="preserve">payload</w:t>
-      </w:r>
-      <w:r>
-        <w:rPr>
-          <w:rFonts w:ascii="Times New Roman" w:eastAsia="Times New Roman" w:hAnsi="Times New Roman" w:cs="Times New Roman"/>
-        </w:rPr>
-        <w:t xml:space="preserve">, dan indeks repetisi. Artefak utama memuat schema_version, run_id, status eksekusi, konfigurasi eksperimen, metode terpilih, akg_path, skor metode, skor </w:t>
-      </w:r>
-      <w:r>
-        <w:rPr>
-          <w:rFonts w:ascii="Times New Roman" w:eastAsia="Times New Roman" w:hAnsi="Times New Roman" w:cs="Times New Roman"/>
-          <w:i/>
-          <w:iCs/>
-        </w:rPr>
-        <w:t xml:space="preserve">payload</w:t>
-      </w:r>
-      <w:r>
-        <w:rPr>
-          <w:rFonts w:ascii="Times New Roman" w:eastAsia="Times New Roman" w:hAnsi="Times New Roman" w:cs="Times New Roman"/>
-        </w:rPr>
-        <w:t xml:space="preserve">, skor eksploitasi, skor </w:t>
-      </w:r>
-      <w:r>
-        <w:rPr>
-          <w:rFonts w:ascii="Times New Roman" w:eastAsia="Times New Roman" w:hAnsi="Times New Roman" w:cs="Times New Roman"/>
-          <w:i/>
-          <w:iCs/>
-        </w:rPr>
-        <w:t xml:space="preserve">chain</w:t>
-      </w:r>
-      <w:r>
-        <w:rPr>
-          <w:rFonts w:ascii="Times New Roman" w:eastAsia="Times New Roman" w:hAnsi="Times New Roman" w:cs="Times New Roman"/>
-        </w:rPr>
-        <w:t xml:space="preserve">, aktivasi </w:t>
-      </w:r>
-      <w:r>
-        <w:rPr>
-          <w:rFonts w:ascii="Times New Roman" w:eastAsia="Times New Roman" w:hAnsi="Times New Roman" w:cs="Times New Roman"/>
-          <w:i/>
-          <w:iCs/>
-        </w:rPr>
-        <w:t xml:space="preserve">guardrail</w:t>
-      </w:r>
-      <w:r>
-        <w:rPr>
-          <w:rFonts w:ascii="Times New Roman" w:eastAsia="Times New Roman" w:hAnsi="Times New Roman" w:cs="Times New Roman"/>
-        </w:rPr>
-        <w:t xml:space="preserve">, informasi waktu eksekusi, final_state, laporan hasil, dan informasi kesalahan apabila eksekusi gagal. Bagian final_state menyimpan elemen penting seperti kandidat </w:t>
-      </w:r>
-      <w:r>
-        <w:rPr>
-          <w:rFonts w:ascii="Times New Roman" w:eastAsia="Times New Roman" w:hAnsi="Times New Roman" w:cs="Times New Roman"/>
-          <w:i/>
-          <w:iCs/>
-        </w:rPr>
-        <w:t xml:space="preserve">payload</w:t>
-      </w:r>
-      <w:r>
-        <w:rPr>
-          <w:rFonts w:ascii="Times New Roman" w:eastAsia="Times New Roman" w:hAnsi="Times New Roman" w:cs="Times New Roman"/>
-        </w:rPr>
-        <w:t xml:space="preserve">, </w:t>
-      </w:r>
-      <w:r>
-        <w:rPr>
-          <w:rFonts w:ascii="Times New Roman" w:eastAsia="Times New Roman" w:hAnsi="Times New Roman" w:cs="Times New Roman"/>
-          <w:i/>
-          <w:iCs/>
-        </w:rPr>
-        <w:t xml:space="preserve">payload</w:t>
-      </w:r>
-      <w:r>
-        <w:rPr>
-          <w:rFonts w:ascii="Times New Roman" w:eastAsia="Times New Roman" w:hAnsi="Times New Roman" w:cs="Times New Roman"/>
-        </w:rPr>
-        <w:t xml:space="preserve"> hasil </w:t>
-      </w:r>
-      <w:r>
-        <w:rPr>
-          <w:rFonts w:ascii="Times New Roman" w:eastAsia="Times New Roman" w:hAnsi="Times New Roman" w:cs="Times New Roman"/>
-        </w:rPr>
-        <w:lastRenderedPageBreak/>
-        <w:t xml:space="preserve">pembuatan LLM, hasil validasi, </w:t>
-      </w:r>
-      <w:r>
-        <w:rPr>
-          <w:rFonts w:ascii="Times New Roman" w:eastAsia="Times New Roman" w:hAnsi="Times New Roman" w:cs="Times New Roman"/>
-          <w:i/>
-          <w:iCs/>
-        </w:rPr>
-        <w:t xml:space="preserve">payload provenance</w:t>
-      </w:r>
-      <w:r>
-        <w:rPr>
-          <w:rFonts w:ascii="Times New Roman" w:eastAsia="Times New Roman" w:hAnsi="Times New Roman" w:cs="Times New Roman"/>
-        </w:rPr>
-        <w:t xml:space="preserve">, skor, bukti eksekusi, serta keluaran yang diperlukan untuk menilai ulang hasil eksperimen.</w:t>
+          <w:color w:val="FF0000"/>
+        </w:rPr>
+        <w:t xml:space="preserve">Setiap eksekusi menghasilkan artefak terstruktur agar keputusan sistem, keluaran model, dan hasil pengujian dapat ditelusuri. Artefak memuat identitas skenario, konfigurasi, metode yang dipilih, jalur AKG, kandidat payload, hasil validasi dan verifikasi, bukti eksekusi, serta skor dan catatan kesalahan. Identitas setiap eksekusi memungkinkan penilai menghubungkan hasil dengan sumber buktinya.</w:t>
       </w:r>
     </w:p>
     <w:p>
@@ -32627,257 +28444,7 @@
           <w:rFonts w:ascii="Times New Roman" w:hAnsi="Times New Roman" w:cs="Times New Roman"/>
           <w:color w:val="FF0000"/>
         </w:rPr>
-        <w:t xml:space="preserve">Penilai</w:t>
-      </w:r>
-      <w:r>
-        <w:rPr>
-          <w:rFonts w:ascii="Times New Roman" w:hAnsi="Times New Roman" w:cs="Times New Roman"/>
-        </w:rPr>
-        <w:t xml:space="preserve"> </w:t>
-      </w:r>
-      <w:r>
-        <w:rPr>
-          <w:rFonts w:ascii="Times New Roman" w:hAnsi="Times New Roman" w:cs="Times New Roman"/>
-          <w:color w:val="FF0000"/>
-        </w:rPr>
-        <w:t xml:space="preserve">manusia</w:t>
-      </w:r>
-      <w:r>
-        <w:rPr>
-          <w:rFonts w:ascii="Times New Roman" w:hAnsi="Times New Roman" w:cs="Times New Roman"/>
-        </w:rPr>
-        <w:t xml:space="preserve"> </w:t>
-      </w:r>
-      <w:r>
-        <w:rPr>
-          <w:rFonts w:ascii="Times New Roman" w:hAnsi="Times New Roman" w:cs="Times New Roman"/>
-          <w:color w:val="FF0000"/>
-        </w:rPr>
-        <w:t xml:space="preserve">atau</w:t>
-      </w:r>
-      <w:r>
-        <w:rPr>
-          <w:rFonts w:ascii="Times New Roman" w:hAnsi="Times New Roman" w:cs="Times New Roman"/>
-        </w:rPr>
-        <w:t xml:space="preserve"> </w:t>
-      </w:r>
-      <w:r>
-        <w:rPr>
-          <w:rFonts w:ascii="Times New Roman" w:hAnsi="Times New Roman" w:cs="Times New Roman"/>
-          <w:color w:val="FF0000"/>
-          <w:i/>
-        </w:rPr>
-        <w:t xml:space="preserve">AI</w:t>
-      </w:r>
-      <w:r>
-        <w:rPr>
-          <w:rFonts w:ascii="Times New Roman" w:hAnsi="Times New Roman" w:cs="Times New Roman"/>
-        </w:rPr>
-        <w:t xml:space="preserve"> menilai kandidat </w:t>
-      </w:r>
-      <w:r>
-        <w:rPr>
-          <w:rFonts w:ascii="Times New Roman" w:hAnsi="Times New Roman" w:cs="Times New Roman"/>
-          <w:i/>
-          <w:iCs/>
-        </w:rPr>
-        <w:t xml:space="preserve">payload</w:t>
-      </w:r>
-      <w:r>
-        <w:rPr>
-          <w:rFonts w:ascii="Times New Roman" w:hAnsi="Times New Roman" w:cs="Times New Roman"/>
-        </w:rPr>
-        <w:t xml:space="preserve"> dengan merujuk pada manual_scoring_evidence yang memuat </w:t>
-      </w:r>
-      <w:r>
-        <w:rPr>
-          <w:rFonts w:ascii="Times New Roman" w:hAnsi="Times New Roman" w:cs="Times New Roman"/>
-        </w:rPr>
-        <w:t xml:space="preserve">candidate_id</w:t>
-      </w:r>
-      <w:r>
-        <w:rPr>
-          <w:rFonts w:ascii="Times New Roman" w:hAnsi="Times New Roman" w:cs="Times New Roman"/>
-        </w:rPr>
-        <w:t xml:space="preserve">, sumber </w:t>
-      </w:r>
-      <w:r>
-        <w:rPr>
-          <w:rFonts w:ascii="Times New Roman" w:hAnsi="Times New Roman" w:cs="Times New Roman"/>
-          <w:i/>
-          <w:iCs/>
-        </w:rPr>
-        <w:t xml:space="preserve">payload</w:t>
-      </w:r>
-      <w:r>
-        <w:rPr>
-          <w:rFonts w:ascii="Times New Roman" w:hAnsi="Times New Roman" w:cs="Times New Roman"/>
-        </w:rPr>
-        <w:t xml:space="preserve">, source_seed_id, jenis mutasi, parameter target, </w:t>
-      </w:r>
-      <w:r>
-        <w:rPr>
-          <w:rFonts w:ascii="Times New Roman" w:hAnsi="Times New Roman" w:cs="Times New Roman"/>
-          <w:i/>
-          <w:iCs/>
-        </w:rPr>
-        <w:t xml:space="preserve">expected signal</w:t>
-      </w:r>
-      <w:r>
-        <w:rPr>
-          <w:rFonts w:ascii="Times New Roman" w:hAnsi="Times New Roman" w:cs="Times New Roman"/>
-        </w:rPr>
-        <w:t xml:space="preserve">, hasil validasi, bukti respons, bukti waktu, keputusan </w:t>
-      </w:r>
-      <w:r>
-        <w:rPr>
-          <w:rFonts w:ascii="Times New Roman" w:hAnsi="Times New Roman" w:cs="Times New Roman"/>
-          <w:i/>
-          <w:iCs/>
-        </w:rPr>
-        <w:t xml:space="preserve">verifier</w:t>
-      </w:r>
-      <w:r>
-        <w:rPr>
-          <w:rFonts w:ascii="Times New Roman" w:hAnsi="Times New Roman" w:cs="Times New Roman"/>
-        </w:rPr>
-        <w:t xml:space="preserve">, dan skor terkait. Skor 0 sampai 4 </w:t>
-      </w:r>
-      <w:r>
-        <w:rPr>
-          <w:rFonts w:ascii="Times New Roman" w:hAnsi="Times New Roman" w:cs="Times New Roman"/>
-          <w:color w:val="FF0000"/>
-        </w:rPr>
-        <w:t xml:space="preserve">serta</w:t>
-      </w:r>
-      <w:r>
-        <w:rPr>
-          <w:rFonts w:ascii="Times New Roman" w:hAnsi="Times New Roman" w:cs="Times New Roman"/>
-        </w:rPr>
-        <w:t xml:space="preserve"> alasan penilaian </w:t>
-      </w:r>
-      <w:r>
-        <w:rPr>
-          <w:rFonts w:ascii="Times New Roman" w:hAnsi="Times New Roman" w:cs="Times New Roman"/>
-        </w:rPr>
-        <w:t xml:space="preserve">dicatat </w:t>
-      </w:r>
-      <w:r>
-        <w:rPr>
-          <w:rFonts w:ascii="Times New Roman" w:hAnsi="Times New Roman" w:cs="Times New Roman"/>
-          <w:color w:val="FF0000"/>
-        </w:rPr>
-        <w:t xml:space="preserve">sesuai</w:t>
-      </w:r>
-      <w:r>
-        <w:rPr>
-          <w:rFonts w:ascii="Times New Roman" w:hAnsi="Times New Roman" w:cs="Times New Roman"/>
-        </w:rPr>
-        <w:t xml:space="preserve"> </w:t>
-      </w:r>
-      <w:r>
-        <w:rPr>
-          <w:rFonts w:ascii="Times New Roman" w:hAnsi="Times New Roman" w:cs="Times New Roman"/>
-          <w:color w:val="FF0000"/>
-        </w:rPr>
-        <w:t xml:space="preserve">batas</w:t>
-      </w:r>
-      <w:r>
-        <w:rPr>
-          <w:rFonts w:ascii="Times New Roman" w:hAnsi="Times New Roman" w:cs="Times New Roman"/>
-        </w:rPr>
-        <w:t xml:space="preserve"> </w:t>
-      </w:r>
-      <w:r>
-        <w:rPr>
-          <w:rFonts w:ascii="Times New Roman" w:hAnsi="Times New Roman" w:cs="Times New Roman"/>
-          <w:color w:val="FF0000"/>
-        </w:rPr>
-        <w:t xml:space="preserve">bukti</w:t>
-      </w:r>
-      <w:r>
-        <w:rPr>
-          <w:rFonts w:ascii="Times New Roman" w:hAnsi="Times New Roman" w:cs="Times New Roman"/>
-        </w:rPr>
-        <w:t xml:space="preserve">. </w:t>
-      </w:r>
-      <w:r>
-        <w:rPr>
-          <w:rFonts w:ascii="Times New Roman" w:hAnsi="Times New Roman" w:cs="Times New Roman"/>
-          <w:color w:val="FF0000"/>
-        </w:rPr>
-        <w:t xml:space="preserve">Bukti</w:t>
-      </w:r>
-      <w:r>
-        <w:rPr>
-          <w:rFonts w:ascii="Times New Roman" w:hAnsi="Times New Roman" w:cs="Times New Roman"/>
-        </w:rPr>
-        <w:t xml:space="preserve"> </w:t>
-      </w:r>
-      <w:r>
-        <w:rPr>
-          <w:rFonts w:ascii="Times New Roman" w:hAnsi="Times New Roman" w:cs="Times New Roman"/>
-          <w:color w:val="FF0000"/>
-        </w:rPr>
-        <w:t xml:space="preserve">yang</w:t>
-      </w:r>
-      <w:r>
-        <w:rPr>
-          <w:rFonts w:ascii="Times New Roman" w:hAnsi="Times New Roman" w:cs="Times New Roman"/>
-        </w:rPr>
-        <w:t xml:space="preserve"> tidak lengkap </w:t>
-      </w:r>
-      <w:r>
-        <w:rPr>
-          <w:rFonts w:ascii="Times New Roman" w:hAnsi="Times New Roman" w:cs="Times New Roman"/>
-          <w:color w:val="FF0000"/>
-        </w:rPr>
-        <w:t xml:space="preserve">dicatat</w:t>
-      </w:r>
-      <w:r>
-        <w:rPr>
-          <w:rFonts w:ascii="Times New Roman" w:hAnsi="Times New Roman" w:cs="Times New Roman"/>
-        </w:rPr>
-        <w:t xml:space="preserve"> </w:t>
-      </w:r>
-      <w:r>
-        <w:rPr>
-          <w:rFonts w:ascii="Times New Roman" w:hAnsi="Times New Roman" w:cs="Times New Roman"/>
-          <w:color w:val="FF0000"/>
-        </w:rPr>
-        <w:t xml:space="preserve">bersama alasannya; bukti parsial yang ada tetap diperiksa sesuai rubrik dan</w:t>
-      </w:r>
-      <w:r>
-        <w:rPr>
-          <w:rFonts w:ascii="Times New Roman" w:hAnsi="Times New Roman" w:cs="Times New Roman"/>
-        </w:rPr>
-        <w:t xml:space="preserve"> tidak </w:t>
-      </w:r>
-      <w:r>
-        <w:rPr>
-          <w:rFonts w:ascii="Times New Roman" w:hAnsi="Times New Roman" w:cs="Times New Roman"/>
-          <w:color w:val="FF0000"/>
-        </w:rPr>
-        <w:t xml:space="preserve">menjadi</w:t>
-      </w:r>
-      <w:r>
-        <w:rPr>
-          <w:rFonts w:ascii="Times New Roman" w:hAnsi="Times New Roman" w:cs="Times New Roman"/>
-        </w:rPr>
-        <w:t xml:space="preserve"> </w:t>
-      </w:r>
-      <w:r>
-        <w:rPr>
-          <w:rFonts w:ascii="Times New Roman" w:hAnsi="Times New Roman" w:cs="Times New Roman"/>
-          <w:color w:val="FF0000"/>
-        </w:rPr>
-        <w:t xml:space="preserve">klaim</w:t>
-      </w:r>
-      <w:r>
-        <w:rPr>
-          <w:rFonts w:ascii="Times New Roman" w:hAnsi="Times New Roman" w:cs="Times New Roman"/>
-        </w:rPr>
-        <w:t xml:space="preserve"> keberhasilan penuh.</w:t>
+        <w:t xml:space="preserve">Evaluasi manual dilakukan terutama pada kualitas payload yang memerlukan penilaian berbasis bukti. Penilai memeriksa identitas dan sumber kandidat, jenis mutasi, parameter target, sinyal yang diharapkan, hasil validasi, bukti respons dan waktu, serta keputusan verifikasi. Skor diberikan menggunakan rubrik 0 sampai 4 dan disertai alasan. Bukti yang belum lengkap dicatat dan tidak digunakan untuk menyatakan keberhasilan penuh.</w:t>
       </w:r>
     </w:p>
     <w:p>
@@ -32915,7 +28482,7 @@
           <w:rFonts w:ascii="Times New Roman" w:hAnsi="Times New Roman" w:cs="Times New Roman"/>
           <w:color w:val="FF0000"/>
         </w:rPr>
-        <w:t xml:space="preserve">Penilaian oleh manusia, AI, atau keduanya ditetapkan sebelum eksekusi. Apabila keduanya digunakan, manusia dan AI menilai eksekusi yang sama secara independen. Masing-masing menghasilkan susunan skor komponen dan nilai akhir Srun tersendiri. Perhitungan menggunakan presisi penuh, kemudian skor akhir dibulatkan hingga empat angka desimal. Sebagai contoh, susunan skor (4,4,4,4,4) menghasilkan 4.0000; (4,3,3,0,4) menghasilkan 3.1000; dan (3,2,2,1,3) menghasilkan 2.3000. Skor akhir belum diterbitkan apabila penilaian yang diwajibkan belum lengkap.</w:t>
+        <w:t xml:space="preserve">Penilaian dilakukan oleh penilai manusia berdasarkan artefak dan rubrik yang ditetapkan sebelum eksperimen. Komponen otomatis dan hasil penilaian manual disusun menjadi skor akhir setelah seluruh bukti yang diwajibkan tersedia. Perhitungan menggunakan presisi penuh dan skor akhir dibulatkan hingga empat angka desimal. Sebagai contoh, susunan skor (4,4,4,4,4) menghasilkan 4,0000; (4,3,3,0,4) menghasilkan 3,1000; dan (3,2,2,1,3) menghasilkan 2,3000.</w:t>
       </w:r>
     </w:p>
     <w:p>
@@ -32931,7 +28498,7 @@
           <w:rFonts w:ascii="Times New Roman" w:hAnsi="Times New Roman" w:cs="Times New Roman"/>
           <w:color w:val="FF0000"/>
         </w:rPr>
-        <w:t xml:space="preserve">Hasil verifikasi manusia dan AI disimpan dalam catatan yang terpisah. Setiap catatan memuat identitas pengujian dan eksekusi, nilai hash SHA-256 artefak sumber, versi rubrik, identitas kandidat, rujukan bukti, alasan penilaian, identitas penilai, waktu penilaian, susunan skor, dan rumus yang digunakan. Jika diperlukan koreksi, dibuat catatan baru yang merujuk pada penilaian sebelumnya. Artefak sumber dan catatan terdahulu tetap disimpan agar perubahan dapat ditelusuri. Perbandingan antar pengulangan menggunakan konfigurasi dan bukti yang sepadan.</w:t>
+        <w:t xml:space="preserve">Hasil penilaian disimpan bersama identitas pengujian, identitas kandidat, rujukan artefak, versi rubrik, alasan, dan waktu penilaian. Jika diperlukan koreksi, catatan penilaian diperbarui dengan tetap mempertahankan sumber dan keputusan sebelumnya. Dengan cara ini, setiap nilai dapat ditelusuri kembali ke bukti yang mendasarinya.</w:t>
       </w:r>
     </w:p>
     <w:p>
@@ -32947,23 +28514,7 @@
           <w:rFonts w:ascii="Times New Roman" w:hAnsi="Times New Roman" w:cs="Times New Roman"/>
           <w:color w:val="FF0000"/>
         </w:rPr>
-        <w:t xml:space="preserve">AI penilai menggunakan konfigurasi yang ditetapkan sebelum eksekusi dan konteks percakapan baru tanpa akses ke perangkat pengujian DVWA. Pada konfigurasi terdahulu yang telah didokumentasikan, penilaian menggunakan model deepseek-v4.1-flash melalui layanan yang kompatibel dengan OpenAI, dengan </w:t>
-      </w:r>
-      <w:r>
-        <w:rPr>
-          <w:rFonts w:ascii="Times New Roman" w:hAnsi="Times New Roman" w:cs="Times New Roman"/>
-          <w:color w:val="FF0000"/>
-          <w:i/>
-          <w:iCs/>
-        </w:rPr>
-        <w:t xml:space="preserve">temperature</w:t>
-      </w:r>
-      <w:r>
-        <w:rPr>
-          <w:rFonts w:ascii="Times New Roman" w:hAnsi="Times New Roman" w:cs="Times New Roman"/>
-          <w:color w:val="FF0000"/>
-        </w:rPr>
-        <w:t xml:space="preserve"> 0, batas keluaran 1024 token, batas waktu 60 detik, serta maksimal dua percobaan untuk setiap kandidat dengan sinyal positif. Model yang sama digunakan sebagai penguji dan penilai dengan peran yang terpisah. Penggunaan ini dicatat sebagai keterbatasan karena belum melibatkan model pembanding yang independen. Untuk eksperimen lain, model penilai dan parameternya mengikuti konfigurasi yang ditetapkan pada periode pengujian tersebut.</w:t>
+        <w:t xml:space="preserve">Penilai memeriksa setiap kandidat yang memenuhi syarat dengan membandingkan hasilnya terhadap kriteria pada rubrik. Pemeriksaan dilakukan berdasarkan bukti yang tersimpan dan tidak menggantikan pengujian atau verifikasi otomatis yang telah dilakukan oleh framework.</w:t>
       </w:r>
     </w:p>
     <w:p>
@@ -32979,23 +28530,7 @@
           <w:rFonts w:ascii="Times New Roman" w:hAnsi="Times New Roman" w:cs="Times New Roman"/>
           <w:color w:val="FF0000"/>
         </w:rPr>
-        <w:t xml:space="preserve">Penilaian AI ditunda apabila model penilai menolak permintaan, menghasilkan </w:t>
-      </w:r>
-      <w:r>
-        <w:rPr>
-          <w:rFonts w:ascii="Times New Roman" w:hAnsi="Times New Roman" w:cs="Times New Roman"/>
-          <w:color w:val="FF0000"/>
-          <w:i/>
-          <w:iCs/>
-        </w:rPr>
-        <w:t xml:space="preserve">JSON</w:t>
-      </w:r>
-      <w:r>
-        <w:rPr>
-          <w:rFonts w:ascii="Times New Roman" w:hAnsi="Times New Roman" w:cs="Times New Roman"/>
-          <w:color w:val="FF0000"/>
-        </w:rPr>
-        <w:t xml:space="preserve"> yang tidak valid, menggunakan rujukan bukti yang tidak tersedia, atau melampaui batas waktu. Setiap percobaan dan kendala tersebut dicatat secara terpisah dari Soutput model penguji. Hasil penilaian AI tetap harus didukung oleh acuan verifikasi dan bukti independen yang diwajibkan.</w:t>
+        <w:t xml:space="preserve">Apabila bukti respons, kontrol, atau acuan independen yang diperlukan belum tersedia, komponen terkait dicatat sebagai belum dapat dinilai. Bukti parsial yang tersedia tetap diperiksa sesuai batas yang ditetapkan dalam rubrik dan tidak langsung dianggap sebagai keberhasilan penuh.</w:t>
       </w:r>
     </w:p>
     <w:p>
@@ -33011,7 +28546,7 @@
           <w:rFonts w:ascii="Times New Roman" w:hAnsi="Times New Roman" w:cs="Times New Roman"/>
           <w:color w:val="FF0000"/>
         </w:rPr>
-        <w:t xml:space="preserve">Penilaian dilakukan melalui fasilitas peninjauan bukti pada antarmuka baris perintah atau antarmuka terminal. Fasilitas ini menyediakan penyusunan lembar penilaian, pencatatan keputusan penilai, dan evaluasi berbantuan AI. Seluruh penilaian mengacu pada pedoman rubrik dan batas kekuatan bukti yang didokumentasikan dalam repositori penelitian.</w:t>
+        <w:t xml:space="preserve">Hasil penilaian manual digunakan bersama hasil pemeriksaan otomatis untuk menyusun skor setiap dimensi. Penilai mencatat alasan dan rujukan bukti agar hasil perbandingan antarmodel dapat diperiksa kembali.</w:t>
       </w:r>
     </w:p>
     <w:p>
@@ -33027,23 +28562,7 @@
           <w:rFonts w:ascii="Times New Roman" w:hAnsi="Times New Roman" w:cs="Times New Roman"/>
           <w:color w:val="FF0000"/>
         </w:rPr>
-        <w:t xml:space="preserve">Optimalitas pilihan pertama, kesesuaian metode, validitas jalur AKG, dan biaya token dihitung apabila data yang diperlukan tersedia. Jika acuan pemeringkatan, rekaman hubungan pada AKG, penggunaan token, tarif model, atau bukti pendukung lain belum tersedia, nilai metrik terkait dicatat sebagai belum dapat dihitung beserta alasannya. Tingkat keberhasilan </w:t>
-      </w:r>
-      <w:r>
-        <w:rPr>
-          <w:rFonts w:ascii="Times New Roman" w:hAnsi="Times New Roman" w:cs="Times New Roman"/>
-          <w:color w:val="FF0000"/>
-          <w:i/>
-          <w:iCs/>
-        </w:rPr>
-        <w:t xml:space="preserve">payload</w:t>
-      </w:r>
-      <w:r>
-        <w:rPr>
-          <w:rFonts w:ascii="Times New Roman" w:hAnsi="Times New Roman" w:cs="Times New Roman"/>
-          <w:color w:val="FF0000"/>
-        </w:rPr>
-        <w:t xml:space="preserve"> dihitung menggunakan jumlah kandidat valid pada tahap eksploitasi atau upaya melewati pembatasan sebagai penyebut, sesuai definisi masing-masing metrik. Kekurangan data pada pengukuran terdahulu dicatat sebagai keterbatasan pengukuran tersebut. Matriks pengujian terdahulu mencakup satu model, sedangkan perbandingan yang direncanakan memerlukan model mutakhir dan model sumber terbuka. Keduanya dibandingkan menggunakan konfigurasi, masukan, prosedur penilaian, anggaran, rubrik, dan jumlah pengulangan yang sama.</w:t>
+        <w:t xml:space="preserve">Optimalitas pilihan pertama, kesesuaian metode, validitas jalur AKG, dan biaya token dihitung apabila data yang diperlukan tersedia. Jika acuan pemeringkatan, catatan hubungan AKG, penggunaan token, tarif model, atau bukti lain belum tersedia, metrik terkait dicatat sebagai belum dapat dihitung beserta alasannya. Keberhasilan payload menggunakan jumlah kandidat valid yang memenuhi kriteria pengukuran sebagai penyebut. Perbandingan antarmodel menggunakan konfigurasi, masukan, prosedur penilaian, anggaran, rubrik, dan jumlah pengulangan yang sepadan.</w:t>
       </w:r>
     </w:p>
     <w:p>
@@ -33209,23 +28728,7 @@
           <w:rFonts w:ascii="Times New Roman" w:hAnsi="Times New Roman" w:cs="Times New Roman"/>
           <w:color w:val="FF0000"/>
         </w:rPr>
-        <w:t xml:space="preserve">Contoh kondisi pada tabel digunakan sebagai ilustrasi penerapan rubrik. Penerimaan hasil eksperimen memerlukan penetapan profil evaluasi dan acuan verifikasi independen yang sesuai dengan lingkungan uji, kemudian pemeriksaan terhadap artefak pada periode pengujian yang bersangkutan. Hasil kontrol </w:t>
-      </w:r>
-      <w:r>
-        <w:rPr>
-          <w:rFonts w:ascii="Times New Roman" w:hAnsi="Times New Roman" w:cs="Times New Roman"/>
-          <w:color w:val="FF0000"/>
-          <w:i/>
-          <w:iCs/>
-        </w:rPr>
-        <w:t xml:space="preserve">offline</w:t>
-      </w:r>
-      <w:r>
-        <w:rPr>
-          <w:rFonts w:ascii="Times New Roman" w:hAnsi="Times New Roman" w:cs="Times New Roman"/>
-          <w:color w:val="FF0000"/>
-        </w:rPr>
-        <w:t xml:space="preserve"> dan bukti parsial dari pengujian terdahulu belum cukup untuk menyatakan bahwa eksperimen pada DVWA aktual telah memenuhi kriteria penerimaan. Rincian rubrik, persyaratan bukti, kriteria penerimaan, dan keterbatasan pengujian disimpan dalam dokumentasi penelitian di repositori.</w:t>
+        <w:t xml:space="preserve">Contoh pada tabel menunjukkan penerapan rubrik. Penilaian hasil eksperimen memerlukan profil evaluasi dan acuan verifikasi independen yang sesuai dengan lingkungan uji, serta pemeriksaan terhadap artefak yang dihasilkan. Kontrol offline membantu memeriksa perilaku framework, sedangkan hasil pada DVWA memerlukan bukti dari pengujian pada lingkungan tersebut.</w:t>
       </w:r>
     </w:p>
     <w:p>
@@ -33305,11 +28808,20 @@
         <w:tc>
           <w:tcPr>
             <w:tcW w:w="3000" w:type="dxa"/>
+            <w:vAlign w:val="top"/>
           </w:tcPr>
           <w:p>
-            <w:r>
-              <w:rPr>
-                <w:color w:val="FF0000"/>
+            <w:pPr>
+              <w:jc w:val="center"/>
+              <w:ind w:left="0" w:right="0" w:firstLine="0"/>
+              <w:spacing w:before="0" w:after="0" w:line="240" w:lineRule="auto"/>
+            </w:pPr>
+            <w:r>
+              <w:rPr>
+                <w:rFonts w:ascii="Times New Roman" w:hAnsi="Times New Roman" w:eastAsia="Times New Roman" w:cs="Times New Roman"/>
+                <w:color w:val="FF0000"/>
+                <w:sz w:val="20"/>
+                <w:szCs w:val="20"/>
               </w:rPr>
               <w:t xml:space="preserve">Status eksekusi</w:t>
             </w:r>
@@ -33318,11 +28830,20 @@
         <w:tc>
           <w:tcPr>
             <w:tcW w:w="3000" w:type="dxa"/>
+            <w:vAlign w:val="top"/>
           </w:tcPr>
           <w:p>
-            <w:r>
-              <w:rPr>
-                <w:color w:val="FF0000"/>
+            <w:pPr>
+              <w:jc w:val="center"/>
+              <w:ind w:left="0" w:right="0" w:firstLine="0"/>
+              <w:spacing w:before="0" w:after="0" w:line="240" w:lineRule="auto"/>
+            </w:pPr>
+            <w:r>
+              <w:rPr>
+                <w:rFonts w:ascii="Times New Roman" w:hAnsi="Times New Roman" w:eastAsia="Times New Roman" w:cs="Times New Roman"/>
+                <w:color w:val="FF0000"/>
+                <w:sz w:val="20"/>
+                <w:szCs w:val="20"/>
               </w:rPr>
               <w:t xml:space="preserve">Definisi</w:t>
             </w:r>
@@ -33331,11 +28852,20 @@
         <w:tc>
           <w:tcPr>
             <w:tcW w:w="3000" w:type="dxa"/>
+            <w:vAlign w:val="top"/>
           </w:tcPr>
           <w:p>
-            <w:r>
-              <w:rPr>
-                <w:color w:val="FF0000"/>
+            <w:pPr>
+              <w:jc w:val="center"/>
+              <w:ind w:left="0" w:right="0" w:firstLine="0"/>
+              <w:spacing w:before="0" w:after="0" w:line="240" w:lineRule="auto"/>
+            </w:pPr>
+            <w:r>
+              <w:rPr>
+                <w:rFonts w:ascii="Times New Roman" w:hAnsi="Times New Roman" w:eastAsia="Times New Roman" w:cs="Times New Roman"/>
+                <w:color w:val="FF0000"/>
+                <w:sz w:val="20"/>
+                <w:szCs w:val="20"/>
               </w:rPr>
               <w:t xml:space="preserve">Contoh</w:t>
             </w:r>
@@ -33346,11 +28876,20 @@
         <w:tc>
           <w:tcPr>
             <w:tcW w:w="3000" w:type="dxa"/>
+            <w:vAlign w:val="top"/>
           </w:tcPr>
           <w:p>
-            <w:r>
-              <w:rPr>
-                <w:color w:val="FF0000"/>
+            <w:pPr>
+              <w:jc w:val="left"/>
+              <w:ind w:left="0" w:right="0" w:firstLine="0"/>
+              <w:spacing w:before="0" w:after="0" w:line="240" w:lineRule="auto"/>
+            </w:pPr>
+            <w:r>
+              <w:rPr>
+                <w:rFonts w:ascii="Times New Roman" w:hAnsi="Times New Roman" w:eastAsia="Times New Roman" w:cs="Times New Roman"/>
+                <w:color w:val="FF0000"/>
+                <w:sz w:val="20"/>
+                <w:szCs w:val="20"/>
               </w:rPr>
               <w:t xml:space="preserve">Selesai</w:t>
             </w:r>
@@ -33359,11 +28898,20 @@
         <w:tc>
           <w:tcPr>
             <w:tcW w:w="3000" w:type="dxa"/>
+            <w:vAlign w:val="top"/>
           </w:tcPr>
           <w:p>
-            <w:r>
-              <w:rPr>
-                <w:color w:val="FF0000"/>
+            <w:pPr>
+              <w:jc w:val="left"/>
+              <w:ind w:left="0" w:right="0" w:firstLine="0"/>
+              <w:spacing w:before="0" w:after="0" w:line="240" w:lineRule="auto"/>
+            </w:pPr>
+            <w:r>
+              <w:rPr>
+                <w:rFonts w:ascii="Times New Roman" w:hAnsi="Times New Roman" w:eastAsia="Times New Roman" w:cs="Times New Roman"/>
+                <w:color w:val="FF0000"/>
+                <w:sz w:val="20"/>
+                <w:szCs w:val="20"/>
               </w:rPr>
               <w:t xml:space="preserve">Pengujian mencapai akhir eksekusi secara normal.</w:t>
             </w:r>
@@ -33372,11 +28920,20 @@
         <w:tc>
           <w:tcPr>
             <w:tcW w:w="3000" w:type="dxa"/>
+            <w:vAlign w:val="top"/>
           </w:tcPr>
           <w:p>
-            <w:r>
-              <w:rPr>
-                <w:color w:val="FF0000"/>
+            <w:pPr>
+              <w:jc w:val="left"/>
+              <w:ind w:left="0" w:right="0" w:firstLine="0"/>
+              <w:spacing w:before="0" w:after="0" w:line="240" w:lineRule="auto"/>
+            </w:pPr>
+            <w:r>
+              <w:rPr>
+                <w:rFonts w:ascii="Times New Roman" w:hAnsi="Times New Roman" w:eastAsia="Times New Roman" w:cs="Times New Roman"/>
+                <w:color w:val="FF0000"/>
+                <w:sz w:val="20"/>
+                <w:szCs w:val="20"/>
               </w:rPr>
               <w:t xml:space="preserve">Pengujian metode selesai setelah anggaran habis, tetapi hasilnya belum terkonfirmasi.</w:t>
             </w:r>
@@ -33387,11 +28944,20 @@
         <w:tc>
           <w:tcPr>
             <w:tcW w:w="3000" w:type="dxa"/>
+            <w:vAlign w:val="top"/>
           </w:tcPr>
           <w:p>
-            <w:r>
-              <w:rPr>
-                <w:color w:val="FF0000"/>
+            <w:pPr>
+              <w:jc w:val="left"/>
+              <w:ind w:left="0" w:right="0" w:firstLine="0"/>
+              <w:spacing w:before="0" w:after="0" w:line="240" w:lineRule="auto"/>
+            </w:pPr>
+            <w:r>
+              <w:rPr>
+                <w:rFonts w:ascii="Times New Roman" w:hAnsi="Times New Roman" w:eastAsia="Times New Roman" w:cs="Times New Roman"/>
+                <w:color w:val="FF0000"/>
+                <w:sz w:val="20"/>
+                <w:szCs w:val="20"/>
               </w:rPr>
               <w:t xml:space="preserve">Gagal</w:t>
             </w:r>
@@ -33400,11 +28966,20 @@
         <w:tc>
           <w:tcPr>
             <w:tcW w:w="3000" w:type="dxa"/>
+            <w:vAlign w:val="top"/>
           </w:tcPr>
           <w:p>
-            <w:r>
-              <w:rPr>
-                <w:color w:val="FF0000"/>
+            <w:pPr>
+              <w:jc w:val="left"/>
+              <w:ind w:left="0" w:right="0" w:firstLine="0"/>
+              <w:spacing w:before="0" w:after="0" w:line="240" w:lineRule="auto"/>
+            </w:pPr>
+            <w:r>
+              <w:rPr>
+                <w:rFonts w:ascii="Times New Roman" w:hAnsi="Times New Roman" w:eastAsia="Times New Roman" w:cs="Times New Roman"/>
+                <w:color w:val="FF0000"/>
+                <w:sz w:val="20"/>
+                <w:szCs w:val="20"/>
               </w:rPr>
               <w:t xml:space="preserve">Proses tidak dapat diselesaikan secara normal akibat kesalahan sistem, layanan LLM, komunikasi dengan target, pelanjutan eksekusi, atau penyimpanan artefak utama.</w:t>
             </w:r>
@@ -33413,11 +28988,20 @@
         <w:tc>
           <w:tcPr>
             <w:tcW w:w="3000" w:type="dxa"/>
+            <w:vAlign w:val="top"/>
           </w:tcPr>
           <w:p>
-            <w:r>
-              <w:rPr>
-                <w:color w:val="FF0000"/>
+            <w:pPr>
+              <w:jc w:val="left"/>
+              <w:ind w:left="0" w:right="0" w:firstLine="0"/>
+              <w:spacing w:before="0" w:after="0" w:line="240" w:lineRule="auto"/>
+            </w:pPr>
+            <w:r>
+              <w:rPr>
+                <w:rFonts w:ascii="Times New Roman" w:hAnsi="Times New Roman" w:eastAsia="Times New Roman" w:cs="Times New Roman"/>
+                <w:color w:val="FF0000"/>
+                <w:sz w:val="20"/>
+                <w:szCs w:val="20"/>
               </w:rPr>
               <w:t xml:space="preserve">Pemanggilan layanan LLM yang diwajibkan gagal atau permintaan ke target melampaui batas waktu.</w:t>
             </w:r>
@@ -33428,11 +29012,20 @@
         <w:tc>
           <w:tcPr>
             <w:tcW w:w="3000" w:type="dxa"/>
+            <w:vAlign w:val="top"/>
           </w:tcPr>
           <w:p>
-            <w:r>
-              <w:rPr>
-                <w:color w:val="FF0000"/>
+            <w:pPr>
+              <w:jc w:val="left"/>
+              <w:ind w:left="0" w:right="0" w:firstLine="0"/>
+              <w:spacing w:before="0" w:after="0" w:line="240" w:lineRule="auto"/>
+            </w:pPr>
+            <w:r>
+              <w:rPr>
+                <w:rFonts w:ascii="Times New Roman" w:hAnsi="Times New Roman" w:eastAsia="Times New Roman" w:cs="Times New Roman"/>
+                <w:color w:val="FF0000"/>
+                <w:sz w:val="20"/>
+                <w:szCs w:val="20"/>
               </w:rPr>
               <w:t xml:space="preserve">Dihentikan</w:t>
             </w:r>
@@ -33441,11 +29034,20 @@
         <w:tc>
           <w:tcPr>
             <w:tcW w:w="3000" w:type="dxa"/>
+            <w:vAlign w:val="top"/>
           </w:tcPr>
           <w:p>
-            <w:r>
-              <w:rPr>
-                <w:color w:val="FF0000"/>
+            <w:pPr>
+              <w:jc w:val="left"/>
+              <w:ind w:left="0" w:right="0" w:firstLine="0"/>
+              <w:spacing w:before="0" w:after="0" w:line="240" w:lineRule="auto"/>
+            </w:pPr>
+            <w:r>
+              <w:rPr>
+                <w:rFonts w:ascii="Times New Roman" w:hAnsi="Times New Roman" w:eastAsia="Times New Roman" w:cs="Times New Roman"/>
+                <w:color w:val="FF0000"/>
+                <w:sz w:val="20"/>
+                <w:szCs w:val="20"/>
               </w:rPr>
               <w:t xml:space="preserve">Pengujian dihentikan melalui pembatalan eksplisit sebelum mencapai akhir eksekusi.</w:t>
             </w:r>
@@ -33454,11 +29056,20 @@
         <w:tc>
           <w:tcPr>
             <w:tcW w:w="3000" w:type="dxa"/>
+            <w:vAlign w:val="top"/>
           </w:tcPr>
           <w:p>
-            <w:r>
-              <w:rPr>
-                <w:color w:val="FF0000"/>
+            <w:pPr>
+              <w:jc w:val="left"/>
+              <w:ind w:left="0" w:right="0" w:firstLine="0"/>
+              <w:spacing w:before="0" w:after="0" w:line="240" w:lineRule="auto"/>
+            </w:pPr>
+            <w:r>
+              <w:rPr>
+                <w:rFonts w:ascii="Times New Roman" w:hAnsi="Times New Roman" w:eastAsia="Times New Roman" w:cs="Times New Roman"/>
+                <w:color w:val="FF0000"/>
+                <w:sz w:val="20"/>
+                <w:szCs w:val="20"/>
               </w:rPr>
               <w:t xml:space="preserve">Operator membatalkan pengujian dan kondisi aman terakhir disimpan.</w:t>
             </w:r>
@@ -33505,11 +29116,20 @@
         <w:tc>
           <w:tcPr>
             <w:tcW w:w="3000" w:type="dxa"/>
+            <w:vAlign w:val="top"/>
           </w:tcPr>
           <w:p>
-            <w:r>
-              <w:rPr>
-                <w:color w:val="FF0000"/>
+            <w:pPr>
+              <w:jc w:val="center"/>
+              <w:ind w:left="0" w:right="0" w:firstLine="0"/>
+              <w:spacing w:before="0" w:after="0" w:line="240" w:lineRule="auto"/>
+            </w:pPr>
+            <w:r>
+              <w:rPr>
+                <w:rFonts w:ascii="Times New Roman" w:hAnsi="Times New Roman" w:eastAsia="Times New Roman" w:cs="Times New Roman"/>
+                <w:color w:val="FF0000"/>
+                <w:sz w:val="20"/>
+                <w:szCs w:val="20"/>
               </w:rPr>
               <w:t xml:space="preserve">Hasil keamanan</w:t>
             </w:r>
@@ -33518,11 +29138,20 @@
         <w:tc>
           <w:tcPr>
             <w:tcW w:w="3000" w:type="dxa"/>
+            <w:vAlign w:val="top"/>
           </w:tcPr>
           <w:p>
-            <w:r>
-              <w:rPr>
-                <w:color w:val="FF0000"/>
+            <w:pPr>
+              <w:jc w:val="center"/>
+              <w:ind w:left="0" w:right="0" w:firstLine="0"/>
+              <w:spacing w:before="0" w:after="0" w:line="240" w:lineRule="auto"/>
+            </w:pPr>
+            <w:r>
+              <w:rPr>
+                <w:rFonts w:ascii="Times New Roman" w:hAnsi="Times New Roman" w:eastAsia="Times New Roman" w:cs="Times New Roman"/>
+                <w:color w:val="FF0000"/>
+                <w:sz w:val="20"/>
+                <w:szCs w:val="20"/>
               </w:rPr>
               <w:t xml:space="preserve">Definisi</w:t>
             </w:r>
@@ -33531,11 +29160,20 @@
         <w:tc>
           <w:tcPr>
             <w:tcW w:w="3000" w:type="dxa"/>
+            <w:vAlign w:val="top"/>
           </w:tcPr>
           <w:p>
-            <w:r>
-              <w:rPr>
-                <w:color w:val="FF0000"/>
+            <w:pPr>
+              <w:jc w:val="center"/>
+              <w:ind w:left="0" w:right="0" w:firstLine="0"/>
+              <w:spacing w:before="0" w:after="0" w:line="240" w:lineRule="auto"/>
+            </w:pPr>
+            <w:r>
+              <w:rPr>
+                <w:rFonts w:ascii="Times New Roman" w:hAnsi="Times New Roman" w:eastAsia="Times New Roman" w:cs="Times New Roman"/>
+                <w:color w:val="FF0000"/>
+                <w:sz w:val="20"/>
+                <w:szCs w:val="20"/>
               </w:rPr>
               <w:t xml:space="preserve">Contoh</w:t>
             </w:r>
@@ -33546,11 +29184,20 @@
         <w:tc>
           <w:tcPr>
             <w:tcW w:w="3000" w:type="dxa"/>
+            <w:vAlign w:val="top"/>
           </w:tcPr>
           <w:p>
-            <w:r>
-              <w:rPr>
-                <w:color w:val="FF0000"/>
+            <w:pPr>
+              <w:jc w:val="left"/>
+              <w:ind w:left="0" w:right="0" w:firstLine="0"/>
+              <w:spacing w:before="0" w:after="0" w:line="240" w:lineRule="auto"/>
+            </w:pPr>
+            <w:r>
+              <w:rPr>
+                <w:rFonts w:ascii="Times New Roman" w:hAnsi="Times New Roman" w:eastAsia="Times New Roman" w:cs="Times New Roman"/>
+                <w:color w:val="FF0000"/>
+                <w:sz w:val="20"/>
+                <w:szCs w:val="20"/>
               </w:rPr>
               <w:t xml:space="preserve">Terkonfirmasi</w:t>
             </w:r>
@@ -33559,11 +29206,20 @@
         <w:tc>
           <w:tcPr>
             <w:tcW w:w="3000" w:type="dxa"/>
+            <w:vAlign w:val="top"/>
           </w:tcPr>
           <w:p>
-            <w:r>
-              <w:rPr>
-                <w:color w:val="FF0000"/>
+            <w:pPr>
+              <w:jc w:val="left"/>
+              <w:ind w:left="0" w:right="0" w:firstLine="0"/>
+              <w:spacing w:before="0" w:after="0" w:line="240" w:lineRule="auto"/>
+            </w:pPr>
+            <w:r>
+              <w:rPr>
+                <w:rFonts w:ascii="Times New Roman" w:hAnsi="Times New Roman" w:eastAsia="Times New Roman" w:cs="Times New Roman"/>
+                <w:color w:val="FF0000"/>
+                <w:sz w:val="20"/>
+                <w:szCs w:val="20"/>
               </w:rPr>
               <w:t xml:space="preserve">Bukti metode dan kontrol independen yang sesuai mengonfirmasi kerentanan atau hasil yang memungkinkan pengujian lanjutan.</w:t>
             </w:r>
@@ -33572,11 +29228,20 @@
         <w:tc>
           <w:tcPr>
             <w:tcW w:w="3000" w:type="dxa"/>
+            <w:vAlign w:val="top"/>
           </w:tcPr>
           <w:p>
-            <w:r>
-              <w:rPr>
-                <w:color w:val="FF0000"/>
+            <w:pPr>
+              <w:jc w:val="left"/>
+              <w:ind w:left="0" w:right="0" w:firstLine="0"/>
+              <w:spacing w:before="0" w:after="0" w:line="240" w:lineRule="auto"/>
+            </w:pPr>
+            <w:r>
+              <w:rPr>
+                <w:rFonts w:ascii="Times New Roman" w:hAnsi="Times New Roman" w:eastAsia="Times New Roman" w:cs="Times New Roman"/>
+                <w:color w:val="FF0000"/>
+                <w:sz w:val="20"/>
+                <w:szCs w:val="20"/>
               </w:rPr>
               <w:t xml:space="preserve">Hasil ekstraksi dapat ditelusuri ke kandidat tertentu dan telah dikonfirmasi melalui verifikasi.</w:t>
             </w:r>
@@ -33587,11 +29252,20 @@
         <w:tc>
           <w:tcPr>
             <w:tcW w:w="3000" w:type="dxa"/>
+            <w:vAlign w:val="top"/>
           </w:tcPr>
           <w:p>
-            <w:r>
-              <w:rPr>
-                <w:color w:val="FF0000"/>
+            <w:pPr>
+              <w:jc w:val="left"/>
+              <w:ind w:left="0" w:right="0" w:firstLine="0"/>
+              <w:spacing w:before="0" w:after="0" w:line="240" w:lineRule="auto"/>
+            </w:pPr>
+            <w:r>
+              <w:rPr>
+                <w:rFonts w:ascii="Times New Roman" w:hAnsi="Times New Roman" w:eastAsia="Times New Roman" w:cs="Times New Roman"/>
+                <w:color w:val="FF0000"/>
+                <w:sz w:val="20"/>
+                <w:szCs w:val="20"/>
               </w:rPr>
               <w:t xml:space="preserve">Tidak ditemukan indikasi</w:t>
             </w:r>
@@ -33600,11 +29274,20 @@
         <w:tc>
           <w:tcPr>
             <w:tcW w:w="3000" w:type="dxa"/>
+            <w:vAlign w:val="top"/>
           </w:tcPr>
           <w:p>
-            <w:r>
-              <w:rPr>
-                <w:color w:val="FF0000"/>
+            <w:pPr>
+              <w:jc w:val="left"/>
+              <w:ind w:left="0" w:right="0" w:firstLine="0"/>
+              <w:spacing w:before="0" w:after="0" w:line="240" w:lineRule="auto"/>
+            </w:pPr>
+            <w:r>
+              <w:rPr>
+                <w:rFonts w:ascii="Times New Roman" w:hAnsi="Times New Roman" w:eastAsia="Times New Roman" w:cs="Times New Roman"/>
+                <w:color w:val="FF0000"/>
+                <w:sz w:val="20"/>
+                <w:szCs w:val="20"/>
               </w:rPr>
               <w:t xml:space="preserve">Bukti negatif yang memadai menunjukkan bahwa sinyal eksploitasi yang dinilai tidak terjadi.</w:t>
             </w:r>
@@ -33613,11 +29296,20 @@
         <w:tc>
           <w:tcPr>
             <w:tcW w:w="3000" w:type="dxa"/>
+            <w:vAlign w:val="top"/>
           </w:tcPr>
           <w:p>
-            <w:r>
-              <w:rPr>
-                <w:color w:val="FF0000"/>
+            <w:pPr>
+              <w:jc w:val="left"/>
+              <w:ind w:left="0" w:right="0" w:firstLine="0"/>
+              <w:spacing w:before="0" w:after="0" w:line="240" w:lineRule="auto"/>
+            </w:pPr>
+            <w:r>
+              <w:rPr>
+                <w:rFonts w:ascii="Times New Roman" w:hAnsi="Times New Roman" w:eastAsia="Times New Roman" w:cs="Times New Roman"/>
+                <w:color w:val="FF0000"/>
+                <w:sz w:val="20"/>
+                <w:szCs w:val="20"/>
               </w:rPr>
               <w:t xml:space="preserve">Respons kandidat dapat diperiksa dan hasil verifikasi menunjukkan bukti negatif yang dapat ditelusuri.</w:t>
             </w:r>
@@ -33628,11 +29320,20 @@
         <w:tc>
           <w:tcPr>
             <w:tcW w:w="3000" w:type="dxa"/>
+            <w:vAlign w:val="top"/>
           </w:tcPr>
           <w:p>
-            <w:r>
-              <w:rPr>
-                <w:color w:val="FF0000"/>
+            <w:pPr>
+              <w:jc w:val="left"/>
+              <w:ind w:left="0" w:right="0" w:firstLine="0"/>
+              <w:spacing w:before="0" w:after="0" w:line="240" w:lineRule="auto"/>
+            </w:pPr>
+            <w:r>
+              <w:rPr>
+                <w:rFonts w:ascii="Times New Roman" w:hAnsi="Times New Roman" w:eastAsia="Times New Roman" w:cs="Times New Roman"/>
+                <w:color w:val="FF0000"/>
+                <w:sz w:val="20"/>
+                <w:szCs w:val="20"/>
               </w:rPr>
               <w:t xml:space="preserve">Belum terkonfirmasi</w:t>
             </w:r>
@@ -33641,11 +29342,20 @@
         <w:tc>
           <w:tcPr>
             <w:tcW w:w="3000" w:type="dxa"/>
+            <w:vAlign w:val="top"/>
           </w:tcPr>
           <w:p>
-            <w:r>
-              <w:rPr>
-                <w:color w:val="FF0000"/>
+            <w:pPr>
+              <w:jc w:val="left"/>
+              <w:ind w:left="0" w:right="0" w:firstLine="0"/>
+              <w:spacing w:before="0" w:after="0" w:line="240" w:lineRule="auto"/>
+            </w:pPr>
+            <w:r>
+              <w:rPr>
+                <w:rFonts w:ascii="Times New Roman" w:hAnsi="Times New Roman" w:eastAsia="Times New Roman" w:cs="Times New Roman"/>
+                <w:color w:val="FF0000"/>
+                <w:sz w:val="20"/>
+                <w:szCs w:val="20"/>
               </w:rPr>
               <w:t xml:space="preserve">Bukti belum memadai atau masih ambigu untuk menyimpulkan hasil positif maupun negatif.</w:t>
             </w:r>
@@ -33654,11 +29364,20 @@
         <w:tc>
           <w:tcPr>
             <w:tcW w:w="3000" w:type="dxa"/>
+            <w:vAlign w:val="top"/>
           </w:tcPr>
           <w:p>
-            <w:r>
-              <w:rPr>
-                <w:color w:val="FF0000"/>
+            <w:pPr>
+              <w:jc w:val="left"/>
+              <w:ind w:left="0" w:right="0" w:firstLine="0"/>
+              <w:spacing w:before="0" w:after="0" w:line="240" w:lineRule="auto"/>
+            </w:pPr>
+            <w:r>
+              <w:rPr>
+                <w:rFonts w:ascii="Times New Roman" w:hAnsi="Times New Roman" w:eastAsia="Times New Roman" w:cs="Times New Roman"/>
+                <w:color w:val="FF0000"/>
+                <w:sz w:val="20"/>
+                <w:szCs w:val="20"/>
               </w:rPr>
               <w:t xml:space="preserve">Sinyal masih parsial, rujukan kandidat tidak tersedia, atau hasil belum dapat diverifikasi.</w:t>
             </w:r>
@@ -33669,11 +29388,20 @@
         <w:tc>
           <w:tcPr>
             <w:tcW w:w="3000" w:type="dxa"/>
+            <w:vAlign w:val="top"/>
           </w:tcPr>
           <w:p>
-            <w:r>
-              <w:rPr>
-                <w:color w:val="FF0000"/>
+            <w:pPr>
+              <w:jc w:val="left"/>
+              <w:ind w:left="0" w:right="0" w:firstLine="0"/>
+              <w:spacing w:before="0" w:after="0" w:line="240" w:lineRule="auto"/>
+            </w:pPr>
+            <w:r>
+              <w:rPr>
+                <w:rFonts w:ascii="Times New Roman" w:hAnsi="Times New Roman" w:eastAsia="Times New Roman" w:cs="Times New Roman"/>
+                <w:color w:val="FF0000"/>
+                <w:sz w:val="20"/>
+                <w:szCs w:val="20"/>
               </w:rPr>
               <w:t xml:space="preserve">Terbatas oleh lingkungan uji</w:t>
             </w:r>
@@ -33682,11 +29410,20 @@
         <w:tc>
           <w:tcPr>
             <w:tcW w:w="3000" w:type="dxa"/>
+            <w:vAlign w:val="top"/>
           </w:tcPr>
           <w:p>
-            <w:r>
-              <w:rPr>
-                <w:color w:val="FF0000"/>
+            <w:pPr>
+              <w:jc w:val="left"/>
+              <w:ind w:left="0" w:right="0" w:firstLine="0"/>
+              <w:spacing w:before="0" w:after="0" w:line="240" w:lineRule="auto"/>
+            </w:pPr>
+            <w:r>
+              <w:rPr>
+                <w:rFonts w:ascii="Times New Roman" w:hAnsi="Times New Roman" w:eastAsia="Times New Roman" w:cs="Times New Roman"/>
+                <w:color w:val="FF0000"/>
+                <w:sz w:val="20"/>
+                <w:szCs w:val="20"/>
               </w:rPr>
               <w:t xml:space="preserve">Kontrol identitas pengguna, izin, sesi, atau kondisi lingkungan uji yang diwajibkan belum tersedia untuk mendukung kesimpulan.</w:t>
             </w:r>
@@ -33695,11 +29432,20 @@
         <w:tc>
           <w:tcPr>
             <w:tcW w:w="3000" w:type="dxa"/>
+            <w:vAlign w:val="top"/>
           </w:tcPr>
           <w:p>
-            <w:r>
-              <w:rPr>
-                <w:color w:val="FF0000"/>
+            <w:pPr>
+              <w:jc w:val="left"/>
+              <w:ind w:left="0" w:right="0" w:firstLine="0"/>
+              <w:spacing w:before="0" w:after="0" w:line="240" w:lineRule="auto"/>
+            </w:pPr>
+            <w:r>
+              <w:rPr>
+                <w:rFonts w:ascii="Times New Roman" w:hAnsi="Times New Roman" w:eastAsia="Times New Roman" w:cs="Times New Roman"/>
+                <w:color w:val="FF0000"/>
+                <w:sz w:val="20"/>
+                <w:szCs w:val="20"/>
               </w:rPr>
               <w:t xml:space="preserve">Akses ke objek terlihat, tetapi acuan izin independen belum tersedia.</w:t>
             </w:r>
@@ -33736,7 +29482,7 @@
           <w:rFonts w:ascii="Times New Roman" w:hAnsi="Times New Roman" w:cs="Times New Roman"/>
           <w:color w:val="FF0000"/>
         </w:rPr>
-        <w:t xml:space="preserve">Cakupan eksekusi mencakup seluruh pengujian yang selesai secara normal, baik dengan hasil terkonfirmasi, tidak ditemukan indikasi, belum terkonfirmasi, maupun terbatas oleh lingkungan uji. Jumlah pada setiap kategori hasil keamanan dilaporkan secara terpisah dari keandalan eksekusi dan tingkat konfirmasi. Skenario yang dilewati dan belum dijalankan tidak dimasukkan dalam cakupan. Penanda keberhasilan eksekusi pada format artefak lama menunjukkan bahwa proses telah selesai. Hasil tugas dan alasan ketidaklengkapannya tetap disimpan agar catatan lama dapat dibaca. Status historis dan informasi sumber yang belum tersedia dipertahankan tanpa mengubah artefak asli. Skor akhir Srun hanya diterbitkan setelah komponen penilaian, jumlah kandidat yang memenuhi syarat, dan prosedur penilaian telah lengkap. Nilai nol pada satu komponen tetap diperhitungkan sesuai bobotnya. Sebagai contoh, susunan skor (3,0,0,0,3) menghasilkan 1.2000.</w:t>
+        <w:t xml:space="preserve">Cakupan eksekusi mencakup pengujian yang selesai secara normal, baik dengan hasil terkonfirmasi, tidak ditemukan indikasi, belum terkonfirmasi, maupun terbatas oleh lingkungan uji. Setiap kategori hasil keamanan dilaporkan terpisah dari status eksekusi. Skenario yang belum dijalankan tidak dimasukkan dalam cakupan. Skor akhir hanya diterbitkan setelah komponen penilaian dan jumlah kandidat yang memenuhi syarat dapat ditentukan. Nilai nol pada satu komponen tetap diperhitungkan sesuai bobotnya. Sebagai contoh, susunan skor (3,0,0,0,3) menghasilkan 1,2000.</w:t>
       </w:r>
     </w:p>
     <w:p>
@@ -33882,176 +29628,9 @@
       <w:r>
         <w:rPr>
           <w:rFonts w:ascii="Times New Roman" w:hAnsi="Times New Roman" w:cs="Times New Roman"/>
-        </w:rPr>
-        <w:t xml:space="preserve">Perbandingan statistik dilakukan secara berpasangan pada kelompok yang relevan terhadap tujuan penelitian. Perbandingan utama mencakup </w:t>
-      </w:r>
-      <w:r>
-        <w:rPr>
-          <w:rFonts w:ascii="Times New Roman" w:hAnsi="Times New Roman" w:cs="Times New Roman"/>
-          <w:i/>
-          <w:iCs/>
-        </w:rPr>
-        <w:t xml:space="preserve">linear LLM workflow</w:t>
-      </w:r>
-      <w:r>
-        <w:rPr>
-          <w:rFonts w:ascii="Times New Roman" w:hAnsi="Times New Roman" w:cs="Times New Roman"/>
-        </w:rPr>
-        <w:t xml:space="preserve"> terhadap </w:t>
-      </w:r>
-      <w:r>
-        <w:rPr>
-          <w:rFonts w:ascii="Times New Roman" w:hAnsi="Times New Roman" w:cs="Times New Roman"/>
-          <w:i/>
-          <w:iCs/>
-        </w:rPr>
-        <w:t xml:space="preserve">AKG-guided workflow</w:t>
-      </w:r>
-      <w:r>
-        <w:rPr>
-          <w:rFonts w:ascii="Times New Roman" w:hAnsi="Times New Roman" w:cs="Times New Roman"/>
-        </w:rPr>
-        <w:t xml:space="preserve">, model LLM satu terhadap model LLM lainnya, serta perbandingan antar tingkat keamanan DVWA apabila diperlukan. Metrik yang dapat diuji meliputi </w:t>
-      </w:r>
-      <w:r>
-        <w:rPr>
-          <w:rFonts w:ascii="Times New Roman" w:hAnsi="Times New Roman" w:cs="Times New Roman"/>
-          <w:i/>
-          <w:iCs/>
-        </w:rPr>
-        <w:t xml:space="preserve">method selection score</w:t>
-      </w:r>
-      <w:r>
-        <w:rPr>
-          <w:rFonts w:ascii="Times New Roman" w:hAnsi="Times New Roman" w:cs="Times New Roman"/>
-        </w:rPr>
-        <w:t xml:space="preserve">, </w:t>
-      </w:r>
-      <w:r>
-        <w:rPr>
-          <w:rFonts w:ascii="Times New Roman" w:hAnsi="Times New Roman" w:cs="Times New Roman"/>
-          <w:i/>
-          <w:iCs/>
-        </w:rPr>
-        <w:t xml:space="preserve">payload quality score</w:t>
-      </w:r>
-      <w:r>
-        <w:rPr>
-          <w:rFonts w:ascii="Times New Roman" w:hAnsi="Times New Roman" w:cs="Times New Roman"/>
-        </w:rPr>
-        <w:t xml:space="preserve">, </w:t>
-      </w:r>
-      <w:r>
-        <w:rPr>
-          <w:rFonts w:ascii="Times New Roman" w:hAnsi="Times New Roman" w:cs="Times New Roman"/>
-          <w:i/>
-          <w:iCs/>
-        </w:rPr>
-        <w:t xml:space="preserve">exploitation score</w:t>
-      </w:r>
-      <w:r>
-        <w:rPr>
-          <w:rFonts w:ascii="Times New Roman" w:hAnsi="Times New Roman" w:cs="Times New Roman"/>
-        </w:rPr>
-        <w:t xml:space="preserve">, </w:t>
-      </w:r>
-      <w:r>
-        <w:rPr>
-          <w:rFonts w:ascii="Times New Roman" w:hAnsi="Times New Roman" w:cs="Times New Roman"/>
-          <w:i/>
-          <w:iCs/>
-        </w:rPr>
-        <w:t xml:space="preserve">chain score</w:t>
-      </w:r>
-      <w:r>
-        <w:rPr>
-          <w:rFonts w:ascii="Times New Roman" w:hAnsi="Times New Roman" w:cs="Times New Roman"/>
-        </w:rPr>
-        <w:t xml:space="preserve">, </w:t>
-      </w:r>
-      <w:r>
-        <w:rPr>
-          <w:rFonts w:ascii="Times New Roman" w:hAnsi="Times New Roman" w:cs="Times New Roman"/>
-          <w:i/>
-          <w:iCs/>
-        </w:rPr>
-        <w:t xml:space="preserve">attempts-to-success</w:t>
-      </w:r>
-      <w:r>
-        <w:rPr>
-          <w:rFonts w:ascii="Times New Roman" w:hAnsi="Times New Roman" w:cs="Times New Roman"/>
-        </w:rPr>
-        <w:t xml:space="preserve">, </w:t>
-      </w:r>
-      <w:r>
-        <w:rPr>
-          <w:rFonts w:ascii="Times New Roman" w:hAnsi="Times New Roman" w:cs="Times New Roman"/>
-          <w:i/>
-          <w:iCs/>
-        </w:rPr>
-        <w:t xml:space="preserve">payload validity rate</w:t>
-      </w:r>
-      <w:r>
-        <w:rPr>
-          <w:rFonts w:ascii="Times New Roman" w:hAnsi="Times New Roman" w:cs="Times New Roman"/>
-        </w:rPr>
-        <w:t xml:space="preserve">, </w:t>
-      </w:r>
-      <w:r>
-        <w:rPr>
-          <w:rFonts w:ascii="Times New Roman" w:hAnsi="Times New Roman" w:cs="Times New Roman"/>
-          <w:i/>
-          <w:iCs/>
-        </w:rPr>
-        <w:t xml:space="preserve">payload execution success rate</w:t>
-      </w:r>
-      <w:r>
-        <w:rPr>
-          <w:rFonts w:ascii="Times New Roman" w:hAnsi="Times New Roman" w:cs="Times New Roman"/>
-        </w:rPr>
-        <w:t xml:space="preserve">, dan </w:t>
-      </w:r>
-      <w:r>
-        <w:rPr>
-          <w:rFonts w:ascii="Times New Roman" w:hAnsi="Times New Roman" w:cs="Times New Roman"/>
-          <w:i/>
-          <w:iCs/>
-        </w:rPr>
-        <w:t xml:space="preserve">guardrail activation rate</w:t>
-      </w:r>
-      <w:r>
-        <w:rPr>
-          <w:rFonts w:ascii="Times New Roman" w:hAnsi="Times New Roman" w:cs="Times New Roman"/>
-        </w:rPr>
-        <w:t xml:space="preserve">. Untuk baseline </w:t>
-      </w:r>
-      <w:r>
-        <w:rPr>
-          <w:rFonts w:ascii="Times New Roman" w:hAnsi="Times New Roman" w:cs="Times New Roman"/>
-          <w:i/>
-          <w:iCs/>
-        </w:rPr>
-        <w:t xml:space="preserve">linear workflow</w:t>
-      </w:r>
-      <w:r>
-        <w:rPr>
-          <w:rFonts w:ascii="Times New Roman" w:hAnsi="Times New Roman" w:cs="Times New Roman"/>
-        </w:rPr>
-        <w:t xml:space="preserve">, daftar metode yang layak menurut AKG tetap dapat digunakan sebagai </w:t>
-      </w:r>
-      <w:r>
-        <w:rPr>
-          <w:rFonts w:ascii="Times New Roman" w:hAnsi="Times New Roman" w:cs="Times New Roman"/>
-          <w:i/>
-          <w:iCs/>
-        </w:rPr>
-        <w:t xml:space="preserve">reference set</w:t>
-      </w:r>
-      <w:r>
-        <w:rPr>
-          <w:rFonts w:ascii="Times New Roman" w:hAnsi="Times New Roman" w:cs="Times New Roman"/>
-        </w:rPr>
-        <w:t xml:space="preserve"> evaluasi, tetapi tidak diberikan sebagai masukan kepada model.</w:t>
+          <w:color w:val="FF0000"/>
+        </w:rPr>
+        <w:t xml:space="preserve">Perbandingan statistik dilakukan antara dua kelompok yang relevan dengan tujuan penelitian. Kelompok tersebut mencakup kondisi Linear dan AKG-guided, model LLM yang dibandingkan, serta tingkat keamanan DVWA apabila diperlukan. Metrik yang dapat dianalisis meliputi skor pemilihan metode, kualitas payload, hasil eksploitasi, hasil chain, jumlah percobaan, validitas payload, dan kejadian guardrail. Hasil uji bersifat eksploratif dan ditafsirkan dengan memperhatikan hubungan antara skenario dan pengulangannya. Pada kondisi Linear, daftar metode yang layak menurut AKG dapat digunakan sebagai acuan evaluasi tanpa diberikan sebagai masukan kepada model.</w:t>
       </w:r>
     </w:p>
     <w:p>
@@ -36757,6 +32336,9 @@
   </w:num>
   <w:num w:numId="8" w16cid:durableId="1046218708">
     <w:abstractNumId w:val="4"/>
+    <w:lvlOverride w:ilvl="0">
+      <w:startOverride w:val="3"/>
+    </w:lvlOverride>
   </w:num>
   <w:num w:numId="9" w16cid:durableId="631979040">
     <w:abstractNumId w:val="25"/>
